--- a/docx/es/BUFRCREX_TableB_es_40.docx
+++ b/docx/es/BUFRCREX_TableB_es_40.docx
@@ -8,19 +8,33 @@
       </w:pPr>
       <w:r>
         <w:rPr>
-          <w:rFonts w:ascii="Arial" w:hAnsi="Arial"/>
+          <w:rFonts w:ascii="Verdana" w:hAnsi="Verdana"/>
           <w:b/>
           <w:sz w:val="22"/>
         </w:rPr>
-        <w:t>BUFR/CREX Table B — Class 40: Datos satelitales</w:t>
+        <w:t>Clase 40: Datos satelitales</w:t>
       </w:r>
     </w:p>
     <w:tbl>
       <w:tblPr>
         <w:tblStyle w:val="TableGrid"/>
         <w:tblW w:type="auto" w:w="0"/>
-        <w:jc w:val="center"/>
+        <w:jc w:val="left"/>
         <w:tblLook w:firstColumn="1" w:firstRow="1" w:lastColumn="0" w:lastRow="0" w:noHBand="0" w:noVBand="1" w:val="04A0"/>
+        <w:tblBorders>
+          <w:top w:val="single" w:sz="4" w:space="0" w:color="595959"/>
+          <w:left w:val="single" w:sz="4" w:space="0" w:color="595959"/>
+          <w:bottom w:val="single" w:sz="4" w:space="0" w:color="595959"/>
+          <w:right w:val="single" w:sz="4" w:space="0" w:color="595959"/>
+          <w:insideH w:val="single" w:sz="4" w:space="0" w:color="595959"/>
+          <w:insideV w:val="single" w:sz="4" w:space="0" w:color="595959"/>
+        </w:tblBorders>
+        <w:tblCellMar>
+          <w:top w:w="85" w:type="dxa"/>
+          <w:left w:w="85" w:type="dxa"/>
+          <w:bottom w:w="85" w:type="dxa"/>
+          <w:right w:w="85" w:type="dxa"/>
+        </w:tblCellMar>
       </w:tblPr>
       <w:tblGrid>
         <w:gridCol w:w="1514"/>
@@ -35,20 +49,20 @@
         <w:gridCol w:w="1514"/>
       </w:tblGrid>
       <w:tr>
-        <w:tc>
-          <w:tcPr>
-            <w:tcW w:type="dxa" w:w="1514"/>
-            <w:shd w:val="clear" w:color="auto" w:fill="D9E2F3"/>
-          </w:tcPr>
-          <w:p>
-            <w:pPr>
-              <w:jc w:val="center"/>
-            </w:pPr>
-            <w:r/>
-            <w:r>
-              <w:rPr>
-                <w:rFonts w:ascii="Arial" w:hAnsi="Arial"/>
-                <w:b/>
+        <w:trPr>
+          <w:tblHeader/>
+        </w:trPr>
+        <w:tc>
+          <w:tcPr>
+            <w:tcW w:type="dxa" w:w="1514"/>
+            <w:shd w:val="clear" w:color="auto" w:fill="D9D9D9"/>
+          </w:tcPr>
+          <w:p>
+            <w:r/>
+            <w:r>
+              <w:rPr>
+                <w:rFonts w:ascii="Verdana" w:hAnsi="Verdana"/>
+                <w:b w:val="0"/>
                 <w:sz w:val="16"/>
               </w:rPr>
               <w:t>FXY</w:t>
@@ -58,194 +72,170 @@
         <w:tc>
           <w:tcPr>
             <w:tcW w:type="dxa" w:w="1514"/>
-            <w:shd w:val="clear" w:color="auto" w:fill="D9E2F3"/>
-          </w:tcPr>
-          <w:p>
-            <w:pPr>
-              <w:jc w:val="center"/>
-            </w:pPr>
-            <w:r/>
-            <w:r>
-              <w:rPr>
-                <w:rFonts w:ascii="Arial" w:hAnsi="Arial"/>
-                <w:b/>
-                <w:sz w:val="16"/>
-              </w:rPr>
-              <w:t>ElementName</w:t>
-            </w:r>
-          </w:p>
-        </w:tc>
-        <w:tc>
-          <w:tcPr>
-            <w:tcW w:type="dxa" w:w="1514"/>
-            <w:shd w:val="clear" w:color="auto" w:fill="D9E2F3"/>
-          </w:tcPr>
-          <w:p>
-            <w:pPr>
-              <w:jc w:val="center"/>
-            </w:pPr>
-            <w:r/>
-            <w:r>
-              <w:rPr>
-                <w:rFonts w:ascii="Arial" w:hAnsi="Arial"/>
-                <w:b/>
-                <w:sz w:val="16"/>
-              </w:rPr>
-              <w:t>BUFR Unit</w:t>
-            </w:r>
-          </w:p>
-        </w:tc>
-        <w:tc>
-          <w:tcPr>
-            <w:tcW w:type="dxa" w:w="1514"/>
-            <w:shd w:val="clear" w:color="auto" w:fill="D9E2F3"/>
-          </w:tcPr>
-          <w:p>
-            <w:pPr>
-              <w:jc w:val="center"/>
-            </w:pPr>
-            <w:r/>
-            <w:r>
-              <w:rPr>
-                <w:rFonts w:ascii="Arial" w:hAnsi="Arial"/>
-                <w:b/>
-                <w:sz w:val="16"/>
-              </w:rPr>
-              <w:t>Scale</w:t>
-            </w:r>
-          </w:p>
-        </w:tc>
-        <w:tc>
-          <w:tcPr>
-            <w:tcW w:type="dxa" w:w="1514"/>
-            <w:shd w:val="clear" w:color="auto" w:fill="D9E2F3"/>
-          </w:tcPr>
-          <w:p>
-            <w:pPr>
-              <w:jc w:val="center"/>
-            </w:pPr>
-            <w:r/>
-            <w:r>
-              <w:rPr>
-                <w:rFonts w:ascii="Arial" w:hAnsi="Arial"/>
-                <w:b/>
-                <w:sz w:val="16"/>
-              </w:rPr>
-              <w:t>Ref Value</w:t>
-            </w:r>
-          </w:p>
-        </w:tc>
-        <w:tc>
-          <w:tcPr>
-            <w:tcW w:type="dxa" w:w="1514"/>
-            <w:shd w:val="clear" w:color="auto" w:fill="D9E2F3"/>
-          </w:tcPr>
-          <w:p>
-            <w:pPr>
-              <w:jc w:val="center"/>
-            </w:pPr>
-            <w:r/>
-            <w:r>
-              <w:rPr>
-                <w:rFonts w:ascii="Arial" w:hAnsi="Arial"/>
-                <w:b/>
-                <w:sz w:val="16"/>
-              </w:rPr>
-              <w:t>Bits</w:t>
-            </w:r>
-          </w:p>
-        </w:tc>
-        <w:tc>
-          <w:tcPr>
-            <w:tcW w:type="dxa" w:w="1514"/>
-            <w:shd w:val="clear" w:color="auto" w:fill="D9E2F3"/>
-          </w:tcPr>
-          <w:p>
-            <w:pPr>
-              <w:jc w:val="center"/>
-            </w:pPr>
-            <w:r/>
-            <w:r>
-              <w:rPr>
-                <w:rFonts w:ascii="Arial" w:hAnsi="Arial"/>
-                <w:b/>
-                <w:sz w:val="16"/>
-              </w:rPr>
-              <w:t>CREX Unit</w:t>
-            </w:r>
-          </w:p>
-        </w:tc>
-        <w:tc>
-          <w:tcPr>
-            <w:tcW w:type="dxa" w:w="1514"/>
-            <w:shd w:val="clear" w:color="auto" w:fill="D9E2F3"/>
-          </w:tcPr>
-          <w:p>
-            <w:pPr>
-              <w:jc w:val="center"/>
-            </w:pPr>
-            <w:r/>
-            <w:r>
-              <w:rPr>
-                <w:rFonts w:ascii="Arial" w:hAnsi="Arial"/>
-                <w:b/>
-                <w:sz w:val="16"/>
-              </w:rPr>
-              <w:t>Scale</w:t>
-            </w:r>
-          </w:p>
-        </w:tc>
-        <w:tc>
-          <w:tcPr>
-            <w:tcW w:type="dxa" w:w="1514"/>
-            <w:shd w:val="clear" w:color="auto" w:fill="D9E2F3"/>
-          </w:tcPr>
-          <w:p>
-            <w:pPr>
-              <w:jc w:val="center"/>
-            </w:pPr>
-            <w:r/>
-            <w:r>
-              <w:rPr>
-                <w:rFonts w:ascii="Arial" w:hAnsi="Arial"/>
-                <w:b/>
-                <w:sz w:val="16"/>
-              </w:rPr>
-              <w:t>Chars</w:t>
-            </w:r>
-          </w:p>
-        </w:tc>
-        <w:tc>
-          <w:tcPr>
-            <w:tcW w:type="dxa" w:w="1514"/>
-            <w:shd w:val="clear" w:color="auto" w:fill="D9E2F3"/>
-          </w:tcPr>
-          <w:p>
-            <w:pPr>
-              <w:jc w:val="center"/>
-            </w:pPr>
-            <w:r/>
-            <w:r>
-              <w:rPr>
-                <w:rFonts w:ascii="Arial" w:hAnsi="Arial"/>
-                <w:b/>
-                <w:sz w:val="16"/>
-              </w:rPr>
-              <w:t>Note</w:t>
+            <w:shd w:val="clear" w:color="auto" w:fill="D9D9D9"/>
+          </w:tcPr>
+          <w:p>
+            <w:r/>
+            <w:r>
+              <w:rPr>
+                <w:rFonts w:ascii="Verdana" w:hAnsi="Verdana"/>
+                <w:b w:val="0"/>
+                <w:sz w:val="16"/>
+              </w:rPr>
+              <w:t>NOMBRE DEL ELEMENTO</w:t>
+            </w:r>
+          </w:p>
+        </w:tc>
+        <w:tc>
+          <w:tcPr>
+            <w:tcW w:type="dxa" w:w="1514"/>
+            <w:shd w:val="clear" w:color="auto" w:fill="D9D9D9"/>
+          </w:tcPr>
+          <w:p>
+            <w:r/>
+            <w:r>
+              <w:rPr>
+                <w:rFonts w:ascii="Verdana" w:hAnsi="Verdana"/>
+                <w:b w:val="0"/>
+                <w:sz w:val="16"/>
+              </w:rPr>
+              <w:t>UNIDAD BUFR</w:t>
+            </w:r>
+          </w:p>
+        </w:tc>
+        <w:tc>
+          <w:tcPr>
+            <w:tcW w:type="dxa" w:w="1514"/>
+            <w:shd w:val="clear" w:color="auto" w:fill="D9D9D9"/>
+          </w:tcPr>
+          <w:p>
+            <w:r/>
+            <w:r>
+              <w:rPr>
+                <w:rFonts w:ascii="Verdana" w:hAnsi="Verdana"/>
+                <w:b w:val="0"/>
+                <w:sz w:val="16"/>
+              </w:rPr>
+              <w:t>ESCALA</w:t>
+            </w:r>
+          </w:p>
+        </w:tc>
+        <w:tc>
+          <w:tcPr>
+            <w:tcW w:type="dxa" w:w="1514"/>
+            <w:shd w:val="clear" w:color="auto" w:fill="D9D9D9"/>
+          </w:tcPr>
+          <w:p>
+            <w:r/>
+            <w:r>
+              <w:rPr>
+                <w:rFonts w:ascii="Verdana" w:hAnsi="Verdana"/>
+                <w:b w:val="0"/>
+                <w:sz w:val="16"/>
+              </w:rPr>
+              <w:t>VAL. REF.</w:t>
+            </w:r>
+          </w:p>
+        </w:tc>
+        <w:tc>
+          <w:tcPr>
+            <w:tcW w:type="dxa" w:w="1514"/>
+            <w:shd w:val="clear" w:color="auto" w:fill="D9D9D9"/>
+          </w:tcPr>
+          <w:p>
+            <w:r/>
+            <w:r>
+              <w:rPr>
+                <w:rFonts w:ascii="Verdana" w:hAnsi="Verdana"/>
+                <w:b w:val="0"/>
+                <w:sz w:val="16"/>
+              </w:rPr>
+              <w:t>BITS</w:t>
+            </w:r>
+          </w:p>
+        </w:tc>
+        <w:tc>
+          <w:tcPr>
+            <w:tcW w:type="dxa" w:w="1514"/>
+            <w:shd w:val="clear" w:color="auto" w:fill="D9D9D9"/>
+          </w:tcPr>
+          <w:p>
+            <w:r/>
+            <w:r>
+              <w:rPr>
+                <w:rFonts w:ascii="Verdana" w:hAnsi="Verdana"/>
+                <w:b w:val="0"/>
+                <w:sz w:val="16"/>
+              </w:rPr>
+              <w:t>UNIDAD CREX</w:t>
+            </w:r>
+          </w:p>
+        </w:tc>
+        <w:tc>
+          <w:tcPr>
+            <w:tcW w:type="dxa" w:w="1514"/>
+            <w:shd w:val="clear" w:color="auto" w:fill="D9D9D9"/>
+          </w:tcPr>
+          <w:p>
+            <w:r/>
+            <w:r>
+              <w:rPr>
+                <w:rFonts w:ascii="Verdana" w:hAnsi="Verdana"/>
+                <w:b w:val="0"/>
+                <w:sz w:val="16"/>
+              </w:rPr>
+              <w:t>ESCALA</w:t>
+            </w:r>
+          </w:p>
+        </w:tc>
+        <w:tc>
+          <w:tcPr>
+            <w:tcW w:type="dxa" w:w="1514"/>
+            <w:shd w:val="clear" w:color="auto" w:fill="D9D9D9"/>
+          </w:tcPr>
+          <w:p>
+            <w:r/>
+            <w:r>
+              <w:rPr>
+                <w:rFonts w:ascii="Verdana" w:hAnsi="Verdana"/>
+                <w:b w:val="0"/>
+                <w:sz w:val="16"/>
+              </w:rPr>
+              <w:t>CAR.</w:t>
+            </w:r>
+          </w:p>
+        </w:tc>
+        <w:tc>
+          <w:tcPr>
+            <w:tcW w:type="dxa" w:w="1514"/>
+            <w:shd w:val="clear" w:color="auto" w:fill="D9D9D9"/>
+          </w:tcPr>
+          <w:p>
+            <w:r/>
+            <w:r>
+              <w:rPr>
+                <w:rFonts w:ascii="Verdana" w:hAnsi="Verdana"/>
+                <w:b w:val="0"/>
+                <w:sz w:val="16"/>
+              </w:rPr>
+              <w:t>NOTA</w:t>
             </w:r>
           </w:p>
         </w:tc>
       </w:tr>
       <w:tr>
-        <w:tc>
-          <w:tcPr>
-            <w:tcW w:type="dxa" w:w="1514"/>
-          </w:tcPr>
-          <w:p>
-            <w:r/>
-            <w:r>
-              <w:rPr>
-                <w:rFonts w:ascii="Arial" w:hAnsi="Arial"/>
+        <w:trPr>
+          <w:cantSplit/>
+        </w:trPr>
+        <w:tc>
+          <w:tcPr>
+            <w:tcW w:type="dxa" w:w="1514"/>
+          </w:tcPr>
+          <w:p>
+            <w:r/>
+            <w:r>
+              <w:rPr>
+                <w:rFonts w:ascii="Verdana" w:hAnsi="Verdana"/>
                 <w:b w:val="0"/>
                 <w:sz w:val="16"/>
               </w:rPr>
@@ -261,7 +251,7 @@
             <w:r/>
             <w:r>
               <w:rPr>
-                <w:rFonts w:ascii="Arial" w:hAnsi="Arial"/>
+                <w:rFonts w:ascii="Verdana" w:hAnsi="Verdana"/>
                 <w:b w:val="0"/>
                 <w:sz w:val="16"/>
               </w:rPr>
@@ -277,7 +267,7 @@
             <w:r/>
             <w:r>
               <w:rPr>
-                <w:rFonts w:ascii="Arial" w:hAnsi="Arial"/>
+                <w:rFonts w:ascii="Verdana" w:hAnsi="Verdana"/>
                 <w:b w:val="0"/>
                 <w:sz w:val="16"/>
               </w:rPr>
@@ -293,7 +283,7 @@
             <w:r/>
             <w:r>
               <w:rPr>
-                <w:rFonts w:ascii="Arial" w:hAnsi="Arial"/>
+                <w:rFonts w:ascii="Verdana" w:hAnsi="Verdana"/>
                 <w:b w:val="0"/>
                 <w:sz w:val="16"/>
               </w:rPr>
@@ -309,7 +299,7 @@
             <w:r/>
             <w:r>
               <w:rPr>
-                <w:rFonts w:ascii="Arial" w:hAnsi="Arial"/>
+                <w:rFonts w:ascii="Verdana" w:hAnsi="Verdana"/>
                 <w:b w:val="0"/>
                 <w:sz w:val="16"/>
               </w:rPr>
@@ -325,7 +315,7 @@
             <w:r/>
             <w:r>
               <w:rPr>
-                <w:rFonts w:ascii="Arial" w:hAnsi="Arial"/>
+                <w:rFonts w:ascii="Verdana" w:hAnsi="Verdana"/>
                 <w:b w:val="0"/>
                 <w:sz w:val="16"/>
               </w:rPr>
@@ -341,7 +331,7 @@
             <w:r/>
             <w:r>
               <w:rPr>
-                <w:rFonts w:ascii="Arial" w:hAnsi="Arial"/>
+                <w:rFonts w:ascii="Verdana" w:hAnsi="Verdana"/>
                 <w:b w:val="0"/>
                 <w:sz w:val="16"/>
               </w:rPr>
@@ -357,7 +347,7 @@
             <w:r/>
             <w:r>
               <w:rPr>
-                <w:rFonts w:ascii="Arial" w:hAnsi="Arial"/>
+                <w:rFonts w:ascii="Verdana" w:hAnsi="Verdana"/>
                 <w:b w:val="0"/>
                 <w:sz w:val="16"/>
               </w:rPr>
@@ -373,7 +363,7 @@
             <w:r/>
             <w:r>
               <w:rPr>
-                <w:rFonts w:ascii="Arial" w:hAnsi="Arial"/>
+                <w:rFonts w:ascii="Verdana" w:hAnsi="Verdana"/>
                 <w:b w:val="0"/>
                 <w:sz w:val="16"/>
               </w:rPr>
@@ -389,7 +379,7 @@
             <w:r/>
             <w:r>
               <w:rPr>
-                <w:rFonts w:ascii="Arial" w:hAnsi="Arial"/>
+                <w:rFonts w:ascii="Verdana" w:hAnsi="Verdana"/>
                 <w:b w:val="0"/>
                 <w:sz w:val="16"/>
               </w:rPr>
@@ -398,15 +388,18 @@
         </w:tc>
       </w:tr>
       <w:tr>
-        <w:tc>
-          <w:tcPr>
-            <w:tcW w:type="dxa" w:w="1514"/>
-          </w:tcPr>
-          <w:p>
-            <w:r/>
-            <w:r>
-              <w:rPr>
-                <w:rFonts w:ascii="Arial" w:hAnsi="Arial"/>
+        <w:trPr>
+          <w:cantSplit/>
+        </w:trPr>
+        <w:tc>
+          <w:tcPr>
+            <w:tcW w:type="dxa" w:w="1514"/>
+          </w:tcPr>
+          <w:p>
+            <w:r/>
+            <w:r>
+              <w:rPr>
+                <w:rFonts w:ascii="Verdana" w:hAnsi="Verdana"/>
                 <w:b w:val="0"/>
                 <w:sz w:val="16"/>
               </w:rPr>
@@ -422,7 +415,7 @@
             <w:r/>
             <w:r>
               <w:rPr>
-                <w:rFonts w:ascii="Arial" w:hAnsi="Arial"/>
+                <w:rFonts w:ascii="Verdana" w:hAnsi="Verdana"/>
                 <w:b w:val="0"/>
                 <w:sz w:val="16"/>
               </w:rPr>
@@ -438,7 +431,7 @@
             <w:r/>
             <w:r>
               <w:rPr>
-                <w:rFonts w:ascii="Arial" w:hAnsi="Arial"/>
+                <w:rFonts w:ascii="Verdana" w:hAnsi="Verdana"/>
                 <w:b w:val="0"/>
                 <w:sz w:val="16"/>
               </w:rPr>
@@ -454,7 +447,7 @@
             <w:r/>
             <w:r>
               <w:rPr>
-                <w:rFonts w:ascii="Arial" w:hAnsi="Arial"/>
+                <w:rFonts w:ascii="Verdana" w:hAnsi="Verdana"/>
                 <w:b w:val="0"/>
                 <w:sz w:val="16"/>
               </w:rPr>
@@ -470,7 +463,7 @@
             <w:r/>
             <w:r>
               <w:rPr>
-                <w:rFonts w:ascii="Arial" w:hAnsi="Arial"/>
+                <w:rFonts w:ascii="Verdana" w:hAnsi="Verdana"/>
                 <w:b w:val="0"/>
                 <w:sz w:val="16"/>
               </w:rPr>
@@ -486,7 +479,7 @@
             <w:r/>
             <w:r>
               <w:rPr>
-                <w:rFonts w:ascii="Arial" w:hAnsi="Arial"/>
+                <w:rFonts w:ascii="Verdana" w:hAnsi="Verdana"/>
                 <w:b w:val="0"/>
                 <w:sz w:val="16"/>
               </w:rPr>
@@ -502,7 +495,7 @@
             <w:r/>
             <w:r>
               <w:rPr>
-                <w:rFonts w:ascii="Arial" w:hAnsi="Arial"/>
+                <w:rFonts w:ascii="Verdana" w:hAnsi="Verdana"/>
                 <w:b w:val="0"/>
                 <w:sz w:val="16"/>
               </w:rPr>
@@ -518,7 +511,7 @@
             <w:r/>
             <w:r>
               <w:rPr>
-                <w:rFonts w:ascii="Arial" w:hAnsi="Arial"/>
+                <w:rFonts w:ascii="Verdana" w:hAnsi="Verdana"/>
                 <w:b w:val="0"/>
                 <w:sz w:val="16"/>
               </w:rPr>
@@ -534,7 +527,7 @@
             <w:r/>
             <w:r>
               <w:rPr>
-                <w:rFonts w:ascii="Arial" w:hAnsi="Arial"/>
+                <w:rFonts w:ascii="Verdana" w:hAnsi="Verdana"/>
                 <w:b w:val="0"/>
                 <w:sz w:val="16"/>
               </w:rPr>
@@ -550,7 +543,7 @@
             <w:r/>
             <w:r>
               <w:rPr>
-                <w:rFonts w:ascii="Arial" w:hAnsi="Arial"/>
+                <w:rFonts w:ascii="Verdana" w:hAnsi="Verdana"/>
                 <w:b w:val="0"/>
                 <w:sz w:val="16"/>
               </w:rPr>
@@ -559,15 +552,18 @@
         </w:tc>
       </w:tr>
       <w:tr>
-        <w:tc>
-          <w:tcPr>
-            <w:tcW w:type="dxa" w:w="1514"/>
-          </w:tcPr>
-          <w:p>
-            <w:r/>
-            <w:r>
-              <w:rPr>
-                <w:rFonts w:ascii="Arial" w:hAnsi="Arial"/>
+        <w:trPr>
+          <w:cantSplit/>
+        </w:trPr>
+        <w:tc>
+          <w:tcPr>
+            <w:tcW w:type="dxa" w:w="1514"/>
+          </w:tcPr>
+          <w:p>
+            <w:r/>
+            <w:r>
+              <w:rPr>
+                <w:rFonts w:ascii="Verdana" w:hAnsi="Verdana"/>
                 <w:b w:val="0"/>
                 <w:sz w:val="16"/>
               </w:rPr>
@@ -583,7 +579,7 @@
             <w:r/>
             <w:r>
               <w:rPr>
-                <w:rFonts w:ascii="Arial" w:hAnsi="Arial"/>
+                <w:rFonts w:ascii="Verdana" w:hAnsi="Verdana"/>
                 <w:b w:val="0"/>
                 <w:sz w:val="16"/>
               </w:rPr>
@@ -599,7 +595,7 @@
             <w:r/>
             <w:r>
               <w:rPr>
-                <w:rFonts w:ascii="Arial" w:hAnsi="Arial"/>
+                <w:rFonts w:ascii="Verdana" w:hAnsi="Verdana"/>
                 <w:b w:val="0"/>
                 <w:sz w:val="16"/>
               </w:rPr>
@@ -615,7 +611,7 @@
             <w:r/>
             <w:r>
               <w:rPr>
-                <w:rFonts w:ascii="Arial" w:hAnsi="Arial"/>
+                <w:rFonts w:ascii="Verdana" w:hAnsi="Verdana"/>
                 <w:b w:val="0"/>
                 <w:sz w:val="16"/>
               </w:rPr>
@@ -631,7 +627,7 @@
             <w:r/>
             <w:r>
               <w:rPr>
-                <w:rFonts w:ascii="Arial" w:hAnsi="Arial"/>
+                <w:rFonts w:ascii="Verdana" w:hAnsi="Verdana"/>
                 <w:b w:val="0"/>
                 <w:sz w:val="16"/>
               </w:rPr>
@@ -647,7 +643,7 @@
             <w:r/>
             <w:r>
               <w:rPr>
-                <w:rFonts w:ascii="Arial" w:hAnsi="Arial"/>
+                <w:rFonts w:ascii="Verdana" w:hAnsi="Verdana"/>
                 <w:b w:val="0"/>
                 <w:sz w:val="16"/>
               </w:rPr>
@@ -663,7 +659,7 @@
             <w:r/>
             <w:r>
               <w:rPr>
-                <w:rFonts w:ascii="Arial" w:hAnsi="Arial"/>
+                <w:rFonts w:ascii="Verdana" w:hAnsi="Verdana"/>
                 <w:b w:val="0"/>
                 <w:sz w:val="16"/>
               </w:rPr>
@@ -679,7 +675,7 @@
             <w:r/>
             <w:r>
               <w:rPr>
-                <w:rFonts w:ascii="Arial" w:hAnsi="Arial"/>
+                <w:rFonts w:ascii="Verdana" w:hAnsi="Verdana"/>
                 <w:b w:val="0"/>
                 <w:sz w:val="16"/>
               </w:rPr>
@@ -695,7 +691,7 @@
             <w:r/>
             <w:r>
               <w:rPr>
-                <w:rFonts w:ascii="Arial" w:hAnsi="Arial"/>
+                <w:rFonts w:ascii="Verdana" w:hAnsi="Verdana"/>
                 <w:b w:val="0"/>
                 <w:sz w:val="16"/>
               </w:rPr>
@@ -711,7 +707,7 @@
             <w:r/>
             <w:r>
               <w:rPr>
-                <w:rFonts w:ascii="Arial" w:hAnsi="Arial"/>
+                <w:rFonts w:ascii="Verdana" w:hAnsi="Verdana"/>
                 <w:b w:val="0"/>
                 <w:sz w:val="16"/>
               </w:rPr>
@@ -720,15 +716,18 @@
         </w:tc>
       </w:tr>
       <w:tr>
-        <w:tc>
-          <w:tcPr>
-            <w:tcW w:type="dxa" w:w="1514"/>
-          </w:tcPr>
-          <w:p>
-            <w:r/>
-            <w:r>
-              <w:rPr>
-                <w:rFonts w:ascii="Arial" w:hAnsi="Arial"/>
+        <w:trPr>
+          <w:cantSplit/>
+        </w:trPr>
+        <w:tc>
+          <w:tcPr>
+            <w:tcW w:type="dxa" w:w="1514"/>
+          </w:tcPr>
+          <w:p>
+            <w:r/>
+            <w:r>
+              <w:rPr>
+                <w:rFonts w:ascii="Verdana" w:hAnsi="Verdana"/>
                 <w:b w:val="0"/>
                 <w:sz w:val="16"/>
               </w:rPr>
@@ -744,7 +743,7 @@
             <w:r/>
             <w:r>
               <w:rPr>
-                <w:rFonts w:ascii="Arial" w:hAnsi="Arial"/>
+                <w:rFonts w:ascii="Verdana" w:hAnsi="Verdana"/>
                 <w:b w:val="0"/>
                 <w:sz w:val="16"/>
               </w:rPr>
@@ -760,7 +759,7 @@
             <w:r/>
             <w:r>
               <w:rPr>
-                <w:rFonts w:ascii="Arial" w:hAnsi="Arial"/>
+                <w:rFonts w:ascii="Verdana" w:hAnsi="Verdana"/>
                 <w:b w:val="0"/>
                 <w:sz w:val="16"/>
               </w:rPr>
@@ -776,7 +775,7 @@
             <w:r/>
             <w:r>
               <w:rPr>
-                <w:rFonts w:ascii="Arial" w:hAnsi="Arial"/>
+                <w:rFonts w:ascii="Verdana" w:hAnsi="Verdana"/>
                 <w:b w:val="0"/>
                 <w:sz w:val="16"/>
               </w:rPr>
@@ -792,7 +791,7 @@
             <w:r/>
             <w:r>
               <w:rPr>
-                <w:rFonts w:ascii="Arial" w:hAnsi="Arial"/>
+                <w:rFonts w:ascii="Verdana" w:hAnsi="Verdana"/>
                 <w:b w:val="0"/>
                 <w:sz w:val="16"/>
               </w:rPr>
@@ -808,7 +807,7 @@
             <w:r/>
             <w:r>
               <w:rPr>
-                <w:rFonts w:ascii="Arial" w:hAnsi="Arial"/>
+                <w:rFonts w:ascii="Verdana" w:hAnsi="Verdana"/>
                 <w:b w:val="0"/>
                 <w:sz w:val="16"/>
               </w:rPr>
@@ -824,7 +823,7 @@
             <w:r/>
             <w:r>
               <w:rPr>
-                <w:rFonts w:ascii="Arial" w:hAnsi="Arial"/>
+                <w:rFonts w:ascii="Verdana" w:hAnsi="Verdana"/>
                 <w:b w:val="0"/>
                 <w:sz w:val="16"/>
               </w:rPr>
@@ -840,7 +839,7 @@
             <w:r/>
             <w:r>
               <w:rPr>
-                <w:rFonts w:ascii="Arial" w:hAnsi="Arial"/>
+                <w:rFonts w:ascii="Verdana" w:hAnsi="Verdana"/>
                 <w:b w:val="0"/>
                 <w:sz w:val="16"/>
               </w:rPr>
@@ -856,7 +855,7 @@
             <w:r/>
             <w:r>
               <w:rPr>
-                <w:rFonts w:ascii="Arial" w:hAnsi="Arial"/>
+                <w:rFonts w:ascii="Verdana" w:hAnsi="Verdana"/>
                 <w:b w:val="0"/>
                 <w:sz w:val="16"/>
               </w:rPr>
@@ -872,7 +871,7 @@
             <w:r/>
             <w:r>
               <w:rPr>
-                <w:rFonts w:ascii="Arial" w:hAnsi="Arial"/>
+                <w:rFonts w:ascii="Verdana" w:hAnsi="Verdana"/>
                 <w:b w:val="0"/>
                 <w:sz w:val="16"/>
               </w:rPr>
@@ -881,15 +880,18 @@
         </w:tc>
       </w:tr>
       <w:tr>
-        <w:tc>
-          <w:tcPr>
-            <w:tcW w:type="dxa" w:w="1514"/>
-          </w:tcPr>
-          <w:p>
-            <w:r/>
-            <w:r>
-              <w:rPr>
-                <w:rFonts w:ascii="Arial" w:hAnsi="Arial"/>
+        <w:trPr>
+          <w:cantSplit/>
+        </w:trPr>
+        <w:tc>
+          <w:tcPr>
+            <w:tcW w:type="dxa" w:w="1514"/>
+          </w:tcPr>
+          <w:p>
+            <w:r/>
+            <w:r>
+              <w:rPr>
+                <w:rFonts w:ascii="Verdana" w:hAnsi="Verdana"/>
                 <w:b w:val="0"/>
                 <w:sz w:val="16"/>
               </w:rPr>
@@ -905,7 +907,7 @@
             <w:r/>
             <w:r>
               <w:rPr>
-                <w:rFonts w:ascii="Arial" w:hAnsi="Arial"/>
+                <w:rFonts w:ascii="Verdana" w:hAnsi="Verdana"/>
                 <w:b w:val="0"/>
                 <w:sz w:val="16"/>
               </w:rPr>
@@ -921,7 +923,7 @@
             <w:r/>
             <w:r>
               <w:rPr>
-                <w:rFonts w:ascii="Arial" w:hAnsi="Arial"/>
+                <w:rFonts w:ascii="Verdana" w:hAnsi="Verdana"/>
                 <w:b w:val="0"/>
                 <w:sz w:val="16"/>
               </w:rPr>
@@ -937,7 +939,7 @@
             <w:r/>
             <w:r>
               <w:rPr>
-                <w:rFonts w:ascii="Arial" w:hAnsi="Arial"/>
+                <w:rFonts w:ascii="Verdana" w:hAnsi="Verdana"/>
                 <w:b w:val="0"/>
                 <w:sz w:val="16"/>
               </w:rPr>
@@ -953,7 +955,7 @@
             <w:r/>
             <w:r>
               <w:rPr>
-                <w:rFonts w:ascii="Arial" w:hAnsi="Arial"/>
+                <w:rFonts w:ascii="Verdana" w:hAnsi="Verdana"/>
                 <w:b w:val="0"/>
                 <w:sz w:val="16"/>
               </w:rPr>
@@ -969,7 +971,7 @@
             <w:r/>
             <w:r>
               <w:rPr>
-                <w:rFonts w:ascii="Arial" w:hAnsi="Arial"/>
+                <w:rFonts w:ascii="Verdana" w:hAnsi="Verdana"/>
                 <w:b w:val="0"/>
                 <w:sz w:val="16"/>
               </w:rPr>
@@ -985,7 +987,7 @@
             <w:r/>
             <w:r>
               <w:rPr>
-                <w:rFonts w:ascii="Arial" w:hAnsi="Arial"/>
+                <w:rFonts w:ascii="Verdana" w:hAnsi="Verdana"/>
                 <w:b w:val="0"/>
                 <w:sz w:val="16"/>
               </w:rPr>
@@ -1001,7 +1003,7 @@
             <w:r/>
             <w:r>
               <w:rPr>
-                <w:rFonts w:ascii="Arial" w:hAnsi="Arial"/>
+                <w:rFonts w:ascii="Verdana" w:hAnsi="Verdana"/>
                 <w:b w:val="0"/>
                 <w:sz w:val="16"/>
               </w:rPr>
@@ -1017,7 +1019,7 @@
             <w:r/>
             <w:r>
               <w:rPr>
-                <w:rFonts w:ascii="Arial" w:hAnsi="Arial"/>
+                <w:rFonts w:ascii="Verdana" w:hAnsi="Verdana"/>
                 <w:b w:val="0"/>
                 <w:sz w:val="16"/>
               </w:rPr>
@@ -1033,7 +1035,7 @@
             <w:r/>
             <w:r>
               <w:rPr>
-                <w:rFonts w:ascii="Arial" w:hAnsi="Arial"/>
+                <w:rFonts w:ascii="Verdana" w:hAnsi="Verdana"/>
                 <w:b w:val="0"/>
                 <w:sz w:val="16"/>
               </w:rPr>
@@ -1042,15 +1044,18 @@
         </w:tc>
       </w:tr>
       <w:tr>
-        <w:tc>
-          <w:tcPr>
-            <w:tcW w:type="dxa" w:w="1514"/>
-          </w:tcPr>
-          <w:p>
-            <w:r/>
-            <w:r>
-              <w:rPr>
-                <w:rFonts w:ascii="Arial" w:hAnsi="Arial"/>
+        <w:trPr>
+          <w:cantSplit/>
+        </w:trPr>
+        <w:tc>
+          <w:tcPr>
+            <w:tcW w:type="dxa" w:w="1514"/>
+          </w:tcPr>
+          <w:p>
+            <w:r/>
+            <w:r>
+              <w:rPr>
+                <w:rFonts w:ascii="Verdana" w:hAnsi="Verdana"/>
                 <w:b w:val="0"/>
                 <w:sz w:val="16"/>
               </w:rPr>
@@ -1066,7 +1071,7 @@
             <w:r/>
             <w:r>
               <w:rPr>
-                <w:rFonts w:ascii="Arial" w:hAnsi="Arial"/>
+                <w:rFonts w:ascii="Verdana" w:hAnsi="Verdana"/>
                 <w:b w:val="0"/>
                 <w:sz w:val="16"/>
               </w:rPr>
@@ -1082,7 +1087,7 @@
             <w:r/>
             <w:r>
               <w:rPr>
-                <w:rFonts w:ascii="Arial" w:hAnsi="Arial"/>
+                <w:rFonts w:ascii="Verdana" w:hAnsi="Verdana"/>
                 <w:b w:val="0"/>
                 <w:sz w:val="16"/>
               </w:rPr>
@@ -1098,7 +1103,7 @@
             <w:r/>
             <w:r>
               <w:rPr>
-                <w:rFonts w:ascii="Arial" w:hAnsi="Arial"/>
+                <w:rFonts w:ascii="Verdana" w:hAnsi="Verdana"/>
                 <w:b w:val="0"/>
                 <w:sz w:val="16"/>
               </w:rPr>
@@ -1114,7 +1119,7 @@
             <w:r/>
             <w:r>
               <w:rPr>
-                <w:rFonts w:ascii="Arial" w:hAnsi="Arial"/>
+                <w:rFonts w:ascii="Verdana" w:hAnsi="Verdana"/>
                 <w:b w:val="0"/>
                 <w:sz w:val="16"/>
               </w:rPr>
@@ -1130,7 +1135,7 @@
             <w:r/>
             <w:r>
               <w:rPr>
-                <w:rFonts w:ascii="Arial" w:hAnsi="Arial"/>
+                <w:rFonts w:ascii="Verdana" w:hAnsi="Verdana"/>
                 <w:b w:val="0"/>
                 <w:sz w:val="16"/>
               </w:rPr>
@@ -1146,7 +1151,7 @@
             <w:r/>
             <w:r>
               <w:rPr>
-                <w:rFonts w:ascii="Arial" w:hAnsi="Arial"/>
+                <w:rFonts w:ascii="Verdana" w:hAnsi="Verdana"/>
                 <w:b w:val="0"/>
                 <w:sz w:val="16"/>
               </w:rPr>
@@ -1162,7 +1167,7 @@
             <w:r/>
             <w:r>
               <w:rPr>
-                <w:rFonts w:ascii="Arial" w:hAnsi="Arial"/>
+                <w:rFonts w:ascii="Verdana" w:hAnsi="Verdana"/>
                 <w:b w:val="0"/>
                 <w:sz w:val="16"/>
               </w:rPr>
@@ -1178,7 +1183,7 @@
             <w:r/>
             <w:r>
               <w:rPr>
-                <w:rFonts w:ascii="Arial" w:hAnsi="Arial"/>
+                <w:rFonts w:ascii="Verdana" w:hAnsi="Verdana"/>
                 <w:b w:val="0"/>
                 <w:sz w:val="16"/>
               </w:rPr>
@@ -1194,7 +1199,7 @@
             <w:r/>
             <w:r>
               <w:rPr>
-                <w:rFonts w:ascii="Arial" w:hAnsi="Arial"/>
+                <w:rFonts w:ascii="Verdana" w:hAnsi="Verdana"/>
                 <w:b w:val="0"/>
                 <w:sz w:val="16"/>
               </w:rPr>
@@ -1203,15 +1208,18 @@
         </w:tc>
       </w:tr>
       <w:tr>
-        <w:tc>
-          <w:tcPr>
-            <w:tcW w:type="dxa" w:w="1514"/>
-          </w:tcPr>
-          <w:p>
-            <w:r/>
-            <w:r>
-              <w:rPr>
-                <w:rFonts w:ascii="Arial" w:hAnsi="Arial"/>
+        <w:trPr>
+          <w:cantSplit/>
+        </w:trPr>
+        <w:tc>
+          <w:tcPr>
+            <w:tcW w:type="dxa" w:w="1514"/>
+          </w:tcPr>
+          <w:p>
+            <w:r/>
+            <w:r>
+              <w:rPr>
+                <w:rFonts w:ascii="Verdana" w:hAnsi="Verdana"/>
                 <w:b w:val="0"/>
                 <w:sz w:val="16"/>
               </w:rPr>
@@ -1227,7 +1235,7 @@
             <w:r/>
             <w:r>
               <w:rPr>
-                <w:rFonts w:ascii="Arial" w:hAnsi="Arial"/>
+                <w:rFonts w:ascii="Verdana" w:hAnsi="Verdana"/>
                 <w:b w:val="0"/>
                 <w:sz w:val="16"/>
               </w:rPr>
@@ -1243,7 +1251,7 @@
             <w:r/>
             <w:r>
               <w:rPr>
-                <w:rFonts w:ascii="Arial" w:hAnsi="Arial"/>
+                <w:rFonts w:ascii="Verdana" w:hAnsi="Verdana"/>
                 <w:b w:val="0"/>
                 <w:sz w:val="16"/>
               </w:rPr>
@@ -1259,7 +1267,7 @@
             <w:r/>
             <w:r>
               <w:rPr>
-                <w:rFonts w:ascii="Arial" w:hAnsi="Arial"/>
+                <w:rFonts w:ascii="Verdana" w:hAnsi="Verdana"/>
                 <w:b w:val="0"/>
                 <w:sz w:val="16"/>
               </w:rPr>
@@ -1275,7 +1283,7 @@
             <w:r/>
             <w:r>
               <w:rPr>
-                <w:rFonts w:ascii="Arial" w:hAnsi="Arial"/>
+                <w:rFonts w:ascii="Verdana" w:hAnsi="Verdana"/>
                 <w:b w:val="0"/>
                 <w:sz w:val="16"/>
               </w:rPr>
@@ -1291,7 +1299,7 @@
             <w:r/>
             <w:r>
               <w:rPr>
-                <w:rFonts w:ascii="Arial" w:hAnsi="Arial"/>
+                <w:rFonts w:ascii="Verdana" w:hAnsi="Verdana"/>
                 <w:b w:val="0"/>
                 <w:sz w:val="16"/>
               </w:rPr>
@@ -1307,7 +1315,7 @@
             <w:r/>
             <w:r>
               <w:rPr>
-                <w:rFonts w:ascii="Arial" w:hAnsi="Arial"/>
+                <w:rFonts w:ascii="Verdana" w:hAnsi="Verdana"/>
                 <w:b w:val="0"/>
                 <w:sz w:val="16"/>
               </w:rPr>
@@ -1323,7 +1331,7 @@
             <w:r/>
             <w:r>
               <w:rPr>
-                <w:rFonts w:ascii="Arial" w:hAnsi="Arial"/>
+                <w:rFonts w:ascii="Verdana" w:hAnsi="Verdana"/>
                 <w:b w:val="0"/>
                 <w:sz w:val="16"/>
               </w:rPr>
@@ -1339,7 +1347,7 @@
             <w:r/>
             <w:r>
               <w:rPr>
-                <w:rFonts w:ascii="Arial" w:hAnsi="Arial"/>
+                <w:rFonts w:ascii="Verdana" w:hAnsi="Verdana"/>
                 <w:b w:val="0"/>
                 <w:sz w:val="16"/>
               </w:rPr>
@@ -1355,7 +1363,7 @@
             <w:r/>
             <w:r>
               <w:rPr>
-                <w:rFonts w:ascii="Arial" w:hAnsi="Arial"/>
+                <w:rFonts w:ascii="Verdana" w:hAnsi="Verdana"/>
                 <w:b w:val="0"/>
                 <w:sz w:val="16"/>
               </w:rPr>
@@ -1364,15 +1372,18 @@
         </w:tc>
       </w:tr>
       <w:tr>
-        <w:tc>
-          <w:tcPr>
-            <w:tcW w:type="dxa" w:w="1514"/>
-          </w:tcPr>
-          <w:p>
-            <w:r/>
-            <w:r>
-              <w:rPr>
-                <w:rFonts w:ascii="Arial" w:hAnsi="Arial"/>
+        <w:trPr>
+          <w:cantSplit/>
+        </w:trPr>
+        <w:tc>
+          <w:tcPr>
+            <w:tcW w:type="dxa" w:w="1514"/>
+          </w:tcPr>
+          <w:p>
+            <w:r/>
+            <w:r>
+              <w:rPr>
+                <w:rFonts w:ascii="Verdana" w:hAnsi="Verdana"/>
                 <w:b w:val="0"/>
                 <w:sz w:val="16"/>
               </w:rPr>
@@ -1388,7 +1399,7 @@
             <w:r/>
             <w:r>
               <w:rPr>
-                <w:rFonts w:ascii="Arial" w:hAnsi="Arial"/>
+                <w:rFonts w:ascii="Verdana" w:hAnsi="Verdana"/>
                 <w:b w:val="0"/>
                 <w:sz w:val="16"/>
               </w:rPr>
@@ -1404,7 +1415,7 @@
             <w:r/>
             <w:r>
               <w:rPr>
-                <w:rFonts w:ascii="Arial" w:hAnsi="Arial"/>
+                <w:rFonts w:ascii="Verdana" w:hAnsi="Verdana"/>
                 <w:b w:val="0"/>
                 <w:sz w:val="16"/>
               </w:rPr>
@@ -1420,7 +1431,7 @@
             <w:r/>
             <w:r>
               <w:rPr>
-                <w:rFonts w:ascii="Arial" w:hAnsi="Arial"/>
+                <w:rFonts w:ascii="Verdana" w:hAnsi="Verdana"/>
                 <w:b w:val="0"/>
                 <w:sz w:val="16"/>
               </w:rPr>
@@ -1436,7 +1447,7 @@
             <w:r/>
             <w:r>
               <w:rPr>
-                <w:rFonts w:ascii="Arial" w:hAnsi="Arial"/>
+                <w:rFonts w:ascii="Verdana" w:hAnsi="Verdana"/>
                 <w:b w:val="0"/>
                 <w:sz w:val="16"/>
               </w:rPr>
@@ -1452,7 +1463,7 @@
             <w:r/>
             <w:r>
               <w:rPr>
-                <w:rFonts w:ascii="Arial" w:hAnsi="Arial"/>
+                <w:rFonts w:ascii="Verdana" w:hAnsi="Verdana"/>
                 <w:b w:val="0"/>
                 <w:sz w:val="16"/>
               </w:rPr>
@@ -1468,7 +1479,7 @@
             <w:r/>
             <w:r>
               <w:rPr>
-                <w:rFonts w:ascii="Arial" w:hAnsi="Arial"/>
+                <w:rFonts w:ascii="Verdana" w:hAnsi="Verdana"/>
                 <w:b w:val="0"/>
                 <w:sz w:val="16"/>
               </w:rPr>
@@ -1484,7 +1495,7 @@
             <w:r/>
             <w:r>
               <w:rPr>
-                <w:rFonts w:ascii="Arial" w:hAnsi="Arial"/>
+                <w:rFonts w:ascii="Verdana" w:hAnsi="Verdana"/>
                 <w:b w:val="0"/>
                 <w:sz w:val="16"/>
               </w:rPr>
@@ -1500,7 +1511,7 @@
             <w:r/>
             <w:r>
               <w:rPr>
-                <w:rFonts w:ascii="Arial" w:hAnsi="Arial"/>
+                <w:rFonts w:ascii="Verdana" w:hAnsi="Verdana"/>
                 <w:b w:val="0"/>
                 <w:sz w:val="16"/>
               </w:rPr>
@@ -1516,7 +1527,7 @@
             <w:r/>
             <w:r>
               <w:rPr>
-                <w:rFonts w:ascii="Arial" w:hAnsi="Arial"/>
+                <w:rFonts w:ascii="Verdana" w:hAnsi="Verdana"/>
                 <w:b w:val="0"/>
                 <w:sz w:val="16"/>
               </w:rPr>
@@ -1525,15 +1536,18 @@
         </w:tc>
       </w:tr>
       <w:tr>
-        <w:tc>
-          <w:tcPr>
-            <w:tcW w:type="dxa" w:w="1514"/>
-          </w:tcPr>
-          <w:p>
-            <w:r/>
-            <w:r>
-              <w:rPr>
-                <w:rFonts w:ascii="Arial" w:hAnsi="Arial"/>
+        <w:trPr>
+          <w:cantSplit/>
+        </w:trPr>
+        <w:tc>
+          <w:tcPr>
+            <w:tcW w:type="dxa" w:w="1514"/>
+          </w:tcPr>
+          <w:p>
+            <w:r/>
+            <w:r>
+              <w:rPr>
+                <w:rFonts w:ascii="Verdana" w:hAnsi="Verdana"/>
                 <w:b w:val="0"/>
                 <w:sz w:val="16"/>
               </w:rPr>
@@ -1549,7 +1563,7 @@
             <w:r/>
             <w:r>
               <w:rPr>
-                <w:rFonts w:ascii="Arial" w:hAnsi="Arial"/>
+                <w:rFonts w:ascii="Verdana" w:hAnsi="Verdana"/>
                 <w:b w:val="0"/>
                 <w:sz w:val="16"/>
               </w:rPr>
@@ -1565,7 +1579,7 @@
             <w:r/>
             <w:r>
               <w:rPr>
-                <w:rFonts w:ascii="Arial" w:hAnsi="Arial"/>
+                <w:rFonts w:ascii="Verdana" w:hAnsi="Verdana"/>
                 <w:b w:val="0"/>
                 <w:sz w:val="16"/>
               </w:rPr>
@@ -1581,7 +1595,7 @@
             <w:r/>
             <w:r>
               <w:rPr>
-                <w:rFonts w:ascii="Arial" w:hAnsi="Arial"/>
+                <w:rFonts w:ascii="Verdana" w:hAnsi="Verdana"/>
                 <w:b w:val="0"/>
                 <w:sz w:val="16"/>
               </w:rPr>
@@ -1597,7 +1611,7 @@
             <w:r/>
             <w:r>
               <w:rPr>
-                <w:rFonts w:ascii="Arial" w:hAnsi="Arial"/>
+                <w:rFonts w:ascii="Verdana" w:hAnsi="Verdana"/>
                 <w:b w:val="0"/>
                 <w:sz w:val="16"/>
               </w:rPr>
@@ -1613,7 +1627,7 @@
             <w:r/>
             <w:r>
               <w:rPr>
-                <w:rFonts w:ascii="Arial" w:hAnsi="Arial"/>
+                <w:rFonts w:ascii="Verdana" w:hAnsi="Verdana"/>
                 <w:b w:val="0"/>
                 <w:sz w:val="16"/>
               </w:rPr>
@@ -1629,7 +1643,7 @@
             <w:r/>
             <w:r>
               <w:rPr>
-                <w:rFonts w:ascii="Arial" w:hAnsi="Arial"/>
+                <w:rFonts w:ascii="Verdana" w:hAnsi="Verdana"/>
                 <w:b w:val="0"/>
                 <w:sz w:val="16"/>
               </w:rPr>
@@ -1645,7 +1659,7 @@
             <w:r/>
             <w:r>
               <w:rPr>
-                <w:rFonts w:ascii="Arial" w:hAnsi="Arial"/>
+                <w:rFonts w:ascii="Verdana" w:hAnsi="Verdana"/>
                 <w:b w:val="0"/>
                 <w:sz w:val="16"/>
               </w:rPr>
@@ -1661,7 +1675,7 @@
             <w:r/>
             <w:r>
               <w:rPr>
-                <w:rFonts w:ascii="Arial" w:hAnsi="Arial"/>
+                <w:rFonts w:ascii="Verdana" w:hAnsi="Verdana"/>
                 <w:b w:val="0"/>
                 <w:sz w:val="16"/>
               </w:rPr>
@@ -1677,7 +1691,7 @@
             <w:r/>
             <w:r>
               <w:rPr>
-                <w:rFonts w:ascii="Arial" w:hAnsi="Arial"/>
+                <w:rFonts w:ascii="Verdana" w:hAnsi="Verdana"/>
                 <w:b w:val="0"/>
                 <w:sz w:val="16"/>
               </w:rPr>
@@ -1686,15 +1700,18 @@
         </w:tc>
       </w:tr>
       <w:tr>
-        <w:tc>
-          <w:tcPr>
-            <w:tcW w:type="dxa" w:w="1514"/>
-          </w:tcPr>
-          <w:p>
-            <w:r/>
-            <w:r>
-              <w:rPr>
-                <w:rFonts w:ascii="Arial" w:hAnsi="Arial"/>
+        <w:trPr>
+          <w:cantSplit/>
+        </w:trPr>
+        <w:tc>
+          <w:tcPr>
+            <w:tcW w:type="dxa" w:w="1514"/>
+          </w:tcPr>
+          <w:p>
+            <w:r/>
+            <w:r>
+              <w:rPr>
+                <w:rFonts w:ascii="Verdana" w:hAnsi="Verdana"/>
                 <w:b w:val="0"/>
                 <w:sz w:val="16"/>
               </w:rPr>
@@ -1710,7 +1727,7 @@
             <w:r/>
             <w:r>
               <w:rPr>
-                <w:rFonts w:ascii="Arial" w:hAnsi="Arial"/>
+                <w:rFonts w:ascii="Verdana" w:hAnsi="Verdana"/>
                 <w:b w:val="0"/>
                 <w:sz w:val="16"/>
               </w:rPr>
@@ -1726,7 +1743,7 @@
             <w:r/>
             <w:r>
               <w:rPr>
-                <w:rFonts w:ascii="Arial" w:hAnsi="Arial"/>
+                <w:rFonts w:ascii="Verdana" w:hAnsi="Verdana"/>
                 <w:b w:val="0"/>
                 <w:sz w:val="16"/>
               </w:rPr>
@@ -1742,7 +1759,7 @@
             <w:r/>
             <w:r>
               <w:rPr>
-                <w:rFonts w:ascii="Arial" w:hAnsi="Arial"/>
+                <w:rFonts w:ascii="Verdana" w:hAnsi="Verdana"/>
                 <w:b w:val="0"/>
                 <w:sz w:val="16"/>
               </w:rPr>
@@ -1758,7 +1775,7 @@
             <w:r/>
             <w:r>
               <w:rPr>
-                <w:rFonts w:ascii="Arial" w:hAnsi="Arial"/>
+                <w:rFonts w:ascii="Verdana" w:hAnsi="Verdana"/>
                 <w:b w:val="0"/>
                 <w:sz w:val="16"/>
               </w:rPr>
@@ -1774,7 +1791,7 @@
             <w:r/>
             <w:r>
               <w:rPr>
-                <w:rFonts w:ascii="Arial" w:hAnsi="Arial"/>
+                <w:rFonts w:ascii="Verdana" w:hAnsi="Verdana"/>
                 <w:b w:val="0"/>
                 <w:sz w:val="16"/>
               </w:rPr>
@@ -1790,7 +1807,7 @@
             <w:r/>
             <w:r>
               <w:rPr>
-                <w:rFonts w:ascii="Arial" w:hAnsi="Arial"/>
+                <w:rFonts w:ascii="Verdana" w:hAnsi="Verdana"/>
                 <w:b w:val="0"/>
                 <w:sz w:val="16"/>
               </w:rPr>
@@ -1806,7 +1823,7 @@
             <w:r/>
             <w:r>
               <w:rPr>
-                <w:rFonts w:ascii="Arial" w:hAnsi="Arial"/>
+                <w:rFonts w:ascii="Verdana" w:hAnsi="Verdana"/>
                 <w:b w:val="0"/>
                 <w:sz w:val="16"/>
               </w:rPr>
@@ -1822,7 +1839,7 @@
             <w:r/>
             <w:r>
               <w:rPr>
-                <w:rFonts w:ascii="Arial" w:hAnsi="Arial"/>
+                <w:rFonts w:ascii="Verdana" w:hAnsi="Verdana"/>
                 <w:b w:val="0"/>
                 <w:sz w:val="16"/>
               </w:rPr>
@@ -1838,7 +1855,7 @@
             <w:r/>
             <w:r>
               <w:rPr>
-                <w:rFonts w:ascii="Arial" w:hAnsi="Arial"/>
+                <w:rFonts w:ascii="Verdana" w:hAnsi="Verdana"/>
                 <w:b w:val="0"/>
                 <w:sz w:val="16"/>
               </w:rPr>
@@ -1847,15 +1864,18 @@
         </w:tc>
       </w:tr>
       <w:tr>
-        <w:tc>
-          <w:tcPr>
-            <w:tcW w:type="dxa" w:w="1514"/>
-          </w:tcPr>
-          <w:p>
-            <w:r/>
-            <w:r>
-              <w:rPr>
-                <w:rFonts w:ascii="Arial" w:hAnsi="Arial"/>
+        <w:trPr>
+          <w:cantSplit/>
+        </w:trPr>
+        <w:tc>
+          <w:tcPr>
+            <w:tcW w:type="dxa" w:w="1514"/>
+          </w:tcPr>
+          <w:p>
+            <w:r/>
+            <w:r>
+              <w:rPr>
+                <w:rFonts w:ascii="Verdana" w:hAnsi="Verdana"/>
                 <w:b w:val="0"/>
                 <w:sz w:val="16"/>
               </w:rPr>
@@ -1871,7 +1891,7 @@
             <w:r/>
             <w:r>
               <w:rPr>
-                <w:rFonts w:ascii="Arial" w:hAnsi="Arial"/>
+                <w:rFonts w:ascii="Verdana" w:hAnsi="Verdana"/>
                 <w:b w:val="0"/>
                 <w:sz w:val="16"/>
               </w:rPr>
@@ -1887,7 +1907,7 @@
             <w:r/>
             <w:r>
               <w:rPr>
-                <w:rFonts w:ascii="Arial" w:hAnsi="Arial"/>
+                <w:rFonts w:ascii="Verdana" w:hAnsi="Verdana"/>
                 <w:b w:val="0"/>
                 <w:sz w:val="16"/>
               </w:rPr>
@@ -1903,7 +1923,7 @@
             <w:r/>
             <w:r>
               <w:rPr>
-                <w:rFonts w:ascii="Arial" w:hAnsi="Arial"/>
+                <w:rFonts w:ascii="Verdana" w:hAnsi="Verdana"/>
                 <w:b w:val="0"/>
                 <w:sz w:val="16"/>
               </w:rPr>
@@ -1919,7 +1939,7 @@
             <w:r/>
             <w:r>
               <w:rPr>
-                <w:rFonts w:ascii="Arial" w:hAnsi="Arial"/>
+                <w:rFonts w:ascii="Verdana" w:hAnsi="Verdana"/>
                 <w:b w:val="0"/>
                 <w:sz w:val="16"/>
               </w:rPr>
@@ -1935,7 +1955,7 @@
             <w:r/>
             <w:r>
               <w:rPr>
-                <w:rFonts w:ascii="Arial" w:hAnsi="Arial"/>
+                <w:rFonts w:ascii="Verdana" w:hAnsi="Verdana"/>
                 <w:b w:val="0"/>
                 <w:sz w:val="16"/>
               </w:rPr>
@@ -1951,7 +1971,7 @@
             <w:r/>
             <w:r>
               <w:rPr>
-                <w:rFonts w:ascii="Arial" w:hAnsi="Arial"/>
+                <w:rFonts w:ascii="Verdana" w:hAnsi="Verdana"/>
                 <w:b w:val="0"/>
                 <w:sz w:val="16"/>
               </w:rPr>
@@ -1967,7 +1987,7 @@
             <w:r/>
             <w:r>
               <w:rPr>
-                <w:rFonts w:ascii="Arial" w:hAnsi="Arial"/>
+                <w:rFonts w:ascii="Verdana" w:hAnsi="Verdana"/>
                 <w:b w:val="0"/>
                 <w:sz w:val="16"/>
               </w:rPr>
@@ -1983,7 +2003,7 @@
             <w:r/>
             <w:r>
               <w:rPr>
-                <w:rFonts w:ascii="Arial" w:hAnsi="Arial"/>
+                <w:rFonts w:ascii="Verdana" w:hAnsi="Verdana"/>
                 <w:b w:val="0"/>
                 <w:sz w:val="16"/>
               </w:rPr>
@@ -1999,7 +2019,7 @@
             <w:r/>
             <w:r>
               <w:rPr>
-                <w:rFonts w:ascii="Arial" w:hAnsi="Arial"/>
+                <w:rFonts w:ascii="Verdana" w:hAnsi="Verdana"/>
                 <w:b w:val="0"/>
                 <w:sz w:val="16"/>
               </w:rPr>
@@ -2008,15 +2028,18 @@
         </w:tc>
       </w:tr>
       <w:tr>
-        <w:tc>
-          <w:tcPr>
-            <w:tcW w:type="dxa" w:w="1514"/>
-          </w:tcPr>
-          <w:p>
-            <w:r/>
-            <w:r>
-              <w:rPr>
-                <w:rFonts w:ascii="Arial" w:hAnsi="Arial"/>
+        <w:trPr>
+          <w:cantSplit/>
+        </w:trPr>
+        <w:tc>
+          <w:tcPr>
+            <w:tcW w:type="dxa" w:w="1514"/>
+          </w:tcPr>
+          <w:p>
+            <w:r/>
+            <w:r>
+              <w:rPr>
+                <w:rFonts w:ascii="Verdana" w:hAnsi="Verdana"/>
                 <w:b w:val="0"/>
                 <w:sz w:val="16"/>
               </w:rPr>
@@ -2032,7 +2055,7 @@
             <w:r/>
             <w:r>
               <w:rPr>
-                <w:rFonts w:ascii="Arial" w:hAnsi="Arial"/>
+                <w:rFonts w:ascii="Verdana" w:hAnsi="Verdana"/>
                 <w:b w:val="0"/>
                 <w:sz w:val="16"/>
               </w:rPr>
@@ -2048,7 +2071,7 @@
             <w:r/>
             <w:r>
               <w:rPr>
-                <w:rFonts w:ascii="Arial" w:hAnsi="Arial"/>
+                <w:rFonts w:ascii="Verdana" w:hAnsi="Verdana"/>
                 <w:b w:val="0"/>
                 <w:sz w:val="16"/>
               </w:rPr>
@@ -2064,7 +2087,7 @@
             <w:r/>
             <w:r>
               <w:rPr>
-                <w:rFonts w:ascii="Arial" w:hAnsi="Arial"/>
+                <w:rFonts w:ascii="Verdana" w:hAnsi="Verdana"/>
                 <w:b w:val="0"/>
                 <w:sz w:val="16"/>
               </w:rPr>
@@ -2080,7 +2103,7 @@
             <w:r/>
             <w:r>
               <w:rPr>
-                <w:rFonts w:ascii="Arial" w:hAnsi="Arial"/>
+                <w:rFonts w:ascii="Verdana" w:hAnsi="Verdana"/>
                 <w:b w:val="0"/>
                 <w:sz w:val="16"/>
               </w:rPr>
@@ -2096,7 +2119,7 @@
             <w:r/>
             <w:r>
               <w:rPr>
-                <w:rFonts w:ascii="Arial" w:hAnsi="Arial"/>
+                <w:rFonts w:ascii="Verdana" w:hAnsi="Verdana"/>
                 <w:b w:val="0"/>
                 <w:sz w:val="16"/>
               </w:rPr>
@@ -2112,7 +2135,7 @@
             <w:r/>
             <w:r>
               <w:rPr>
-                <w:rFonts w:ascii="Arial" w:hAnsi="Arial"/>
+                <w:rFonts w:ascii="Verdana" w:hAnsi="Verdana"/>
                 <w:b w:val="0"/>
                 <w:sz w:val="16"/>
               </w:rPr>
@@ -2128,7 +2151,7 @@
             <w:r/>
             <w:r>
               <w:rPr>
-                <w:rFonts w:ascii="Arial" w:hAnsi="Arial"/>
+                <w:rFonts w:ascii="Verdana" w:hAnsi="Verdana"/>
                 <w:b w:val="0"/>
                 <w:sz w:val="16"/>
               </w:rPr>
@@ -2144,7 +2167,7 @@
             <w:r/>
             <w:r>
               <w:rPr>
-                <w:rFonts w:ascii="Arial" w:hAnsi="Arial"/>
+                <w:rFonts w:ascii="Verdana" w:hAnsi="Verdana"/>
                 <w:b w:val="0"/>
                 <w:sz w:val="16"/>
               </w:rPr>
@@ -2160,7 +2183,7 @@
             <w:r/>
             <w:r>
               <w:rPr>
-                <w:rFonts w:ascii="Arial" w:hAnsi="Arial"/>
+                <w:rFonts w:ascii="Verdana" w:hAnsi="Verdana"/>
                 <w:b w:val="0"/>
                 <w:sz w:val="16"/>
               </w:rPr>
@@ -2169,15 +2192,18 @@
         </w:tc>
       </w:tr>
       <w:tr>
-        <w:tc>
-          <w:tcPr>
-            <w:tcW w:type="dxa" w:w="1514"/>
-          </w:tcPr>
-          <w:p>
-            <w:r/>
-            <w:r>
-              <w:rPr>
-                <w:rFonts w:ascii="Arial" w:hAnsi="Arial"/>
+        <w:trPr>
+          <w:cantSplit/>
+        </w:trPr>
+        <w:tc>
+          <w:tcPr>
+            <w:tcW w:type="dxa" w:w="1514"/>
+          </w:tcPr>
+          <w:p>
+            <w:r/>
+            <w:r>
+              <w:rPr>
+                <w:rFonts w:ascii="Verdana" w:hAnsi="Verdana"/>
                 <w:b w:val="0"/>
                 <w:sz w:val="16"/>
               </w:rPr>
@@ -2193,7 +2219,7 @@
             <w:r/>
             <w:r>
               <w:rPr>
-                <w:rFonts w:ascii="Arial" w:hAnsi="Arial"/>
+                <w:rFonts w:ascii="Verdana" w:hAnsi="Verdana"/>
                 <w:b w:val="0"/>
                 <w:sz w:val="16"/>
               </w:rPr>
@@ -2209,7 +2235,7 @@
             <w:r/>
             <w:r>
               <w:rPr>
-                <w:rFonts w:ascii="Arial" w:hAnsi="Arial"/>
+                <w:rFonts w:ascii="Verdana" w:hAnsi="Verdana"/>
                 <w:b w:val="0"/>
                 <w:sz w:val="16"/>
               </w:rPr>
@@ -2225,7 +2251,7 @@
             <w:r/>
             <w:r>
               <w:rPr>
-                <w:rFonts w:ascii="Arial" w:hAnsi="Arial"/>
+                <w:rFonts w:ascii="Verdana" w:hAnsi="Verdana"/>
                 <w:b w:val="0"/>
                 <w:sz w:val="16"/>
               </w:rPr>
@@ -2241,7 +2267,7 @@
             <w:r/>
             <w:r>
               <w:rPr>
-                <w:rFonts w:ascii="Arial" w:hAnsi="Arial"/>
+                <w:rFonts w:ascii="Verdana" w:hAnsi="Verdana"/>
                 <w:b w:val="0"/>
                 <w:sz w:val="16"/>
               </w:rPr>
@@ -2257,7 +2283,7 @@
             <w:r/>
             <w:r>
               <w:rPr>
-                <w:rFonts w:ascii="Arial" w:hAnsi="Arial"/>
+                <w:rFonts w:ascii="Verdana" w:hAnsi="Verdana"/>
                 <w:b w:val="0"/>
                 <w:sz w:val="16"/>
               </w:rPr>
@@ -2273,7 +2299,7 @@
             <w:r/>
             <w:r>
               <w:rPr>
-                <w:rFonts w:ascii="Arial" w:hAnsi="Arial"/>
+                <w:rFonts w:ascii="Verdana" w:hAnsi="Verdana"/>
                 <w:b w:val="0"/>
                 <w:sz w:val="16"/>
               </w:rPr>
@@ -2289,7 +2315,7 @@
             <w:r/>
             <w:r>
               <w:rPr>
-                <w:rFonts w:ascii="Arial" w:hAnsi="Arial"/>
+                <w:rFonts w:ascii="Verdana" w:hAnsi="Verdana"/>
                 <w:b w:val="0"/>
                 <w:sz w:val="16"/>
               </w:rPr>
@@ -2305,7 +2331,7 @@
             <w:r/>
             <w:r>
               <w:rPr>
-                <w:rFonts w:ascii="Arial" w:hAnsi="Arial"/>
+                <w:rFonts w:ascii="Verdana" w:hAnsi="Verdana"/>
                 <w:b w:val="0"/>
                 <w:sz w:val="16"/>
               </w:rPr>
@@ -2321,7 +2347,7 @@
             <w:r/>
             <w:r>
               <w:rPr>
-                <w:rFonts w:ascii="Arial" w:hAnsi="Arial"/>
+                <w:rFonts w:ascii="Verdana" w:hAnsi="Verdana"/>
                 <w:b w:val="0"/>
                 <w:sz w:val="16"/>
               </w:rPr>
@@ -2330,15 +2356,18 @@
         </w:tc>
       </w:tr>
       <w:tr>
-        <w:tc>
-          <w:tcPr>
-            <w:tcW w:type="dxa" w:w="1514"/>
-          </w:tcPr>
-          <w:p>
-            <w:r/>
-            <w:r>
-              <w:rPr>
-                <w:rFonts w:ascii="Arial" w:hAnsi="Arial"/>
+        <w:trPr>
+          <w:cantSplit/>
+        </w:trPr>
+        <w:tc>
+          <w:tcPr>
+            <w:tcW w:type="dxa" w:w="1514"/>
+          </w:tcPr>
+          <w:p>
+            <w:r/>
+            <w:r>
+              <w:rPr>
+                <w:rFonts w:ascii="Verdana" w:hAnsi="Verdana"/>
                 <w:b w:val="0"/>
                 <w:sz w:val="16"/>
               </w:rPr>
@@ -2354,7 +2383,7 @@
             <w:r/>
             <w:r>
               <w:rPr>
-                <w:rFonts w:ascii="Arial" w:hAnsi="Arial"/>
+                <w:rFonts w:ascii="Verdana" w:hAnsi="Verdana"/>
                 <w:b w:val="0"/>
                 <w:sz w:val="16"/>
               </w:rPr>
@@ -2370,7 +2399,7 @@
             <w:r/>
             <w:r>
               <w:rPr>
-                <w:rFonts w:ascii="Arial" w:hAnsi="Arial"/>
+                <w:rFonts w:ascii="Verdana" w:hAnsi="Verdana"/>
                 <w:b w:val="0"/>
                 <w:sz w:val="16"/>
               </w:rPr>
@@ -2386,7 +2415,7 @@
             <w:r/>
             <w:r>
               <w:rPr>
-                <w:rFonts w:ascii="Arial" w:hAnsi="Arial"/>
+                <w:rFonts w:ascii="Verdana" w:hAnsi="Verdana"/>
                 <w:b w:val="0"/>
                 <w:sz w:val="16"/>
               </w:rPr>
@@ -2402,7 +2431,7 @@
             <w:r/>
             <w:r>
               <w:rPr>
-                <w:rFonts w:ascii="Arial" w:hAnsi="Arial"/>
+                <w:rFonts w:ascii="Verdana" w:hAnsi="Verdana"/>
                 <w:b w:val="0"/>
                 <w:sz w:val="16"/>
               </w:rPr>
@@ -2418,7 +2447,7 @@
             <w:r/>
             <w:r>
               <w:rPr>
-                <w:rFonts w:ascii="Arial" w:hAnsi="Arial"/>
+                <w:rFonts w:ascii="Verdana" w:hAnsi="Verdana"/>
                 <w:b w:val="0"/>
                 <w:sz w:val="16"/>
               </w:rPr>
@@ -2434,7 +2463,7 @@
             <w:r/>
             <w:r>
               <w:rPr>
-                <w:rFonts w:ascii="Arial" w:hAnsi="Arial"/>
+                <w:rFonts w:ascii="Verdana" w:hAnsi="Verdana"/>
                 <w:b w:val="0"/>
                 <w:sz w:val="16"/>
               </w:rPr>
@@ -2450,7 +2479,7 @@
             <w:r/>
             <w:r>
               <w:rPr>
-                <w:rFonts w:ascii="Arial" w:hAnsi="Arial"/>
+                <w:rFonts w:ascii="Verdana" w:hAnsi="Verdana"/>
                 <w:b w:val="0"/>
                 <w:sz w:val="16"/>
               </w:rPr>
@@ -2466,7 +2495,7 @@
             <w:r/>
             <w:r>
               <w:rPr>
-                <w:rFonts w:ascii="Arial" w:hAnsi="Arial"/>
+                <w:rFonts w:ascii="Verdana" w:hAnsi="Verdana"/>
                 <w:b w:val="0"/>
                 <w:sz w:val="16"/>
               </w:rPr>
@@ -2482,7 +2511,7 @@
             <w:r/>
             <w:r>
               <w:rPr>
-                <w:rFonts w:ascii="Arial" w:hAnsi="Arial"/>
+                <w:rFonts w:ascii="Verdana" w:hAnsi="Verdana"/>
                 <w:b w:val="0"/>
                 <w:sz w:val="16"/>
               </w:rPr>
@@ -2491,15 +2520,18 @@
         </w:tc>
       </w:tr>
       <w:tr>
-        <w:tc>
-          <w:tcPr>
-            <w:tcW w:type="dxa" w:w="1514"/>
-          </w:tcPr>
-          <w:p>
-            <w:r/>
-            <w:r>
-              <w:rPr>
-                <w:rFonts w:ascii="Arial" w:hAnsi="Arial"/>
+        <w:trPr>
+          <w:cantSplit/>
+        </w:trPr>
+        <w:tc>
+          <w:tcPr>
+            <w:tcW w:type="dxa" w:w="1514"/>
+          </w:tcPr>
+          <w:p>
+            <w:r/>
+            <w:r>
+              <w:rPr>
+                <w:rFonts w:ascii="Verdana" w:hAnsi="Verdana"/>
                 <w:b w:val="0"/>
                 <w:sz w:val="16"/>
               </w:rPr>
@@ -2515,7 +2547,7 @@
             <w:r/>
             <w:r>
               <w:rPr>
-                <w:rFonts w:ascii="Arial" w:hAnsi="Arial"/>
+                <w:rFonts w:ascii="Verdana" w:hAnsi="Verdana"/>
                 <w:b w:val="0"/>
                 <w:sz w:val="16"/>
               </w:rPr>
@@ -2531,7 +2563,7 @@
             <w:r/>
             <w:r>
               <w:rPr>
-                <w:rFonts w:ascii="Arial" w:hAnsi="Arial"/>
+                <w:rFonts w:ascii="Verdana" w:hAnsi="Verdana"/>
                 <w:b w:val="0"/>
                 <w:sz w:val="16"/>
               </w:rPr>
@@ -2547,7 +2579,7 @@
             <w:r/>
             <w:r>
               <w:rPr>
-                <w:rFonts w:ascii="Arial" w:hAnsi="Arial"/>
+                <w:rFonts w:ascii="Verdana" w:hAnsi="Verdana"/>
                 <w:b w:val="0"/>
                 <w:sz w:val="16"/>
               </w:rPr>
@@ -2563,7 +2595,7 @@
             <w:r/>
             <w:r>
               <w:rPr>
-                <w:rFonts w:ascii="Arial" w:hAnsi="Arial"/>
+                <w:rFonts w:ascii="Verdana" w:hAnsi="Verdana"/>
                 <w:b w:val="0"/>
                 <w:sz w:val="16"/>
               </w:rPr>
@@ -2579,7 +2611,7 @@
             <w:r/>
             <w:r>
               <w:rPr>
-                <w:rFonts w:ascii="Arial" w:hAnsi="Arial"/>
+                <w:rFonts w:ascii="Verdana" w:hAnsi="Verdana"/>
                 <w:b w:val="0"/>
                 <w:sz w:val="16"/>
               </w:rPr>
@@ -2595,7 +2627,7 @@
             <w:r/>
             <w:r>
               <w:rPr>
-                <w:rFonts w:ascii="Arial" w:hAnsi="Arial"/>
+                <w:rFonts w:ascii="Verdana" w:hAnsi="Verdana"/>
                 <w:b w:val="0"/>
                 <w:sz w:val="16"/>
               </w:rPr>
@@ -2611,7 +2643,7 @@
             <w:r/>
             <w:r>
               <w:rPr>
-                <w:rFonts w:ascii="Arial" w:hAnsi="Arial"/>
+                <w:rFonts w:ascii="Verdana" w:hAnsi="Verdana"/>
                 <w:b w:val="0"/>
                 <w:sz w:val="16"/>
               </w:rPr>
@@ -2627,7 +2659,7 @@
             <w:r/>
             <w:r>
               <w:rPr>
-                <w:rFonts w:ascii="Arial" w:hAnsi="Arial"/>
+                <w:rFonts w:ascii="Verdana" w:hAnsi="Verdana"/>
                 <w:b w:val="0"/>
                 <w:sz w:val="16"/>
               </w:rPr>
@@ -2643,7 +2675,7 @@
             <w:r/>
             <w:r>
               <w:rPr>
-                <w:rFonts w:ascii="Arial" w:hAnsi="Arial"/>
+                <w:rFonts w:ascii="Verdana" w:hAnsi="Verdana"/>
                 <w:b w:val="0"/>
                 <w:sz w:val="16"/>
               </w:rPr>
@@ -2652,15 +2684,18 @@
         </w:tc>
       </w:tr>
       <w:tr>
-        <w:tc>
-          <w:tcPr>
-            <w:tcW w:type="dxa" w:w="1514"/>
-          </w:tcPr>
-          <w:p>
-            <w:r/>
-            <w:r>
-              <w:rPr>
-                <w:rFonts w:ascii="Arial" w:hAnsi="Arial"/>
+        <w:trPr>
+          <w:cantSplit/>
+        </w:trPr>
+        <w:tc>
+          <w:tcPr>
+            <w:tcW w:type="dxa" w:w="1514"/>
+          </w:tcPr>
+          <w:p>
+            <w:r/>
+            <w:r>
+              <w:rPr>
+                <w:rFonts w:ascii="Verdana" w:hAnsi="Verdana"/>
                 <w:b w:val="0"/>
                 <w:sz w:val="16"/>
               </w:rPr>
@@ -2676,7 +2711,7 @@
             <w:r/>
             <w:r>
               <w:rPr>
-                <w:rFonts w:ascii="Arial" w:hAnsi="Arial"/>
+                <w:rFonts w:ascii="Verdana" w:hAnsi="Verdana"/>
                 <w:b w:val="0"/>
                 <w:sz w:val="16"/>
               </w:rPr>
@@ -2692,7 +2727,7 @@
             <w:r/>
             <w:r>
               <w:rPr>
-                <w:rFonts w:ascii="Arial" w:hAnsi="Arial"/>
+                <w:rFonts w:ascii="Verdana" w:hAnsi="Verdana"/>
                 <w:b w:val="0"/>
                 <w:sz w:val="16"/>
               </w:rPr>
@@ -2708,7 +2743,7 @@
             <w:r/>
             <w:r>
               <w:rPr>
-                <w:rFonts w:ascii="Arial" w:hAnsi="Arial"/>
+                <w:rFonts w:ascii="Verdana" w:hAnsi="Verdana"/>
                 <w:b w:val="0"/>
                 <w:sz w:val="16"/>
               </w:rPr>
@@ -2724,7 +2759,7 @@
             <w:r/>
             <w:r>
               <w:rPr>
-                <w:rFonts w:ascii="Arial" w:hAnsi="Arial"/>
+                <w:rFonts w:ascii="Verdana" w:hAnsi="Verdana"/>
                 <w:b w:val="0"/>
                 <w:sz w:val="16"/>
               </w:rPr>
@@ -2740,7 +2775,7 @@
             <w:r/>
             <w:r>
               <w:rPr>
-                <w:rFonts w:ascii="Arial" w:hAnsi="Arial"/>
+                <w:rFonts w:ascii="Verdana" w:hAnsi="Verdana"/>
                 <w:b w:val="0"/>
                 <w:sz w:val="16"/>
               </w:rPr>
@@ -2756,7 +2791,7 @@
             <w:r/>
             <w:r>
               <w:rPr>
-                <w:rFonts w:ascii="Arial" w:hAnsi="Arial"/>
+                <w:rFonts w:ascii="Verdana" w:hAnsi="Verdana"/>
                 <w:b w:val="0"/>
                 <w:sz w:val="16"/>
               </w:rPr>
@@ -2772,7 +2807,7 @@
             <w:r/>
             <w:r>
               <w:rPr>
-                <w:rFonts w:ascii="Arial" w:hAnsi="Arial"/>
+                <w:rFonts w:ascii="Verdana" w:hAnsi="Verdana"/>
                 <w:b w:val="0"/>
                 <w:sz w:val="16"/>
               </w:rPr>
@@ -2788,7 +2823,7 @@
             <w:r/>
             <w:r>
               <w:rPr>
-                <w:rFonts w:ascii="Arial" w:hAnsi="Arial"/>
+                <w:rFonts w:ascii="Verdana" w:hAnsi="Verdana"/>
                 <w:b w:val="0"/>
                 <w:sz w:val="16"/>
               </w:rPr>
@@ -2804,7 +2839,7 @@
             <w:r/>
             <w:r>
               <w:rPr>
-                <w:rFonts w:ascii="Arial" w:hAnsi="Arial"/>
+                <w:rFonts w:ascii="Verdana" w:hAnsi="Verdana"/>
                 <w:b w:val="0"/>
                 <w:sz w:val="16"/>
               </w:rPr>
@@ -2813,15 +2848,18 @@
         </w:tc>
       </w:tr>
       <w:tr>
-        <w:tc>
-          <w:tcPr>
-            <w:tcW w:type="dxa" w:w="1514"/>
-          </w:tcPr>
-          <w:p>
-            <w:r/>
-            <w:r>
-              <w:rPr>
-                <w:rFonts w:ascii="Arial" w:hAnsi="Arial"/>
+        <w:trPr>
+          <w:cantSplit/>
+        </w:trPr>
+        <w:tc>
+          <w:tcPr>
+            <w:tcW w:type="dxa" w:w="1514"/>
+          </w:tcPr>
+          <w:p>
+            <w:r/>
+            <w:r>
+              <w:rPr>
+                <w:rFonts w:ascii="Verdana" w:hAnsi="Verdana"/>
                 <w:b w:val="0"/>
                 <w:sz w:val="16"/>
               </w:rPr>
@@ -2837,7 +2875,7 @@
             <w:r/>
             <w:r>
               <w:rPr>
-                <w:rFonts w:ascii="Arial" w:hAnsi="Arial"/>
+                <w:rFonts w:ascii="Verdana" w:hAnsi="Verdana"/>
                 <w:b w:val="0"/>
                 <w:sz w:val="16"/>
               </w:rPr>
@@ -2853,7 +2891,7 @@
             <w:r/>
             <w:r>
               <w:rPr>
-                <w:rFonts w:ascii="Arial" w:hAnsi="Arial"/>
+                <w:rFonts w:ascii="Verdana" w:hAnsi="Verdana"/>
                 <w:b w:val="0"/>
                 <w:sz w:val="16"/>
               </w:rPr>
@@ -2869,7 +2907,7 @@
             <w:r/>
             <w:r>
               <w:rPr>
-                <w:rFonts w:ascii="Arial" w:hAnsi="Arial"/>
+                <w:rFonts w:ascii="Verdana" w:hAnsi="Verdana"/>
                 <w:b w:val="0"/>
                 <w:sz w:val="16"/>
               </w:rPr>
@@ -2885,7 +2923,7 @@
             <w:r/>
             <w:r>
               <w:rPr>
-                <w:rFonts w:ascii="Arial" w:hAnsi="Arial"/>
+                <w:rFonts w:ascii="Verdana" w:hAnsi="Verdana"/>
                 <w:b w:val="0"/>
                 <w:sz w:val="16"/>
               </w:rPr>
@@ -2901,7 +2939,7 @@
             <w:r/>
             <w:r>
               <w:rPr>
-                <w:rFonts w:ascii="Arial" w:hAnsi="Arial"/>
+                <w:rFonts w:ascii="Verdana" w:hAnsi="Verdana"/>
                 <w:b w:val="0"/>
                 <w:sz w:val="16"/>
               </w:rPr>
@@ -2917,7 +2955,7 @@
             <w:r/>
             <w:r>
               <w:rPr>
-                <w:rFonts w:ascii="Arial" w:hAnsi="Arial"/>
+                <w:rFonts w:ascii="Verdana" w:hAnsi="Verdana"/>
                 <w:b w:val="0"/>
                 <w:sz w:val="16"/>
               </w:rPr>
@@ -2933,7 +2971,7 @@
             <w:r/>
             <w:r>
               <w:rPr>
-                <w:rFonts w:ascii="Arial" w:hAnsi="Arial"/>
+                <w:rFonts w:ascii="Verdana" w:hAnsi="Verdana"/>
                 <w:b w:val="0"/>
                 <w:sz w:val="16"/>
               </w:rPr>
@@ -2949,7 +2987,7 @@
             <w:r/>
             <w:r>
               <w:rPr>
-                <w:rFonts w:ascii="Arial" w:hAnsi="Arial"/>
+                <w:rFonts w:ascii="Verdana" w:hAnsi="Verdana"/>
                 <w:b w:val="0"/>
                 <w:sz w:val="16"/>
               </w:rPr>
@@ -2965,7 +3003,7 @@
             <w:r/>
             <w:r>
               <w:rPr>
-                <w:rFonts w:ascii="Arial" w:hAnsi="Arial"/>
+                <w:rFonts w:ascii="Verdana" w:hAnsi="Verdana"/>
                 <w:b w:val="0"/>
                 <w:sz w:val="16"/>
               </w:rPr>
@@ -2974,15 +3012,18 @@
         </w:tc>
       </w:tr>
       <w:tr>
-        <w:tc>
-          <w:tcPr>
-            <w:tcW w:type="dxa" w:w="1514"/>
-          </w:tcPr>
-          <w:p>
-            <w:r/>
-            <w:r>
-              <w:rPr>
-                <w:rFonts w:ascii="Arial" w:hAnsi="Arial"/>
+        <w:trPr>
+          <w:cantSplit/>
+        </w:trPr>
+        <w:tc>
+          <w:tcPr>
+            <w:tcW w:type="dxa" w:w="1514"/>
+          </w:tcPr>
+          <w:p>
+            <w:r/>
+            <w:r>
+              <w:rPr>
+                <w:rFonts w:ascii="Verdana" w:hAnsi="Verdana"/>
                 <w:b w:val="0"/>
                 <w:sz w:val="16"/>
               </w:rPr>
@@ -2998,7 +3039,7 @@
             <w:r/>
             <w:r>
               <w:rPr>
-                <w:rFonts w:ascii="Arial" w:hAnsi="Arial"/>
+                <w:rFonts w:ascii="Verdana" w:hAnsi="Verdana"/>
                 <w:b w:val="0"/>
                 <w:sz w:val="16"/>
               </w:rPr>
@@ -3014,7 +3055,7 @@
             <w:r/>
             <w:r>
               <w:rPr>
-                <w:rFonts w:ascii="Arial" w:hAnsi="Arial"/>
+                <w:rFonts w:ascii="Verdana" w:hAnsi="Verdana"/>
                 <w:b w:val="0"/>
                 <w:sz w:val="16"/>
               </w:rPr>
@@ -3030,7 +3071,7 @@
             <w:r/>
             <w:r>
               <w:rPr>
-                <w:rFonts w:ascii="Arial" w:hAnsi="Arial"/>
+                <w:rFonts w:ascii="Verdana" w:hAnsi="Verdana"/>
                 <w:b w:val="0"/>
                 <w:sz w:val="16"/>
               </w:rPr>
@@ -3046,7 +3087,7 @@
             <w:r/>
             <w:r>
               <w:rPr>
-                <w:rFonts w:ascii="Arial" w:hAnsi="Arial"/>
+                <w:rFonts w:ascii="Verdana" w:hAnsi="Verdana"/>
                 <w:b w:val="0"/>
                 <w:sz w:val="16"/>
               </w:rPr>
@@ -3062,7 +3103,7 @@
             <w:r/>
             <w:r>
               <w:rPr>
-                <w:rFonts w:ascii="Arial" w:hAnsi="Arial"/>
+                <w:rFonts w:ascii="Verdana" w:hAnsi="Verdana"/>
                 <w:b w:val="0"/>
                 <w:sz w:val="16"/>
               </w:rPr>
@@ -3078,7 +3119,7 @@
             <w:r/>
             <w:r>
               <w:rPr>
-                <w:rFonts w:ascii="Arial" w:hAnsi="Arial"/>
+                <w:rFonts w:ascii="Verdana" w:hAnsi="Verdana"/>
                 <w:b w:val="0"/>
                 <w:sz w:val="16"/>
               </w:rPr>
@@ -3094,7 +3135,7 @@
             <w:r/>
             <w:r>
               <w:rPr>
-                <w:rFonts w:ascii="Arial" w:hAnsi="Arial"/>
+                <w:rFonts w:ascii="Verdana" w:hAnsi="Verdana"/>
                 <w:b w:val="0"/>
                 <w:sz w:val="16"/>
               </w:rPr>
@@ -3110,7 +3151,7 @@
             <w:r/>
             <w:r>
               <w:rPr>
-                <w:rFonts w:ascii="Arial" w:hAnsi="Arial"/>
+                <w:rFonts w:ascii="Verdana" w:hAnsi="Verdana"/>
                 <w:b w:val="0"/>
                 <w:sz w:val="16"/>
               </w:rPr>
@@ -3126,7 +3167,7 @@
             <w:r/>
             <w:r>
               <w:rPr>
-                <w:rFonts w:ascii="Arial" w:hAnsi="Arial"/>
+                <w:rFonts w:ascii="Verdana" w:hAnsi="Verdana"/>
                 <w:b w:val="0"/>
                 <w:sz w:val="16"/>
               </w:rPr>
@@ -3135,15 +3176,18 @@
         </w:tc>
       </w:tr>
       <w:tr>
-        <w:tc>
-          <w:tcPr>
-            <w:tcW w:type="dxa" w:w="1514"/>
-          </w:tcPr>
-          <w:p>
-            <w:r/>
-            <w:r>
-              <w:rPr>
-                <w:rFonts w:ascii="Arial" w:hAnsi="Arial"/>
+        <w:trPr>
+          <w:cantSplit/>
+        </w:trPr>
+        <w:tc>
+          <w:tcPr>
+            <w:tcW w:type="dxa" w:w="1514"/>
+          </w:tcPr>
+          <w:p>
+            <w:r/>
+            <w:r>
+              <w:rPr>
+                <w:rFonts w:ascii="Verdana" w:hAnsi="Verdana"/>
                 <w:b w:val="0"/>
                 <w:sz w:val="16"/>
               </w:rPr>
@@ -3159,7 +3203,7 @@
             <w:r/>
             <w:r>
               <w:rPr>
-                <w:rFonts w:ascii="Arial" w:hAnsi="Arial"/>
+                <w:rFonts w:ascii="Verdana" w:hAnsi="Verdana"/>
                 <w:b w:val="0"/>
                 <w:sz w:val="16"/>
               </w:rPr>
@@ -3175,7 +3219,7 @@
             <w:r/>
             <w:r>
               <w:rPr>
-                <w:rFonts w:ascii="Arial" w:hAnsi="Arial"/>
+                <w:rFonts w:ascii="Verdana" w:hAnsi="Verdana"/>
                 <w:b w:val="0"/>
                 <w:sz w:val="16"/>
               </w:rPr>
@@ -3191,7 +3235,7 @@
             <w:r/>
             <w:r>
               <w:rPr>
-                <w:rFonts w:ascii="Arial" w:hAnsi="Arial"/>
+                <w:rFonts w:ascii="Verdana" w:hAnsi="Verdana"/>
                 <w:b w:val="0"/>
                 <w:sz w:val="16"/>
               </w:rPr>
@@ -3207,7 +3251,7 @@
             <w:r/>
             <w:r>
               <w:rPr>
-                <w:rFonts w:ascii="Arial" w:hAnsi="Arial"/>
+                <w:rFonts w:ascii="Verdana" w:hAnsi="Verdana"/>
                 <w:b w:val="0"/>
                 <w:sz w:val="16"/>
               </w:rPr>
@@ -3223,7 +3267,7 @@
             <w:r/>
             <w:r>
               <w:rPr>
-                <w:rFonts w:ascii="Arial" w:hAnsi="Arial"/>
+                <w:rFonts w:ascii="Verdana" w:hAnsi="Verdana"/>
                 <w:b w:val="0"/>
                 <w:sz w:val="16"/>
               </w:rPr>
@@ -3239,7 +3283,7 @@
             <w:r/>
             <w:r>
               <w:rPr>
-                <w:rFonts w:ascii="Arial" w:hAnsi="Arial"/>
+                <w:rFonts w:ascii="Verdana" w:hAnsi="Verdana"/>
                 <w:b w:val="0"/>
                 <w:sz w:val="16"/>
               </w:rPr>
@@ -3255,7 +3299,7 @@
             <w:r/>
             <w:r>
               <w:rPr>
-                <w:rFonts w:ascii="Arial" w:hAnsi="Arial"/>
+                <w:rFonts w:ascii="Verdana" w:hAnsi="Verdana"/>
                 <w:b w:val="0"/>
                 <w:sz w:val="16"/>
               </w:rPr>
@@ -3271,7 +3315,7 @@
             <w:r/>
             <w:r>
               <w:rPr>
-                <w:rFonts w:ascii="Arial" w:hAnsi="Arial"/>
+                <w:rFonts w:ascii="Verdana" w:hAnsi="Verdana"/>
                 <w:b w:val="0"/>
                 <w:sz w:val="16"/>
               </w:rPr>
@@ -3287,7 +3331,7 @@
             <w:r/>
             <w:r>
               <w:rPr>
-                <w:rFonts w:ascii="Arial" w:hAnsi="Arial"/>
+                <w:rFonts w:ascii="Verdana" w:hAnsi="Verdana"/>
                 <w:b w:val="0"/>
                 <w:sz w:val="16"/>
               </w:rPr>
@@ -3296,15 +3340,18 @@
         </w:tc>
       </w:tr>
       <w:tr>
-        <w:tc>
-          <w:tcPr>
-            <w:tcW w:type="dxa" w:w="1514"/>
-          </w:tcPr>
-          <w:p>
-            <w:r/>
-            <w:r>
-              <w:rPr>
-                <w:rFonts w:ascii="Arial" w:hAnsi="Arial"/>
+        <w:trPr>
+          <w:cantSplit/>
+        </w:trPr>
+        <w:tc>
+          <w:tcPr>
+            <w:tcW w:type="dxa" w:w="1514"/>
+          </w:tcPr>
+          <w:p>
+            <w:r/>
+            <w:r>
+              <w:rPr>
+                <w:rFonts w:ascii="Verdana" w:hAnsi="Verdana"/>
                 <w:b w:val="0"/>
                 <w:sz w:val="16"/>
               </w:rPr>
@@ -3320,7 +3367,7 @@
             <w:r/>
             <w:r>
               <w:rPr>
-                <w:rFonts w:ascii="Arial" w:hAnsi="Arial"/>
+                <w:rFonts w:ascii="Verdana" w:hAnsi="Verdana"/>
                 <w:b w:val="0"/>
                 <w:sz w:val="16"/>
               </w:rPr>
@@ -3336,7 +3383,7 @@
             <w:r/>
             <w:r>
               <w:rPr>
-                <w:rFonts w:ascii="Arial" w:hAnsi="Arial"/>
+                <w:rFonts w:ascii="Verdana" w:hAnsi="Verdana"/>
                 <w:b w:val="0"/>
                 <w:sz w:val="16"/>
               </w:rPr>
@@ -3352,7 +3399,7 @@
             <w:r/>
             <w:r>
               <w:rPr>
-                <w:rFonts w:ascii="Arial" w:hAnsi="Arial"/>
+                <w:rFonts w:ascii="Verdana" w:hAnsi="Verdana"/>
                 <w:b w:val="0"/>
                 <w:sz w:val="16"/>
               </w:rPr>
@@ -3368,7 +3415,7 @@
             <w:r/>
             <w:r>
               <w:rPr>
-                <w:rFonts w:ascii="Arial" w:hAnsi="Arial"/>
+                <w:rFonts w:ascii="Verdana" w:hAnsi="Verdana"/>
                 <w:b w:val="0"/>
                 <w:sz w:val="16"/>
               </w:rPr>
@@ -3384,7 +3431,7 @@
             <w:r/>
             <w:r>
               <w:rPr>
-                <w:rFonts w:ascii="Arial" w:hAnsi="Arial"/>
+                <w:rFonts w:ascii="Verdana" w:hAnsi="Verdana"/>
                 <w:b w:val="0"/>
                 <w:sz w:val="16"/>
               </w:rPr>
@@ -3400,7 +3447,7 @@
             <w:r/>
             <w:r>
               <w:rPr>
-                <w:rFonts w:ascii="Arial" w:hAnsi="Arial"/>
+                <w:rFonts w:ascii="Verdana" w:hAnsi="Verdana"/>
                 <w:b w:val="0"/>
                 <w:sz w:val="16"/>
               </w:rPr>
@@ -3416,7 +3463,7 @@
             <w:r/>
             <w:r>
               <w:rPr>
-                <w:rFonts w:ascii="Arial" w:hAnsi="Arial"/>
+                <w:rFonts w:ascii="Verdana" w:hAnsi="Verdana"/>
                 <w:b w:val="0"/>
                 <w:sz w:val="16"/>
               </w:rPr>
@@ -3432,7 +3479,7 @@
             <w:r/>
             <w:r>
               <w:rPr>
-                <w:rFonts w:ascii="Arial" w:hAnsi="Arial"/>
+                <w:rFonts w:ascii="Verdana" w:hAnsi="Verdana"/>
                 <w:b w:val="0"/>
                 <w:sz w:val="16"/>
               </w:rPr>
@@ -3448,7 +3495,7 @@
             <w:r/>
             <w:r>
               <w:rPr>
-                <w:rFonts w:ascii="Arial" w:hAnsi="Arial"/>
+                <w:rFonts w:ascii="Verdana" w:hAnsi="Verdana"/>
                 <w:b w:val="0"/>
                 <w:sz w:val="16"/>
               </w:rPr>
@@ -3457,15 +3504,18 @@
         </w:tc>
       </w:tr>
       <w:tr>
-        <w:tc>
-          <w:tcPr>
-            <w:tcW w:type="dxa" w:w="1514"/>
-          </w:tcPr>
-          <w:p>
-            <w:r/>
-            <w:r>
-              <w:rPr>
-                <w:rFonts w:ascii="Arial" w:hAnsi="Arial"/>
+        <w:trPr>
+          <w:cantSplit/>
+        </w:trPr>
+        <w:tc>
+          <w:tcPr>
+            <w:tcW w:type="dxa" w:w="1514"/>
+          </w:tcPr>
+          <w:p>
+            <w:r/>
+            <w:r>
+              <w:rPr>
+                <w:rFonts w:ascii="Verdana" w:hAnsi="Verdana"/>
                 <w:b w:val="0"/>
                 <w:sz w:val="16"/>
               </w:rPr>
@@ -3481,7 +3531,7 @@
             <w:r/>
             <w:r>
               <w:rPr>
-                <w:rFonts w:ascii="Arial" w:hAnsi="Arial"/>
+                <w:rFonts w:ascii="Verdana" w:hAnsi="Verdana"/>
                 <w:b w:val="0"/>
                 <w:sz w:val="16"/>
               </w:rPr>
@@ -3497,7 +3547,7 @@
             <w:r/>
             <w:r>
               <w:rPr>
-                <w:rFonts w:ascii="Arial" w:hAnsi="Arial"/>
+                <w:rFonts w:ascii="Verdana" w:hAnsi="Verdana"/>
                 <w:b w:val="0"/>
                 <w:sz w:val="16"/>
               </w:rPr>
@@ -3513,7 +3563,7 @@
             <w:r/>
             <w:r>
               <w:rPr>
-                <w:rFonts w:ascii="Arial" w:hAnsi="Arial"/>
+                <w:rFonts w:ascii="Verdana" w:hAnsi="Verdana"/>
                 <w:b w:val="0"/>
                 <w:sz w:val="16"/>
               </w:rPr>
@@ -3529,7 +3579,7 @@
             <w:r/>
             <w:r>
               <w:rPr>
-                <w:rFonts w:ascii="Arial" w:hAnsi="Arial"/>
+                <w:rFonts w:ascii="Verdana" w:hAnsi="Verdana"/>
                 <w:b w:val="0"/>
                 <w:sz w:val="16"/>
               </w:rPr>
@@ -3545,7 +3595,7 @@
             <w:r/>
             <w:r>
               <w:rPr>
-                <w:rFonts w:ascii="Arial" w:hAnsi="Arial"/>
+                <w:rFonts w:ascii="Verdana" w:hAnsi="Verdana"/>
                 <w:b w:val="0"/>
                 <w:sz w:val="16"/>
               </w:rPr>
@@ -3561,7 +3611,7 @@
             <w:r/>
             <w:r>
               <w:rPr>
-                <w:rFonts w:ascii="Arial" w:hAnsi="Arial"/>
+                <w:rFonts w:ascii="Verdana" w:hAnsi="Verdana"/>
                 <w:b w:val="0"/>
                 <w:sz w:val="16"/>
               </w:rPr>
@@ -3577,7 +3627,7 @@
             <w:r/>
             <w:r>
               <w:rPr>
-                <w:rFonts w:ascii="Arial" w:hAnsi="Arial"/>
+                <w:rFonts w:ascii="Verdana" w:hAnsi="Verdana"/>
                 <w:b w:val="0"/>
                 <w:sz w:val="16"/>
               </w:rPr>
@@ -3593,7 +3643,7 @@
             <w:r/>
             <w:r>
               <w:rPr>
-                <w:rFonts w:ascii="Arial" w:hAnsi="Arial"/>
+                <w:rFonts w:ascii="Verdana" w:hAnsi="Verdana"/>
                 <w:b w:val="0"/>
                 <w:sz w:val="16"/>
               </w:rPr>
@@ -3609,7 +3659,7 @@
             <w:r/>
             <w:r>
               <w:rPr>
-                <w:rFonts w:ascii="Arial" w:hAnsi="Arial"/>
+                <w:rFonts w:ascii="Verdana" w:hAnsi="Verdana"/>
                 <w:b w:val="0"/>
                 <w:sz w:val="16"/>
               </w:rPr>
@@ -3618,15 +3668,18 @@
         </w:tc>
       </w:tr>
       <w:tr>
-        <w:tc>
-          <w:tcPr>
-            <w:tcW w:type="dxa" w:w="1514"/>
-          </w:tcPr>
-          <w:p>
-            <w:r/>
-            <w:r>
-              <w:rPr>
-                <w:rFonts w:ascii="Arial" w:hAnsi="Arial"/>
+        <w:trPr>
+          <w:cantSplit/>
+        </w:trPr>
+        <w:tc>
+          <w:tcPr>
+            <w:tcW w:type="dxa" w:w="1514"/>
+          </w:tcPr>
+          <w:p>
+            <w:r/>
+            <w:r>
+              <w:rPr>
+                <w:rFonts w:ascii="Verdana" w:hAnsi="Verdana"/>
                 <w:b w:val="0"/>
                 <w:sz w:val="16"/>
               </w:rPr>
@@ -3642,7 +3695,7 @@
             <w:r/>
             <w:r>
               <w:rPr>
-                <w:rFonts w:ascii="Arial" w:hAnsi="Arial"/>
+                <w:rFonts w:ascii="Verdana" w:hAnsi="Verdana"/>
                 <w:b w:val="0"/>
                 <w:sz w:val="16"/>
               </w:rPr>
@@ -3658,7 +3711,7 @@
             <w:r/>
             <w:r>
               <w:rPr>
-                <w:rFonts w:ascii="Arial" w:hAnsi="Arial"/>
+                <w:rFonts w:ascii="Verdana" w:hAnsi="Verdana"/>
                 <w:b w:val="0"/>
                 <w:sz w:val="16"/>
               </w:rPr>
@@ -3674,7 +3727,7 @@
             <w:r/>
             <w:r>
               <w:rPr>
-                <w:rFonts w:ascii="Arial" w:hAnsi="Arial"/>
+                <w:rFonts w:ascii="Verdana" w:hAnsi="Verdana"/>
                 <w:b w:val="0"/>
                 <w:sz w:val="16"/>
               </w:rPr>
@@ -3690,7 +3743,7 @@
             <w:r/>
             <w:r>
               <w:rPr>
-                <w:rFonts w:ascii="Arial" w:hAnsi="Arial"/>
+                <w:rFonts w:ascii="Verdana" w:hAnsi="Verdana"/>
                 <w:b w:val="0"/>
                 <w:sz w:val="16"/>
               </w:rPr>
@@ -3706,7 +3759,7 @@
             <w:r/>
             <w:r>
               <w:rPr>
-                <w:rFonts w:ascii="Arial" w:hAnsi="Arial"/>
+                <w:rFonts w:ascii="Verdana" w:hAnsi="Verdana"/>
                 <w:b w:val="0"/>
                 <w:sz w:val="16"/>
               </w:rPr>
@@ -3722,7 +3775,7 @@
             <w:r/>
             <w:r>
               <w:rPr>
-                <w:rFonts w:ascii="Arial" w:hAnsi="Arial"/>
+                <w:rFonts w:ascii="Verdana" w:hAnsi="Verdana"/>
                 <w:b w:val="0"/>
                 <w:sz w:val="16"/>
               </w:rPr>
@@ -3738,7 +3791,7 @@
             <w:r/>
             <w:r>
               <w:rPr>
-                <w:rFonts w:ascii="Arial" w:hAnsi="Arial"/>
+                <w:rFonts w:ascii="Verdana" w:hAnsi="Verdana"/>
                 <w:b w:val="0"/>
                 <w:sz w:val="16"/>
               </w:rPr>
@@ -3754,7 +3807,7 @@
             <w:r/>
             <w:r>
               <w:rPr>
-                <w:rFonts w:ascii="Arial" w:hAnsi="Arial"/>
+                <w:rFonts w:ascii="Verdana" w:hAnsi="Verdana"/>
                 <w:b w:val="0"/>
                 <w:sz w:val="16"/>
               </w:rPr>
@@ -3770,7 +3823,7 @@
             <w:r/>
             <w:r>
               <w:rPr>
-                <w:rFonts w:ascii="Arial" w:hAnsi="Arial"/>
+                <w:rFonts w:ascii="Verdana" w:hAnsi="Verdana"/>
                 <w:b w:val="0"/>
                 <w:sz w:val="16"/>
               </w:rPr>
@@ -3779,15 +3832,18 @@
         </w:tc>
       </w:tr>
       <w:tr>
-        <w:tc>
-          <w:tcPr>
-            <w:tcW w:type="dxa" w:w="1514"/>
-          </w:tcPr>
-          <w:p>
-            <w:r/>
-            <w:r>
-              <w:rPr>
-                <w:rFonts w:ascii="Arial" w:hAnsi="Arial"/>
+        <w:trPr>
+          <w:cantSplit/>
+        </w:trPr>
+        <w:tc>
+          <w:tcPr>
+            <w:tcW w:type="dxa" w:w="1514"/>
+          </w:tcPr>
+          <w:p>
+            <w:r/>
+            <w:r>
+              <w:rPr>
+                <w:rFonts w:ascii="Verdana" w:hAnsi="Verdana"/>
                 <w:b w:val="0"/>
                 <w:sz w:val="16"/>
               </w:rPr>
@@ -3803,7 +3859,7 @@
             <w:r/>
             <w:r>
               <w:rPr>
-                <w:rFonts w:ascii="Arial" w:hAnsi="Arial"/>
+                <w:rFonts w:ascii="Verdana" w:hAnsi="Verdana"/>
                 <w:b w:val="0"/>
                 <w:sz w:val="16"/>
               </w:rPr>
@@ -3819,7 +3875,7 @@
             <w:r/>
             <w:r>
               <w:rPr>
-                <w:rFonts w:ascii="Arial" w:hAnsi="Arial"/>
+                <w:rFonts w:ascii="Verdana" w:hAnsi="Verdana"/>
                 <w:b w:val="0"/>
                 <w:sz w:val="16"/>
               </w:rPr>
@@ -3835,7 +3891,7 @@
             <w:r/>
             <w:r>
               <w:rPr>
-                <w:rFonts w:ascii="Arial" w:hAnsi="Arial"/>
+                <w:rFonts w:ascii="Verdana" w:hAnsi="Verdana"/>
                 <w:b w:val="0"/>
                 <w:sz w:val="16"/>
               </w:rPr>
@@ -3851,7 +3907,7 @@
             <w:r/>
             <w:r>
               <w:rPr>
-                <w:rFonts w:ascii="Arial" w:hAnsi="Arial"/>
+                <w:rFonts w:ascii="Verdana" w:hAnsi="Verdana"/>
                 <w:b w:val="0"/>
                 <w:sz w:val="16"/>
               </w:rPr>
@@ -3867,7 +3923,7 @@
             <w:r/>
             <w:r>
               <w:rPr>
-                <w:rFonts w:ascii="Arial" w:hAnsi="Arial"/>
+                <w:rFonts w:ascii="Verdana" w:hAnsi="Verdana"/>
                 <w:b w:val="0"/>
                 <w:sz w:val="16"/>
               </w:rPr>
@@ -3883,7 +3939,7 @@
             <w:r/>
             <w:r>
               <w:rPr>
-                <w:rFonts w:ascii="Arial" w:hAnsi="Arial"/>
+                <w:rFonts w:ascii="Verdana" w:hAnsi="Verdana"/>
                 <w:b w:val="0"/>
                 <w:sz w:val="16"/>
               </w:rPr>
@@ -3899,7 +3955,7 @@
             <w:r/>
             <w:r>
               <w:rPr>
-                <w:rFonts w:ascii="Arial" w:hAnsi="Arial"/>
+                <w:rFonts w:ascii="Verdana" w:hAnsi="Verdana"/>
                 <w:b w:val="0"/>
                 <w:sz w:val="16"/>
               </w:rPr>
@@ -3915,7 +3971,7 @@
             <w:r/>
             <w:r>
               <w:rPr>
-                <w:rFonts w:ascii="Arial" w:hAnsi="Arial"/>
+                <w:rFonts w:ascii="Verdana" w:hAnsi="Verdana"/>
                 <w:b w:val="0"/>
                 <w:sz w:val="16"/>
               </w:rPr>
@@ -3931,7 +3987,7 @@
             <w:r/>
             <w:r>
               <w:rPr>
-                <w:rFonts w:ascii="Arial" w:hAnsi="Arial"/>
+                <w:rFonts w:ascii="Verdana" w:hAnsi="Verdana"/>
                 <w:b w:val="0"/>
                 <w:sz w:val="16"/>
               </w:rPr>
@@ -3940,15 +3996,18 @@
         </w:tc>
       </w:tr>
       <w:tr>
-        <w:tc>
-          <w:tcPr>
-            <w:tcW w:type="dxa" w:w="1514"/>
-          </w:tcPr>
-          <w:p>
-            <w:r/>
-            <w:r>
-              <w:rPr>
-                <w:rFonts w:ascii="Arial" w:hAnsi="Arial"/>
+        <w:trPr>
+          <w:cantSplit/>
+        </w:trPr>
+        <w:tc>
+          <w:tcPr>
+            <w:tcW w:type="dxa" w:w="1514"/>
+          </w:tcPr>
+          <w:p>
+            <w:r/>
+            <w:r>
+              <w:rPr>
+                <w:rFonts w:ascii="Verdana" w:hAnsi="Verdana"/>
                 <w:b w:val="0"/>
                 <w:sz w:val="16"/>
               </w:rPr>
@@ -3964,7 +4023,7 @@
             <w:r/>
             <w:r>
               <w:rPr>
-                <w:rFonts w:ascii="Arial" w:hAnsi="Arial"/>
+                <w:rFonts w:ascii="Verdana" w:hAnsi="Verdana"/>
                 <w:b w:val="0"/>
                 <w:sz w:val="16"/>
               </w:rPr>
@@ -3980,7 +4039,7 @@
             <w:r/>
             <w:r>
               <w:rPr>
-                <w:rFonts w:ascii="Arial" w:hAnsi="Arial"/>
+                <w:rFonts w:ascii="Verdana" w:hAnsi="Verdana"/>
                 <w:b w:val="0"/>
                 <w:sz w:val="16"/>
               </w:rPr>
@@ -3996,7 +4055,7 @@
             <w:r/>
             <w:r>
               <w:rPr>
-                <w:rFonts w:ascii="Arial" w:hAnsi="Arial"/>
+                <w:rFonts w:ascii="Verdana" w:hAnsi="Verdana"/>
                 <w:b w:val="0"/>
                 <w:sz w:val="16"/>
               </w:rPr>
@@ -4012,7 +4071,7 @@
             <w:r/>
             <w:r>
               <w:rPr>
-                <w:rFonts w:ascii="Arial" w:hAnsi="Arial"/>
+                <w:rFonts w:ascii="Verdana" w:hAnsi="Verdana"/>
                 <w:b w:val="0"/>
                 <w:sz w:val="16"/>
               </w:rPr>
@@ -4028,7 +4087,7 @@
             <w:r/>
             <w:r>
               <w:rPr>
-                <w:rFonts w:ascii="Arial" w:hAnsi="Arial"/>
+                <w:rFonts w:ascii="Verdana" w:hAnsi="Verdana"/>
                 <w:b w:val="0"/>
                 <w:sz w:val="16"/>
               </w:rPr>
@@ -4044,7 +4103,7 @@
             <w:r/>
             <w:r>
               <w:rPr>
-                <w:rFonts w:ascii="Arial" w:hAnsi="Arial"/>
+                <w:rFonts w:ascii="Verdana" w:hAnsi="Verdana"/>
                 <w:b w:val="0"/>
                 <w:sz w:val="16"/>
               </w:rPr>
@@ -4060,7 +4119,7 @@
             <w:r/>
             <w:r>
               <w:rPr>
-                <w:rFonts w:ascii="Arial" w:hAnsi="Arial"/>
+                <w:rFonts w:ascii="Verdana" w:hAnsi="Verdana"/>
                 <w:b w:val="0"/>
                 <w:sz w:val="16"/>
               </w:rPr>
@@ -4076,7 +4135,7 @@
             <w:r/>
             <w:r>
               <w:rPr>
-                <w:rFonts w:ascii="Arial" w:hAnsi="Arial"/>
+                <w:rFonts w:ascii="Verdana" w:hAnsi="Verdana"/>
                 <w:b w:val="0"/>
                 <w:sz w:val="16"/>
               </w:rPr>
@@ -4092,7 +4151,7 @@
             <w:r/>
             <w:r>
               <w:rPr>
-                <w:rFonts w:ascii="Arial" w:hAnsi="Arial"/>
+                <w:rFonts w:ascii="Verdana" w:hAnsi="Verdana"/>
                 <w:b w:val="0"/>
                 <w:sz w:val="16"/>
               </w:rPr>
@@ -4101,15 +4160,18 @@
         </w:tc>
       </w:tr>
       <w:tr>
-        <w:tc>
-          <w:tcPr>
-            <w:tcW w:type="dxa" w:w="1514"/>
-          </w:tcPr>
-          <w:p>
-            <w:r/>
-            <w:r>
-              <w:rPr>
-                <w:rFonts w:ascii="Arial" w:hAnsi="Arial"/>
+        <w:trPr>
+          <w:cantSplit/>
+        </w:trPr>
+        <w:tc>
+          <w:tcPr>
+            <w:tcW w:type="dxa" w:w="1514"/>
+          </w:tcPr>
+          <w:p>
+            <w:r/>
+            <w:r>
+              <w:rPr>
+                <w:rFonts w:ascii="Verdana" w:hAnsi="Verdana"/>
                 <w:b w:val="0"/>
                 <w:sz w:val="16"/>
               </w:rPr>
@@ -4125,7 +4187,7 @@
             <w:r/>
             <w:r>
               <w:rPr>
-                <w:rFonts w:ascii="Arial" w:hAnsi="Arial"/>
+                <w:rFonts w:ascii="Verdana" w:hAnsi="Verdana"/>
                 <w:b w:val="0"/>
                 <w:sz w:val="16"/>
               </w:rPr>
@@ -4141,7 +4203,7 @@
             <w:r/>
             <w:r>
               <w:rPr>
-                <w:rFonts w:ascii="Arial" w:hAnsi="Arial"/>
+                <w:rFonts w:ascii="Verdana" w:hAnsi="Verdana"/>
                 <w:b w:val="0"/>
                 <w:sz w:val="16"/>
               </w:rPr>
@@ -4157,7 +4219,7 @@
             <w:r/>
             <w:r>
               <w:rPr>
-                <w:rFonts w:ascii="Arial" w:hAnsi="Arial"/>
+                <w:rFonts w:ascii="Verdana" w:hAnsi="Verdana"/>
                 <w:b w:val="0"/>
                 <w:sz w:val="16"/>
               </w:rPr>
@@ -4173,7 +4235,7 @@
             <w:r/>
             <w:r>
               <w:rPr>
-                <w:rFonts w:ascii="Arial" w:hAnsi="Arial"/>
+                <w:rFonts w:ascii="Verdana" w:hAnsi="Verdana"/>
                 <w:b w:val="0"/>
                 <w:sz w:val="16"/>
               </w:rPr>
@@ -4189,7 +4251,7 @@
             <w:r/>
             <w:r>
               <w:rPr>
-                <w:rFonts w:ascii="Arial" w:hAnsi="Arial"/>
+                <w:rFonts w:ascii="Verdana" w:hAnsi="Verdana"/>
                 <w:b w:val="0"/>
                 <w:sz w:val="16"/>
               </w:rPr>
@@ -4205,7 +4267,7 @@
             <w:r/>
             <w:r>
               <w:rPr>
-                <w:rFonts w:ascii="Arial" w:hAnsi="Arial"/>
+                <w:rFonts w:ascii="Verdana" w:hAnsi="Verdana"/>
                 <w:b w:val="0"/>
                 <w:sz w:val="16"/>
               </w:rPr>
@@ -4221,7 +4283,7 @@
             <w:r/>
             <w:r>
               <w:rPr>
-                <w:rFonts w:ascii="Arial" w:hAnsi="Arial"/>
+                <w:rFonts w:ascii="Verdana" w:hAnsi="Verdana"/>
                 <w:b w:val="0"/>
                 <w:sz w:val="16"/>
               </w:rPr>
@@ -4237,7 +4299,7 @@
             <w:r/>
             <w:r>
               <w:rPr>
-                <w:rFonts w:ascii="Arial" w:hAnsi="Arial"/>
+                <w:rFonts w:ascii="Verdana" w:hAnsi="Verdana"/>
                 <w:b w:val="0"/>
                 <w:sz w:val="16"/>
               </w:rPr>
@@ -4253,7 +4315,7 @@
             <w:r/>
             <w:r>
               <w:rPr>
-                <w:rFonts w:ascii="Arial" w:hAnsi="Arial"/>
+                <w:rFonts w:ascii="Verdana" w:hAnsi="Verdana"/>
                 <w:b w:val="0"/>
                 <w:sz w:val="16"/>
               </w:rPr>
@@ -4262,15 +4324,18 @@
         </w:tc>
       </w:tr>
       <w:tr>
-        <w:tc>
-          <w:tcPr>
-            <w:tcW w:type="dxa" w:w="1514"/>
-          </w:tcPr>
-          <w:p>
-            <w:r/>
-            <w:r>
-              <w:rPr>
-                <w:rFonts w:ascii="Arial" w:hAnsi="Arial"/>
+        <w:trPr>
+          <w:cantSplit/>
+        </w:trPr>
+        <w:tc>
+          <w:tcPr>
+            <w:tcW w:type="dxa" w:w="1514"/>
+          </w:tcPr>
+          <w:p>
+            <w:r/>
+            <w:r>
+              <w:rPr>
+                <w:rFonts w:ascii="Verdana" w:hAnsi="Verdana"/>
                 <w:b w:val="0"/>
                 <w:sz w:val="16"/>
               </w:rPr>
@@ -4286,7 +4351,7 @@
             <w:r/>
             <w:r>
               <w:rPr>
-                <w:rFonts w:ascii="Arial" w:hAnsi="Arial"/>
+                <w:rFonts w:ascii="Verdana" w:hAnsi="Verdana"/>
                 <w:b w:val="0"/>
                 <w:sz w:val="16"/>
               </w:rPr>
@@ -4302,7 +4367,7 @@
             <w:r/>
             <w:r>
               <w:rPr>
-                <w:rFonts w:ascii="Arial" w:hAnsi="Arial"/>
+                <w:rFonts w:ascii="Verdana" w:hAnsi="Verdana"/>
                 <w:b w:val="0"/>
                 <w:sz w:val="16"/>
               </w:rPr>
@@ -4318,7 +4383,7 @@
             <w:r/>
             <w:r>
               <w:rPr>
-                <w:rFonts w:ascii="Arial" w:hAnsi="Arial"/>
+                <w:rFonts w:ascii="Verdana" w:hAnsi="Verdana"/>
                 <w:b w:val="0"/>
                 <w:sz w:val="16"/>
               </w:rPr>
@@ -4334,7 +4399,7 @@
             <w:r/>
             <w:r>
               <w:rPr>
-                <w:rFonts w:ascii="Arial" w:hAnsi="Arial"/>
+                <w:rFonts w:ascii="Verdana" w:hAnsi="Verdana"/>
                 <w:b w:val="0"/>
                 <w:sz w:val="16"/>
               </w:rPr>
@@ -4350,7 +4415,7 @@
             <w:r/>
             <w:r>
               <w:rPr>
-                <w:rFonts w:ascii="Arial" w:hAnsi="Arial"/>
+                <w:rFonts w:ascii="Verdana" w:hAnsi="Verdana"/>
                 <w:b w:val="0"/>
                 <w:sz w:val="16"/>
               </w:rPr>
@@ -4366,7 +4431,7 @@
             <w:r/>
             <w:r>
               <w:rPr>
-                <w:rFonts w:ascii="Arial" w:hAnsi="Arial"/>
+                <w:rFonts w:ascii="Verdana" w:hAnsi="Verdana"/>
                 <w:b w:val="0"/>
                 <w:sz w:val="16"/>
               </w:rPr>
@@ -4382,7 +4447,7 @@
             <w:r/>
             <w:r>
               <w:rPr>
-                <w:rFonts w:ascii="Arial" w:hAnsi="Arial"/>
+                <w:rFonts w:ascii="Verdana" w:hAnsi="Verdana"/>
                 <w:b w:val="0"/>
                 <w:sz w:val="16"/>
               </w:rPr>
@@ -4398,7 +4463,7 @@
             <w:r/>
             <w:r>
               <w:rPr>
-                <w:rFonts w:ascii="Arial" w:hAnsi="Arial"/>
+                <w:rFonts w:ascii="Verdana" w:hAnsi="Verdana"/>
                 <w:b w:val="0"/>
                 <w:sz w:val="16"/>
               </w:rPr>
@@ -4414,7 +4479,7 @@
             <w:r/>
             <w:r>
               <w:rPr>
-                <w:rFonts w:ascii="Arial" w:hAnsi="Arial"/>
+                <w:rFonts w:ascii="Verdana" w:hAnsi="Verdana"/>
                 <w:b w:val="0"/>
                 <w:sz w:val="16"/>
               </w:rPr>
@@ -4423,15 +4488,18 @@
         </w:tc>
       </w:tr>
       <w:tr>
-        <w:tc>
-          <w:tcPr>
-            <w:tcW w:type="dxa" w:w="1514"/>
-          </w:tcPr>
-          <w:p>
-            <w:r/>
-            <w:r>
-              <w:rPr>
-                <w:rFonts w:ascii="Arial" w:hAnsi="Arial"/>
+        <w:trPr>
+          <w:cantSplit/>
+        </w:trPr>
+        <w:tc>
+          <w:tcPr>
+            <w:tcW w:type="dxa" w:w="1514"/>
+          </w:tcPr>
+          <w:p>
+            <w:r/>
+            <w:r>
+              <w:rPr>
+                <w:rFonts w:ascii="Verdana" w:hAnsi="Verdana"/>
                 <w:b w:val="0"/>
                 <w:sz w:val="16"/>
               </w:rPr>
@@ -4447,7 +4515,7 @@
             <w:r/>
             <w:r>
               <w:rPr>
-                <w:rFonts w:ascii="Arial" w:hAnsi="Arial"/>
+                <w:rFonts w:ascii="Verdana" w:hAnsi="Verdana"/>
                 <w:b w:val="0"/>
                 <w:sz w:val="16"/>
               </w:rPr>
@@ -4463,7 +4531,7 @@
             <w:r/>
             <w:r>
               <w:rPr>
-                <w:rFonts w:ascii="Arial" w:hAnsi="Arial"/>
+                <w:rFonts w:ascii="Verdana" w:hAnsi="Verdana"/>
                 <w:b w:val="0"/>
                 <w:sz w:val="16"/>
               </w:rPr>
@@ -4479,7 +4547,7 @@
             <w:r/>
             <w:r>
               <w:rPr>
-                <w:rFonts w:ascii="Arial" w:hAnsi="Arial"/>
+                <w:rFonts w:ascii="Verdana" w:hAnsi="Verdana"/>
                 <w:b w:val="0"/>
                 <w:sz w:val="16"/>
               </w:rPr>
@@ -4495,7 +4563,7 @@
             <w:r/>
             <w:r>
               <w:rPr>
-                <w:rFonts w:ascii="Arial" w:hAnsi="Arial"/>
+                <w:rFonts w:ascii="Verdana" w:hAnsi="Verdana"/>
                 <w:b w:val="0"/>
                 <w:sz w:val="16"/>
               </w:rPr>
@@ -4511,7 +4579,7 @@
             <w:r/>
             <w:r>
               <w:rPr>
-                <w:rFonts w:ascii="Arial" w:hAnsi="Arial"/>
+                <w:rFonts w:ascii="Verdana" w:hAnsi="Verdana"/>
                 <w:b w:val="0"/>
                 <w:sz w:val="16"/>
               </w:rPr>
@@ -4527,7 +4595,7 @@
             <w:r/>
             <w:r>
               <w:rPr>
-                <w:rFonts w:ascii="Arial" w:hAnsi="Arial"/>
+                <w:rFonts w:ascii="Verdana" w:hAnsi="Verdana"/>
                 <w:b w:val="0"/>
                 <w:sz w:val="16"/>
               </w:rPr>
@@ -4543,7 +4611,7 @@
             <w:r/>
             <w:r>
               <w:rPr>
-                <w:rFonts w:ascii="Arial" w:hAnsi="Arial"/>
+                <w:rFonts w:ascii="Verdana" w:hAnsi="Verdana"/>
                 <w:b w:val="0"/>
                 <w:sz w:val="16"/>
               </w:rPr>
@@ -4559,7 +4627,7 @@
             <w:r/>
             <w:r>
               <w:rPr>
-                <w:rFonts w:ascii="Arial" w:hAnsi="Arial"/>
+                <w:rFonts w:ascii="Verdana" w:hAnsi="Verdana"/>
                 <w:b w:val="0"/>
                 <w:sz w:val="16"/>
               </w:rPr>
@@ -4575,7 +4643,7 @@
             <w:r/>
             <w:r>
               <w:rPr>
-                <w:rFonts w:ascii="Arial" w:hAnsi="Arial"/>
+                <w:rFonts w:ascii="Verdana" w:hAnsi="Verdana"/>
                 <w:b w:val="0"/>
                 <w:sz w:val="16"/>
               </w:rPr>
@@ -4584,15 +4652,18 @@
         </w:tc>
       </w:tr>
       <w:tr>
-        <w:tc>
-          <w:tcPr>
-            <w:tcW w:type="dxa" w:w="1514"/>
-          </w:tcPr>
-          <w:p>
-            <w:r/>
-            <w:r>
-              <w:rPr>
-                <w:rFonts w:ascii="Arial" w:hAnsi="Arial"/>
+        <w:trPr>
+          <w:cantSplit/>
+        </w:trPr>
+        <w:tc>
+          <w:tcPr>
+            <w:tcW w:type="dxa" w:w="1514"/>
+          </w:tcPr>
+          <w:p>
+            <w:r/>
+            <w:r>
+              <w:rPr>
+                <w:rFonts w:ascii="Verdana" w:hAnsi="Verdana"/>
                 <w:b w:val="0"/>
                 <w:sz w:val="16"/>
               </w:rPr>
@@ -4608,7 +4679,7 @@
             <w:r/>
             <w:r>
               <w:rPr>
-                <w:rFonts w:ascii="Arial" w:hAnsi="Arial"/>
+                <w:rFonts w:ascii="Verdana" w:hAnsi="Verdana"/>
                 <w:b w:val="0"/>
                 <w:sz w:val="16"/>
               </w:rPr>
@@ -4624,7 +4695,7 @@
             <w:r/>
             <w:r>
               <w:rPr>
-                <w:rFonts w:ascii="Arial" w:hAnsi="Arial"/>
+                <w:rFonts w:ascii="Verdana" w:hAnsi="Verdana"/>
                 <w:b w:val="0"/>
                 <w:sz w:val="16"/>
               </w:rPr>
@@ -4640,7 +4711,7 @@
             <w:r/>
             <w:r>
               <w:rPr>
-                <w:rFonts w:ascii="Arial" w:hAnsi="Arial"/>
+                <w:rFonts w:ascii="Verdana" w:hAnsi="Verdana"/>
                 <w:b w:val="0"/>
                 <w:sz w:val="16"/>
               </w:rPr>
@@ -4656,7 +4727,7 @@
             <w:r/>
             <w:r>
               <w:rPr>
-                <w:rFonts w:ascii="Arial" w:hAnsi="Arial"/>
+                <w:rFonts w:ascii="Verdana" w:hAnsi="Verdana"/>
                 <w:b w:val="0"/>
                 <w:sz w:val="16"/>
               </w:rPr>
@@ -4672,7 +4743,7 @@
             <w:r/>
             <w:r>
               <w:rPr>
-                <w:rFonts w:ascii="Arial" w:hAnsi="Arial"/>
+                <w:rFonts w:ascii="Verdana" w:hAnsi="Verdana"/>
                 <w:b w:val="0"/>
                 <w:sz w:val="16"/>
               </w:rPr>
@@ -4688,7 +4759,7 @@
             <w:r/>
             <w:r>
               <w:rPr>
-                <w:rFonts w:ascii="Arial" w:hAnsi="Arial"/>
+                <w:rFonts w:ascii="Verdana" w:hAnsi="Verdana"/>
                 <w:b w:val="0"/>
                 <w:sz w:val="16"/>
               </w:rPr>
@@ -4704,7 +4775,7 @@
             <w:r/>
             <w:r>
               <w:rPr>
-                <w:rFonts w:ascii="Arial" w:hAnsi="Arial"/>
+                <w:rFonts w:ascii="Verdana" w:hAnsi="Verdana"/>
                 <w:b w:val="0"/>
                 <w:sz w:val="16"/>
               </w:rPr>
@@ -4720,7 +4791,7 @@
             <w:r/>
             <w:r>
               <w:rPr>
-                <w:rFonts w:ascii="Arial" w:hAnsi="Arial"/>
+                <w:rFonts w:ascii="Verdana" w:hAnsi="Verdana"/>
                 <w:b w:val="0"/>
                 <w:sz w:val="16"/>
               </w:rPr>
@@ -4736,7 +4807,7 @@
             <w:r/>
             <w:r>
               <w:rPr>
-                <w:rFonts w:ascii="Arial" w:hAnsi="Arial"/>
+                <w:rFonts w:ascii="Verdana" w:hAnsi="Verdana"/>
                 <w:b w:val="0"/>
                 <w:sz w:val="16"/>
               </w:rPr>
@@ -4745,15 +4816,18 @@
         </w:tc>
       </w:tr>
       <w:tr>
-        <w:tc>
-          <w:tcPr>
-            <w:tcW w:type="dxa" w:w="1514"/>
-          </w:tcPr>
-          <w:p>
-            <w:r/>
-            <w:r>
-              <w:rPr>
-                <w:rFonts w:ascii="Arial" w:hAnsi="Arial"/>
+        <w:trPr>
+          <w:cantSplit/>
+        </w:trPr>
+        <w:tc>
+          <w:tcPr>
+            <w:tcW w:type="dxa" w:w="1514"/>
+          </w:tcPr>
+          <w:p>
+            <w:r/>
+            <w:r>
+              <w:rPr>
+                <w:rFonts w:ascii="Verdana" w:hAnsi="Verdana"/>
                 <w:b w:val="0"/>
                 <w:sz w:val="16"/>
               </w:rPr>
@@ -4769,7 +4843,7 @@
             <w:r/>
             <w:r>
               <w:rPr>
-                <w:rFonts w:ascii="Arial" w:hAnsi="Arial"/>
+                <w:rFonts w:ascii="Verdana" w:hAnsi="Verdana"/>
                 <w:b w:val="0"/>
                 <w:sz w:val="16"/>
               </w:rPr>
@@ -4785,7 +4859,7 @@
             <w:r/>
             <w:r>
               <w:rPr>
-                <w:rFonts w:ascii="Arial" w:hAnsi="Arial"/>
+                <w:rFonts w:ascii="Verdana" w:hAnsi="Verdana"/>
                 <w:b w:val="0"/>
                 <w:sz w:val="16"/>
               </w:rPr>
@@ -4801,7 +4875,7 @@
             <w:r/>
             <w:r>
               <w:rPr>
-                <w:rFonts w:ascii="Arial" w:hAnsi="Arial"/>
+                <w:rFonts w:ascii="Verdana" w:hAnsi="Verdana"/>
                 <w:b w:val="0"/>
                 <w:sz w:val="16"/>
               </w:rPr>
@@ -4817,7 +4891,7 @@
             <w:r/>
             <w:r>
               <w:rPr>
-                <w:rFonts w:ascii="Arial" w:hAnsi="Arial"/>
+                <w:rFonts w:ascii="Verdana" w:hAnsi="Verdana"/>
                 <w:b w:val="0"/>
                 <w:sz w:val="16"/>
               </w:rPr>
@@ -4833,7 +4907,7 @@
             <w:r/>
             <w:r>
               <w:rPr>
-                <w:rFonts w:ascii="Arial" w:hAnsi="Arial"/>
+                <w:rFonts w:ascii="Verdana" w:hAnsi="Verdana"/>
                 <w:b w:val="0"/>
                 <w:sz w:val="16"/>
               </w:rPr>
@@ -4849,7 +4923,7 @@
             <w:r/>
             <w:r>
               <w:rPr>
-                <w:rFonts w:ascii="Arial" w:hAnsi="Arial"/>
+                <w:rFonts w:ascii="Verdana" w:hAnsi="Verdana"/>
                 <w:b w:val="0"/>
                 <w:sz w:val="16"/>
               </w:rPr>
@@ -4865,7 +4939,7 @@
             <w:r/>
             <w:r>
               <w:rPr>
-                <w:rFonts w:ascii="Arial" w:hAnsi="Arial"/>
+                <w:rFonts w:ascii="Verdana" w:hAnsi="Verdana"/>
                 <w:b w:val="0"/>
                 <w:sz w:val="16"/>
               </w:rPr>
@@ -4881,7 +4955,7 @@
             <w:r/>
             <w:r>
               <w:rPr>
-                <w:rFonts w:ascii="Arial" w:hAnsi="Arial"/>
+                <w:rFonts w:ascii="Verdana" w:hAnsi="Verdana"/>
                 <w:b w:val="0"/>
                 <w:sz w:val="16"/>
               </w:rPr>
@@ -4897,7 +4971,7 @@
             <w:r/>
             <w:r>
               <w:rPr>
-                <w:rFonts w:ascii="Arial" w:hAnsi="Arial"/>
+                <w:rFonts w:ascii="Verdana" w:hAnsi="Verdana"/>
                 <w:b w:val="0"/>
                 <w:sz w:val="16"/>
               </w:rPr>
@@ -4906,15 +4980,18 @@
         </w:tc>
       </w:tr>
       <w:tr>
-        <w:tc>
-          <w:tcPr>
-            <w:tcW w:type="dxa" w:w="1514"/>
-          </w:tcPr>
-          <w:p>
-            <w:r/>
-            <w:r>
-              <w:rPr>
-                <w:rFonts w:ascii="Arial" w:hAnsi="Arial"/>
+        <w:trPr>
+          <w:cantSplit/>
+        </w:trPr>
+        <w:tc>
+          <w:tcPr>
+            <w:tcW w:type="dxa" w:w="1514"/>
+          </w:tcPr>
+          <w:p>
+            <w:r/>
+            <w:r>
+              <w:rPr>
+                <w:rFonts w:ascii="Verdana" w:hAnsi="Verdana"/>
                 <w:b w:val="0"/>
                 <w:sz w:val="16"/>
               </w:rPr>
@@ -4930,7 +5007,7 @@
             <w:r/>
             <w:r>
               <w:rPr>
-                <w:rFonts w:ascii="Arial" w:hAnsi="Arial"/>
+                <w:rFonts w:ascii="Verdana" w:hAnsi="Verdana"/>
                 <w:b w:val="0"/>
                 <w:sz w:val="16"/>
               </w:rPr>
@@ -4946,7 +5023,7 @@
             <w:r/>
             <w:r>
               <w:rPr>
-                <w:rFonts w:ascii="Arial" w:hAnsi="Arial"/>
+                <w:rFonts w:ascii="Verdana" w:hAnsi="Verdana"/>
                 <w:b w:val="0"/>
                 <w:sz w:val="16"/>
               </w:rPr>
@@ -4962,7 +5039,7 @@
             <w:r/>
             <w:r>
               <w:rPr>
-                <w:rFonts w:ascii="Arial" w:hAnsi="Arial"/>
+                <w:rFonts w:ascii="Verdana" w:hAnsi="Verdana"/>
                 <w:b w:val="0"/>
                 <w:sz w:val="16"/>
               </w:rPr>
@@ -4978,7 +5055,7 @@
             <w:r/>
             <w:r>
               <w:rPr>
-                <w:rFonts w:ascii="Arial" w:hAnsi="Arial"/>
+                <w:rFonts w:ascii="Verdana" w:hAnsi="Verdana"/>
                 <w:b w:val="0"/>
                 <w:sz w:val="16"/>
               </w:rPr>
@@ -4994,7 +5071,7 @@
             <w:r/>
             <w:r>
               <w:rPr>
-                <w:rFonts w:ascii="Arial" w:hAnsi="Arial"/>
+                <w:rFonts w:ascii="Verdana" w:hAnsi="Verdana"/>
                 <w:b w:val="0"/>
                 <w:sz w:val="16"/>
               </w:rPr>
@@ -5010,7 +5087,7 @@
             <w:r/>
             <w:r>
               <w:rPr>
-                <w:rFonts w:ascii="Arial" w:hAnsi="Arial"/>
+                <w:rFonts w:ascii="Verdana" w:hAnsi="Verdana"/>
                 <w:b w:val="0"/>
                 <w:sz w:val="16"/>
               </w:rPr>
@@ -5026,7 +5103,7 @@
             <w:r/>
             <w:r>
               <w:rPr>
-                <w:rFonts w:ascii="Arial" w:hAnsi="Arial"/>
+                <w:rFonts w:ascii="Verdana" w:hAnsi="Verdana"/>
                 <w:b w:val="0"/>
                 <w:sz w:val="16"/>
               </w:rPr>
@@ -5042,7 +5119,7 @@
             <w:r/>
             <w:r>
               <w:rPr>
-                <w:rFonts w:ascii="Arial" w:hAnsi="Arial"/>
+                <w:rFonts w:ascii="Verdana" w:hAnsi="Verdana"/>
                 <w:b w:val="0"/>
                 <w:sz w:val="16"/>
               </w:rPr>
@@ -5058,7 +5135,7 @@
             <w:r/>
             <w:r>
               <w:rPr>
-                <w:rFonts w:ascii="Arial" w:hAnsi="Arial"/>
+                <w:rFonts w:ascii="Verdana" w:hAnsi="Verdana"/>
                 <w:b w:val="0"/>
                 <w:sz w:val="16"/>
               </w:rPr>
@@ -5067,15 +5144,18 @@
         </w:tc>
       </w:tr>
       <w:tr>
-        <w:tc>
-          <w:tcPr>
-            <w:tcW w:type="dxa" w:w="1514"/>
-          </w:tcPr>
-          <w:p>
-            <w:r/>
-            <w:r>
-              <w:rPr>
-                <w:rFonts w:ascii="Arial" w:hAnsi="Arial"/>
+        <w:trPr>
+          <w:cantSplit/>
+        </w:trPr>
+        <w:tc>
+          <w:tcPr>
+            <w:tcW w:type="dxa" w:w="1514"/>
+          </w:tcPr>
+          <w:p>
+            <w:r/>
+            <w:r>
+              <w:rPr>
+                <w:rFonts w:ascii="Verdana" w:hAnsi="Verdana"/>
                 <w:b w:val="0"/>
                 <w:sz w:val="16"/>
               </w:rPr>
@@ -5091,7 +5171,7 @@
             <w:r/>
             <w:r>
               <w:rPr>
-                <w:rFonts w:ascii="Arial" w:hAnsi="Arial"/>
+                <w:rFonts w:ascii="Verdana" w:hAnsi="Verdana"/>
                 <w:b w:val="0"/>
                 <w:sz w:val="16"/>
               </w:rPr>
@@ -5107,7 +5187,7 @@
             <w:r/>
             <w:r>
               <w:rPr>
-                <w:rFonts w:ascii="Arial" w:hAnsi="Arial"/>
+                <w:rFonts w:ascii="Verdana" w:hAnsi="Verdana"/>
                 <w:b w:val="0"/>
                 <w:sz w:val="16"/>
               </w:rPr>
@@ -5123,7 +5203,7 @@
             <w:r/>
             <w:r>
               <w:rPr>
-                <w:rFonts w:ascii="Arial" w:hAnsi="Arial"/>
+                <w:rFonts w:ascii="Verdana" w:hAnsi="Verdana"/>
                 <w:b w:val="0"/>
                 <w:sz w:val="16"/>
               </w:rPr>
@@ -5139,7 +5219,7 @@
             <w:r/>
             <w:r>
               <w:rPr>
-                <w:rFonts w:ascii="Arial" w:hAnsi="Arial"/>
+                <w:rFonts w:ascii="Verdana" w:hAnsi="Verdana"/>
                 <w:b w:val="0"/>
                 <w:sz w:val="16"/>
               </w:rPr>
@@ -5155,7 +5235,7 @@
             <w:r/>
             <w:r>
               <w:rPr>
-                <w:rFonts w:ascii="Arial" w:hAnsi="Arial"/>
+                <w:rFonts w:ascii="Verdana" w:hAnsi="Verdana"/>
                 <w:b w:val="0"/>
                 <w:sz w:val="16"/>
               </w:rPr>
@@ -5171,7 +5251,7 @@
             <w:r/>
             <w:r>
               <w:rPr>
-                <w:rFonts w:ascii="Arial" w:hAnsi="Arial"/>
+                <w:rFonts w:ascii="Verdana" w:hAnsi="Verdana"/>
                 <w:b w:val="0"/>
                 <w:sz w:val="16"/>
               </w:rPr>
@@ -5187,7 +5267,7 @@
             <w:r/>
             <w:r>
               <w:rPr>
-                <w:rFonts w:ascii="Arial" w:hAnsi="Arial"/>
+                <w:rFonts w:ascii="Verdana" w:hAnsi="Verdana"/>
                 <w:b w:val="0"/>
                 <w:sz w:val="16"/>
               </w:rPr>
@@ -5203,7 +5283,7 @@
             <w:r/>
             <w:r>
               <w:rPr>
-                <w:rFonts w:ascii="Arial" w:hAnsi="Arial"/>
+                <w:rFonts w:ascii="Verdana" w:hAnsi="Verdana"/>
                 <w:b w:val="0"/>
                 <w:sz w:val="16"/>
               </w:rPr>
@@ -5219,7 +5299,7 @@
             <w:r/>
             <w:r>
               <w:rPr>
-                <w:rFonts w:ascii="Arial" w:hAnsi="Arial"/>
+                <w:rFonts w:ascii="Verdana" w:hAnsi="Verdana"/>
                 <w:b w:val="0"/>
                 <w:sz w:val="16"/>
               </w:rPr>
@@ -5228,15 +5308,18 @@
         </w:tc>
       </w:tr>
       <w:tr>
-        <w:tc>
-          <w:tcPr>
-            <w:tcW w:type="dxa" w:w="1514"/>
-          </w:tcPr>
-          <w:p>
-            <w:r/>
-            <w:r>
-              <w:rPr>
-                <w:rFonts w:ascii="Arial" w:hAnsi="Arial"/>
+        <w:trPr>
+          <w:cantSplit/>
+        </w:trPr>
+        <w:tc>
+          <w:tcPr>
+            <w:tcW w:type="dxa" w:w="1514"/>
+          </w:tcPr>
+          <w:p>
+            <w:r/>
+            <w:r>
+              <w:rPr>
+                <w:rFonts w:ascii="Verdana" w:hAnsi="Verdana"/>
                 <w:b w:val="0"/>
                 <w:sz w:val="16"/>
               </w:rPr>
@@ -5252,7 +5335,7 @@
             <w:r/>
             <w:r>
               <w:rPr>
-                <w:rFonts w:ascii="Arial" w:hAnsi="Arial"/>
+                <w:rFonts w:ascii="Verdana" w:hAnsi="Verdana"/>
                 <w:b w:val="0"/>
                 <w:sz w:val="16"/>
               </w:rPr>
@@ -5268,7 +5351,7 @@
             <w:r/>
             <w:r>
               <w:rPr>
-                <w:rFonts w:ascii="Arial" w:hAnsi="Arial"/>
+                <w:rFonts w:ascii="Verdana" w:hAnsi="Verdana"/>
                 <w:b w:val="0"/>
                 <w:sz w:val="16"/>
               </w:rPr>
@@ -5284,7 +5367,7 @@
             <w:r/>
             <w:r>
               <w:rPr>
-                <w:rFonts w:ascii="Arial" w:hAnsi="Arial"/>
+                <w:rFonts w:ascii="Verdana" w:hAnsi="Verdana"/>
                 <w:b w:val="0"/>
                 <w:sz w:val="16"/>
               </w:rPr>
@@ -5300,7 +5383,7 @@
             <w:r/>
             <w:r>
               <w:rPr>
-                <w:rFonts w:ascii="Arial" w:hAnsi="Arial"/>
+                <w:rFonts w:ascii="Verdana" w:hAnsi="Verdana"/>
                 <w:b w:val="0"/>
                 <w:sz w:val="16"/>
               </w:rPr>
@@ -5316,7 +5399,7 @@
             <w:r/>
             <w:r>
               <w:rPr>
-                <w:rFonts w:ascii="Arial" w:hAnsi="Arial"/>
+                <w:rFonts w:ascii="Verdana" w:hAnsi="Verdana"/>
                 <w:b w:val="0"/>
                 <w:sz w:val="16"/>
               </w:rPr>
@@ -5332,7 +5415,7 @@
             <w:r/>
             <w:r>
               <w:rPr>
-                <w:rFonts w:ascii="Arial" w:hAnsi="Arial"/>
+                <w:rFonts w:ascii="Verdana" w:hAnsi="Verdana"/>
                 <w:b w:val="0"/>
                 <w:sz w:val="16"/>
               </w:rPr>
@@ -5348,7 +5431,7 @@
             <w:r/>
             <w:r>
               <w:rPr>
-                <w:rFonts w:ascii="Arial" w:hAnsi="Arial"/>
+                <w:rFonts w:ascii="Verdana" w:hAnsi="Verdana"/>
                 <w:b w:val="0"/>
                 <w:sz w:val="16"/>
               </w:rPr>
@@ -5364,7 +5447,7 @@
             <w:r/>
             <w:r>
               <w:rPr>
-                <w:rFonts w:ascii="Arial" w:hAnsi="Arial"/>
+                <w:rFonts w:ascii="Verdana" w:hAnsi="Verdana"/>
                 <w:b w:val="0"/>
                 <w:sz w:val="16"/>
               </w:rPr>
@@ -5380,7 +5463,7 @@
             <w:r/>
             <w:r>
               <w:rPr>
-                <w:rFonts w:ascii="Arial" w:hAnsi="Arial"/>
+                <w:rFonts w:ascii="Verdana" w:hAnsi="Verdana"/>
                 <w:b w:val="0"/>
                 <w:sz w:val="16"/>
               </w:rPr>
@@ -5389,15 +5472,18 @@
         </w:tc>
       </w:tr>
       <w:tr>
-        <w:tc>
-          <w:tcPr>
-            <w:tcW w:type="dxa" w:w="1514"/>
-          </w:tcPr>
-          <w:p>
-            <w:r/>
-            <w:r>
-              <w:rPr>
-                <w:rFonts w:ascii="Arial" w:hAnsi="Arial"/>
+        <w:trPr>
+          <w:cantSplit/>
+        </w:trPr>
+        <w:tc>
+          <w:tcPr>
+            <w:tcW w:type="dxa" w:w="1514"/>
+          </w:tcPr>
+          <w:p>
+            <w:r/>
+            <w:r>
+              <w:rPr>
+                <w:rFonts w:ascii="Verdana" w:hAnsi="Verdana"/>
                 <w:b w:val="0"/>
                 <w:sz w:val="16"/>
               </w:rPr>
@@ -5413,7 +5499,7 @@
             <w:r/>
             <w:r>
               <w:rPr>
-                <w:rFonts w:ascii="Arial" w:hAnsi="Arial"/>
+                <w:rFonts w:ascii="Verdana" w:hAnsi="Verdana"/>
                 <w:b w:val="0"/>
                 <w:sz w:val="16"/>
               </w:rPr>
@@ -5429,7 +5515,7 @@
             <w:r/>
             <w:r>
               <w:rPr>
-                <w:rFonts w:ascii="Arial" w:hAnsi="Arial"/>
+                <w:rFonts w:ascii="Verdana" w:hAnsi="Verdana"/>
                 <w:b w:val="0"/>
                 <w:sz w:val="16"/>
               </w:rPr>
@@ -5445,7 +5531,7 @@
             <w:r/>
             <w:r>
               <w:rPr>
-                <w:rFonts w:ascii="Arial" w:hAnsi="Arial"/>
+                <w:rFonts w:ascii="Verdana" w:hAnsi="Verdana"/>
                 <w:b w:val="0"/>
                 <w:sz w:val="16"/>
               </w:rPr>
@@ -5461,7 +5547,7 @@
             <w:r/>
             <w:r>
               <w:rPr>
-                <w:rFonts w:ascii="Arial" w:hAnsi="Arial"/>
+                <w:rFonts w:ascii="Verdana" w:hAnsi="Verdana"/>
                 <w:b w:val="0"/>
                 <w:sz w:val="16"/>
               </w:rPr>
@@ -5477,7 +5563,7 @@
             <w:r/>
             <w:r>
               <w:rPr>
-                <w:rFonts w:ascii="Arial" w:hAnsi="Arial"/>
+                <w:rFonts w:ascii="Verdana" w:hAnsi="Verdana"/>
                 <w:b w:val="0"/>
                 <w:sz w:val="16"/>
               </w:rPr>
@@ -5493,7 +5579,7 @@
             <w:r/>
             <w:r>
               <w:rPr>
-                <w:rFonts w:ascii="Arial" w:hAnsi="Arial"/>
+                <w:rFonts w:ascii="Verdana" w:hAnsi="Verdana"/>
                 <w:b w:val="0"/>
                 <w:sz w:val="16"/>
               </w:rPr>
@@ -5509,7 +5595,7 @@
             <w:r/>
             <w:r>
               <w:rPr>
-                <w:rFonts w:ascii="Arial" w:hAnsi="Arial"/>
+                <w:rFonts w:ascii="Verdana" w:hAnsi="Verdana"/>
                 <w:b w:val="0"/>
                 <w:sz w:val="16"/>
               </w:rPr>
@@ -5525,7 +5611,7 @@
             <w:r/>
             <w:r>
               <w:rPr>
-                <w:rFonts w:ascii="Arial" w:hAnsi="Arial"/>
+                <w:rFonts w:ascii="Verdana" w:hAnsi="Verdana"/>
                 <w:b w:val="0"/>
                 <w:sz w:val="16"/>
               </w:rPr>
@@ -5541,7 +5627,7 @@
             <w:r/>
             <w:r>
               <w:rPr>
-                <w:rFonts w:ascii="Arial" w:hAnsi="Arial"/>
+                <w:rFonts w:ascii="Verdana" w:hAnsi="Verdana"/>
                 <w:b w:val="0"/>
                 <w:sz w:val="16"/>
               </w:rPr>
@@ -5550,15 +5636,18 @@
         </w:tc>
       </w:tr>
       <w:tr>
-        <w:tc>
-          <w:tcPr>
-            <w:tcW w:type="dxa" w:w="1514"/>
-          </w:tcPr>
-          <w:p>
-            <w:r/>
-            <w:r>
-              <w:rPr>
-                <w:rFonts w:ascii="Arial" w:hAnsi="Arial"/>
+        <w:trPr>
+          <w:cantSplit/>
+        </w:trPr>
+        <w:tc>
+          <w:tcPr>
+            <w:tcW w:type="dxa" w:w="1514"/>
+          </w:tcPr>
+          <w:p>
+            <w:r/>
+            <w:r>
+              <w:rPr>
+                <w:rFonts w:ascii="Verdana" w:hAnsi="Verdana"/>
                 <w:b w:val="0"/>
                 <w:sz w:val="16"/>
               </w:rPr>
@@ -5574,7 +5663,7 @@
             <w:r/>
             <w:r>
               <w:rPr>
-                <w:rFonts w:ascii="Arial" w:hAnsi="Arial"/>
+                <w:rFonts w:ascii="Verdana" w:hAnsi="Verdana"/>
                 <w:b w:val="0"/>
                 <w:sz w:val="16"/>
               </w:rPr>
@@ -5590,7 +5679,7 @@
             <w:r/>
             <w:r>
               <w:rPr>
-                <w:rFonts w:ascii="Arial" w:hAnsi="Arial"/>
+                <w:rFonts w:ascii="Verdana" w:hAnsi="Verdana"/>
                 <w:b w:val="0"/>
                 <w:sz w:val="16"/>
               </w:rPr>
@@ -5606,7 +5695,7 @@
             <w:r/>
             <w:r>
               <w:rPr>
-                <w:rFonts w:ascii="Arial" w:hAnsi="Arial"/>
+                <w:rFonts w:ascii="Verdana" w:hAnsi="Verdana"/>
                 <w:b w:val="0"/>
                 <w:sz w:val="16"/>
               </w:rPr>
@@ -5622,7 +5711,7 @@
             <w:r/>
             <w:r>
               <w:rPr>
-                <w:rFonts w:ascii="Arial" w:hAnsi="Arial"/>
+                <w:rFonts w:ascii="Verdana" w:hAnsi="Verdana"/>
                 <w:b w:val="0"/>
                 <w:sz w:val="16"/>
               </w:rPr>
@@ -5638,7 +5727,7 @@
             <w:r/>
             <w:r>
               <w:rPr>
-                <w:rFonts w:ascii="Arial" w:hAnsi="Arial"/>
+                <w:rFonts w:ascii="Verdana" w:hAnsi="Verdana"/>
                 <w:b w:val="0"/>
                 <w:sz w:val="16"/>
               </w:rPr>
@@ -5654,7 +5743,7 @@
             <w:r/>
             <w:r>
               <w:rPr>
-                <w:rFonts w:ascii="Arial" w:hAnsi="Arial"/>
+                <w:rFonts w:ascii="Verdana" w:hAnsi="Verdana"/>
                 <w:b w:val="0"/>
                 <w:sz w:val="16"/>
               </w:rPr>
@@ -5670,7 +5759,7 @@
             <w:r/>
             <w:r>
               <w:rPr>
-                <w:rFonts w:ascii="Arial" w:hAnsi="Arial"/>
+                <w:rFonts w:ascii="Verdana" w:hAnsi="Verdana"/>
                 <w:b w:val="0"/>
                 <w:sz w:val="16"/>
               </w:rPr>
@@ -5686,7 +5775,7 @@
             <w:r/>
             <w:r>
               <w:rPr>
-                <w:rFonts w:ascii="Arial" w:hAnsi="Arial"/>
+                <w:rFonts w:ascii="Verdana" w:hAnsi="Verdana"/>
                 <w:b w:val="0"/>
                 <w:sz w:val="16"/>
               </w:rPr>
@@ -5702,7 +5791,7 @@
             <w:r/>
             <w:r>
               <w:rPr>
-                <w:rFonts w:ascii="Arial" w:hAnsi="Arial"/>
+                <w:rFonts w:ascii="Verdana" w:hAnsi="Verdana"/>
                 <w:b w:val="0"/>
                 <w:sz w:val="16"/>
               </w:rPr>
@@ -5711,15 +5800,18 @@
         </w:tc>
       </w:tr>
       <w:tr>
-        <w:tc>
-          <w:tcPr>
-            <w:tcW w:type="dxa" w:w="1514"/>
-          </w:tcPr>
-          <w:p>
-            <w:r/>
-            <w:r>
-              <w:rPr>
-                <w:rFonts w:ascii="Arial" w:hAnsi="Arial"/>
+        <w:trPr>
+          <w:cantSplit/>
+        </w:trPr>
+        <w:tc>
+          <w:tcPr>
+            <w:tcW w:type="dxa" w:w="1514"/>
+          </w:tcPr>
+          <w:p>
+            <w:r/>
+            <w:r>
+              <w:rPr>
+                <w:rFonts w:ascii="Verdana" w:hAnsi="Verdana"/>
                 <w:b w:val="0"/>
                 <w:sz w:val="16"/>
               </w:rPr>
@@ -5735,7 +5827,7 @@
             <w:r/>
             <w:r>
               <w:rPr>
-                <w:rFonts w:ascii="Arial" w:hAnsi="Arial"/>
+                <w:rFonts w:ascii="Verdana" w:hAnsi="Verdana"/>
                 <w:b w:val="0"/>
                 <w:sz w:val="16"/>
               </w:rPr>
@@ -5751,7 +5843,7 @@
             <w:r/>
             <w:r>
               <w:rPr>
-                <w:rFonts w:ascii="Arial" w:hAnsi="Arial"/>
+                <w:rFonts w:ascii="Verdana" w:hAnsi="Verdana"/>
                 <w:b w:val="0"/>
                 <w:sz w:val="16"/>
               </w:rPr>
@@ -5767,7 +5859,7 @@
             <w:r/>
             <w:r>
               <w:rPr>
-                <w:rFonts w:ascii="Arial" w:hAnsi="Arial"/>
+                <w:rFonts w:ascii="Verdana" w:hAnsi="Verdana"/>
                 <w:b w:val="0"/>
                 <w:sz w:val="16"/>
               </w:rPr>
@@ -5783,7 +5875,7 @@
             <w:r/>
             <w:r>
               <w:rPr>
-                <w:rFonts w:ascii="Arial" w:hAnsi="Arial"/>
+                <w:rFonts w:ascii="Verdana" w:hAnsi="Verdana"/>
                 <w:b w:val="0"/>
                 <w:sz w:val="16"/>
               </w:rPr>
@@ -5799,7 +5891,7 @@
             <w:r/>
             <w:r>
               <w:rPr>
-                <w:rFonts w:ascii="Arial" w:hAnsi="Arial"/>
+                <w:rFonts w:ascii="Verdana" w:hAnsi="Verdana"/>
                 <w:b w:val="0"/>
                 <w:sz w:val="16"/>
               </w:rPr>
@@ -5815,7 +5907,7 @@
             <w:r/>
             <w:r>
               <w:rPr>
-                <w:rFonts w:ascii="Arial" w:hAnsi="Arial"/>
+                <w:rFonts w:ascii="Verdana" w:hAnsi="Verdana"/>
                 <w:b w:val="0"/>
                 <w:sz w:val="16"/>
               </w:rPr>
@@ -5831,7 +5923,7 @@
             <w:r/>
             <w:r>
               <w:rPr>
-                <w:rFonts w:ascii="Arial" w:hAnsi="Arial"/>
+                <w:rFonts w:ascii="Verdana" w:hAnsi="Verdana"/>
                 <w:b w:val="0"/>
                 <w:sz w:val="16"/>
               </w:rPr>
@@ -5847,7 +5939,7 @@
             <w:r/>
             <w:r>
               <w:rPr>
-                <w:rFonts w:ascii="Arial" w:hAnsi="Arial"/>
+                <w:rFonts w:ascii="Verdana" w:hAnsi="Verdana"/>
                 <w:b w:val="0"/>
                 <w:sz w:val="16"/>
               </w:rPr>
@@ -5863,7 +5955,7 @@
             <w:r/>
             <w:r>
               <w:rPr>
-                <w:rFonts w:ascii="Arial" w:hAnsi="Arial"/>
+                <w:rFonts w:ascii="Verdana" w:hAnsi="Verdana"/>
                 <w:b w:val="0"/>
                 <w:sz w:val="16"/>
               </w:rPr>
@@ -5872,15 +5964,18 @@
         </w:tc>
       </w:tr>
       <w:tr>
-        <w:tc>
-          <w:tcPr>
-            <w:tcW w:type="dxa" w:w="1514"/>
-          </w:tcPr>
-          <w:p>
-            <w:r/>
-            <w:r>
-              <w:rPr>
-                <w:rFonts w:ascii="Arial" w:hAnsi="Arial"/>
+        <w:trPr>
+          <w:cantSplit/>
+        </w:trPr>
+        <w:tc>
+          <w:tcPr>
+            <w:tcW w:type="dxa" w:w="1514"/>
+          </w:tcPr>
+          <w:p>
+            <w:r/>
+            <w:r>
+              <w:rPr>
+                <w:rFonts w:ascii="Verdana" w:hAnsi="Verdana"/>
                 <w:b w:val="0"/>
                 <w:sz w:val="16"/>
               </w:rPr>
@@ -5896,7 +5991,7 @@
             <w:r/>
             <w:r>
               <w:rPr>
-                <w:rFonts w:ascii="Arial" w:hAnsi="Arial"/>
+                <w:rFonts w:ascii="Verdana" w:hAnsi="Verdana"/>
                 <w:b w:val="0"/>
                 <w:sz w:val="16"/>
               </w:rPr>
@@ -5912,7 +6007,7 @@
             <w:r/>
             <w:r>
               <w:rPr>
-                <w:rFonts w:ascii="Arial" w:hAnsi="Arial"/>
+                <w:rFonts w:ascii="Verdana" w:hAnsi="Verdana"/>
                 <w:b w:val="0"/>
                 <w:sz w:val="16"/>
               </w:rPr>
@@ -5928,7 +6023,7 @@
             <w:r/>
             <w:r>
               <w:rPr>
-                <w:rFonts w:ascii="Arial" w:hAnsi="Arial"/>
+                <w:rFonts w:ascii="Verdana" w:hAnsi="Verdana"/>
                 <w:b w:val="0"/>
                 <w:sz w:val="16"/>
               </w:rPr>
@@ -5944,7 +6039,7 @@
             <w:r/>
             <w:r>
               <w:rPr>
-                <w:rFonts w:ascii="Arial" w:hAnsi="Arial"/>
+                <w:rFonts w:ascii="Verdana" w:hAnsi="Verdana"/>
                 <w:b w:val="0"/>
                 <w:sz w:val="16"/>
               </w:rPr>
@@ -5960,7 +6055,7 @@
             <w:r/>
             <w:r>
               <w:rPr>
-                <w:rFonts w:ascii="Arial" w:hAnsi="Arial"/>
+                <w:rFonts w:ascii="Verdana" w:hAnsi="Verdana"/>
                 <w:b w:val="0"/>
                 <w:sz w:val="16"/>
               </w:rPr>
@@ -5976,7 +6071,7 @@
             <w:r/>
             <w:r>
               <w:rPr>
-                <w:rFonts w:ascii="Arial" w:hAnsi="Arial"/>
+                <w:rFonts w:ascii="Verdana" w:hAnsi="Verdana"/>
                 <w:b w:val="0"/>
                 <w:sz w:val="16"/>
               </w:rPr>
@@ -5992,7 +6087,7 @@
             <w:r/>
             <w:r>
               <w:rPr>
-                <w:rFonts w:ascii="Arial" w:hAnsi="Arial"/>
+                <w:rFonts w:ascii="Verdana" w:hAnsi="Verdana"/>
                 <w:b w:val="0"/>
                 <w:sz w:val="16"/>
               </w:rPr>
@@ -6008,7 +6103,7 @@
             <w:r/>
             <w:r>
               <w:rPr>
-                <w:rFonts w:ascii="Arial" w:hAnsi="Arial"/>
+                <w:rFonts w:ascii="Verdana" w:hAnsi="Verdana"/>
                 <w:b w:val="0"/>
                 <w:sz w:val="16"/>
               </w:rPr>
@@ -6024,7 +6119,7 @@
             <w:r/>
             <w:r>
               <w:rPr>
-                <w:rFonts w:ascii="Arial" w:hAnsi="Arial"/>
+                <w:rFonts w:ascii="Verdana" w:hAnsi="Verdana"/>
                 <w:b w:val="0"/>
                 <w:sz w:val="16"/>
               </w:rPr>
@@ -6033,15 +6128,18 @@
         </w:tc>
       </w:tr>
       <w:tr>
-        <w:tc>
-          <w:tcPr>
-            <w:tcW w:type="dxa" w:w="1514"/>
-          </w:tcPr>
-          <w:p>
-            <w:r/>
-            <w:r>
-              <w:rPr>
-                <w:rFonts w:ascii="Arial" w:hAnsi="Arial"/>
+        <w:trPr>
+          <w:cantSplit/>
+        </w:trPr>
+        <w:tc>
+          <w:tcPr>
+            <w:tcW w:type="dxa" w:w="1514"/>
+          </w:tcPr>
+          <w:p>
+            <w:r/>
+            <w:r>
+              <w:rPr>
+                <w:rFonts w:ascii="Verdana" w:hAnsi="Verdana"/>
                 <w:b w:val="0"/>
                 <w:sz w:val="16"/>
               </w:rPr>
@@ -6057,7 +6155,7 @@
             <w:r/>
             <w:r>
               <w:rPr>
-                <w:rFonts w:ascii="Arial" w:hAnsi="Arial"/>
+                <w:rFonts w:ascii="Verdana" w:hAnsi="Verdana"/>
                 <w:b w:val="0"/>
                 <w:sz w:val="16"/>
               </w:rPr>
@@ -6073,7 +6171,7 @@
             <w:r/>
             <w:r>
               <w:rPr>
-                <w:rFonts w:ascii="Arial" w:hAnsi="Arial"/>
+                <w:rFonts w:ascii="Verdana" w:hAnsi="Verdana"/>
                 <w:b w:val="0"/>
                 <w:sz w:val="16"/>
               </w:rPr>
@@ -6089,7 +6187,7 @@
             <w:r/>
             <w:r>
               <w:rPr>
-                <w:rFonts w:ascii="Arial" w:hAnsi="Arial"/>
+                <w:rFonts w:ascii="Verdana" w:hAnsi="Verdana"/>
                 <w:b w:val="0"/>
                 <w:sz w:val="16"/>
               </w:rPr>
@@ -6105,7 +6203,7 @@
             <w:r/>
             <w:r>
               <w:rPr>
-                <w:rFonts w:ascii="Arial" w:hAnsi="Arial"/>
+                <w:rFonts w:ascii="Verdana" w:hAnsi="Verdana"/>
                 <w:b w:val="0"/>
                 <w:sz w:val="16"/>
               </w:rPr>
@@ -6121,7 +6219,7 @@
             <w:r/>
             <w:r>
               <w:rPr>
-                <w:rFonts w:ascii="Arial" w:hAnsi="Arial"/>
+                <w:rFonts w:ascii="Verdana" w:hAnsi="Verdana"/>
                 <w:b w:val="0"/>
                 <w:sz w:val="16"/>
               </w:rPr>
@@ -6137,7 +6235,7 @@
             <w:r/>
             <w:r>
               <w:rPr>
-                <w:rFonts w:ascii="Arial" w:hAnsi="Arial"/>
+                <w:rFonts w:ascii="Verdana" w:hAnsi="Verdana"/>
                 <w:b w:val="0"/>
                 <w:sz w:val="16"/>
               </w:rPr>
@@ -6153,7 +6251,7 @@
             <w:r/>
             <w:r>
               <w:rPr>
-                <w:rFonts w:ascii="Arial" w:hAnsi="Arial"/>
+                <w:rFonts w:ascii="Verdana" w:hAnsi="Verdana"/>
                 <w:b w:val="0"/>
                 <w:sz w:val="16"/>
               </w:rPr>
@@ -6169,7 +6267,7 @@
             <w:r/>
             <w:r>
               <w:rPr>
-                <w:rFonts w:ascii="Arial" w:hAnsi="Arial"/>
+                <w:rFonts w:ascii="Verdana" w:hAnsi="Verdana"/>
                 <w:b w:val="0"/>
                 <w:sz w:val="16"/>
               </w:rPr>
@@ -6185,7 +6283,7 @@
             <w:r/>
             <w:r>
               <w:rPr>
-                <w:rFonts w:ascii="Arial" w:hAnsi="Arial"/>
+                <w:rFonts w:ascii="Verdana" w:hAnsi="Verdana"/>
                 <w:b w:val="0"/>
                 <w:sz w:val="16"/>
               </w:rPr>
@@ -6194,15 +6292,18 @@
         </w:tc>
       </w:tr>
       <w:tr>
-        <w:tc>
-          <w:tcPr>
-            <w:tcW w:type="dxa" w:w="1514"/>
-          </w:tcPr>
-          <w:p>
-            <w:r/>
-            <w:r>
-              <w:rPr>
-                <w:rFonts w:ascii="Arial" w:hAnsi="Arial"/>
+        <w:trPr>
+          <w:cantSplit/>
+        </w:trPr>
+        <w:tc>
+          <w:tcPr>
+            <w:tcW w:type="dxa" w:w="1514"/>
+          </w:tcPr>
+          <w:p>
+            <w:r/>
+            <w:r>
+              <w:rPr>
+                <w:rFonts w:ascii="Verdana" w:hAnsi="Verdana"/>
                 <w:b w:val="0"/>
                 <w:sz w:val="16"/>
               </w:rPr>
@@ -6218,7 +6319,7 @@
             <w:r/>
             <w:r>
               <w:rPr>
-                <w:rFonts w:ascii="Arial" w:hAnsi="Arial"/>
+                <w:rFonts w:ascii="Verdana" w:hAnsi="Verdana"/>
                 <w:b w:val="0"/>
                 <w:sz w:val="16"/>
               </w:rPr>
@@ -6234,7 +6335,7 @@
             <w:r/>
             <w:r>
               <w:rPr>
-                <w:rFonts w:ascii="Arial" w:hAnsi="Arial"/>
+                <w:rFonts w:ascii="Verdana" w:hAnsi="Verdana"/>
                 <w:b w:val="0"/>
                 <w:sz w:val="16"/>
               </w:rPr>
@@ -6250,7 +6351,7 @@
             <w:r/>
             <w:r>
               <w:rPr>
-                <w:rFonts w:ascii="Arial" w:hAnsi="Arial"/>
+                <w:rFonts w:ascii="Verdana" w:hAnsi="Verdana"/>
                 <w:b w:val="0"/>
                 <w:sz w:val="16"/>
               </w:rPr>
@@ -6266,7 +6367,7 @@
             <w:r/>
             <w:r>
               <w:rPr>
-                <w:rFonts w:ascii="Arial" w:hAnsi="Arial"/>
+                <w:rFonts w:ascii="Verdana" w:hAnsi="Verdana"/>
                 <w:b w:val="0"/>
                 <w:sz w:val="16"/>
               </w:rPr>
@@ -6282,7 +6383,7 @@
             <w:r/>
             <w:r>
               <w:rPr>
-                <w:rFonts w:ascii="Arial" w:hAnsi="Arial"/>
+                <w:rFonts w:ascii="Verdana" w:hAnsi="Verdana"/>
                 <w:b w:val="0"/>
                 <w:sz w:val="16"/>
               </w:rPr>
@@ -6298,7 +6399,7 @@
             <w:r/>
             <w:r>
               <w:rPr>
-                <w:rFonts w:ascii="Arial" w:hAnsi="Arial"/>
+                <w:rFonts w:ascii="Verdana" w:hAnsi="Verdana"/>
                 <w:b w:val="0"/>
                 <w:sz w:val="16"/>
               </w:rPr>
@@ -6314,7 +6415,7 @@
             <w:r/>
             <w:r>
               <w:rPr>
-                <w:rFonts w:ascii="Arial" w:hAnsi="Arial"/>
+                <w:rFonts w:ascii="Verdana" w:hAnsi="Verdana"/>
                 <w:b w:val="0"/>
                 <w:sz w:val="16"/>
               </w:rPr>
@@ -6330,7 +6431,7 @@
             <w:r/>
             <w:r>
               <w:rPr>
-                <w:rFonts w:ascii="Arial" w:hAnsi="Arial"/>
+                <w:rFonts w:ascii="Verdana" w:hAnsi="Verdana"/>
                 <w:b w:val="0"/>
                 <w:sz w:val="16"/>
               </w:rPr>
@@ -6346,7 +6447,7 @@
             <w:r/>
             <w:r>
               <w:rPr>
-                <w:rFonts w:ascii="Arial" w:hAnsi="Arial"/>
+                <w:rFonts w:ascii="Verdana" w:hAnsi="Verdana"/>
                 <w:b w:val="0"/>
                 <w:sz w:val="16"/>
               </w:rPr>
@@ -6355,15 +6456,18 @@
         </w:tc>
       </w:tr>
       <w:tr>
-        <w:tc>
-          <w:tcPr>
-            <w:tcW w:type="dxa" w:w="1514"/>
-          </w:tcPr>
-          <w:p>
-            <w:r/>
-            <w:r>
-              <w:rPr>
-                <w:rFonts w:ascii="Arial" w:hAnsi="Arial"/>
+        <w:trPr>
+          <w:cantSplit/>
+        </w:trPr>
+        <w:tc>
+          <w:tcPr>
+            <w:tcW w:type="dxa" w:w="1514"/>
+          </w:tcPr>
+          <w:p>
+            <w:r/>
+            <w:r>
+              <w:rPr>
+                <w:rFonts w:ascii="Verdana" w:hAnsi="Verdana"/>
                 <w:b w:val="0"/>
                 <w:sz w:val="16"/>
               </w:rPr>
@@ -6379,7 +6483,7 @@
             <w:r/>
             <w:r>
               <w:rPr>
-                <w:rFonts w:ascii="Arial" w:hAnsi="Arial"/>
+                <w:rFonts w:ascii="Verdana" w:hAnsi="Verdana"/>
                 <w:b w:val="0"/>
                 <w:sz w:val="16"/>
               </w:rPr>
@@ -6395,7 +6499,7 @@
             <w:r/>
             <w:r>
               <w:rPr>
-                <w:rFonts w:ascii="Arial" w:hAnsi="Arial"/>
+                <w:rFonts w:ascii="Verdana" w:hAnsi="Verdana"/>
                 <w:b w:val="0"/>
                 <w:sz w:val="16"/>
               </w:rPr>
@@ -6411,7 +6515,7 @@
             <w:r/>
             <w:r>
               <w:rPr>
-                <w:rFonts w:ascii="Arial" w:hAnsi="Arial"/>
+                <w:rFonts w:ascii="Verdana" w:hAnsi="Verdana"/>
                 <w:b w:val="0"/>
                 <w:sz w:val="16"/>
               </w:rPr>
@@ -6427,7 +6531,7 @@
             <w:r/>
             <w:r>
               <w:rPr>
-                <w:rFonts w:ascii="Arial" w:hAnsi="Arial"/>
+                <w:rFonts w:ascii="Verdana" w:hAnsi="Verdana"/>
                 <w:b w:val="0"/>
                 <w:sz w:val="16"/>
               </w:rPr>
@@ -6443,7 +6547,7 @@
             <w:r/>
             <w:r>
               <w:rPr>
-                <w:rFonts w:ascii="Arial" w:hAnsi="Arial"/>
+                <w:rFonts w:ascii="Verdana" w:hAnsi="Verdana"/>
                 <w:b w:val="0"/>
                 <w:sz w:val="16"/>
               </w:rPr>
@@ -6459,7 +6563,7 @@
             <w:r/>
             <w:r>
               <w:rPr>
-                <w:rFonts w:ascii="Arial" w:hAnsi="Arial"/>
+                <w:rFonts w:ascii="Verdana" w:hAnsi="Verdana"/>
                 <w:b w:val="0"/>
                 <w:sz w:val="16"/>
               </w:rPr>
@@ -6475,7 +6579,7 @@
             <w:r/>
             <w:r>
               <w:rPr>
-                <w:rFonts w:ascii="Arial" w:hAnsi="Arial"/>
+                <w:rFonts w:ascii="Verdana" w:hAnsi="Verdana"/>
                 <w:b w:val="0"/>
                 <w:sz w:val="16"/>
               </w:rPr>
@@ -6491,7 +6595,7 @@
             <w:r/>
             <w:r>
               <w:rPr>
-                <w:rFonts w:ascii="Arial" w:hAnsi="Arial"/>
+                <w:rFonts w:ascii="Verdana" w:hAnsi="Verdana"/>
                 <w:b w:val="0"/>
                 <w:sz w:val="16"/>
               </w:rPr>
@@ -6507,7 +6611,7 @@
             <w:r/>
             <w:r>
               <w:rPr>
-                <w:rFonts w:ascii="Arial" w:hAnsi="Arial"/>
+                <w:rFonts w:ascii="Verdana" w:hAnsi="Verdana"/>
                 <w:b w:val="0"/>
                 <w:sz w:val="16"/>
               </w:rPr>
@@ -6516,15 +6620,18 @@
         </w:tc>
       </w:tr>
       <w:tr>
-        <w:tc>
-          <w:tcPr>
-            <w:tcW w:type="dxa" w:w="1514"/>
-          </w:tcPr>
-          <w:p>
-            <w:r/>
-            <w:r>
-              <w:rPr>
-                <w:rFonts w:ascii="Arial" w:hAnsi="Arial"/>
+        <w:trPr>
+          <w:cantSplit/>
+        </w:trPr>
+        <w:tc>
+          <w:tcPr>
+            <w:tcW w:type="dxa" w:w="1514"/>
+          </w:tcPr>
+          <w:p>
+            <w:r/>
+            <w:r>
+              <w:rPr>
+                <w:rFonts w:ascii="Verdana" w:hAnsi="Verdana"/>
                 <w:b w:val="0"/>
                 <w:sz w:val="16"/>
               </w:rPr>
@@ -6540,7 +6647,7 @@
             <w:r/>
             <w:r>
               <w:rPr>
-                <w:rFonts w:ascii="Arial" w:hAnsi="Arial"/>
+                <w:rFonts w:ascii="Verdana" w:hAnsi="Verdana"/>
                 <w:b w:val="0"/>
                 <w:sz w:val="16"/>
               </w:rPr>
@@ -6556,7 +6663,7 @@
             <w:r/>
             <w:r>
               <w:rPr>
-                <w:rFonts w:ascii="Arial" w:hAnsi="Arial"/>
+                <w:rFonts w:ascii="Verdana" w:hAnsi="Verdana"/>
                 <w:b w:val="0"/>
                 <w:sz w:val="16"/>
               </w:rPr>
@@ -6572,7 +6679,7 @@
             <w:r/>
             <w:r>
               <w:rPr>
-                <w:rFonts w:ascii="Arial" w:hAnsi="Arial"/>
+                <w:rFonts w:ascii="Verdana" w:hAnsi="Verdana"/>
                 <w:b w:val="0"/>
                 <w:sz w:val="16"/>
               </w:rPr>
@@ -6588,7 +6695,7 @@
             <w:r/>
             <w:r>
               <w:rPr>
-                <w:rFonts w:ascii="Arial" w:hAnsi="Arial"/>
+                <w:rFonts w:ascii="Verdana" w:hAnsi="Verdana"/>
                 <w:b w:val="0"/>
                 <w:sz w:val="16"/>
               </w:rPr>
@@ -6604,7 +6711,7 @@
             <w:r/>
             <w:r>
               <w:rPr>
-                <w:rFonts w:ascii="Arial" w:hAnsi="Arial"/>
+                <w:rFonts w:ascii="Verdana" w:hAnsi="Verdana"/>
                 <w:b w:val="0"/>
                 <w:sz w:val="16"/>
               </w:rPr>
@@ -6620,7 +6727,7 @@
             <w:r/>
             <w:r>
               <w:rPr>
-                <w:rFonts w:ascii="Arial" w:hAnsi="Arial"/>
+                <w:rFonts w:ascii="Verdana" w:hAnsi="Verdana"/>
                 <w:b w:val="0"/>
                 <w:sz w:val="16"/>
               </w:rPr>
@@ -6636,7 +6743,7 @@
             <w:r/>
             <w:r>
               <w:rPr>
-                <w:rFonts w:ascii="Arial" w:hAnsi="Arial"/>
+                <w:rFonts w:ascii="Verdana" w:hAnsi="Verdana"/>
                 <w:b w:val="0"/>
                 <w:sz w:val="16"/>
               </w:rPr>
@@ -6652,7 +6759,7 @@
             <w:r/>
             <w:r>
               <w:rPr>
-                <w:rFonts w:ascii="Arial" w:hAnsi="Arial"/>
+                <w:rFonts w:ascii="Verdana" w:hAnsi="Verdana"/>
                 <w:b w:val="0"/>
                 <w:sz w:val="16"/>
               </w:rPr>
@@ -6668,7 +6775,7 @@
             <w:r/>
             <w:r>
               <w:rPr>
-                <w:rFonts w:ascii="Arial" w:hAnsi="Arial"/>
+                <w:rFonts w:ascii="Verdana" w:hAnsi="Verdana"/>
                 <w:b w:val="0"/>
                 <w:sz w:val="16"/>
               </w:rPr>
@@ -6677,15 +6784,18 @@
         </w:tc>
       </w:tr>
       <w:tr>
-        <w:tc>
-          <w:tcPr>
-            <w:tcW w:type="dxa" w:w="1514"/>
-          </w:tcPr>
-          <w:p>
-            <w:r/>
-            <w:r>
-              <w:rPr>
-                <w:rFonts w:ascii="Arial" w:hAnsi="Arial"/>
+        <w:trPr>
+          <w:cantSplit/>
+        </w:trPr>
+        <w:tc>
+          <w:tcPr>
+            <w:tcW w:type="dxa" w:w="1514"/>
+          </w:tcPr>
+          <w:p>
+            <w:r/>
+            <w:r>
+              <w:rPr>
+                <w:rFonts w:ascii="Verdana" w:hAnsi="Verdana"/>
                 <w:b w:val="0"/>
                 <w:sz w:val="16"/>
               </w:rPr>
@@ -6701,7 +6811,7 @@
             <w:r/>
             <w:r>
               <w:rPr>
-                <w:rFonts w:ascii="Arial" w:hAnsi="Arial"/>
+                <w:rFonts w:ascii="Verdana" w:hAnsi="Verdana"/>
                 <w:b w:val="0"/>
                 <w:sz w:val="16"/>
               </w:rPr>
@@ -6717,7 +6827,7 @@
             <w:r/>
             <w:r>
               <w:rPr>
-                <w:rFonts w:ascii="Arial" w:hAnsi="Arial"/>
+                <w:rFonts w:ascii="Verdana" w:hAnsi="Verdana"/>
                 <w:b w:val="0"/>
                 <w:sz w:val="16"/>
               </w:rPr>
@@ -6733,7 +6843,7 @@
             <w:r/>
             <w:r>
               <w:rPr>
-                <w:rFonts w:ascii="Arial" w:hAnsi="Arial"/>
+                <w:rFonts w:ascii="Verdana" w:hAnsi="Verdana"/>
                 <w:b w:val="0"/>
                 <w:sz w:val="16"/>
               </w:rPr>
@@ -6749,7 +6859,7 @@
             <w:r/>
             <w:r>
               <w:rPr>
-                <w:rFonts w:ascii="Arial" w:hAnsi="Arial"/>
+                <w:rFonts w:ascii="Verdana" w:hAnsi="Verdana"/>
                 <w:b w:val="0"/>
                 <w:sz w:val="16"/>
               </w:rPr>
@@ -6765,7 +6875,7 @@
             <w:r/>
             <w:r>
               <w:rPr>
-                <w:rFonts w:ascii="Arial" w:hAnsi="Arial"/>
+                <w:rFonts w:ascii="Verdana" w:hAnsi="Verdana"/>
                 <w:b w:val="0"/>
                 <w:sz w:val="16"/>
               </w:rPr>
@@ -6781,7 +6891,7 @@
             <w:r/>
             <w:r>
               <w:rPr>
-                <w:rFonts w:ascii="Arial" w:hAnsi="Arial"/>
+                <w:rFonts w:ascii="Verdana" w:hAnsi="Verdana"/>
                 <w:b w:val="0"/>
                 <w:sz w:val="16"/>
               </w:rPr>
@@ -6797,7 +6907,7 @@
             <w:r/>
             <w:r>
               <w:rPr>
-                <w:rFonts w:ascii="Arial" w:hAnsi="Arial"/>
+                <w:rFonts w:ascii="Verdana" w:hAnsi="Verdana"/>
                 <w:b w:val="0"/>
                 <w:sz w:val="16"/>
               </w:rPr>
@@ -6813,7 +6923,7 @@
             <w:r/>
             <w:r>
               <w:rPr>
-                <w:rFonts w:ascii="Arial" w:hAnsi="Arial"/>
+                <w:rFonts w:ascii="Verdana" w:hAnsi="Verdana"/>
                 <w:b w:val="0"/>
                 <w:sz w:val="16"/>
               </w:rPr>
@@ -6829,7 +6939,7 @@
             <w:r/>
             <w:r>
               <w:rPr>
-                <w:rFonts w:ascii="Arial" w:hAnsi="Arial"/>
+                <w:rFonts w:ascii="Verdana" w:hAnsi="Verdana"/>
                 <w:b w:val="0"/>
                 <w:sz w:val="16"/>
               </w:rPr>
@@ -6838,15 +6948,18 @@
         </w:tc>
       </w:tr>
       <w:tr>
-        <w:tc>
-          <w:tcPr>
-            <w:tcW w:type="dxa" w:w="1514"/>
-          </w:tcPr>
-          <w:p>
-            <w:r/>
-            <w:r>
-              <w:rPr>
-                <w:rFonts w:ascii="Arial" w:hAnsi="Arial"/>
+        <w:trPr>
+          <w:cantSplit/>
+        </w:trPr>
+        <w:tc>
+          <w:tcPr>
+            <w:tcW w:type="dxa" w:w="1514"/>
+          </w:tcPr>
+          <w:p>
+            <w:r/>
+            <w:r>
+              <w:rPr>
+                <w:rFonts w:ascii="Verdana" w:hAnsi="Verdana"/>
                 <w:b w:val="0"/>
                 <w:sz w:val="16"/>
               </w:rPr>
@@ -6862,7 +6975,7 @@
             <w:r/>
             <w:r>
               <w:rPr>
-                <w:rFonts w:ascii="Arial" w:hAnsi="Arial"/>
+                <w:rFonts w:ascii="Verdana" w:hAnsi="Verdana"/>
                 <w:b w:val="0"/>
                 <w:sz w:val="16"/>
               </w:rPr>
@@ -6878,7 +6991,7 @@
             <w:r/>
             <w:r>
               <w:rPr>
-                <w:rFonts w:ascii="Arial" w:hAnsi="Arial"/>
+                <w:rFonts w:ascii="Verdana" w:hAnsi="Verdana"/>
                 <w:b w:val="0"/>
                 <w:sz w:val="16"/>
               </w:rPr>
@@ -6894,7 +7007,7 @@
             <w:r/>
             <w:r>
               <w:rPr>
-                <w:rFonts w:ascii="Arial" w:hAnsi="Arial"/>
+                <w:rFonts w:ascii="Verdana" w:hAnsi="Verdana"/>
                 <w:b w:val="0"/>
                 <w:sz w:val="16"/>
               </w:rPr>
@@ -6910,7 +7023,7 @@
             <w:r/>
             <w:r>
               <w:rPr>
-                <w:rFonts w:ascii="Arial" w:hAnsi="Arial"/>
+                <w:rFonts w:ascii="Verdana" w:hAnsi="Verdana"/>
                 <w:b w:val="0"/>
                 <w:sz w:val="16"/>
               </w:rPr>
@@ -6926,7 +7039,7 @@
             <w:r/>
             <w:r>
               <w:rPr>
-                <w:rFonts w:ascii="Arial" w:hAnsi="Arial"/>
+                <w:rFonts w:ascii="Verdana" w:hAnsi="Verdana"/>
                 <w:b w:val="0"/>
                 <w:sz w:val="16"/>
               </w:rPr>
@@ -6942,7 +7055,7 @@
             <w:r/>
             <w:r>
               <w:rPr>
-                <w:rFonts w:ascii="Arial" w:hAnsi="Arial"/>
+                <w:rFonts w:ascii="Verdana" w:hAnsi="Verdana"/>
                 <w:b w:val="0"/>
                 <w:sz w:val="16"/>
               </w:rPr>
@@ -6958,7 +7071,7 @@
             <w:r/>
             <w:r>
               <w:rPr>
-                <w:rFonts w:ascii="Arial" w:hAnsi="Arial"/>
+                <w:rFonts w:ascii="Verdana" w:hAnsi="Verdana"/>
                 <w:b w:val="0"/>
                 <w:sz w:val="16"/>
               </w:rPr>
@@ -6974,7 +7087,7 @@
             <w:r/>
             <w:r>
               <w:rPr>
-                <w:rFonts w:ascii="Arial" w:hAnsi="Arial"/>
+                <w:rFonts w:ascii="Verdana" w:hAnsi="Verdana"/>
                 <w:b w:val="0"/>
                 <w:sz w:val="16"/>
               </w:rPr>
@@ -6990,7 +7103,7 @@
             <w:r/>
             <w:r>
               <w:rPr>
-                <w:rFonts w:ascii="Arial" w:hAnsi="Arial"/>
+                <w:rFonts w:ascii="Verdana" w:hAnsi="Verdana"/>
                 <w:b w:val="0"/>
                 <w:sz w:val="16"/>
               </w:rPr>
@@ -6999,15 +7112,18 @@
         </w:tc>
       </w:tr>
       <w:tr>
-        <w:tc>
-          <w:tcPr>
-            <w:tcW w:type="dxa" w:w="1514"/>
-          </w:tcPr>
-          <w:p>
-            <w:r/>
-            <w:r>
-              <w:rPr>
-                <w:rFonts w:ascii="Arial" w:hAnsi="Arial"/>
+        <w:trPr>
+          <w:cantSplit/>
+        </w:trPr>
+        <w:tc>
+          <w:tcPr>
+            <w:tcW w:type="dxa" w:w="1514"/>
+          </w:tcPr>
+          <w:p>
+            <w:r/>
+            <w:r>
+              <w:rPr>
+                <w:rFonts w:ascii="Verdana" w:hAnsi="Verdana"/>
                 <w:b w:val="0"/>
                 <w:sz w:val="16"/>
               </w:rPr>
@@ -7023,7 +7139,7 @@
             <w:r/>
             <w:r>
               <w:rPr>
-                <w:rFonts w:ascii="Arial" w:hAnsi="Arial"/>
+                <w:rFonts w:ascii="Verdana" w:hAnsi="Verdana"/>
                 <w:b w:val="0"/>
                 <w:sz w:val="16"/>
               </w:rPr>
@@ -7039,7 +7155,7 @@
             <w:r/>
             <w:r>
               <w:rPr>
-                <w:rFonts w:ascii="Arial" w:hAnsi="Arial"/>
+                <w:rFonts w:ascii="Verdana" w:hAnsi="Verdana"/>
                 <w:b w:val="0"/>
                 <w:sz w:val="16"/>
               </w:rPr>
@@ -7055,7 +7171,7 @@
             <w:r/>
             <w:r>
               <w:rPr>
-                <w:rFonts w:ascii="Arial" w:hAnsi="Arial"/>
+                <w:rFonts w:ascii="Verdana" w:hAnsi="Verdana"/>
                 <w:b w:val="0"/>
                 <w:sz w:val="16"/>
               </w:rPr>
@@ -7071,7 +7187,7 @@
             <w:r/>
             <w:r>
               <w:rPr>
-                <w:rFonts w:ascii="Arial" w:hAnsi="Arial"/>
+                <w:rFonts w:ascii="Verdana" w:hAnsi="Verdana"/>
                 <w:b w:val="0"/>
                 <w:sz w:val="16"/>
               </w:rPr>
@@ -7087,7 +7203,7 @@
             <w:r/>
             <w:r>
               <w:rPr>
-                <w:rFonts w:ascii="Arial" w:hAnsi="Arial"/>
+                <w:rFonts w:ascii="Verdana" w:hAnsi="Verdana"/>
                 <w:b w:val="0"/>
                 <w:sz w:val="16"/>
               </w:rPr>
@@ -7103,7 +7219,7 @@
             <w:r/>
             <w:r>
               <w:rPr>
-                <w:rFonts w:ascii="Arial" w:hAnsi="Arial"/>
+                <w:rFonts w:ascii="Verdana" w:hAnsi="Verdana"/>
                 <w:b w:val="0"/>
                 <w:sz w:val="16"/>
               </w:rPr>
@@ -7119,7 +7235,7 @@
             <w:r/>
             <w:r>
               <w:rPr>
-                <w:rFonts w:ascii="Arial" w:hAnsi="Arial"/>
+                <w:rFonts w:ascii="Verdana" w:hAnsi="Verdana"/>
                 <w:b w:val="0"/>
                 <w:sz w:val="16"/>
               </w:rPr>
@@ -7135,7 +7251,7 @@
             <w:r/>
             <w:r>
               <w:rPr>
-                <w:rFonts w:ascii="Arial" w:hAnsi="Arial"/>
+                <w:rFonts w:ascii="Verdana" w:hAnsi="Verdana"/>
                 <w:b w:val="0"/>
                 <w:sz w:val="16"/>
               </w:rPr>
@@ -7151,7 +7267,7 @@
             <w:r/>
             <w:r>
               <w:rPr>
-                <w:rFonts w:ascii="Arial" w:hAnsi="Arial"/>
+                <w:rFonts w:ascii="Verdana" w:hAnsi="Verdana"/>
                 <w:b w:val="0"/>
                 <w:sz w:val="16"/>
               </w:rPr>
@@ -7160,15 +7276,18 @@
         </w:tc>
       </w:tr>
       <w:tr>
-        <w:tc>
-          <w:tcPr>
-            <w:tcW w:type="dxa" w:w="1514"/>
-          </w:tcPr>
-          <w:p>
-            <w:r/>
-            <w:r>
-              <w:rPr>
-                <w:rFonts w:ascii="Arial" w:hAnsi="Arial"/>
+        <w:trPr>
+          <w:cantSplit/>
+        </w:trPr>
+        <w:tc>
+          <w:tcPr>
+            <w:tcW w:type="dxa" w:w="1514"/>
+          </w:tcPr>
+          <w:p>
+            <w:r/>
+            <w:r>
+              <w:rPr>
+                <w:rFonts w:ascii="Verdana" w:hAnsi="Verdana"/>
                 <w:b w:val="0"/>
                 <w:sz w:val="16"/>
               </w:rPr>
@@ -7184,7 +7303,7 @@
             <w:r/>
             <w:r>
               <w:rPr>
-                <w:rFonts w:ascii="Arial" w:hAnsi="Arial"/>
+                <w:rFonts w:ascii="Verdana" w:hAnsi="Verdana"/>
                 <w:b w:val="0"/>
                 <w:sz w:val="16"/>
               </w:rPr>
@@ -7200,7 +7319,7 @@
             <w:r/>
             <w:r>
               <w:rPr>
-                <w:rFonts w:ascii="Arial" w:hAnsi="Arial"/>
+                <w:rFonts w:ascii="Verdana" w:hAnsi="Verdana"/>
                 <w:b w:val="0"/>
                 <w:sz w:val="16"/>
               </w:rPr>
@@ -7216,7 +7335,7 @@
             <w:r/>
             <w:r>
               <w:rPr>
-                <w:rFonts w:ascii="Arial" w:hAnsi="Arial"/>
+                <w:rFonts w:ascii="Verdana" w:hAnsi="Verdana"/>
                 <w:b w:val="0"/>
                 <w:sz w:val="16"/>
               </w:rPr>
@@ -7232,7 +7351,7 @@
             <w:r/>
             <w:r>
               <w:rPr>
-                <w:rFonts w:ascii="Arial" w:hAnsi="Arial"/>
+                <w:rFonts w:ascii="Verdana" w:hAnsi="Verdana"/>
                 <w:b w:val="0"/>
                 <w:sz w:val="16"/>
               </w:rPr>
@@ -7248,7 +7367,7 @@
             <w:r/>
             <w:r>
               <w:rPr>
-                <w:rFonts w:ascii="Arial" w:hAnsi="Arial"/>
+                <w:rFonts w:ascii="Verdana" w:hAnsi="Verdana"/>
                 <w:b w:val="0"/>
                 <w:sz w:val="16"/>
               </w:rPr>
@@ -7264,7 +7383,7 @@
             <w:r/>
             <w:r>
               <w:rPr>
-                <w:rFonts w:ascii="Arial" w:hAnsi="Arial"/>
+                <w:rFonts w:ascii="Verdana" w:hAnsi="Verdana"/>
                 <w:b w:val="0"/>
                 <w:sz w:val="16"/>
               </w:rPr>
@@ -7280,7 +7399,7 @@
             <w:r/>
             <w:r>
               <w:rPr>
-                <w:rFonts w:ascii="Arial" w:hAnsi="Arial"/>
+                <w:rFonts w:ascii="Verdana" w:hAnsi="Verdana"/>
                 <w:b w:val="0"/>
                 <w:sz w:val="16"/>
               </w:rPr>
@@ -7296,7 +7415,7 @@
             <w:r/>
             <w:r>
               <w:rPr>
-                <w:rFonts w:ascii="Arial" w:hAnsi="Arial"/>
+                <w:rFonts w:ascii="Verdana" w:hAnsi="Verdana"/>
                 <w:b w:val="0"/>
                 <w:sz w:val="16"/>
               </w:rPr>
@@ -7312,7 +7431,7 @@
             <w:r/>
             <w:r>
               <w:rPr>
-                <w:rFonts w:ascii="Arial" w:hAnsi="Arial"/>
+                <w:rFonts w:ascii="Verdana" w:hAnsi="Verdana"/>
                 <w:b w:val="0"/>
                 <w:sz w:val="16"/>
               </w:rPr>
@@ -7321,15 +7440,18 @@
         </w:tc>
       </w:tr>
       <w:tr>
-        <w:tc>
-          <w:tcPr>
-            <w:tcW w:type="dxa" w:w="1514"/>
-          </w:tcPr>
-          <w:p>
-            <w:r/>
-            <w:r>
-              <w:rPr>
-                <w:rFonts w:ascii="Arial" w:hAnsi="Arial"/>
+        <w:trPr>
+          <w:cantSplit/>
+        </w:trPr>
+        <w:tc>
+          <w:tcPr>
+            <w:tcW w:type="dxa" w:w="1514"/>
+          </w:tcPr>
+          <w:p>
+            <w:r/>
+            <w:r>
+              <w:rPr>
+                <w:rFonts w:ascii="Verdana" w:hAnsi="Verdana"/>
                 <w:b w:val="0"/>
                 <w:sz w:val="16"/>
               </w:rPr>
@@ -7345,7 +7467,7 @@
             <w:r/>
             <w:r>
               <w:rPr>
-                <w:rFonts w:ascii="Arial" w:hAnsi="Arial"/>
+                <w:rFonts w:ascii="Verdana" w:hAnsi="Verdana"/>
                 <w:b w:val="0"/>
                 <w:sz w:val="16"/>
               </w:rPr>
@@ -7361,7 +7483,7 @@
             <w:r/>
             <w:r>
               <w:rPr>
-                <w:rFonts w:ascii="Arial" w:hAnsi="Arial"/>
+                <w:rFonts w:ascii="Verdana" w:hAnsi="Verdana"/>
                 <w:b w:val="0"/>
                 <w:sz w:val="16"/>
               </w:rPr>
@@ -7377,7 +7499,7 @@
             <w:r/>
             <w:r>
               <w:rPr>
-                <w:rFonts w:ascii="Arial" w:hAnsi="Arial"/>
+                <w:rFonts w:ascii="Verdana" w:hAnsi="Verdana"/>
                 <w:b w:val="0"/>
                 <w:sz w:val="16"/>
               </w:rPr>
@@ -7393,7 +7515,7 @@
             <w:r/>
             <w:r>
               <w:rPr>
-                <w:rFonts w:ascii="Arial" w:hAnsi="Arial"/>
+                <w:rFonts w:ascii="Verdana" w:hAnsi="Verdana"/>
                 <w:b w:val="0"/>
                 <w:sz w:val="16"/>
               </w:rPr>
@@ -7409,7 +7531,7 @@
             <w:r/>
             <w:r>
               <w:rPr>
-                <w:rFonts w:ascii="Arial" w:hAnsi="Arial"/>
+                <w:rFonts w:ascii="Verdana" w:hAnsi="Verdana"/>
                 <w:b w:val="0"/>
                 <w:sz w:val="16"/>
               </w:rPr>
@@ -7425,7 +7547,7 @@
             <w:r/>
             <w:r>
               <w:rPr>
-                <w:rFonts w:ascii="Arial" w:hAnsi="Arial"/>
+                <w:rFonts w:ascii="Verdana" w:hAnsi="Verdana"/>
                 <w:b w:val="0"/>
                 <w:sz w:val="16"/>
               </w:rPr>
@@ -7441,7 +7563,7 @@
             <w:r/>
             <w:r>
               <w:rPr>
-                <w:rFonts w:ascii="Arial" w:hAnsi="Arial"/>
+                <w:rFonts w:ascii="Verdana" w:hAnsi="Verdana"/>
                 <w:b w:val="0"/>
                 <w:sz w:val="16"/>
               </w:rPr>
@@ -7457,7 +7579,7 @@
             <w:r/>
             <w:r>
               <w:rPr>
-                <w:rFonts w:ascii="Arial" w:hAnsi="Arial"/>
+                <w:rFonts w:ascii="Verdana" w:hAnsi="Verdana"/>
                 <w:b w:val="0"/>
                 <w:sz w:val="16"/>
               </w:rPr>
@@ -7473,7 +7595,7 @@
             <w:r/>
             <w:r>
               <w:rPr>
-                <w:rFonts w:ascii="Arial" w:hAnsi="Arial"/>
+                <w:rFonts w:ascii="Verdana" w:hAnsi="Verdana"/>
                 <w:b w:val="0"/>
                 <w:sz w:val="16"/>
               </w:rPr>
@@ -7482,15 +7604,18 @@
         </w:tc>
       </w:tr>
       <w:tr>
-        <w:tc>
-          <w:tcPr>
-            <w:tcW w:type="dxa" w:w="1514"/>
-          </w:tcPr>
-          <w:p>
-            <w:r/>
-            <w:r>
-              <w:rPr>
-                <w:rFonts w:ascii="Arial" w:hAnsi="Arial"/>
+        <w:trPr>
+          <w:cantSplit/>
+        </w:trPr>
+        <w:tc>
+          <w:tcPr>
+            <w:tcW w:type="dxa" w:w="1514"/>
+          </w:tcPr>
+          <w:p>
+            <w:r/>
+            <w:r>
+              <w:rPr>
+                <w:rFonts w:ascii="Verdana" w:hAnsi="Verdana"/>
                 <w:b w:val="0"/>
                 <w:sz w:val="16"/>
               </w:rPr>
@@ -7506,7 +7631,7 @@
             <w:r/>
             <w:r>
               <w:rPr>
-                <w:rFonts w:ascii="Arial" w:hAnsi="Arial"/>
+                <w:rFonts w:ascii="Verdana" w:hAnsi="Verdana"/>
                 <w:b w:val="0"/>
                 <w:sz w:val="16"/>
               </w:rPr>
@@ -7522,7 +7647,7 @@
             <w:r/>
             <w:r>
               <w:rPr>
-                <w:rFonts w:ascii="Arial" w:hAnsi="Arial"/>
+                <w:rFonts w:ascii="Verdana" w:hAnsi="Verdana"/>
                 <w:b w:val="0"/>
                 <w:sz w:val="16"/>
               </w:rPr>
@@ -7538,7 +7663,7 @@
             <w:r/>
             <w:r>
               <w:rPr>
-                <w:rFonts w:ascii="Arial" w:hAnsi="Arial"/>
+                <w:rFonts w:ascii="Verdana" w:hAnsi="Verdana"/>
                 <w:b w:val="0"/>
                 <w:sz w:val="16"/>
               </w:rPr>
@@ -7554,7 +7679,7 @@
             <w:r/>
             <w:r>
               <w:rPr>
-                <w:rFonts w:ascii="Arial" w:hAnsi="Arial"/>
+                <w:rFonts w:ascii="Verdana" w:hAnsi="Verdana"/>
                 <w:b w:val="0"/>
                 <w:sz w:val="16"/>
               </w:rPr>
@@ -7570,7 +7695,7 @@
             <w:r/>
             <w:r>
               <w:rPr>
-                <w:rFonts w:ascii="Arial" w:hAnsi="Arial"/>
+                <w:rFonts w:ascii="Verdana" w:hAnsi="Verdana"/>
                 <w:b w:val="0"/>
                 <w:sz w:val="16"/>
               </w:rPr>
@@ -7586,7 +7711,7 @@
             <w:r/>
             <w:r>
               <w:rPr>
-                <w:rFonts w:ascii="Arial" w:hAnsi="Arial"/>
+                <w:rFonts w:ascii="Verdana" w:hAnsi="Verdana"/>
                 <w:b w:val="0"/>
                 <w:sz w:val="16"/>
               </w:rPr>
@@ -7602,7 +7727,7 @@
             <w:r/>
             <w:r>
               <w:rPr>
-                <w:rFonts w:ascii="Arial" w:hAnsi="Arial"/>
+                <w:rFonts w:ascii="Verdana" w:hAnsi="Verdana"/>
                 <w:b w:val="0"/>
                 <w:sz w:val="16"/>
               </w:rPr>
@@ -7618,7 +7743,7 @@
             <w:r/>
             <w:r>
               <w:rPr>
-                <w:rFonts w:ascii="Arial" w:hAnsi="Arial"/>
+                <w:rFonts w:ascii="Verdana" w:hAnsi="Verdana"/>
                 <w:b w:val="0"/>
                 <w:sz w:val="16"/>
               </w:rPr>
@@ -7634,7 +7759,7 @@
             <w:r/>
             <w:r>
               <w:rPr>
-                <w:rFonts w:ascii="Arial" w:hAnsi="Arial"/>
+                <w:rFonts w:ascii="Verdana" w:hAnsi="Verdana"/>
                 <w:b w:val="0"/>
                 <w:sz w:val="16"/>
               </w:rPr>
@@ -7643,15 +7768,18 @@
         </w:tc>
       </w:tr>
       <w:tr>
-        <w:tc>
-          <w:tcPr>
-            <w:tcW w:type="dxa" w:w="1514"/>
-          </w:tcPr>
-          <w:p>
-            <w:r/>
-            <w:r>
-              <w:rPr>
-                <w:rFonts w:ascii="Arial" w:hAnsi="Arial"/>
+        <w:trPr>
+          <w:cantSplit/>
+        </w:trPr>
+        <w:tc>
+          <w:tcPr>
+            <w:tcW w:type="dxa" w:w="1514"/>
+          </w:tcPr>
+          <w:p>
+            <w:r/>
+            <w:r>
+              <w:rPr>
+                <w:rFonts w:ascii="Verdana" w:hAnsi="Verdana"/>
                 <w:b w:val="0"/>
                 <w:sz w:val="16"/>
               </w:rPr>
@@ -7667,7 +7795,7 @@
             <w:r/>
             <w:r>
               <w:rPr>
-                <w:rFonts w:ascii="Arial" w:hAnsi="Arial"/>
+                <w:rFonts w:ascii="Verdana" w:hAnsi="Verdana"/>
                 <w:b w:val="0"/>
                 <w:sz w:val="16"/>
               </w:rPr>
@@ -7683,7 +7811,7 @@
             <w:r/>
             <w:r>
               <w:rPr>
-                <w:rFonts w:ascii="Arial" w:hAnsi="Arial"/>
+                <w:rFonts w:ascii="Verdana" w:hAnsi="Verdana"/>
                 <w:b w:val="0"/>
                 <w:sz w:val="16"/>
               </w:rPr>
@@ -7699,7 +7827,7 @@
             <w:r/>
             <w:r>
               <w:rPr>
-                <w:rFonts w:ascii="Arial" w:hAnsi="Arial"/>
+                <w:rFonts w:ascii="Verdana" w:hAnsi="Verdana"/>
                 <w:b w:val="0"/>
                 <w:sz w:val="16"/>
               </w:rPr>
@@ -7715,7 +7843,7 @@
             <w:r/>
             <w:r>
               <w:rPr>
-                <w:rFonts w:ascii="Arial" w:hAnsi="Arial"/>
+                <w:rFonts w:ascii="Verdana" w:hAnsi="Verdana"/>
                 <w:b w:val="0"/>
                 <w:sz w:val="16"/>
               </w:rPr>
@@ -7731,7 +7859,7 @@
             <w:r/>
             <w:r>
               <w:rPr>
-                <w:rFonts w:ascii="Arial" w:hAnsi="Arial"/>
+                <w:rFonts w:ascii="Verdana" w:hAnsi="Verdana"/>
                 <w:b w:val="0"/>
                 <w:sz w:val="16"/>
               </w:rPr>
@@ -7747,7 +7875,7 @@
             <w:r/>
             <w:r>
               <w:rPr>
-                <w:rFonts w:ascii="Arial" w:hAnsi="Arial"/>
+                <w:rFonts w:ascii="Verdana" w:hAnsi="Verdana"/>
                 <w:b w:val="0"/>
                 <w:sz w:val="16"/>
               </w:rPr>
@@ -7763,7 +7891,7 @@
             <w:r/>
             <w:r>
               <w:rPr>
-                <w:rFonts w:ascii="Arial" w:hAnsi="Arial"/>
+                <w:rFonts w:ascii="Verdana" w:hAnsi="Verdana"/>
                 <w:b w:val="0"/>
                 <w:sz w:val="16"/>
               </w:rPr>
@@ -7779,7 +7907,7 @@
             <w:r/>
             <w:r>
               <w:rPr>
-                <w:rFonts w:ascii="Arial" w:hAnsi="Arial"/>
+                <w:rFonts w:ascii="Verdana" w:hAnsi="Verdana"/>
                 <w:b w:val="0"/>
                 <w:sz w:val="16"/>
               </w:rPr>
@@ -7795,7 +7923,7 @@
             <w:r/>
             <w:r>
               <w:rPr>
-                <w:rFonts w:ascii="Arial" w:hAnsi="Arial"/>
+                <w:rFonts w:ascii="Verdana" w:hAnsi="Verdana"/>
                 <w:b w:val="0"/>
                 <w:sz w:val="16"/>
               </w:rPr>
@@ -7804,15 +7932,18 @@
         </w:tc>
       </w:tr>
       <w:tr>
-        <w:tc>
-          <w:tcPr>
-            <w:tcW w:type="dxa" w:w="1514"/>
-          </w:tcPr>
-          <w:p>
-            <w:r/>
-            <w:r>
-              <w:rPr>
-                <w:rFonts w:ascii="Arial" w:hAnsi="Arial"/>
+        <w:trPr>
+          <w:cantSplit/>
+        </w:trPr>
+        <w:tc>
+          <w:tcPr>
+            <w:tcW w:type="dxa" w:w="1514"/>
+          </w:tcPr>
+          <w:p>
+            <w:r/>
+            <w:r>
+              <w:rPr>
+                <w:rFonts w:ascii="Verdana" w:hAnsi="Verdana"/>
                 <w:b w:val="0"/>
                 <w:sz w:val="16"/>
               </w:rPr>
@@ -7828,7 +7959,7 @@
             <w:r/>
             <w:r>
               <w:rPr>
-                <w:rFonts w:ascii="Arial" w:hAnsi="Arial"/>
+                <w:rFonts w:ascii="Verdana" w:hAnsi="Verdana"/>
                 <w:b w:val="0"/>
                 <w:sz w:val="16"/>
               </w:rPr>
@@ -7844,7 +7975,7 @@
             <w:r/>
             <w:r>
               <w:rPr>
-                <w:rFonts w:ascii="Arial" w:hAnsi="Arial"/>
+                <w:rFonts w:ascii="Verdana" w:hAnsi="Verdana"/>
                 <w:b w:val="0"/>
                 <w:sz w:val="16"/>
               </w:rPr>
@@ -7860,7 +7991,7 @@
             <w:r/>
             <w:r>
               <w:rPr>
-                <w:rFonts w:ascii="Arial" w:hAnsi="Arial"/>
+                <w:rFonts w:ascii="Verdana" w:hAnsi="Verdana"/>
                 <w:b w:val="0"/>
                 <w:sz w:val="16"/>
               </w:rPr>
@@ -7876,7 +8007,7 @@
             <w:r/>
             <w:r>
               <w:rPr>
-                <w:rFonts w:ascii="Arial" w:hAnsi="Arial"/>
+                <w:rFonts w:ascii="Verdana" w:hAnsi="Verdana"/>
                 <w:b w:val="0"/>
                 <w:sz w:val="16"/>
               </w:rPr>
@@ -7892,7 +8023,7 @@
             <w:r/>
             <w:r>
               <w:rPr>
-                <w:rFonts w:ascii="Arial" w:hAnsi="Arial"/>
+                <w:rFonts w:ascii="Verdana" w:hAnsi="Verdana"/>
                 <w:b w:val="0"/>
                 <w:sz w:val="16"/>
               </w:rPr>
@@ -7908,7 +8039,7 @@
             <w:r/>
             <w:r>
               <w:rPr>
-                <w:rFonts w:ascii="Arial" w:hAnsi="Arial"/>
+                <w:rFonts w:ascii="Verdana" w:hAnsi="Verdana"/>
                 <w:b w:val="0"/>
                 <w:sz w:val="16"/>
               </w:rPr>
@@ -7924,7 +8055,7 @@
             <w:r/>
             <w:r>
               <w:rPr>
-                <w:rFonts w:ascii="Arial" w:hAnsi="Arial"/>
+                <w:rFonts w:ascii="Verdana" w:hAnsi="Verdana"/>
                 <w:b w:val="0"/>
                 <w:sz w:val="16"/>
               </w:rPr>
@@ -7940,7 +8071,7 @@
             <w:r/>
             <w:r>
               <w:rPr>
-                <w:rFonts w:ascii="Arial" w:hAnsi="Arial"/>
+                <w:rFonts w:ascii="Verdana" w:hAnsi="Verdana"/>
                 <w:b w:val="0"/>
                 <w:sz w:val="16"/>
               </w:rPr>
@@ -7956,7 +8087,7 @@
             <w:r/>
             <w:r>
               <w:rPr>
-                <w:rFonts w:ascii="Arial" w:hAnsi="Arial"/>
+                <w:rFonts w:ascii="Verdana" w:hAnsi="Verdana"/>
                 <w:b w:val="0"/>
                 <w:sz w:val="16"/>
               </w:rPr>
@@ -7965,15 +8096,18 @@
         </w:tc>
       </w:tr>
       <w:tr>
-        <w:tc>
-          <w:tcPr>
-            <w:tcW w:type="dxa" w:w="1514"/>
-          </w:tcPr>
-          <w:p>
-            <w:r/>
-            <w:r>
-              <w:rPr>
-                <w:rFonts w:ascii="Arial" w:hAnsi="Arial"/>
+        <w:trPr>
+          <w:cantSplit/>
+        </w:trPr>
+        <w:tc>
+          <w:tcPr>
+            <w:tcW w:type="dxa" w:w="1514"/>
+          </w:tcPr>
+          <w:p>
+            <w:r/>
+            <w:r>
+              <w:rPr>
+                <w:rFonts w:ascii="Verdana" w:hAnsi="Verdana"/>
                 <w:b w:val="0"/>
                 <w:sz w:val="16"/>
               </w:rPr>
@@ -7989,7 +8123,7 @@
             <w:r/>
             <w:r>
               <w:rPr>
-                <w:rFonts w:ascii="Arial" w:hAnsi="Arial"/>
+                <w:rFonts w:ascii="Verdana" w:hAnsi="Verdana"/>
                 <w:b w:val="0"/>
                 <w:sz w:val="16"/>
               </w:rPr>
@@ -8005,7 +8139,7 @@
             <w:r/>
             <w:r>
               <w:rPr>
-                <w:rFonts w:ascii="Arial" w:hAnsi="Arial"/>
+                <w:rFonts w:ascii="Verdana" w:hAnsi="Verdana"/>
                 <w:b w:val="0"/>
                 <w:sz w:val="16"/>
               </w:rPr>
@@ -8021,7 +8155,7 @@
             <w:r/>
             <w:r>
               <w:rPr>
-                <w:rFonts w:ascii="Arial" w:hAnsi="Arial"/>
+                <w:rFonts w:ascii="Verdana" w:hAnsi="Verdana"/>
                 <w:b w:val="0"/>
                 <w:sz w:val="16"/>
               </w:rPr>
@@ -8037,7 +8171,7 @@
             <w:r/>
             <w:r>
               <w:rPr>
-                <w:rFonts w:ascii="Arial" w:hAnsi="Arial"/>
+                <w:rFonts w:ascii="Verdana" w:hAnsi="Verdana"/>
                 <w:b w:val="0"/>
                 <w:sz w:val="16"/>
               </w:rPr>
@@ -8053,7 +8187,7 @@
             <w:r/>
             <w:r>
               <w:rPr>
-                <w:rFonts w:ascii="Arial" w:hAnsi="Arial"/>
+                <w:rFonts w:ascii="Verdana" w:hAnsi="Verdana"/>
                 <w:b w:val="0"/>
                 <w:sz w:val="16"/>
               </w:rPr>
@@ -8069,7 +8203,7 @@
             <w:r/>
             <w:r>
               <w:rPr>
-                <w:rFonts w:ascii="Arial" w:hAnsi="Arial"/>
+                <w:rFonts w:ascii="Verdana" w:hAnsi="Verdana"/>
                 <w:b w:val="0"/>
                 <w:sz w:val="16"/>
               </w:rPr>
@@ -8085,7 +8219,7 @@
             <w:r/>
             <w:r>
               <w:rPr>
-                <w:rFonts w:ascii="Arial" w:hAnsi="Arial"/>
+                <w:rFonts w:ascii="Verdana" w:hAnsi="Verdana"/>
                 <w:b w:val="0"/>
                 <w:sz w:val="16"/>
               </w:rPr>
@@ -8101,7 +8235,7 @@
             <w:r/>
             <w:r>
               <w:rPr>
-                <w:rFonts w:ascii="Arial" w:hAnsi="Arial"/>
+                <w:rFonts w:ascii="Verdana" w:hAnsi="Verdana"/>
                 <w:b w:val="0"/>
                 <w:sz w:val="16"/>
               </w:rPr>
@@ -8117,7 +8251,7 @@
             <w:r/>
             <w:r>
               <w:rPr>
-                <w:rFonts w:ascii="Arial" w:hAnsi="Arial"/>
+                <w:rFonts w:ascii="Verdana" w:hAnsi="Verdana"/>
                 <w:b w:val="0"/>
                 <w:sz w:val="16"/>
               </w:rPr>
@@ -8126,15 +8260,18 @@
         </w:tc>
       </w:tr>
       <w:tr>
-        <w:tc>
-          <w:tcPr>
-            <w:tcW w:type="dxa" w:w="1514"/>
-          </w:tcPr>
-          <w:p>
-            <w:r/>
-            <w:r>
-              <w:rPr>
-                <w:rFonts w:ascii="Arial" w:hAnsi="Arial"/>
+        <w:trPr>
+          <w:cantSplit/>
+        </w:trPr>
+        <w:tc>
+          <w:tcPr>
+            <w:tcW w:type="dxa" w:w="1514"/>
+          </w:tcPr>
+          <w:p>
+            <w:r/>
+            <w:r>
+              <w:rPr>
+                <w:rFonts w:ascii="Verdana" w:hAnsi="Verdana"/>
                 <w:b w:val="0"/>
                 <w:sz w:val="16"/>
               </w:rPr>
@@ -8150,7 +8287,7 @@
             <w:r/>
             <w:r>
               <w:rPr>
-                <w:rFonts w:ascii="Arial" w:hAnsi="Arial"/>
+                <w:rFonts w:ascii="Verdana" w:hAnsi="Verdana"/>
                 <w:b w:val="0"/>
                 <w:sz w:val="16"/>
               </w:rPr>
@@ -8166,7 +8303,7 @@
             <w:r/>
             <w:r>
               <w:rPr>
-                <w:rFonts w:ascii="Arial" w:hAnsi="Arial"/>
+                <w:rFonts w:ascii="Verdana" w:hAnsi="Verdana"/>
                 <w:b w:val="0"/>
                 <w:sz w:val="16"/>
               </w:rPr>
@@ -8182,7 +8319,7 @@
             <w:r/>
             <w:r>
               <w:rPr>
-                <w:rFonts w:ascii="Arial" w:hAnsi="Arial"/>
+                <w:rFonts w:ascii="Verdana" w:hAnsi="Verdana"/>
                 <w:b w:val="0"/>
                 <w:sz w:val="16"/>
               </w:rPr>
@@ -8198,7 +8335,7 @@
             <w:r/>
             <w:r>
               <w:rPr>
-                <w:rFonts w:ascii="Arial" w:hAnsi="Arial"/>
+                <w:rFonts w:ascii="Verdana" w:hAnsi="Verdana"/>
                 <w:b w:val="0"/>
                 <w:sz w:val="16"/>
               </w:rPr>
@@ -8214,7 +8351,7 @@
             <w:r/>
             <w:r>
               <w:rPr>
-                <w:rFonts w:ascii="Arial" w:hAnsi="Arial"/>
+                <w:rFonts w:ascii="Verdana" w:hAnsi="Verdana"/>
                 <w:b w:val="0"/>
                 <w:sz w:val="16"/>
               </w:rPr>
@@ -8230,7 +8367,7 @@
             <w:r/>
             <w:r>
               <w:rPr>
-                <w:rFonts w:ascii="Arial" w:hAnsi="Arial"/>
+                <w:rFonts w:ascii="Verdana" w:hAnsi="Verdana"/>
                 <w:b w:val="0"/>
                 <w:sz w:val="16"/>
               </w:rPr>
@@ -8246,7 +8383,7 @@
             <w:r/>
             <w:r>
               <w:rPr>
-                <w:rFonts w:ascii="Arial" w:hAnsi="Arial"/>
+                <w:rFonts w:ascii="Verdana" w:hAnsi="Verdana"/>
                 <w:b w:val="0"/>
                 <w:sz w:val="16"/>
               </w:rPr>
@@ -8262,7 +8399,7 @@
             <w:r/>
             <w:r>
               <w:rPr>
-                <w:rFonts w:ascii="Arial" w:hAnsi="Arial"/>
+                <w:rFonts w:ascii="Verdana" w:hAnsi="Verdana"/>
                 <w:b w:val="0"/>
                 <w:sz w:val="16"/>
               </w:rPr>
@@ -8278,7 +8415,7 @@
             <w:r/>
             <w:r>
               <w:rPr>
-                <w:rFonts w:ascii="Arial" w:hAnsi="Arial"/>
+                <w:rFonts w:ascii="Verdana" w:hAnsi="Verdana"/>
                 <w:b w:val="0"/>
                 <w:sz w:val="16"/>
               </w:rPr>
@@ -8287,15 +8424,18 @@
         </w:tc>
       </w:tr>
       <w:tr>
-        <w:tc>
-          <w:tcPr>
-            <w:tcW w:type="dxa" w:w="1514"/>
-          </w:tcPr>
-          <w:p>
-            <w:r/>
-            <w:r>
-              <w:rPr>
-                <w:rFonts w:ascii="Arial" w:hAnsi="Arial"/>
+        <w:trPr>
+          <w:cantSplit/>
+        </w:trPr>
+        <w:tc>
+          <w:tcPr>
+            <w:tcW w:type="dxa" w:w="1514"/>
+          </w:tcPr>
+          <w:p>
+            <w:r/>
+            <w:r>
+              <w:rPr>
+                <w:rFonts w:ascii="Verdana" w:hAnsi="Verdana"/>
                 <w:b w:val="0"/>
                 <w:sz w:val="16"/>
               </w:rPr>
@@ -8311,7 +8451,7 @@
             <w:r/>
             <w:r>
               <w:rPr>
-                <w:rFonts w:ascii="Arial" w:hAnsi="Arial"/>
+                <w:rFonts w:ascii="Verdana" w:hAnsi="Verdana"/>
                 <w:b w:val="0"/>
                 <w:sz w:val="16"/>
               </w:rPr>
@@ -8327,7 +8467,7 @@
             <w:r/>
             <w:r>
               <w:rPr>
-                <w:rFonts w:ascii="Arial" w:hAnsi="Arial"/>
+                <w:rFonts w:ascii="Verdana" w:hAnsi="Verdana"/>
                 <w:b w:val="0"/>
                 <w:sz w:val="16"/>
               </w:rPr>
@@ -8343,7 +8483,7 @@
             <w:r/>
             <w:r>
               <w:rPr>
-                <w:rFonts w:ascii="Arial" w:hAnsi="Arial"/>
+                <w:rFonts w:ascii="Verdana" w:hAnsi="Verdana"/>
                 <w:b w:val="0"/>
                 <w:sz w:val="16"/>
               </w:rPr>
@@ -8359,7 +8499,7 @@
             <w:r/>
             <w:r>
               <w:rPr>
-                <w:rFonts w:ascii="Arial" w:hAnsi="Arial"/>
+                <w:rFonts w:ascii="Verdana" w:hAnsi="Verdana"/>
                 <w:b w:val="0"/>
                 <w:sz w:val="16"/>
               </w:rPr>
@@ -8375,7 +8515,7 @@
             <w:r/>
             <w:r>
               <w:rPr>
-                <w:rFonts w:ascii="Arial" w:hAnsi="Arial"/>
+                <w:rFonts w:ascii="Verdana" w:hAnsi="Verdana"/>
                 <w:b w:val="0"/>
                 <w:sz w:val="16"/>
               </w:rPr>
@@ -8391,7 +8531,7 @@
             <w:r/>
             <w:r>
               <w:rPr>
-                <w:rFonts w:ascii="Arial" w:hAnsi="Arial"/>
+                <w:rFonts w:ascii="Verdana" w:hAnsi="Verdana"/>
                 <w:b w:val="0"/>
                 <w:sz w:val="16"/>
               </w:rPr>
@@ -8407,7 +8547,7 @@
             <w:r/>
             <w:r>
               <w:rPr>
-                <w:rFonts w:ascii="Arial" w:hAnsi="Arial"/>
+                <w:rFonts w:ascii="Verdana" w:hAnsi="Verdana"/>
                 <w:b w:val="0"/>
                 <w:sz w:val="16"/>
               </w:rPr>
@@ -8423,7 +8563,7 @@
             <w:r/>
             <w:r>
               <w:rPr>
-                <w:rFonts w:ascii="Arial" w:hAnsi="Arial"/>
+                <w:rFonts w:ascii="Verdana" w:hAnsi="Verdana"/>
                 <w:b w:val="0"/>
                 <w:sz w:val="16"/>
               </w:rPr>
@@ -8439,7 +8579,7 @@
             <w:r/>
             <w:r>
               <w:rPr>
-                <w:rFonts w:ascii="Arial" w:hAnsi="Arial"/>
+                <w:rFonts w:ascii="Verdana" w:hAnsi="Verdana"/>
                 <w:b w:val="0"/>
                 <w:sz w:val="16"/>
               </w:rPr>
@@ -8448,15 +8588,18 @@
         </w:tc>
       </w:tr>
       <w:tr>
-        <w:tc>
-          <w:tcPr>
-            <w:tcW w:type="dxa" w:w="1514"/>
-          </w:tcPr>
-          <w:p>
-            <w:r/>
-            <w:r>
-              <w:rPr>
-                <w:rFonts w:ascii="Arial" w:hAnsi="Arial"/>
+        <w:trPr>
+          <w:cantSplit/>
+        </w:trPr>
+        <w:tc>
+          <w:tcPr>
+            <w:tcW w:type="dxa" w:w="1514"/>
+          </w:tcPr>
+          <w:p>
+            <w:r/>
+            <w:r>
+              <w:rPr>
+                <w:rFonts w:ascii="Verdana" w:hAnsi="Verdana"/>
                 <w:b w:val="0"/>
                 <w:sz w:val="16"/>
               </w:rPr>
@@ -8472,7 +8615,7 @@
             <w:r/>
             <w:r>
               <w:rPr>
-                <w:rFonts w:ascii="Arial" w:hAnsi="Arial"/>
+                <w:rFonts w:ascii="Verdana" w:hAnsi="Verdana"/>
                 <w:b w:val="0"/>
                 <w:sz w:val="16"/>
               </w:rPr>
@@ -8488,7 +8631,7 @@
             <w:r/>
             <w:r>
               <w:rPr>
-                <w:rFonts w:ascii="Arial" w:hAnsi="Arial"/>
+                <w:rFonts w:ascii="Verdana" w:hAnsi="Verdana"/>
                 <w:b w:val="0"/>
                 <w:sz w:val="16"/>
               </w:rPr>
@@ -8504,7 +8647,7 @@
             <w:r/>
             <w:r>
               <w:rPr>
-                <w:rFonts w:ascii="Arial" w:hAnsi="Arial"/>
+                <w:rFonts w:ascii="Verdana" w:hAnsi="Verdana"/>
                 <w:b w:val="0"/>
                 <w:sz w:val="16"/>
               </w:rPr>
@@ -8520,7 +8663,7 @@
             <w:r/>
             <w:r>
               <w:rPr>
-                <w:rFonts w:ascii="Arial" w:hAnsi="Arial"/>
+                <w:rFonts w:ascii="Verdana" w:hAnsi="Verdana"/>
                 <w:b w:val="0"/>
                 <w:sz w:val="16"/>
               </w:rPr>
@@ -8536,7 +8679,7 @@
             <w:r/>
             <w:r>
               <w:rPr>
-                <w:rFonts w:ascii="Arial" w:hAnsi="Arial"/>
+                <w:rFonts w:ascii="Verdana" w:hAnsi="Verdana"/>
                 <w:b w:val="0"/>
                 <w:sz w:val="16"/>
               </w:rPr>
@@ -8552,7 +8695,7 @@
             <w:r/>
             <w:r>
               <w:rPr>
-                <w:rFonts w:ascii="Arial" w:hAnsi="Arial"/>
+                <w:rFonts w:ascii="Verdana" w:hAnsi="Verdana"/>
                 <w:b w:val="0"/>
                 <w:sz w:val="16"/>
               </w:rPr>
@@ -8568,7 +8711,7 @@
             <w:r/>
             <w:r>
               <w:rPr>
-                <w:rFonts w:ascii="Arial" w:hAnsi="Arial"/>
+                <w:rFonts w:ascii="Verdana" w:hAnsi="Verdana"/>
                 <w:b w:val="0"/>
                 <w:sz w:val="16"/>
               </w:rPr>
@@ -8584,7 +8727,7 @@
             <w:r/>
             <w:r>
               <w:rPr>
-                <w:rFonts w:ascii="Arial" w:hAnsi="Arial"/>
+                <w:rFonts w:ascii="Verdana" w:hAnsi="Verdana"/>
                 <w:b w:val="0"/>
                 <w:sz w:val="16"/>
               </w:rPr>
@@ -8600,7 +8743,7 @@
             <w:r/>
             <w:r>
               <w:rPr>
-                <w:rFonts w:ascii="Arial" w:hAnsi="Arial"/>
+                <w:rFonts w:ascii="Verdana" w:hAnsi="Verdana"/>
                 <w:b w:val="0"/>
                 <w:sz w:val="16"/>
               </w:rPr>
@@ -8609,15 +8752,18 @@
         </w:tc>
       </w:tr>
       <w:tr>
-        <w:tc>
-          <w:tcPr>
-            <w:tcW w:type="dxa" w:w="1514"/>
-          </w:tcPr>
-          <w:p>
-            <w:r/>
-            <w:r>
-              <w:rPr>
-                <w:rFonts w:ascii="Arial" w:hAnsi="Arial"/>
+        <w:trPr>
+          <w:cantSplit/>
+        </w:trPr>
+        <w:tc>
+          <w:tcPr>
+            <w:tcW w:type="dxa" w:w="1514"/>
+          </w:tcPr>
+          <w:p>
+            <w:r/>
+            <w:r>
+              <w:rPr>
+                <w:rFonts w:ascii="Verdana" w:hAnsi="Verdana"/>
                 <w:b w:val="0"/>
                 <w:sz w:val="16"/>
               </w:rPr>
@@ -8633,7 +8779,7 @@
             <w:r/>
             <w:r>
               <w:rPr>
-                <w:rFonts w:ascii="Arial" w:hAnsi="Arial"/>
+                <w:rFonts w:ascii="Verdana" w:hAnsi="Verdana"/>
                 <w:b w:val="0"/>
                 <w:sz w:val="16"/>
               </w:rPr>
@@ -8649,7 +8795,7 @@
             <w:r/>
             <w:r>
               <w:rPr>
-                <w:rFonts w:ascii="Arial" w:hAnsi="Arial"/>
+                <w:rFonts w:ascii="Verdana" w:hAnsi="Verdana"/>
                 <w:b w:val="0"/>
                 <w:sz w:val="16"/>
               </w:rPr>
@@ -8665,7 +8811,7 @@
             <w:r/>
             <w:r>
               <w:rPr>
-                <w:rFonts w:ascii="Arial" w:hAnsi="Arial"/>
+                <w:rFonts w:ascii="Verdana" w:hAnsi="Verdana"/>
                 <w:b w:val="0"/>
                 <w:sz w:val="16"/>
               </w:rPr>
@@ -8681,7 +8827,7 @@
             <w:r/>
             <w:r>
               <w:rPr>
-                <w:rFonts w:ascii="Arial" w:hAnsi="Arial"/>
+                <w:rFonts w:ascii="Verdana" w:hAnsi="Verdana"/>
                 <w:b w:val="0"/>
                 <w:sz w:val="16"/>
               </w:rPr>
@@ -8697,7 +8843,7 @@
             <w:r/>
             <w:r>
               <w:rPr>
-                <w:rFonts w:ascii="Arial" w:hAnsi="Arial"/>
+                <w:rFonts w:ascii="Verdana" w:hAnsi="Verdana"/>
                 <w:b w:val="0"/>
                 <w:sz w:val="16"/>
               </w:rPr>
@@ -8713,7 +8859,7 @@
             <w:r/>
             <w:r>
               <w:rPr>
-                <w:rFonts w:ascii="Arial" w:hAnsi="Arial"/>
+                <w:rFonts w:ascii="Verdana" w:hAnsi="Verdana"/>
                 <w:b w:val="0"/>
                 <w:sz w:val="16"/>
               </w:rPr>
@@ -8729,7 +8875,7 @@
             <w:r/>
             <w:r>
               <w:rPr>
-                <w:rFonts w:ascii="Arial" w:hAnsi="Arial"/>
+                <w:rFonts w:ascii="Verdana" w:hAnsi="Verdana"/>
                 <w:b w:val="0"/>
                 <w:sz w:val="16"/>
               </w:rPr>
@@ -8745,7 +8891,7 @@
             <w:r/>
             <w:r>
               <w:rPr>
-                <w:rFonts w:ascii="Arial" w:hAnsi="Arial"/>
+                <w:rFonts w:ascii="Verdana" w:hAnsi="Verdana"/>
                 <w:b w:val="0"/>
                 <w:sz w:val="16"/>
               </w:rPr>
@@ -8761,7 +8907,7 @@
             <w:r/>
             <w:r>
               <w:rPr>
-                <w:rFonts w:ascii="Arial" w:hAnsi="Arial"/>
+                <w:rFonts w:ascii="Verdana" w:hAnsi="Verdana"/>
                 <w:b w:val="0"/>
                 <w:sz w:val="16"/>
               </w:rPr>
@@ -8770,15 +8916,18 @@
         </w:tc>
       </w:tr>
       <w:tr>
-        <w:tc>
-          <w:tcPr>
-            <w:tcW w:type="dxa" w:w="1514"/>
-          </w:tcPr>
-          <w:p>
-            <w:r/>
-            <w:r>
-              <w:rPr>
-                <w:rFonts w:ascii="Arial" w:hAnsi="Arial"/>
+        <w:trPr>
+          <w:cantSplit/>
+        </w:trPr>
+        <w:tc>
+          <w:tcPr>
+            <w:tcW w:type="dxa" w:w="1514"/>
+          </w:tcPr>
+          <w:p>
+            <w:r/>
+            <w:r>
+              <w:rPr>
+                <w:rFonts w:ascii="Verdana" w:hAnsi="Verdana"/>
                 <w:b w:val="0"/>
                 <w:sz w:val="16"/>
               </w:rPr>
@@ -8794,7 +8943,7 @@
             <w:r/>
             <w:r>
               <w:rPr>
-                <w:rFonts w:ascii="Arial" w:hAnsi="Arial"/>
+                <w:rFonts w:ascii="Verdana" w:hAnsi="Verdana"/>
                 <w:b w:val="0"/>
                 <w:sz w:val="16"/>
               </w:rPr>
@@ -8810,7 +8959,7 @@
             <w:r/>
             <w:r>
               <w:rPr>
-                <w:rFonts w:ascii="Arial" w:hAnsi="Arial"/>
+                <w:rFonts w:ascii="Verdana" w:hAnsi="Verdana"/>
                 <w:b w:val="0"/>
                 <w:sz w:val="16"/>
               </w:rPr>
@@ -8826,7 +8975,7 @@
             <w:r/>
             <w:r>
               <w:rPr>
-                <w:rFonts w:ascii="Arial" w:hAnsi="Arial"/>
+                <w:rFonts w:ascii="Verdana" w:hAnsi="Verdana"/>
                 <w:b w:val="0"/>
                 <w:sz w:val="16"/>
               </w:rPr>
@@ -8842,7 +8991,7 @@
             <w:r/>
             <w:r>
               <w:rPr>
-                <w:rFonts w:ascii="Arial" w:hAnsi="Arial"/>
+                <w:rFonts w:ascii="Verdana" w:hAnsi="Verdana"/>
                 <w:b w:val="0"/>
                 <w:sz w:val="16"/>
               </w:rPr>
@@ -8858,7 +9007,7 @@
             <w:r/>
             <w:r>
               <w:rPr>
-                <w:rFonts w:ascii="Arial" w:hAnsi="Arial"/>
+                <w:rFonts w:ascii="Verdana" w:hAnsi="Verdana"/>
                 <w:b w:val="0"/>
                 <w:sz w:val="16"/>
               </w:rPr>
@@ -8874,7 +9023,7 @@
             <w:r/>
             <w:r>
               <w:rPr>
-                <w:rFonts w:ascii="Arial" w:hAnsi="Arial"/>
+                <w:rFonts w:ascii="Verdana" w:hAnsi="Verdana"/>
                 <w:b w:val="0"/>
                 <w:sz w:val="16"/>
               </w:rPr>
@@ -8890,7 +9039,7 @@
             <w:r/>
             <w:r>
               <w:rPr>
-                <w:rFonts w:ascii="Arial" w:hAnsi="Arial"/>
+                <w:rFonts w:ascii="Verdana" w:hAnsi="Verdana"/>
                 <w:b w:val="0"/>
                 <w:sz w:val="16"/>
               </w:rPr>
@@ -8906,7 +9055,7 @@
             <w:r/>
             <w:r>
               <w:rPr>
-                <w:rFonts w:ascii="Arial" w:hAnsi="Arial"/>
+                <w:rFonts w:ascii="Verdana" w:hAnsi="Verdana"/>
                 <w:b w:val="0"/>
                 <w:sz w:val="16"/>
               </w:rPr>
@@ -8922,7 +9071,7 @@
             <w:r/>
             <w:r>
               <w:rPr>
-                <w:rFonts w:ascii="Arial" w:hAnsi="Arial"/>
+                <w:rFonts w:ascii="Verdana" w:hAnsi="Verdana"/>
                 <w:b w:val="0"/>
                 <w:sz w:val="16"/>
               </w:rPr>
@@ -8931,15 +9080,18 @@
         </w:tc>
       </w:tr>
       <w:tr>
-        <w:tc>
-          <w:tcPr>
-            <w:tcW w:type="dxa" w:w="1514"/>
-          </w:tcPr>
-          <w:p>
-            <w:r/>
-            <w:r>
-              <w:rPr>
-                <w:rFonts w:ascii="Arial" w:hAnsi="Arial"/>
+        <w:trPr>
+          <w:cantSplit/>
+        </w:trPr>
+        <w:tc>
+          <w:tcPr>
+            <w:tcW w:type="dxa" w:w="1514"/>
+          </w:tcPr>
+          <w:p>
+            <w:r/>
+            <w:r>
+              <w:rPr>
+                <w:rFonts w:ascii="Verdana" w:hAnsi="Verdana"/>
                 <w:b w:val="0"/>
                 <w:sz w:val="16"/>
               </w:rPr>
@@ -8955,7 +9107,7 @@
             <w:r/>
             <w:r>
               <w:rPr>
-                <w:rFonts w:ascii="Arial" w:hAnsi="Arial"/>
+                <w:rFonts w:ascii="Verdana" w:hAnsi="Verdana"/>
                 <w:b w:val="0"/>
                 <w:sz w:val="16"/>
               </w:rPr>
@@ -8971,7 +9123,7 @@
             <w:r/>
             <w:r>
               <w:rPr>
-                <w:rFonts w:ascii="Arial" w:hAnsi="Arial"/>
+                <w:rFonts w:ascii="Verdana" w:hAnsi="Verdana"/>
                 <w:b w:val="0"/>
                 <w:sz w:val="16"/>
               </w:rPr>
@@ -8987,7 +9139,7 @@
             <w:r/>
             <w:r>
               <w:rPr>
-                <w:rFonts w:ascii="Arial" w:hAnsi="Arial"/>
+                <w:rFonts w:ascii="Verdana" w:hAnsi="Verdana"/>
                 <w:b w:val="0"/>
                 <w:sz w:val="16"/>
               </w:rPr>
@@ -9003,7 +9155,7 @@
             <w:r/>
             <w:r>
               <w:rPr>
-                <w:rFonts w:ascii="Arial" w:hAnsi="Arial"/>
+                <w:rFonts w:ascii="Verdana" w:hAnsi="Verdana"/>
                 <w:b w:val="0"/>
                 <w:sz w:val="16"/>
               </w:rPr>
@@ -9019,7 +9171,7 @@
             <w:r/>
             <w:r>
               <w:rPr>
-                <w:rFonts w:ascii="Arial" w:hAnsi="Arial"/>
+                <w:rFonts w:ascii="Verdana" w:hAnsi="Verdana"/>
                 <w:b w:val="0"/>
                 <w:sz w:val="16"/>
               </w:rPr>
@@ -9035,7 +9187,7 @@
             <w:r/>
             <w:r>
               <w:rPr>
-                <w:rFonts w:ascii="Arial" w:hAnsi="Arial"/>
+                <w:rFonts w:ascii="Verdana" w:hAnsi="Verdana"/>
                 <w:b w:val="0"/>
                 <w:sz w:val="16"/>
               </w:rPr>
@@ -9051,7 +9203,7 @@
             <w:r/>
             <w:r>
               <w:rPr>
-                <w:rFonts w:ascii="Arial" w:hAnsi="Arial"/>
+                <w:rFonts w:ascii="Verdana" w:hAnsi="Verdana"/>
                 <w:b w:val="0"/>
                 <w:sz w:val="16"/>
               </w:rPr>
@@ -9067,7 +9219,7 @@
             <w:r/>
             <w:r>
               <w:rPr>
-                <w:rFonts w:ascii="Arial" w:hAnsi="Arial"/>
+                <w:rFonts w:ascii="Verdana" w:hAnsi="Verdana"/>
                 <w:b w:val="0"/>
                 <w:sz w:val="16"/>
               </w:rPr>
@@ -9083,7 +9235,7 @@
             <w:r/>
             <w:r>
               <w:rPr>
-                <w:rFonts w:ascii="Arial" w:hAnsi="Arial"/>
+                <w:rFonts w:ascii="Verdana" w:hAnsi="Verdana"/>
                 <w:b w:val="0"/>
                 <w:sz w:val="16"/>
               </w:rPr>
@@ -9092,15 +9244,18 @@
         </w:tc>
       </w:tr>
       <w:tr>
-        <w:tc>
-          <w:tcPr>
-            <w:tcW w:type="dxa" w:w="1514"/>
-          </w:tcPr>
-          <w:p>
-            <w:r/>
-            <w:r>
-              <w:rPr>
-                <w:rFonts w:ascii="Arial" w:hAnsi="Arial"/>
+        <w:trPr>
+          <w:cantSplit/>
+        </w:trPr>
+        <w:tc>
+          <w:tcPr>
+            <w:tcW w:type="dxa" w:w="1514"/>
+          </w:tcPr>
+          <w:p>
+            <w:r/>
+            <w:r>
+              <w:rPr>
+                <w:rFonts w:ascii="Verdana" w:hAnsi="Verdana"/>
                 <w:b w:val="0"/>
                 <w:sz w:val="16"/>
               </w:rPr>
@@ -9116,7 +9271,7 @@
             <w:r/>
             <w:r>
               <w:rPr>
-                <w:rFonts w:ascii="Arial" w:hAnsi="Arial"/>
+                <w:rFonts w:ascii="Verdana" w:hAnsi="Verdana"/>
                 <w:b w:val="0"/>
                 <w:sz w:val="16"/>
               </w:rPr>
@@ -9132,7 +9287,7 @@
             <w:r/>
             <w:r>
               <w:rPr>
-                <w:rFonts w:ascii="Arial" w:hAnsi="Arial"/>
+                <w:rFonts w:ascii="Verdana" w:hAnsi="Verdana"/>
                 <w:b w:val="0"/>
                 <w:sz w:val="16"/>
               </w:rPr>
@@ -9148,7 +9303,7 @@
             <w:r/>
             <w:r>
               <w:rPr>
-                <w:rFonts w:ascii="Arial" w:hAnsi="Arial"/>
+                <w:rFonts w:ascii="Verdana" w:hAnsi="Verdana"/>
                 <w:b w:val="0"/>
                 <w:sz w:val="16"/>
               </w:rPr>
@@ -9164,7 +9319,7 @@
             <w:r/>
             <w:r>
               <w:rPr>
-                <w:rFonts w:ascii="Arial" w:hAnsi="Arial"/>
+                <w:rFonts w:ascii="Verdana" w:hAnsi="Verdana"/>
                 <w:b w:val="0"/>
                 <w:sz w:val="16"/>
               </w:rPr>
@@ -9180,7 +9335,7 @@
             <w:r/>
             <w:r>
               <w:rPr>
-                <w:rFonts w:ascii="Arial" w:hAnsi="Arial"/>
+                <w:rFonts w:ascii="Verdana" w:hAnsi="Verdana"/>
                 <w:b w:val="0"/>
                 <w:sz w:val="16"/>
               </w:rPr>
@@ -9196,7 +9351,7 @@
             <w:r/>
             <w:r>
               <w:rPr>
-                <w:rFonts w:ascii="Arial" w:hAnsi="Arial"/>
+                <w:rFonts w:ascii="Verdana" w:hAnsi="Verdana"/>
                 <w:b w:val="0"/>
                 <w:sz w:val="16"/>
               </w:rPr>
@@ -9212,7 +9367,7 @@
             <w:r/>
             <w:r>
               <w:rPr>
-                <w:rFonts w:ascii="Arial" w:hAnsi="Arial"/>
+                <w:rFonts w:ascii="Verdana" w:hAnsi="Verdana"/>
                 <w:b w:val="0"/>
                 <w:sz w:val="16"/>
               </w:rPr>
@@ -9228,7 +9383,7 @@
             <w:r/>
             <w:r>
               <w:rPr>
-                <w:rFonts w:ascii="Arial" w:hAnsi="Arial"/>
+                <w:rFonts w:ascii="Verdana" w:hAnsi="Verdana"/>
                 <w:b w:val="0"/>
                 <w:sz w:val="16"/>
               </w:rPr>
@@ -9244,7 +9399,7 @@
             <w:r/>
             <w:r>
               <w:rPr>
-                <w:rFonts w:ascii="Arial" w:hAnsi="Arial"/>
+                <w:rFonts w:ascii="Verdana" w:hAnsi="Verdana"/>
                 <w:b w:val="0"/>
                 <w:sz w:val="16"/>
               </w:rPr>
@@ -9253,15 +9408,18 @@
         </w:tc>
       </w:tr>
       <w:tr>
-        <w:tc>
-          <w:tcPr>
-            <w:tcW w:type="dxa" w:w="1514"/>
-          </w:tcPr>
-          <w:p>
-            <w:r/>
-            <w:r>
-              <w:rPr>
-                <w:rFonts w:ascii="Arial" w:hAnsi="Arial"/>
+        <w:trPr>
+          <w:cantSplit/>
+        </w:trPr>
+        <w:tc>
+          <w:tcPr>
+            <w:tcW w:type="dxa" w:w="1514"/>
+          </w:tcPr>
+          <w:p>
+            <w:r/>
+            <w:r>
+              <w:rPr>
+                <w:rFonts w:ascii="Verdana" w:hAnsi="Verdana"/>
                 <w:b w:val="0"/>
                 <w:sz w:val="16"/>
               </w:rPr>
@@ -9277,7 +9435,7 @@
             <w:r/>
             <w:r>
               <w:rPr>
-                <w:rFonts w:ascii="Arial" w:hAnsi="Arial"/>
+                <w:rFonts w:ascii="Verdana" w:hAnsi="Verdana"/>
                 <w:b w:val="0"/>
                 <w:sz w:val="16"/>
               </w:rPr>
@@ -9293,7 +9451,7 @@
             <w:r/>
             <w:r>
               <w:rPr>
-                <w:rFonts w:ascii="Arial" w:hAnsi="Arial"/>
+                <w:rFonts w:ascii="Verdana" w:hAnsi="Verdana"/>
                 <w:b w:val="0"/>
                 <w:sz w:val="16"/>
               </w:rPr>
@@ -9309,7 +9467,7 @@
             <w:r/>
             <w:r>
               <w:rPr>
-                <w:rFonts w:ascii="Arial" w:hAnsi="Arial"/>
+                <w:rFonts w:ascii="Verdana" w:hAnsi="Verdana"/>
                 <w:b w:val="0"/>
                 <w:sz w:val="16"/>
               </w:rPr>
@@ -9325,7 +9483,7 @@
             <w:r/>
             <w:r>
               <w:rPr>
-                <w:rFonts w:ascii="Arial" w:hAnsi="Arial"/>
+                <w:rFonts w:ascii="Verdana" w:hAnsi="Verdana"/>
                 <w:b w:val="0"/>
                 <w:sz w:val="16"/>
               </w:rPr>
@@ -9341,7 +9499,7 @@
             <w:r/>
             <w:r>
               <w:rPr>
-                <w:rFonts w:ascii="Arial" w:hAnsi="Arial"/>
+                <w:rFonts w:ascii="Verdana" w:hAnsi="Verdana"/>
                 <w:b w:val="0"/>
                 <w:sz w:val="16"/>
               </w:rPr>
@@ -9357,7 +9515,7 @@
             <w:r/>
             <w:r>
               <w:rPr>
-                <w:rFonts w:ascii="Arial" w:hAnsi="Arial"/>
+                <w:rFonts w:ascii="Verdana" w:hAnsi="Verdana"/>
                 <w:b w:val="0"/>
                 <w:sz w:val="16"/>
               </w:rPr>
@@ -9373,7 +9531,7 @@
             <w:r/>
             <w:r>
               <w:rPr>
-                <w:rFonts w:ascii="Arial" w:hAnsi="Arial"/>
+                <w:rFonts w:ascii="Verdana" w:hAnsi="Verdana"/>
                 <w:b w:val="0"/>
                 <w:sz w:val="16"/>
               </w:rPr>
@@ -9389,7 +9547,7 @@
             <w:r/>
             <w:r>
               <w:rPr>
-                <w:rFonts w:ascii="Arial" w:hAnsi="Arial"/>
+                <w:rFonts w:ascii="Verdana" w:hAnsi="Verdana"/>
                 <w:b w:val="0"/>
                 <w:sz w:val="16"/>
               </w:rPr>
@@ -9405,7 +9563,7 @@
             <w:r/>
             <w:r>
               <w:rPr>
-                <w:rFonts w:ascii="Arial" w:hAnsi="Arial"/>
+                <w:rFonts w:ascii="Verdana" w:hAnsi="Verdana"/>
                 <w:b w:val="0"/>
                 <w:sz w:val="16"/>
               </w:rPr>
@@ -9414,15 +9572,18 @@
         </w:tc>
       </w:tr>
       <w:tr>
-        <w:tc>
-          <w:tcPr>
-            <w:tcW w:type="dxa" w:w="1514"/>
-          </w:tcPr>
-          <w:p>
-            <w:r/>
-            <w:r>
-              <w:rPr>
-                <w:rFonts w:ascii="Arial" w:hAnsi="Arial"/>
+        <w:trPr>
+          <w:cantSplit/>
+        </w:trPr>
+        <w:tc>
+          <w:tcPr>
+            <w:tcW w:type="dxa" w:w="1514"/>
+          </w:tcPr>
+          <w:p>
+            <w:r/>
+            <w:r>
+              <w:rPr>
+                <w:rFonts w:ascii="Verdana" w:hAnsi="Verdana"/>
                 <w:b w:val="0"/>
                 <w:sz w:val="16"/>
               </w:rPr>
@@ -9438,7 +9599,7 @@
             <w:r/>
             <w:r>
               <w:rPr>
-                <w:rFonts w:ascii="Arial" w:hAnsi="Arial"/>
+                <w:rFonts w:ascii="Verdana" w:hAnsi="Verdana"/>
                 <w:b w:val="0"/>
                 <w:sz w:val="16"/>
               </w:rPr>
@@ -9454,7 +9615,7 @@
             <w:r/>
             <w:r>
               <w:rPr>
-                <w:rFonts w:ascii="Arial" w:hAnsi="Arial"/>
+                <w:rFonts w:ascii="Verdana" w:hAnsi="Verdana"/>
                 <w:b w:val="0"/>
                 <w:sz w:val="16"/>
               </w:rPr>
@@ -9470,7 +9631,7 @@
             <w:r/>
             <w:r>
               <w:rPr>
-                <w:rFonts w:ascii="Arial" w:hAnsi="Arial"/>
+                <w:rFonts w:ascii="Verdana" w:hAnsi="Verdana"/>
                 <w:b w:val="0"/>
                 <w:sz w:val="16"/>
               </w:rPr>
@@ -9486,7 +9647,7 @@
             <w:r/>
             <w:r>
               <w:rPr>
-                <w:rFonts w:ascii="Arial" w:hAnsi="Arial"/>
+                <w:rFonts w:ascii="Verdana" w:hAnsi="Verdana"/>
                 <w:b w:val="0"/>
                 <w:sz w:val="16"/>
               </w:rPr>
@@ -9502,7 +9663,7 @@
             <w:r/>
             <w:r>
               <w:rPr>
-                <w:rFonts w:ascii="Arial" w:hAnsi="Arial"/>
+                <w:rFonts w:ascii="Verdana" w:hAnsi="Verdana"/>
                 <w:b w:val="0"/>
                 <w:sz w:val="16"/>
               </w:rPr>
@@ -9518,7 +9679,7 @@
             <w:r/>
             <w:r>
               <w:rPr>
-                <w:rFonts w:ascii="Arial" w:hAnsi="Arial"/>
+                <w:rFonts w:ascii="Verdana" w:hAnsi="Verdana"/>
                 <w:b w:val="0"/>
                 <w:sz w:val="16"/>
               </w:rPr>
@@ -9534,7 +9695,7 @@
             <w:r/>
             <w:r>
               <w:rPr>
-                <w:rFonts w:ascii="Arial" w:hAnsi="Arial"/>
+                <w:rFonts w:ascii="Verdana" w:hAnsi="Verdana"/>
                 <w:b w:val="0"/>
                 <w:sz w:val="16"/>
               </w:rPr>
@@ -9550,7 +9711,7 @@
             <w:r/>
             <w:r>
               <w:rPr>
-                <w:rFonts w:ascii="Arial" w:hAnsi="Arial"/>
+                <w:rFonts w:ascii="Verdana" w:hAnsi="Verdana"/>
                 <w:b w:val="0"/>
                 <w:sz w:val="16"/>
               </w:rPr>
@@ -9566,7 +9727,7 @@
             <w:r/>
             <w:r>
               <w:rPr>
-                <w:rFonts w:ascii="Arial" w:hAnsi="Arial"/>
+                <w:rFonts w:ascii="Verdana" w:hAnsi="Verdana"/>
                 <w:b w:val="0"/>
                 <w:sz w:val="16"/>
               </w:rPr>
@@ -9575,15 +9736,18 @@
         </w:tc>
       </w:tr>
       <w:tr>
-        <w:tc>
-          <w:tcPr>
-            <w:tcW w:type="dxa" w:w="1514"/>
-          </w:tcPr>
-          <w:p>
-            <w:r/>
-            <w:r>
-              <w:rPr>
-                <w:rFonts w:ascii="Arial" w:hAnsi="Arial"/>
+        <w:trPr>
+          <w:cantSplit/>
+        </w:trPr>
+        <w:tc>
+          <w:tcPr>
+            <w:tcW w:type="dxa" w:w="1514"/>
+          </w:tcPr>
+          <w:p>
+            <w:r/>
+            <w:r>
+              <w:rPr>
+                <w:rFonts w:ascii="Verdana" w:hAnsi="Verdana"/>
                 <w:b w:val="0"/>
                 <w:sz w:val="16"/>
               </w:rPr>
@@ -9599,7 +9763,7 @@
             <w:r/>
             <w:r>
               <w:rPr>
-                <w:rFonts w:ascii="Arial" w:hAnsi="Arial"/>
+                <w:rFonts w:ascii="Verdana" w:hAnsi="Verdana"/>
                 <w:b w:val="0"/>
                 <w:sz w:val="16"/>
               </w:rPr>
@@ -9615,7 +9779,7 @@
             <w:r/>
             <w:r>
               <w:rPr>
-                <w:rFonts w:ascii="Arial" w:hAnsi="Arial"/>
+                <w:rFonts w:ascii="Verdana" w:hAnsi="Verdana"/>
                 <w:b w:val="0"/>
                 <w:sz w:val="16"/>
               </w:rPr>
@@ -9631,7 +9795,7 @@
             <w:r/>
             <w:r>
               <w:rPr>
-                <w:rFonts w:ascii="Arial" w:hAnsi="Arial"/>
+                <w:rFonts w:ascii="Verdana" w:hAnsi="Verdana"/>
                 <w:b w:val="0"/>
                 <w:sz w:val="16"/>
               </w:rPr>
@@ -9647,7 +9811,7 @@
             <w:r/>
             <w:r>
               <w:rPr>
-                <w:rFonts w:ascii="Arial" w:hAnsi="Arial"/>
+                <w:rFonts w:ascii="Verdana" w:hAnsi="Verdana"/>
                 <w:b w:val="0"/>
                 <w:sz w:val="16"/>
               </w:rPr>
@@ -9663,7 +9827,7 @@
             <w:r/>
             <w:r>
               <w:rPr>
-                <w:rFonts w:ascii="Arial" w:hAnsi="Arial"/>
+                <w:rFonts w:ascii="Verdana" w:hAnsi="Verdana"/>
                 <w:b w:val="0"/>
                 <w:sz w:val="16"/>
               </w:rPr>
@@ -9679,7 +9843,7 @@
             <w:r/>
             <w:r>
               <w:rPr>
-                <w:rFonts w:ascii="Arial" w:hAnsi="Arial"/>
+                <w:rFonts w:ascii="Verdana" w:hAnsi="Verdana"/>
                 <w:b w:val="0"/>
                 <w:sz w:val="16"/>
               </w:rPr>
@@ -9695,7 +9859,7 @@
             <w:r/>
             <w:r>
               <w:rPr>
-                <w:rFonts w:ascii="Arial" w:hAnsi="Arial"/>
+                <w:rFonts w:ascii="Verdana" w:hAnsi="Verdana"/>
                 <w:b w:val="0"/>
                 <w:sz w:val="16"/>
               </w:rPr>
@@ -9711,7 +9875,7 @@
             <w:r/>
             <w:r>
               <w:rPr>
-                <w:rFonts w:ascii="Arial" w:hAnsi="Arial"/>
+                <w:rFonts w:ascii="Verdana" w:hAnsi="Verdana"/>
                 <w:b w:val="0"/>
                 <w:sz w:val="16"/>
               </w:rPr>
@@ -9727,7 +9891,7 @@
             <w:r/>
             <w:r>
               <w:rPr>
-                <w:rFonts w:ascii="Arial" w:hAnsi="Arial"/>
+                <w:rFonts w:ascii="Verdana" w:hAnsi="Verdana"/>
                 <w:b w:val="0"/>
                 <w:sz w:val="16"/>
               </w:rPr>
@@ -9736,15 +9900,18 @@
         </w:tc>
       </w:tr>
       <w:tr>
-        <w:tc>
-          <w:tcPr>
-            <w:tcW w:type="dxa" w:w="1514"/>
-          </w:tcPr>
-          <w:p>
-            <w:r/>
-            <w:r>
-              <w:rPr>
-                <w:rFonts w:ascii="Arial" w:hAnsi="Arial"/>
+        <w:trPr>
+          <w:cantSplit/>
+        </w:trPr>
+        <w:tc>
+          <w:tcPr>
+            <w:tcW w:type="dxa" w:w="1514"/>
+          </w:tcPr>
+          <w:p>
+            <w:r/>
+            <w:r>
+              <w:rPr>
+                <w:rFonts w:ascii="Verdana" w:hAnsi="Verdana"/>
                 <w:b w:val="0"/>
                 <w:sz w:val="16"/>
               </w:rPr>
@@ -9760,7 +9927,7 @@
             <w:r/>
             <w:r>
               <w:rPr>
-                <w:rFonts w:ascii="Arial" w:hAnsi="Arial"/>
+                <w:rFonts w:ascii="Verdana" w:hAnsi="Verdana"/>
                 <w:b w:val="0"/>
                 <w:sz w:val="16"/>
               </w:rPr>
@@ -9776,7 +9943,7 @@
             <w:r/>
             <w:r>
               <w:rPr>
-                <w:rFonts w:ascii="Arial" w:hAnsi="Arial"/>
+                <w:rFonts w:ascii="Verdana" w:hAnsi="Verdana"/>
                 <w:b w:val="0"/>
                 <w:sz w:val="16"/>
               </w:rPr>
@@ -9792,7 +9959,7 @@
             <w:r/>
             <w:r>
               <w:rPr>
-                <w:rFonts w:ascii="Arial" w:hAnsi="Arial"/>
+                <w:rFonts w:ascii="Verdana" w:hAnsi="Verdana"/>
                 <w:b w:val="0"/>
                 <w:sz w:val="16"/>
               </w:rPr>
@@ -9808,7 +9975,7 @@
             <w:r/>
             <w:r>
               <w:rPr>
-                <w:rFonts w:ascii="Arial" w:hAnsi="Arial"/>
+                <w:rFonts w:ascii="Verdana" w:hAnsi="Verdana"/>
                 <w:b w:val="0"/>
                 <w:sz w:val="16"/>
               </w:rPr>
@@ -9824,7 +9991,7 @@
             <w:r/>
             <w:r>
               <w:rPr>
-                <w:rFonts w:ascii="Arial" w:hAnsi="Arial"/>
+                <w:rFonts w:ascii="Verdana" w:hAnsi="Verdana"/>
                 <w:b w:val="0"/>
                 <w:sz w:val="16"/>
               </w:rPr>
@@ -9840,7 +10007,7 @@
             <w:r/>
             <w:r>
               <w:rPr>
-                <w:rFonts w:ascii="Arial" w:hAnsi="Arial"/>
+                <w:rFonts w:ascii="Verdana" w:hAnsi="Verdana"/>
                 <w:b w:val="0"/>
                 <w:sz w:val="16"/>
               </w:rPr>
@@ -9856,7 +10023,7 @@
             <w:r/>
             <w:r>
               <w:rPr>
-                <w:rFonts w:ascii="Arial" w:hAnsi="Arial"/>
+                <w:rFonts w:ascii="Verdana" w:hAnsi="Verdana"/>
                 <w:b w:val="0"/>
                 <w:sz w:val="16"/>
               </w:rPr>
@@ -9872,7 +10039,7 @@
             <w:r/>
             <w:r>
               <w:rPr>
-                <w:rFonts w:ascii="Arial" w:hAnsi="Arial"/>
+                <w:rFonts w:ascii="Verdana" w:hAnsi="Verdana"/>
                 <w:b w:val="0"/>
                 <w:sz w:val="16"/>
               </w:rPr>
@@ -9888,7 +10055,7 @@
             <w:r/>
             <w:r>
               <w:rPr>
-                <w:rFonts w:ascii="Arial" w:hAnsi="Arial"/>
+                <w:rFonts w:ascii="Verdana" w:hAnsi="Verdana"/>
                 <w:b w:val="0"/>
                 <w:sz w:val="16"/>
               </w:rPr>
@@ -9897,15 +10064,18 @@
         </w:tc>
       </w:tr>
       <w:tr>
-        <w:tc>
-          <w:tcPr>
-            <w:tcW w:type="dxa" w:w="1514"/>
-          </w:tcPr>
-          <w:p>
-            <w:r/>
-            <w:r>
-              <w:rPr>
-                <w:rFonts w:ascii="Arial" w:hAnsi="Arial"/>
+        <w:trPr>
+          <w:cantSplit/>
+        </w:trPr>
+        <w:tc>
+          <w:tcPr>
+            <w:tcW w:type="dxa" w:w="1514"/>
+          </w:tcPr>
+          <w:p>
+            <w:r/>
+            <w:r>
+              <w:rPr>
+                <w:rFonts w:ascii="Verdana" w:hAnsi="Verdana"/>
                 <w:b w:val="0"/>
                 <w:sz w:val="16"/>
               </w:rPr>
@@ -9921,7 +10091,7 @@
             <w:r/>
             <w:r>
               <w:rPr>
-                <w:rFonts w:ascii="Arial" w:hAnsi="Arial"/>
+                <w:rFonts w:ascii="Verdana" w:hAnsi="Verdana"/>
                 <w:b w:val="0"/>
                 <w:sz w:val="16"/>
               </w:rPr>
@@ -9937,7 +10107,7 @@
             <w:r/>
             <w:r>
               <w:rPr>
-                <w:rFonts w:ascii="Arial" w:hAnsi="Arial"/>
+                <w:rFonts w:ascii="Verdana" w:hAnsi="Verdana"/>
                 <w:b w:val="0"/>
                 <w:sz w:val="16"/>
               </w:rPr>
@@ -9953,7 +10123,7 @@
             <w:r/>
             <w:r>
               <w:rPr>
-                <w:rFonts w:ascii="Arial" w:hAnsi="Arial"/>
+                <w:rFonts w:ascii="Verdana" w:hAnsi="Verdana"/>
                 <w:b w:val="0"/>
                 <w:sz w:val="16"/>
               </w:rPr>
@@ -9969,7 +10139,7 @@
             <w:r/>
             <w:r>
               <w:rPr>
-                <w:rFonts w:ascii="Arial" w:hAnsi="Arial"/>
+                <w:rFonts w:ascii="Verdana" w:hAnsi="Verdana"/>
                 <w:b w:val="0"/>
                 <w:sz w:val="16"/>
               </w:rPr>
@@ -9985,7 +10155,7 @@
             <w:r/>
             <w:r>
               <w:rPr>
-                <w:rFonts w:ascii="Arial" w:hAnsi="Arial"/>
+                <w:rFonts w:ascii="Verdana" w:hAnsi="Verdana"/>
                 <w:b w:val="0"/>
                 <w:sz w:val="16"/>
               </w:rPr>
@@ -10001,7 +10171,7 @@
             <w:r/>
             <w:r>
               <w:rPr>
-                <w:rFonts w:ascii="Arial" w:hAnsi="Arial"/>
+                <w:rFonts w:ascii="Verdana" w:hAnsi="Verdana"/>
                 <w:b w:val="0"/>
                 <w:sz w:val="16"/>
               </w:rPr>
@@ -10017,7 +10187,7 @@
             <w:r/>
             <w:r>
               <w:rPr>
-                <w:rFonts w:ascii="Arial" w:hAnsi="Arial"/>
+                <w:rFonts w:ascii="Verdana" w:hAnsi="Verdana"/>
                 <w:b w:val="0"/>
                 <w:sz w:val="16"/>
               </w:rPr>
@@ -10033,7 +10203,7 @@
             <w:r/>
             <w:r>
               <w:rPr>
-                <w:rFonts w:ascii="Arial" w:hAnsi="Arial"/>
+                <w:rFonts w:ascii="Verdana" w:hAnsi="Verdana"/>
                 <w:b w:val="0"/>
                 <w:sz w:val="16"/>
               </w:rPr>
@@ -10049,7 +10219,7 @@
             <w:r/>
             <w:r>
               <w:rPr>
-                <w:rFonts w:ascii="Arial" w:hAnsi="Arial"/>
+                <w:rFonts w:ascii="Verdana" w:hAnsi="Verdana"/>
                 <w:b w:val="0"/>
                 <w:sz w:val="16"/>
               </w:rPr>
@@ -10058,15 +10228,18 @@
         </w:tc>
       </w:tr>
       <w:tr>
-        <w:tc>
-          <w:tcPr>
-            <w:tcW w:type="dxa" w:w="1514"/>
-          </w:tcPr>
-          <w:p>
-            <w:r/>
-            <w:r>
-              <w:rPr>
-                <w:rFonts w:ascii="Arial" w:hAnsi="Arial"/>
+        <w:trPr>
+          <w:cantSplit/>
+        </w:trPr>
+        <w:tc>
+          <w:tcPr>
+            <w:tcW w:type="dxa" w:w="1514"/>
+          </w:tcPr>
+          <w:p>
+            <w:r/>
+            <w:r>
+              <w:rPr>
+                <w:rFonts w:ascii="Verdana" w:hAnsi="Verdana"/>
                 <w:b w:val="0"/>
                 <w:sz w:val="16"/>
               </w:rPr>
@@ -10082,7 +10255,7 @@
             <w:r/>
             <w:r>
               <w:rPr>
-                <w:rFonts w:ascii="Arial" w:hAnsi="Arial"/>
+                <w:rFonts w:ascii="Verdana" w:hAnsi="Verdana"/>
                 <w:b w:val="0"/>
                 <w:sz w:val="16"/>
               </w:rPr>
@@ -10098,7 +10271,7 @@
             <w:r/>
             <w:r>
               <w:rPr>
-                <w:rFonts w:ascii="Arial" w:hAnsi="Arial"/>
+                <w:rFonts w:ascii="Verdana" w:hAnsi="Verdana"/>
                 <w:b w:val="0"/>
                 <w:sz w:val="16"/>
               </w:rPr>
@@ -10114,7 +10287,7 @@
             <w:r/>
             <w:r>
               <w:rPr>
-                <w:rFonts w:ascii="Arial" w:hAnsi="Arial"/>
+                <w:rFonts w:ascii="Verdana" w:hAnsi="Verdana"/>
                 <w:b w:val="0"/>
                 <w:sz w:val="16"/>
               </w:rPr>
@@ -10130,7 +10303,7 @@
             <w:r/>
             <w:r>
               <w:rPr>
-                <w:rFonts w:ascii="Arial" w:hAnsi="Arial"/>
+                <w:rFonts w:ascii="Verdana" w:hAnsi="Verdana"/>
                 <w:b w:val="0"/>
                 <w:sz w:val="16"/>
               </w:rPr>
@@ -10146,7 +10319,7 @@
             <w:r/>
             <w:r>
               <w:rPr>
-                <w:rFonts w:ascii="Arial" w:hAnsi="Arial"/>
+                <w:rFonts w:ascii="Verdana" w:hAnsi="Verdana"/>
                 <w:b w:val="0"/>
                 <w:sz w:val="16"/>
               </w:rPr>
@@ -10162,7 +10335,7 @@
             <w:r/>
             <w:r>
               <w:rPr>
-                <w:rFonts w:ascii="Arial" w:hAnsi="Arial"/>
+                <w:rFonts w:ascii="Verdana" w:hAnsi="Verdana"/>
                 <w:b w:val="0"/>
                 <w:sz w:val="16"/>
               </w:rPr>
@@ -10178,7 +10351,7 @@
             <w:r/>
             <w:r>
               <w:rPr>
-                <w:rFonts w:ascii="Arial" w:hAnsi="Arial"/>
+                <w:rFonts w:ascii="Verdana" w:hAnsi="Verdana"/>
                 <w:b w:val="0"/>
                 <w:sz w:val="16"/>
               </w:rPr>
@@ -10194,7 +10367,7 @@
             <w:r/>
             <w:r>
               <w:rPr>
-                <w:rFonts w:ascii="Arial" w:hAnsi="Arial"/>
+                <w:rFonts w:ascii="Verdana" w:hAnsi="Verdana"/>
                 <w:b w:val="0"/>
                 <w:sz w:val="16"/>
               </w:rPr>
@@ -10210,7 +10383,7 @@
             <w:r/>
             <w:r>
               <w:rPr>
-                <w:rFonts w:ascii="Arial" w:hAnsi="Arial"/>
+                <w:rFonts w:ascii="Verdana" w:hAnsi="Verdana"/>
                 <w:b w:val="0"/>
                 <w:sz w:val="16"/>
               </w:rPr>
@@ -10219,15 +10392,18 @@
         </w:tc>
       </w:tr>
       <w:tr>
-        <w:tc>
-          <w:tcPr>
-            <w:tcW w:type="dxa" w:w="1514"/>
-          </w:tcPr>
-          <w:p>
-            <w:r/>
-            <w:r>
-              <w:rPr>
-                <w:rFonts w:ascii="Arial" w:hAnsi="Arial"/>
+        <w:trPr>
+          <w:cantSplit/>
+        </w:trPr>
+        <w:tc>
+          <w:tcPr>
+            <w:tcW w:type="dxa" w:w="1514"/>
+          </w:tcPr>
+          <w:p>
+            <w:r/>
+            <w:r>
+              <w:rPr>
+                <w:rFonts w:ascii="Verdana" w:hAnsi="Verdana"/>
                 <w:b w:val="0"/>
                 <w:sz w:val="16"/>
               </w:rPr>
@@ -10243,7 +10419,7 @@
             <w:r/>
             <w:r>
               <w:rPr>
-                <w:rFonts w:ascii="Arial" w:hAnsi="Arial"/>
+                <w:rFonts w:ascii="Verdana" w:hAnsi="Verdana"/>
                 <w:b w:val="0"/>
                 <w:sz w:val="16"/>
               </w:rPr>
@@ -10259,7 +10435,7 @@
             <w:r/>
             <w:r>
               <w:rPr>
-                <w:rFonts w:ascii="Arial" w:hAnsi="Arial"/>
+                <w:rFonts w:ascii="Verdana" w:hAnsi="Verdana"/>
                 <w:b w:val="0"/>
                 <w:sz w:val="16"/>
               </w:rPr>
@@ -10275,7 +10451,7 @@
             <w:r/>
             <w:r>
               <w:rPr>
-                <w:rFonts w:ascii="Arial" w:hAnsi="Arial"/>
+                <w:rFonts w:ascii="Verdana" w:hAnsi="Verdana"/>
                 <w:b w:val="0"/>
                 <w:sz w:val="16"/>
               </w:rPr>
@@ -10291,7 +10467,7 @@
             <w:r/>
             <w:r>
               <w:rPr>
-                <w:rFonts w:ascii="Arial" w:hAnsi="Arial"/>
+                <w:rFonts w:ascii="Verdana" w:hAnsi="Verdana"/>
                 <w:b w:val="0"/>
                 <w:sz w:val="16"/>
               </w:rPr>
@@ -10307,7 +10483,7 @@
             <w:r/>
             <w:r>
               <w:rPr>
-                <w:rFonts w:ascii="Arial" w:hAnsi="Arial"/>
+                <w:rFonts w:ascii="Verdana" w:hAnsi="Verdana"/>
                 <w:b w:val="0"/>
                 <w:sz w:val="16"/>
               </w:rPr>
@@ -10323,7 +10499,7 @@
             <w:r/>
             <w:r>
               <w:rPr>
-                <w:rFonts w:ascii="Arial" w:hAnsi="Arial"/>
+                <w:rFonts w:ascii="Verdana" w:hAnsi="Verdana"/>
                 <w:b w:val="0"/>
                 <w:sz w:val="16"/>
               </w:rPr>
@@ -10339,7 +10515,7 @@
             <w:r/>
             <w:r>
               <w:rPr>
-                <w:rFonts w:ascii="Arial" w:hAnsi="Arial"/>
+                <w:rFonts w:ascii="Verdana" w:hAnsi="Verdana"/>
                 <w:b w:val="0"/>
                 <w:sz w:val="16"/>
               </w:rPr>
@@ -10355,7 +10531,7 @@
             <w:r/>
             <w:r>
               <w:rPr>
-                <w:rFonts w:ascii="Arial" w:hAnsi="Arial"/>
+                <w:rFonts w:ascii="Verdana" w:hAnsi="Verdana"/>
                 <w:b w:val="0"/>
                 <w:sz w:val="16"/>
               </w:rPr>
@@ -10371,7 +10547,7 @@
             <w:r/>
             <w:r>
               <w:rPr>
-                <w:rFonts w:ascii="Arial" w:hAnsi="Arial"/>
+                <w:rFonts w:ascii="Verdana" w:hAnsi="Verdana"/>
                 <w:b w:val="0"/>
                 <w:sz w:val="16"/>
               </w:rPr>
@@ -10380,15 +10556,18 @@
         </w:tc>
       </w:tr>
       <w:tr>
-        <w:tc>
-          <w:tcPr>
-            <w:tcW w:type="dxa" w:w="1514"/>
-          </w:tcPr>
-          <w:p>
-            <w:r/>
-            <w:r>
-              <w:rPr>
-                <w:rFonts w:ascii="Arial" w:hAnsi="Arial"/>
+        <w:trPr>
+          <w:cantSplit/>
+        </w:trPr>
+        <w:tc>
+          <w:tcPr>
+            <w:tcW w:type="dxa" w:w="1514"/>
+          </w:tcPr>
+          <w:p>
+            <w:r/>
+            <w:r>
+              <w:rPr>
+                <w:rFonts w:ascii="Verdana" w:hAnsi="Verdana"/>
                 <w:b w:val="0"/>
                 <w:sz w:val="16"/>
               </w:rPr>
@@ -10404,7 +10583,7 @@
             <w:r/>
             <w:r>
               <w:rPr>
-                <w:rFonts w:ascii="Arial" w:hAnsi="Arial"/>
+                <w:rFonts w:ascii="Verdana" w:hAnsi="Verdana"/>
                 <w:b w:val="0"/>
                 <w:sz w:val="16"/>
               </w:rPr>
@@ -10420,7 +10599,7 @@
             <w:r/>
             <w:r>
               <w:rPr>
-                <w:rFonts w:ascii="Arial" w:hAnsi="Arial"/>
+                <w:rFonts w:ascii="Verdana" w:hAnsi="Verdana"/>
                 <w:b w:val="0"/>
                 <w:sz w:val="16"/>
               </w:rPr>
@@ -10436,7 +10615,7 @@
             <w:r/>
             <w:r>
               <w:rPr>
-                <w:rFonts w:ascii="Arial" w:hAnsi="Arial"/>
+                <w:rFonts w:ascii="Verdana" w:hAnsi="Verdana"/>
                 <w:b w:val="0"/>
                 <w:sz w:val="16"/>
               </w:rPr>
@@ -10452,7 +10631,7 @@
             <w:r/>
             <w:r>
               <w:rPr>
-                <w:rFonts w:ascii="Arial" w:hAnsi="Arial"/>
+                <w:rFonts w:ascii="Verdana" w:hAnsi="Verdana"/>
                 <w:b w:val="0"/>
                 <w:sz w:val="16"/>
               </w:rPr>
@@ -10468,7 +10647,7 @@
             <w:r/>
             <w:r>
               <w:rPr>
-                <w:rFonts w:ascii="Arial" w:hAnsi="Arial"/>
+                <w:rFonts w:ascii="Verdana" w:hAnsi="Verdana"/>
                 <w:b w:val="0"/>
                 <w:sz w:val="16"/>
               </w:rPr>
@@ -10484,7 +10663,7 @@
             <w:r/>
             <w:r>
               <w:rPr>
-                <w:rFonts w:ascii="Arial" w:hAnsi="Arial"/>
+                <w:rFonts w:ascii="Verdana" w:hAnsi="Verdana"/>
                 <w:b w:val="0"/>
                 <w:sz w:val="16"/>
               </w:rPr>
@@ -10500,7 +10679,7 @@
             <w:r/>
             <w:r>
               <w:rPr>
-                <w:rFonts w:ascii="Arial" w:hAnsi="Arial"/>
+                <w:rFonts w:ascii="Verdana" w:hAnsi="Verdana"/>
                 <w:b w:val="0"/>
                 <w:sz w:val="16"/>
               </w:rPr>
@@ -10516,7 +10695,7 @@
             <w:r/>
             <w:r>
               <w:rPr>
-                <w:rFonts w:ascii="Arial" w:hAnsi="Arial"/>
+                <w:rFonts w:ascii="Verdana" w:hAnsi="Verdana"/>
                 <w:b w:val="0"/>
                 <w:sz w:val="16"/>
               </w:rPr>
@@ -10532,7 +10711,7 @@
             <w:r/>
             <w:r>
               <w:rPr>
-                <w:rFonts w:ascii="Arial" w:hAnsi="Arial"/>
+                <w:rFonts w:ascii="Verdana" w:hAnsi="Verdana"/>
                 <w:b w:val="0"/>
                 <w:sz w:val="16"/>
               </w:rPr>
@@ -10541,15 +10720,18 @@
         </w:tc>
       </w:tr>
       <w:tr>
-        <w:tc>
-          <w:tcPr>
-            <w:tcW w:type="dxa" w:w="1514"/>
-          </w:tcPr>
-          <w:p>
-            <w:r/>
-            <w:r>
-              <w:rPr>
-                <w:rFonts w:ascii="Arial" w:hAnsi="Arial"/>
+        <w:trPr>
+          <w:cantSplit/>
+        </w:trPr>
+        <w:tc>
+          <w:tcPr>
+            <w:tcW w:type="dxa" w:w="1514"/>
+          </w:tcPr>
+          <w:p>
+            <w:r/>
+            <w:r>
+              <w:rPr>
+                <w:rFonts w:ascii="Verdana" w:hAnsi="Verdana"/>
                 <w:b w:val="0"/>
                 <w:sz w:val="16"/>
               </w:rPr>
@@ -10565,7 +10747,7 @@
             <w:r/>
             <w:r>
               <w:rPr>
-                <w:rFonts w:ascii="Arial" w:hAnsi="Arial"/>
+                <w:rFonts w:ascii="Verdana" w:hAnsi="Verdana"/>
                 <w:b w:val="0"/>
                 <w:sz w:val="16"/>
               </w:rPr>
@@ -10581,7 +10763,7 @@
             <w:r/>
             <w:r>
               <w:rPr>
-                <w:rFonts w:ascii="Arial" w:hAnsi="Arial"/>
+                <w:rFonts w:ascii="Verdana" w:hAnsi="Verdana"/>
                 <w:b w:val="0"/>
                 <w:sz w:val="16"/>
               </w:rPr>
@@ -10597,7 +10779,7 @@
             <w:r/>
             <w:r>
               <w:rPr>
-                <w:rFonts w:ascii="Arial" w:hAnsi="Arial"/>
+                <w:rFonts w:ascii="Verdana" w:hAnsi="Verdana"/>
                 <w:b w:val="0"/>
                 <w:sz w:val="16"/>
               </w:rPr>
@@ -10613,7 +10795,7 @@
             <w:r/>
             <w:r>
               <w:rPr>
-                <w:rFonts w:ascii="Arial" w:hAnsi="Arial"/>
+                <w:rFonts w:ascii="Verdana" w:hAnsi="Verdana"/>
                 <w:b w:val="0"/>
                 <w:sz w:val="16"/>
               </w:rPr>
@@ -10629,7 +10811,7 @@
             <w:r/>
             <w:r>
               <w:rPr>
-                <w:rFonts w:ascii="Arial" w:hAnsi="Arial"/>
+                <w:rFonts w:ascii="Verdana" w:hAnsi="Verdana"/>
                 <w:b w:val="0"/>
                 <w:sz w:val="16"/>
               </w:rPr>
@@ -10645,7 +10827,7 @@
             <w:r/>
             <w:r>
               <w:rPr>
-                <w:rFonts w:ascii="Arial" w:hAnsi="Arial"/>
+                <w:rFonts w:ascii="Verdana" w:hAnsi="Verdana"/>
                 <w:b w:val="0"/>
                 <w:sz w:val="16"/>
               </w:rPr>
@@ -10661,7 +10843,7 @@
             <w:r/>
             <w:r>
               <w:rPr>
-                <w:rFonts w:ascii="Arial" w:hAnsi="Arial"/>
+                <w:rFonts w:ascii="Verdana" w:hAnsi="Verdana"/>
                 <w:b w:val="0"/>
                 <w:sz w:val="16"/>
               </w:rPr>
@@ -10677,7 +10859,7 @@
             <w:r/>
             <w:r>
               <w:rPr>
-                <w:rFonts w:ascii="Arial" w:hAnsi="Arial"/>
+                <w:rFonts w:ascii="Verdana" w:hAnsi="Verdana"/>
                 <w:b w:val="0"/>
                 <w:sz w:val="16"/>
               </w:rPr>
@@ -10693,7 +10875,7 @@
             <w:r/>
             <w:r>
               <w:rPr>
-                <w:rFonts w:ascii="Arial" w:hAnsi="Arial"/>
+                <w:rFonts w:ascii="Verdana" w:hAnsi="Verdana"/>
                 <w:b w:val="0"/>
                 <w:sz w:val="16"/>
               </w:rPr>
@@ -10702,15 +10884,18 @@
         </w:tc>
       </w:tr>
       <w:tr>
-        <w:tc>
-          <w:tcPr>
-            <w:tcW w:type="dxa" w:w="1514"/>
-          </w:tcPr>
-          <w:p>
-            <w:r/>
-            <w:r>
-              <w:rPr>
-                <w:rFonts w:ascii="Arial" w:hAnsi="Arial"/>
+        <w:trPr>
+          <w:cantSplit/>
+        </w:trPr>
+        <w:tc>
+          <w:tcPr>
+            <w:tcW w:type="dxa" w:w="1514"/>
+          </w:tcPr>
+          <w:p>
+            <w:r/>
+            <w:r>
+              <w:rPr>
+                <w:rFonts w:ascii="Verdana" w:hAnsi="Verdana"/>
                 <w:b w:val="0"/>
                 <w:sz w:val="16"/>
               </w:rPr>
@@ -10726,7 +10911,7 @@
             <w:r/>
             <w:r>
               <w:rPr>
-                <w:rFonts w:ascii="Arial" w:hAnsi="Arial"/>
+                <w:rFonts w:ascii="Verdana" w:hAnsi="Verdana"/>
                 <w:b w:val="0"/>
                 <w:sz w:val="16"/>
               </w:rPr>
@@ -10742,7 +10927,7 @@
             <w:r/>
             <w:r>
               <w:rPr>
-                <w:rFonts w:ascii="Arial" w:hAnsi="Arial"/>
+                <w:rFonts w:ascii="Verdana" w:hAnsi="Verdana"/>
                 <w:b w:val="0"/>
                 <w:sz w:val="16"/>
               </w:rPr>
@@ -10758,7 +10943,7 @@
             <w:r/>
             <w:r>
               <w:rPr>
-                <w:rFonts w:ascii="Arial" w:hAnsi="Arial"/>
+                <w:rFonts w:ascii="Verdana" w:hAnsi="Verdana"/>
                 <w:b w:val="0"/>
                 <w:sz w:val="16"/>
               </w:rPr>
@@ -10774,7 +10959,7 @@
             <w:r/>
             <w:r>
               <w:rPr>
-                <w:rFonts w:ascii="Arial" w:hAnsi="Arial"/>
+                <w:rFonts w:ascii="Verdana" w:hAnsi="Verdana"/>
                 <w:b w:val="0"/>
                 <w:sz w:val="16"/>
               </w:rPr>
@@ -10790,7 +10975,7 @@
             <w:r/>
             <w:r>
               <w:rPr>
-                <w:rFonts w:ascii="Arial" w:hAnsi="Arial"/>
+                <w:rFonts w:ascii="Verdana" w:hAnsi="Verdana"/>
                 <w:b w:val="0"/>
                 <w:sz w:val="16"/>
               </w:rPr>
@@ -10806,7 +10991,7 @@
             <w:r/>
             <w:r>
               <w:rPr>
-                <w:rFonts w:ascii="Arial" w:hAnsi="Arial"/>
+                <w:rFonts w:ascii="Verdana" w:hAnsi="Verdana"/>
                 <w:b w:val="0"/>
                 <w:sz w:val="16"/>
               </w:rPr>
@@ -10822,7 +11007,7 @@
             <w:r/>
             <w:r>
               <w:rPr>
-                <w:rFonts w:ascii="Arial" w:hAnsi="Arial"/>
+                <w:rFonts w:ascii="Verdana" w:hAnsi="Verdana"/>
                 <w:b w:val="0"/>
                 <w:sz w:val="16"/>
               </w:rPr>
@@ -10838,7 +11023,7 @@
             <w:r/>
             <w:r>
               <w:rPr>
-                <w:rFonts w:ascii="Arial" w:hAnsi="Arial"/>
+                <w:rFonts w:ascii="Verdana" w:hAnsi="Verdana"/>
                 <w:b w:val="0"/>
                 <w:sz w:val="16"/>
               </w:rPr>
@@ -10854,7 +11039,7 @@
             <w:r/>
             <w:r>
               <w:rPr>
-                <w:rFonts w:ascii="Arial" w:hAnsi="Arial"/>
+                <w:rFonts w:ascii="Verdana" w:hAnsi="Verdana"/>
                 <w:b w:val="0"/>
                 <w:sz w:val="16"/>
               </w:rPr>
@@ -10863,15 +11048,18 @@
         </w:tc>
       </w:tr>
       <w:tr>
-        <w:tc>
-          <w:tcPr>
-            <w:tcW w:type="dxa" w:w="1514"/>
-          </w:tcPr>
-          <w:p>
-            <w:r/>
-            <w:r>
-              <w:rPr>
-                <w:rFonts w:ascii="Arial" w:hAnsi="Arial"/>
+        <w:trPr>
+          <w:cantSplit/>
+        </w:trPr>
+        <w:tc>
+          <w:tcPr>
+            <w:tcW w:type="dxa" w:w="1514"/>
+          </w:tcPr>
+          <w:p>
+            <w:r/>
+            <w:r>
+              <w:rPr>
+                <w:rFonts w:ascii="Verdana" w:hAnsi="Verdana"/>
                 <w:b w:val="0"/>
                 <w:sz w:val="16"/>
               </w:rPr>
@@ -10887,7 +11075,7 @@
             <w:r/>
             <w:r>
               <w:rPr>
-                <w:rFonts w:ascii="Arial" w:hAnsi="Arial"/>
+                <w:rFonts w:ascii="Verdana" w:hAnsi="Verdana"/>
                 <w:b w:val="0"/>
                 <w:sz w:val="16"/>
               </w:rPr>
@@ -10903,7 +11091,7 @@
             <w:r/>
             <w:r>
               <w:rPr>
-                <w:rFonts w:ascii="Arial" w:hAnsi="Arial"/>
+                <w:rFonts w:ascii="Verdana" w:hAnsi="Verdana"/>
                 <w:b w:val="0"/>
                 <w:sz w:val="16"/>
               </w:rPr>
@@ -10919,7 +11107,7 @@
             <w:r/>
             <w:r>
               <w:rPr>
-                <w:rFonts w:ascii="Arial" w:hAnsi="Arial"/>
+                <w:rFonts w:ascii="Verdana" w:hAnsi="Verdana"/>
                 <w:b w:val="0"/>
                 <w:sz w:val="16"/>
               </w:rPr>
@@ -10935,7 +11123,7 @@
             <w:r/>
             <w:r>
               <w:rPr>
-                <w:rFonts w:ascii="Arial" w:hAnsi="Arial"/>
+                <w:rFonts w:ascii="Verdana" w:hAnsi="Verdana"/>
                 <w:b w:val="0"/>
                 <w:sz w:val="16"/>
               </w:rPr>
@@ -10951,7 +11139,7 @@
             <w:r/>
             <w:r>
               <w:rPr>
-                <w:rFonts w:ascii="Arial" w:hAnsi="Arial"/>
+                <w:rFonts w:ascii="Verdana" w:hAnsi="Verdana"/>
                 <w:b w:val="0"/>
                 <w:sz w:val="16"/>
               </w:rPr>
@@ -10967,7 +11155,7 @@
             <w:r/>
             <w:r>
               <w:rPr>
-                <w:rFonts w:ascii="Arial" w:hAnsi="Arial"/>
+                <w:rFonts w:ascii="Verdana" w:hAnsi="Verdana"/>
                 <w:b w:val="0"/>
                 <w:sz w:val="16"/>
               </w:rPr>
@@ -10983,7 +11171,7 @@
             <w:r/>
             <w:r>
               <w:rPr>
-                <w:rFonts w:ascii="Arial" w:hAnsi="Arial"/>
+                <w:rFonts w:ascii="Verdana" w:hAnsi="Verdana"/>
                 <w:b w:val="0"/>
                 <w:sz w:val="16"/>
               </w:rPr>
@@ -10999,7 +11187,7 @@
             <w:r/>
             <w:r>
               <w:rPr>
-                <w:rFonts w:ascii="Arial" w:hAnsi="Arial"/>
+                <w:rFonts w:ascii="Verdana" w:hAnsi="Verdana"/>
                 <w:b w:val="0"/>
                 <w:sz w:val="16"/>
               </w:rPr>
@@ -11015,7 +11203,7 @@
             <w:r/>
             <w:r>
               <w:rPr>
-                <w:rFonts w:ascii="Arial" w:hAnsi="Arial"/>
+                <w:rFonts w:ascii="Verdana" w:hAnsi="Verdana"/>
                 <w:b w:val="0"/>
                 <w:sz w:val="16"/>
               </w:rPr>
@@ -11024,15 +11212,18 @@
         </w:tc>
       </w:tr>
       <w:tr>
-        <w:tc>
-          <w:tcPr>
-            <w:tcW w:type="dxa" w:w="1514"/>
-          </w:tcPr>
-          <w:p>
-            <w:r/>
-            <w:r>
-              <w:rPr>
-                <w:rFonts w:ascii="Arial" w:hAnsi="Arial"/>
+        <w:trPr>
+          <w:cantSplit/>
+        </w:trPr>
+        <w:tc>
+          <w:tcPr>
+            <w:tcW w:type="dxa" w:w="1514"/>
+          </w:tcPr>
+          <w:p>
+            <w:r/>
+            <w:r>
+              <w:rPr>
+                <w:rFonts w:ascii="Verdana" w:hAnsi="Verdana"/>
                 <w:b w:val="0"/>
                 <w:sz w:val="16"/>
               </w:rPr>
@@ -11048,7 +11239,7 @@
             <w:r/>
             <w:r>
               <w:rPr>
-                <w:rFonts w:ascii="Arial" w:hAnsi="Arial"/>
+                <w:rFonts w:ascii="Verdana" w:hAnsi="Verdana"/>
                 <w:b w:val="0"/>
                 <w:sz w:val="16"/>
               </w:rPr>
@@ -11064,7 +11255,7 @@
             <w:r/>
             <w:r>
               <w:rPr>
-                <w:rFonts w:ascii="Arial" w:hAnsi="Arial"/>
+                <w:rFonts w:ascii="Verdana" w:hAnsi="Verdana"/>
                 <w:b w:val="0"/>
                 <w:sz w:val="16"/>
               </w:rPr>
@@ -11080,7 +11271,7 @@
             <w:r/>
             <w:r>
               <w:rPr>
-                <w:rFonts w:ascii="Arial" w:hAnsi="Arial"/>
+                <w:rFonts w:ascii="Verdana" w:hAnsi="Verdana"/>
                 <w:b w:val="0"/>
                 <w:sz w:val="16"/>
               </w:rPr>
@@ -11096,7 +11287,7 @@
             <w:r/>
             <w:r>
               <w:rPr>
-                <w:rFonts w:ascii="Arial" w:hAnsi="Arial"/>
+                <w:rFonts w:ascii="Verdana" w:hAnsi="Verdana"/>
                 <w:b w:val="0"/>
                 <w:sz w:val="16"/>
               </w:rPr>
@@ -11112,7 +11303,7 @@
             <w:r/>
             <w:r>
               <w:rPr>
-                <w:rFonts w:ascii="Arial" w:hAnsi="Arial"/>
+                <w:rFonts w:ascii="Verdana" w:hAnsi="Verdana"/>
                 <w:b w:val="0"/>
                 <w:sz w:val="16"/>
               </w:rPr>
@@ -11128,7 +11319,7 @@
             <w:r/>
             <w:r>
               <w:rPr>
-                <w:rFonts w:ascii="Arial" w:hAnsi="Arial"/>
+                <w:rFonts w:ascii="Verdana" w:hAnsi="Verdana"/>
                 <w:b w:val="0"/>
                 <w:sz w:val="16"/>
               </w:rPr>
@@ -11144,7 +11335,7 @@
             <w:r/>
             <w:r>
               <w:rPr>
-                <w:rFonts w:ascii="Arial" w:hAnsi="Arial"/>
+                <w:rFonts w:ascii="Verdana" w:hAnsi="Verdana"/>
                 <w:b w:val="0"/>
                 <w:sz w:val="16"/>
               </w:rPr>
@@ -11160,7 +11351,7 @@
             <w:r/>
             <w:r>
               <w:rPr>
-                <w:rFonts w:ascii="Arial" w:hAnsi="Arial"/>
+                <w:rFonts w:ascii="Verdana" w:hAnsi="Verdana"/>
                 <w:b w:val="0"/>
                 <w:sz w:val="16"/>
               </w:rPr>
@@ -11176,7 +11367,7 @@
             <w:r/>
             <w:r>
               <w:rPr>
-                <w:rFonts w:ascii="Arial" w:hAnsi="Arial"/>
+                <w:rFonts w:ascii="Verdana" w:hAnsi="Verdana"/>
                 <w:b w:val="0"/>
                 <w:sz w:val="16"/>
               </w:rPr>
@@ -11185,15 +11376,18 @@
         </w:tc>
       </w:tr>
       <w:tr>
-        <w:tc>
-          <w:tcPr>
-            <w:tcW w:type="dxa" w:w="1514"/>
-          </w:tcPr>
-          <w:p>
-            <w:r/>
-            <w:r>
-              <w:rPr>
-                <w:rFonts w:ascii="Arial" w:hAnsi="Arial"/>
+        <w:trPr>
+          <w:cantSplit/>
+        </w:trPr>
+        <w:tc>
+          <w:tcPr>
+            <w:tcW w:type="dxa" w:w="1514"/>
+          </w:tcPr>
+          <w:p>
+            <w:r/>
+            <w:r>
+              <w:rPr>
+                <w:rFonts w:ascii="Verdana" w:hAnsi="Verdana"/>
                 <w:b w:val="0"/>
                 <w:sz w:val="16"/>
               </w:rPr>
@@ -11209,7 +11403,7 @@
             <w:r/>
             <w:r>
               <w:rPr>
-                <w:rFonts w:ascii="Arial" w:hAnsi="Arial"/>
+                <w:rFonts w:ascii="Verdana" w:hAnsi="Verdana"/>
                 <w:b w:val="0"/>
                 <w:sz w:val="16"/>
               </w:rPr>
@@ -11225,7 +11419,7 @@
             <w:r/>
             <w:r>
               <w:rPr>
-                <w:rFonts w:ascii="Arial" w:hAnsi="Arial"/>
+                <w:rFonts w:ascii="Verdana" w:hAnsi="Verdana"/>
                 <w:b w:val="0"/>
                 <w:sz w:val="16"/>
               </w:rPr>
@@ -11241,7 +11435,7 @@
             <w:r/>
             <w:r>
               <w:rPr>
-                <w:rFonts w:ascii="Arial" w:hAnsi="Arial"/>
+                <w:rFonts w:ascii="Verdana" w:hAnsi="Verdana"/>
                 <w:b w:val="0"/>
                 <w:sz w:val="16"/>
               </w:rPr>
@@ -11257,7 +11451,7 @@
             <w:r/>
             <w:r>
               <w:rPr>
-                <w:rFonts w:ascii="Arial" w:hAnsi="Arial"/>
+                <w:rFonts w:ascii="Verdana" w:hAnsi="Verdana"/>
                 <w:b w:val="0"/>
                 <w:sz w:val="16"/>
               </w:rPr>
@@ -11273,7 +11467,7 @@
             <w:r/>
             <w:r>
               <w:rPr>
-                <w:rFonts w:ascii="Arial" w:hAnsi="Arial"/>
+                <w:rFonts w:ascii="Verdana" w:hAnsi="Verdana"/>
                 <w:b w:val="0"/>
                 <w:sz w:val="16"/>
               </w:rPr>
@@ -11289,7 +11483,7 @@
             <w:r/>
             <w:r>
               <w:rPr>
-                <w:rFonts w:ascii="Arial" w:hAnsi="Arial"/>
+                <w:rFonts w:ascii="Verdana" w:hAnsi="Verdana"/>
                 <w:b w:val="0"/>
                 <w:sz w:val="16"/>
               </w:rPr>
@@ -11305,7 +11499,7 @@
             <w:r/>
             <w:r>
               <w:rPr>
-                <w:rFonts w:ascii="Arial" w:hAnsi="Arial"/>
+                <w:rFonts w:ascii="Verdana" w:hAnsi="Verdana"/>
                 <w:b w:val="0"/>
                 <w:sz w:val="16"/>
               </w:rPr>
@@ -11321,7 +11515,7 @@
             <w:r/>
             <w:r>
               <w:rPr>
-                <w:rFonts w:ascii="Arial" w:hAnsi="Arial"/>
+                <w:rFonts w:ascii="Verdana" w:hAnsi="Verdana"/>
                 <w:b w:val="0"/>
                 <w:sz w:val="16"/>
               </w:rPr>
@@ -11337,7 +11531,7 @@
             <w:r/>
             <w:r>
               <w:rPr>
-                <w:rFonts w:ascii="Arial" w:hAnsi="Arial"/>
+                <w:rFonts w:ascii="Verdana" w:hAnsi="Verdana"/>
                 <w:b w:val="0"/>
                 <w:sz w:val="16"/>
               </w:rPr>
@@ -11347,15 +11541,18 @@
         </w:tc>
       </w:tr>
       <w:tr>
-        <w:tc>
-          <w:tcPr>
-            <w:tcW w:type="dxa" w:w="1514"/>
-          </w:tcPr>
-          <w:p>
-            <w:r/>
-            <w:r>
-              <w:rPr>
-                <w:rFonts w:ascii="Arial" w:hAnsi="Arial"/>
+        <w:trPr>
+          <w:cantSplit/>
+        </w:trPr>
+        <w:tc>
+          <w:tcPr>
+            <w:tcW w:type="dxa" w:w="1514"/>
+          </w:tcPr>
+          <w:p>
+            <w:r/>
+            <w:r>
+              <w:rPr>
+                <w:rFonts w:ascii="Verdana" w:hAnsi="Verdana"/>
                 <w:b w:val="0"/>
                 <w:sz w:val="16"/>
               </w:rPr>
@@ -11371,7 +11568,7 @@
             <w:r/>
             <w:r>
               <w:rPr>
-                <w:rFonts w:ascii="Arial" w:hAnsi="Arial"/>
+                <w:rFonts w:ascii="Verdana" w:hAnsi="Verdana"/>
                 <w:b w:val="0"/>
                 <w:sz w:val="16"/>
               </w:rPr>
@@ -11387,7 +11584,7 @@
             <w:r/>
             <w:r>
               <w:rPr>
-                <w:rFonts w:ascii="Arial" w:hAnsi="Arial"/>
+                <w:rFonts w:ascii="Verdana" w:hAnsi="Verdana"/>
                 <w:b w:val="0"/>
                 <w:sz w:val="16"/>
               </w:rPr>
@@ -11403,7 +11600,7 @@
             <w:r/>
             <w:r>
               <w:rPr>
-                <w:rFonts w:ascii="Arial" w:hAnsi="Arial"/>
+                <w:rFonts w:ascii="Verdana" w:hAnsi="Verdana"/>
                 <w:b w:val="0"/>
                 <w:sz w:val="16"/>
               </w:rPr>
@@ -11419,7 +11616,7 @@
             <w:r/>
             <w:r>
               <w:rPr>
-                <w:rFonts w:ascii="Arial" w:hAnsi="Arial"/>
+                <w:rFonts w:ascii="Verdana" w:hAnsi="Verdana"/>
                 <w:b w:val="0"/>
                 <w:sz w:val="16"/>
               </w:rPr>
@@ -11435,7 +11632,7 @@
             <w:r/>
             <w:r>
               <w:rPr>
-                <w:rFonts w:ascii="Arial" w:hAnsi="Arial"/>
+                <w:rFonts w:ascii="Verdana" w:hAnsi="Verdana"/>
                 <w:b w:val="0"/>
                 <w:sz w:val="16"/>
               </w:rPr>
@@ -11451,7 +11648,7 @@
             <w:r/>
             <w:r>
               <w:rPr>
-                <w:rFonts w:ascii="Arial" w:hAnsi="Arial"/>
+                <w:rFonts w:ascii="Verdana" w:hAnsi="Verdana"/>
                 <w:b w:val="0"/>
                 <w:sz w:val="16"/>
               </w:rPr>
@@ -11467,7 +11664,7 @@
             <w:r/>
             <w:r>
               <w:rPr>
-                <w:rFonts w:ascii="Arial" w:hAnsi="Arial"/>
+                <w:rFonts w:ascii="Verdana" w:hAnsi="Verdana"/>
                 <w:b w:val="0"/>
                 <w:sz w:val="16"/>
               </w:rPr>
@@ -11483,7 +11680,7 @@
             <w:r/>
             <w:r>
               <w:rPr>
-                <w:rFonts w:ascii="Arial" w:hAnsi="Arial"/>
+                <w:rFonts w:ascii="Verdana" w:hAnsi="Verdana"/>
                 <w:b w:val="0"/>
                 <w:sz w:val="16"/>
               </w:rPr>
@@ -11499,7 +11696,7 @@
             <w:r/>
             <w:r>
               <w:rPr>
-                <w:rFonts w:ascii="Arial" w:hAnsi="Arial"/>
+                <w:rFonts w:ascii="Verdana" w:hAnsi="Verdana"/>
                 <w:b w:val="0"/>
                 <w:sz w:val="16"/>
               </w:rPr>
@@ -11508,15 +11705,18 @@
         </w:tc>
       </w:tr>
       <w:tr>
-        <w:tc>
-          <w:tcPr>
-            <w:tcW w:type="dxa" w:w="1514"/>
-          </w:tcPr>
-          <w:p>
-            <w:r/>
-            <w:r>
-              <w:rPr>
-                <w:rFonts w:ascii="Arial" w:hAnsi="Arial"/>
+        <w:trPr>
+          <w:cantSplit/>
+        </w:trPr>
+        <w:tc>
+          <w:tcPr>
+            <w:tcW w:type="dxa" w:w="1514"/>
+          </w:tcPr>
+          <w:p>
+            <w:r/>
+            <w:r>
+              <w:rPr>
+                <w:rFonts w:ascii="Verdana" w:hAnsi="Verdana"/>
                 <w:b w:val="0"/>
                 <w:sz w:val="16"/>
               </w:rPr>
@@ -11532,7 +11732,7 @@
             <w:r/>
             <w:r>
               <w:rPr>
-                <w:rFonts w:ascii="Arial" w:hAnsi="Arial"/>
+                <w:rFonts w:ascii="Verdana" w:hAnsi="Verdana"/>
                 <w:b w:val="0"/>
                 <w:sz w:val="16"/>
               </w:rPr>
@@ -11548,7 +11748,7 @@
             <w:r/>
             <w:r>
               <w:rPr>
-                <w:rFonts w:ascii="Arial" w:hAnsi="Arial"/>
+                <w:rFonts w:ascii="Verdana" w:hAnsi="Verdana"/>
                 <w:b w:val="0"/>
                 <w:sz w:val="16"/>
               </w:rPr>
@@ -11564,7 +11764,7 @@
             <w:r/>
             <w:r>
               <w:rPr>
-                <w:rFonts w:ascii="Arial" w:hAnsi="Arial"/>
+                <w:rFonts w:ascii="Verdana" w:hAnsi="Verdana"/>
                 <w:b w:val="0"/>
                 <w:sz w:val="16"/>
               </w:rPr>
@@ -11580,7 +11780,7 @@
             <w:r/>
             <w:r>
               <w:rPr>
-                <w:rFonts w:ascii="Arial" w:hAnsi="Arial"/>
+                <w:rFonts w:ascii="Verdana" w:hAnsi="Verdana"/>
                 <w:b w:val="0"/>
                 <w:sz w:val="16"/>
               </w:rPr>
@@ -11596,7 +11796,7 @@
             <w:r/>
             <w:r>
               <w:rPr>
-                <w:rFonts w:ascii="Arial" w:hAnsi="Arial"/>
+                <w:rFonts w:ascii="Verdana" w:hAnsi="Verdana"/>
                 <w:b w:val="0"/>
                 <w:sz w:val="16"/>
               </w:rPr>
@@ -11612,7 +11812,7 @@
             <w:r/>
             <w:r>
               <w:rPr>
-                <w:rFonts w:ascii="Arial" w:hAnsi="Arial"/>
+                <w:rFonts w:ascii="Verdana" w:hAnsi="Verdana"/>
                 <w:b w:val="0"/>
                 <w:sz w:val="16"/>
               </w:rPr>
@@ -11628,7 +11828,7 @@
             <w:r/>
             <w:r>
               <w:rPr>
-                <w:rFonts w:ascii="Arial" w:hAnsi="Arial"/>
+                <w:rFonts w:ascii="Verdana" w:hAnsi="Verdana"/>
                 <w:b w:val="0"/>
                 <w:sz w:val="16"/>
               </w:rPr>
@@ -11644,7 +11844,7 @@
             <w:r/>
             <w:r>
               <w:rPr>
-                <w:rFonts w:ascii="Arial" w:hAnsi="Arial"/>
+                <w:rFonts w:ascii="Verdana" w:hAnsi="Verdana"/>
                 <w:b w:val="0"/>
                 <w:sz w:val="16"/>
               </w:rPr>
@@ -11660,7 +11860,7 @@
             <w:r/>
             <w:r>
               <w:rPr>
-                <w:rFonts w:ascii="Arial" w:hAnsi="Arial"/>
+                <w:rFonts w:ascii="Verdana" w:hAnsi="Verdana"/>
                 <w:b w:val="0"/>
                 <w:sz w:val="16"/>
               </w:rPr>
@@ -11669,15 +11869,18 @@
         </w:tc>
       </w:tr>
       <w:tr>
-        <w:tc>
-          <w:tcPr>
-            <w:tcW w:type="dxa" w:w="1514"/>
-          </w:tcPr>
-          <w:p>
-            <w:r/>
-            <w:r>
-              <w:rPr>
-                <w:rFonts w:ascii="Arial" w:hAnsi="Arial"/>
+        <w:trPr>
+          <w:cantSplit/>
+        </w:trPr>
+        <w:tc>
+          <w:tcPr>
+            <w:tcW w:type="dxa" w:w="1514"/>
+          </w:tcPr>
+          <w:p>
+            <w:r/>
+            <w:r>
+              <w:rPr>
+                <w:rFonts w:ascii="Verdana" w:hAnsi="Verdana"/>
                 <w:b w:val="0"/>
                 <w:sz w:val="16"/>
               </w:rPr>
@@ -11693,7 +11896,7 @@
             <w:r/>
             <w:r>
               <w:rPr>
-                <w:rFonts w:ascii="Arial" w:hAnsi="Arial"/>
+                <w:rFonts w:ascii="Verdana" w:hAnsi="Verdana"/>
                 <w:b w:val="0"/>
                 <w:sz w:val="16"/>
               </w:rPr>
@@ -11709,7 +11912,7 @@
             <w:r/>
             <w:r>
               <w:rPr>
-                <w:rFonts w:ascii="Arial" w:hAnsi="Arial"/>
+                <w:rFonts w:ascii="Verdana" w:hAnsi="Verdana"/>
                 <w:b w:val="0"/>
                 <w:sz w:val="16"/>
               </w:rPr>
@@ -11725,7 +11928,7 @@
             <w:r/>
             <w:r>
               <w:rPr>
-                <w:rFonts w:ascii="Arial" w:hAnsi="Arial"/>
+                <w:rFonts w:ascii="Verdana" w:hAnsi="Verdana"/>
                 <w:b w:val="0"/>
                 <w:sz w:val="16"/>
               </w:rPr>
@@ -11741,7 +11944,7 @@
             <w:r/>
             <w:r>
               <w:rPr>
-                <w:rFonts w:ascii="Arial" w:hAnsi="Arial"/>
+                <w:rFonts w:ascii="Verdana" w:hAnsi="Verdana"/>
                 <w:b w:val="0"/>
                 <w:sz w:val="16"/>
               </w:rPr>
@@ -11757,7 +11960,7 @@
             <w:r/>
             <w:r>
               <w:rPr>
-                <w:rFonts w:ascii="Arial" w:hAnsi="Arial"/>
+                <w:rFonts w:ascii="Verdana" w:hAnsi="Verdana"/>
                 <w:b w:val="0"/>
                 <w:sz w:val="16"/>
               </w:rPr>
@@ -11773,7 +11976,7 @@
             <w:r/>
             <w:r>
               <w:rPr>
-                <w:rFonts w:ascii="Arial" w:hAnsi="Arial"/>
+                <w:rFonts w:ascii="Verdana" w:hAnsi="Verdana"/>
                 <w:b w:val="0"/>
                 <w:sz w:val="16"/>
               </w:rPr>
@@ -11789,7 +11992,7 @@
             <w:r/>
             <w:r>
               <w:rPr>
-                <w:rFonts w:ascii="Arial" w:hAnsi="Arial"/>
+                <w:rFonts w:ascii="Verdana" w:hAnsi="Verdana"/>
                 <w:b w:val="0"/>
                 <w:sz w:val="16"/>
               </w:rPr>
@@ -11805,7 +12008,7 @@
             <w:r/>
             <w:r>
               <w:rPr>
-                <w:rFonts w:ascii="Arial" w:hAnsi="Arial"/>
+                <w:rFonts w:ascii="Verdana" w:hAnsi="Verdana"/>
                 <w:b w:val="0"/>
                 <w:sz w:val="16"/>
               </w:rPr>
@@ -11821,7 +12024,7 @@
             <w:r/>
             <w:r>
               <w:rPr>
-                <w:rFonts w:ascii="Arial" w:hAnsi="Arial"/>
+                <w:rFonts w:ascii="Verdana" w:hAnsi="Verdana"/>
                 <w:b w:val="0"/>
                 <w:sz w:val="16"/>
               </w:rPr>
@@ -11830,15 +12033,18 @@
         </w:tc>
       </w:tr>
       <w:tr>
-        <w:tc>
-          <w:tcPr>
-            <w:tcW w:type="dxa" w:w="1514"/>
-          </w:tcPr>
-          <w:p>
-            <w:r/>
-            <w:r>
-              <w:rPr>
-                <w:rFonts w:ascii="Arial" w:hAnsi="Arial"/>
+        <w:trPr>
+          <w:cantSplit/>
+        </w:trPr>
+        <w:tc>
+          <w:tcPr>
+            <w:tcW w:type="dxa" w:w="1514"/>
+          </w:tcPr>
+          <w:p>
+            <w:r/>
+            <w:r>
+              <w:rPr>
+                <w:rFonts w:ascii="Verdana" w:hAnsi="Verdana"/>
                 <w:b w:val="0"/>
                 <w:sz w:val="16"/>
               </w:rPr>
@@ -11854,7 +12060,7 @@
             <w:r/>
             <w:r>
               <w:rPr>
-                <w:rFonts w:ascii="Arial" w:hAnsi="Arial"/>
+                <w:rFonts w:ascii="Verdana" w:hAnsi="Verdana"/>
                 <w:b w:val="0"/>
                 <w:sz w:val="16"/>
               </w:rPr>
@@ -11870,7 +12076,7 @@
             <w:r/>
             <w:r>
               <w:rPr>
-                <w:rFonts w:ascii="Arial" w:hAnsi="Arial"/>
+                <w:rFonts w:ascii="Verdana" w:hAnsi="Verdana"/>
                 <w:b w:val="0"/>
                 <w:sz w:val="16"/>
               </w:rPr>
@@ -11886,7 +12092,7 @@
             <w:r/>
             <w:r>
               <w:rPr>
-                <w:rFonts w:ascii="Arial" w:hAnsi="Arial"/>
+                <w:rFonts w:ascii="Verdana" w:hAnsi="Verdana"/>
                 <w:b w:val="0"/>
                 <w:sz w:val="16"/>
               </w:rPr>
@@ -11902,7 +12108,7 @@
             <w:r/>
             <w:r>
               <w:rPr>
-                <w:rFonts w:ascii="Arial" w:hAnsi="Arial"/>
+                <w:rFonts w:ascii="Verdana" w:hAnsi="Verdana"/>
                 <w:b w:val="0"/>
                 <w:sz w:val="16"/>
               </w:rPr>
@@ -11918,7 +12124,7 @@
             <w:r/>
             <w:r>
               <w:rPr>
-                <w:rFonts w:ascii="Arial" w:hAnsi="Arial"/>
+                <w:rFonts w:ascii="Verdana" w:hAnsi="Verdana"/>
                 <w:b w:val="0"/>
                 <w:sz w:val="16"/>
               </w:rPr>
@@ -11934,7 +12140,7 @@
             <w:r/>
             <w:r>
               <w:rPr>
-                <w:rFonts w:ascii="Arial" w:hAnsi="Arial"/>
+                <w:rFonts w:ascii="Verdana" w:hAnsi="Verdana"/>
                 <w:b w:val="0"/>
                 <w:sz w:val="16"/>
               </w:rPr>
@@ -11950,7 +12156,7 @@
             <w:r/>
             <w:r>
               <w:rPr>
-                <w:rFonts w:ascii="Arial" w:hAnsi="Arial"/>
+                <w:rFonts w:ascii="Verdana" w:hAnsi="Verdana"/>
                 <w:b w:val="0"/>
                 <w:sz w:val="16"/>
               </w:rPr>
@@ -11966,7 +12172,7 @@
             <w:r/>
             <w:r>
               <w:rPr>
-                <w:rFonts w:ascii="Arial" w:hAnsi="Arial"/>
+                <w:rFonts w:ascii="Verdana" w:hAnsi="Verdana"/>
                 <w:b w:val="0"/>
                 <w:sz w:val="16"/>
               </w:rPr>
@@ -11982,7 +12188,7 @@
             <w:r/>
             <w:r>
               <w:rPr>
-                <w:rFonts w:ascii="Arial" w:hAnsi="Arial"/>
+                <w:rFonts w:ascii="Verdana" w:hAnsi="Verdana"/>
                 <w:b w:val="0"/>
                 <w:sz w:val="16"/>
               </w:rPr>
@@ -11991,15 +12197,18 @@
         </w:tc>
       </w:tr>
       <w:tr>
-        <w:tc>
-          <w:tcPr>
-            <w:tcW w:type="dxa" w:w="1514"/>
-          </w:tcPr>
-          <w:p>
-            <w:r/>
-            <w:r>
-              <w:rPr>
-                <w:rFonts w:ascii="Arial" w:hAnsi="Arial"/>
+        <w:trPr>
+          <w:cantSplit/>
+        </w:trPr>
+        <w:tc>
+          <w:tcPr>
+            <w:tcW w:type="dxa" w:w="1514"/>
+          </w:tcPr>
+          <w:p>
+            <w:r/>
+            <w:r>
+              <w:rPr>
+                <w:rFonts w:ascii="Verdana" w:hAnsi="Verdana"/>
                 <w:b w:val="0"/>
                 <w:sz w:val="16"/>
               </w:rPr>
@@ -12015,7 +12224,7 @@
             <w:r/>
             <w:r>
               <w:rPr>
-                <w:rFonts w:ascii="Arial" w:hAnsi="Arial"/>
+                <w:rFonts w:ascii="Verdana" w:hAnsi="Verdana"/>
                 <w:b w:val="0"/>
                 <w:sz w:val="16"/>
               </w:rPr>
@@ -12031,7 +12240,7 @@
             <w:r/>
             <w:r>
               <w:rPr>
-                <w:rFonts w:ascii="Arial" w:hAnsi="Arial"/>
+                <w:rFonts w:ascii="Verdana" w:hAnsi="Verdana"/>
                 <w:b w:val="0"/>
                 <w:sz w:val="16"/>
               </w:rPr>
@@ -12047,7 +12256,7 @@
             <w:r/>
             <w:r>
               <w:rPr>
-                <w:rFonts w:ascii="Arial" w:hAnsi="Arial"/>
+                <w:rFonts w:ascii="Verdana" w:hAnsi="Verdana"/>
                 <w:b w:val="0"/>
                 <w:sz w:val="16"/>
               </w:rPr>
@@ -12063,7 +12272,7 @@
             <w:r/>
             <w:r>
               <w:rPr>
-                <w:rFonts w:ascii="Arial" w:hAnsi="Arial"/>
+                <w:rFonts w:ascii="Verdana" w:hAnsi="Verdana"/>
                 <w:b w:val="0"/>
                 <w:sz w:val="16"/>
               </w:rPr>
@@ -12079,7 +12288,7 @@
             <w:r/>
             <w:r>
               <w:rPr>
-                <w:rFonts w:ascii="Arial" w:hAnsi="Arial"/>
+                <w:rFonts w:ascii="Verdana" w:hAnsi="Verdana"/>
                 <w:b w:val="0"/>
                 <w:sz w:val="16"/>
               </w:rPr>
@@ -12095,52 +12304,52 @@
             <w:r/>
             <w:r>
               <w:rPr>
-                <w:rFonts w:ascii="Arial" w:hAnsi="Arial"/>
-                <w:b w:val="0"/>
-                <w:sz w:val="16"/>
-              </w:rPr>
-            </w:r>
-          </w:p>
-        </w:tc>
-        <w:tc>
-          <w:tcPr>
-            <w:tcW w:type="dxa" w:w="1514"/>
-          </w:tcPr>
-          <w:p>
-            <w:r/>
-            <w:r>
-              <w:rPr>
-                <w:rFonts w:ascii="Arial" w:hAnsi="Arial"/>
-                <w:b w:val="0"/>
-                <w:sz w:val="16"/>
-              </w:rPr>
-            </w:r>
-          </w:p>
-        </w:tc>
-        <w:tc>
-          <w:tcPr>
-            <w:tcW w:type="dxa" w:w="1514"/>
-          </w:tcPr>
-          <w:p>
-            <w:r/>
-            <w:r>
-              <w:rPr>
-                <w:rFonts w:ascii="Arial" w:hAnsi="Arial"/>
-                <w:b w:val="0"/>
-                <w:sz w:val="16"/>
-              </w:rPr>
-            </w:r>
-          </w:p>
-        </w:tc>
-        <w:tc>
-          <w:tcPr>
-            <w:tcW w:type="dxa" w:w="1514"/>
-          </w:tcPr>
-          <w:p>
-            <w:r/>
-            <w:r>
-              <w:rPr>
-                <w:rFonts w:ascii="Arial" w:hAnsi="Arial"/>
+                <w:rFonts w:ascii="Verdana" w:hAnsi="Verdana"/>
+                <w:b w:val="0"/>
+                <w:sz w:val="16"/>
+              </w:rPr>
+            </w:r>
+          </w:p>
+        </w:tc>
+        <w:tc>
+          <w:tcPr>
+            <w:tcW w:type="dxa" w:w="1514"/>
+          </w:tcPr>
+          <w:p>
+            <w:r/>
+            <w:r>
+              <w:rPr>
+                <w:rFonts w:ascii="Verdana" w:hAnsi="Verdana"/>
+                <w:b w:val="0"/>
+                <w:sz w:val="16"/>
+              </w:rPr>
+            </w:r>
+          </w:p>
+        </w:tc>
+        <w:tc>
+          <w:tcPr>
+            <w:tcW w:type="dxa" w:w="1514"/>
+          </w:tcPr>
+          <w:p>
+            <w:r/>
+            <w:r>
+              <w:rPr>
+                <w:rFonts w:ascii="Verdana" w:hAnsi="Verdana"/>
+                <w:b w:val="0"/>
+                <w:sz w:val="16"/>
+              </w:rPr>
+            </w:r>
+          </w:p>
+        </w:tc>
+        <w:tc>
+          <w:tcPr>
+            <w:tcW w:type="dxa" w:w="1514"/>
+          </w:tcPr>
+          <w:p>
+            <w:r/>
+            <w:r>
+              <w:rPr>
+                <w:rFonts w:ascii="Verdana" w:hAnsi="Verdana"/>
                 <w:b w:val="0"/>
                 <w:sz w:val="16"/>
               </w:rPr>

--- a/docx/es/BUFRCREX_TableB_es_40.docx
+++ b/docx/es/BUFRCREX_TableB_es_40.docx
@@ -239,7 +239,7 @@
                 <w:b w:val="0"/>
                 <w:sz w:val="16"/>
               </w:rPr>
-              <w:t>040001</w:t>
+              <w:t>0 40 001</w:t>
             </w:r>
           </w:p>
         </w:tc>
@@ -403,7 +403,7 @@
                 <w:b w:val="0"/>
                 <w:sz w:val="16"/>
               </w:rPr>
-              <w:t>040002</w:t>
+              <w:t>0 40 002</w:t>
             </w:r>
           </w:p>
         </w:tc>
@@ -567,7 +567,7 @@
                 <w:b w:val="0"/>
                 <w:sz w:val="16"/>
               </w:rPr>
-              <w:t>040003</w:t>
+              <w:t>0 40 003</w:t>
             </w:r>
           </w:p>
         </w:tc>
@@ -731,7 +731,7 @@
                 <w:b w:val="0"/>
                 <w:sz w:val="16"/>
               </w:rPr>
-              <w:t>040004</w:t>
+              <w:t>0 40 004</w:t>
             </w:r>
           </w:p>
         </w:tc>
@@ -895,7 +895,7 @@
                 <w:b w:val="0"/>
                 <w:sz w:val="16"/>
               </w:rPr>
-              <w:t>040005</w:t>
+              <w:t>0 40 005</w:t>
             </w:r>
           </w:p>
         </w:tc>
@@ -1059,7 +1059,7 @@
                 <w:b w:val="0"/>
                 <w:sz w:val="16"/>
               </w:rPr>
-              <w:t>040006</w:t>
+              <w:t>0 40 006</w:t>
             </w:r>
           </w:p>
         </w:tc>
@@ -1223,7 +1223,7 @@
                 <w:b w:val="0"/>
                 <w:sz w:val="16"/>
               </w:rPr>
-              <w:t>040007</w:t>
+              <w:t>0 40 007</w:t>
             </w:r>
           </w:p>
         </w:tc>
@@ -1387,7 +1387,7 @@
                 <w:b w:val="0"/>
                 <w:sz w:val="16"/>
               </w:rPr>
-              <w:t>040008</w:t>
+              <w:t>0 40 008</w:t>
             </w:r>
           </w:p>
         </w:tc>
@@ -1551,7 +1551,7 @@
                 <w:b w:val="0"/>
                 <w:sz w:val="16"/>
               </w:rPr>
-              <w:t>040009</w:t>
+              <w:t>0 40 009</w:t>
             </w:r>
           </w:p>
         </w:tc>
@@ -1715,7 +1715,7 @@
                 <w:b w:val="0"/>
                 <w:sz w:val="16"/>
               </w:rPr>
-              <w:t>040010</w:t>
+              <w:t>0 40 010</w:t>
             </w:r>
           </w:p>
         </w:tc>
@@ -1879,7 +1879,7 @@
                 <w:b w:val="0"/>
                 <w:sz w:val="16"/>
               </w:rPr>
-              <w:t>040011</w:t>
+              <w:t>0 40 011</w:t>
             </w:r>
           </w:p>
         </w:tc>
@@ -2043,7 +2043,7 @@
                 <w:b w:val="0"/>
                 <w:sz w:val="16"/>
               </w:rPr>
-              <w:t>040012</w:t>
+              <w:t>0 40 012</w:t>
             </w:r>
           </w:p>
         </w:tc>
@@ -2207,7 +2207,7 @@
                 <w:b w:val="0"/>
                 <w:sz w:val="16"/>
               </w:rPr>
-              <w:t>040013</w:t>
+              <w:t>0 40 013</w:t>
             </w:r>
           </w:p>
         </w:tc>
@@ -2371,7 +2371,7 @@
                 <w:b w:val="0"/>
                 <w:sz w:val="16"/>
               </w:rPr>
-              <w:t>040014</w:t>
+              <w:t>0 40 014</w:t>
             </w:r>
           </w:p>
         </w:tc>
@@ -2535,7 +2535,7 @@
                 <w:b w:val="0"/>
                 <w:sz w:val="16"/>
               </w:rPr>
-              <w:t>040015</w:t>
+              <w:t>0 40 015</w:t>
             </w:r>
           </w:p>
         </w:tc>
@@ -2699,7 +2699,7 @@
                 <w:b w:val="0"/>
                 <w:sz w:val="16"/>
               </w:rPr>
-              <w:t>040016</w:t>
+              <w:t>0 40 016</w:t>
             </w:r>
           </w:p>
         </w:tc>
@@ -2863,7 +2863,7 @@
                 <w:b w:val="0"/>
                 <w:sz w:val="16"/>
               </w:rPr>
-              <w:t>040017</w:t>
+              <w:t>0 40 017</w:t>
             </w:r>
           </w:p>
         </w:tc>
@@ -3027,7 +3027,7 @@
                 <w:b w:val="0"/>
                 <w:sz w:val="16"/>
               </w:rPr>
-              <w:t>040018</w:t>
+              <w:t>0 40 018</w:t>
             </w:r>
           </w:p>
         </w:tc>
@@ -3191,7 +3191,7 @@
                 <w:b w:val="0"/>
                 <w:sz w:val="16"/>
               </w:rPr>
-              <w:t>040019</w:t>
+              <w:t>0 40 019</w:t>
             </w:r>
           </w:p>
         </w:tc>
@@ -3355,7 +3355,7 @@
                 <w:b w:val="0"/>
                 <w:sz w:val="16"/>
               </w:rPr>
-              <w:t>040020</w:t>
+              <w:t>0 40 020</w:t>
             </w:r>
           </w:p>
         </w:tc>
@@ -3519,7 +3519,7 @@
                 <w:b w:val="0"/>
                 <w:sz w:val="16"/>
               </w:rPr>
-              <w:t>040021</w:t>
+              <w:t>0 40 021</w:t>
             </w:r>
           </w:p>
         </w:tc>
@@ -3683,7 +3683,7 @@
                 <w:b w:val="0"/>
                 <w:sz w:val="16"/>
               </w:rPr>
-              <w:t>040022</w:t>
+              <w:t>0 40 022</w:t>
             </w:r>
           </w:p>
         </w:tc>
@@ -3847,7 +3847,7 @@
                 <w:b w:val="0"/>
                 <w:sz w:val="16"/>
               </w:rPr>
-              <w:t>040023</w:t>
+              <w:t>0 40 023</w:t>
             </w:r>
           </w:p>
         </w:tc>
@@ -4011,7 +4011,7 @@
                 <w:b w:val="0"/>
                 <w:sz w:val="16"/>
               </w:rPr>
-              <w:t>040024</w:t>
+              <w:t>0 40 024</w:t>
             </w:r>
           </w:p>
         </w:tc>
@@ -4175,7 +4175,7 @@
                 <w:b w:val="0"/>
                 <w:sz w:val="16"/>
               </w:rPr>
-              <w:t>040025</w:t>
+              <w:t>0 40 025</w:t>
             </w:r>
           </w:p>
         </w:tc>
@@ -4339,7 +4339,7 @@
                 <w:b w:val="0"/>
                 <w:sz w:val="16"/>
               </w:rPr>
-              <w:t>040026</w:t>
+              <w:t>0 40 026</w:t>
             </w:r>
           </w:p>
         </w:tc>
@@ -4503,7 +4503,7 @@
                 <w:b w:val="0"/>
                 <w:sz w:val="16"/>
               </w:rPr>
-              <w:t>040027</w:t>
+              <w:t>0 40 027</w:t>
             </w:r>
           </w:p>
         </w:tc>
@@ -4667,7 +4667,7 @@
                 <w:b w:val="0"/>
                 <w:sz w:val="16"/>
               </w:rPr>
-              <w:t>040028</w:t>
+              <w:t>0 40 028</w:t>
             </w:r>
           </w:p>
         </w:tc>
@@ -4831,7 +4831,7 @@
                 <w:b w:val="0"/>
                 <w:sz w:val="16"/>
               </w:rPr>
-              <w:t>040029</w:t>
+              <w:t>0 40 029</w:t>
             </w:r>
           </w:p>
         </w:tc>
@@ -4995,7 +4995,7 @@
                 <w:b w:val="0"/>
                 <w:sz w:val="16"/>
               </w:rPr>
-              <w:t>040030</w:t>
+              <w:t>0 40 030</w:t>
             </w:r>
           </w:p>
         </w:tc>
@@ -5159,7 +5159,7 @@
                 <w:b w:val="0"/>
                 <w:sz w:val="16"/>
               </w:rPr>
-              <w:t>040031</w:t>
+              <w:t>0 40 031</w:t>
             </w:r>
           </w:p>
         </w:tc>
@@ -5323,7 +5323,7 @@
                 <w:b w:val="0"/>
                 <w:sz w:val="16"/>
               </w:rPr>
-              <w:t>040032</w:t>
+              <w:t>0 40 032</w:t>
             </w:r>
           </w:p>
         </w:tc>
@@ -5487,7 +5487,7 @@
                 <w:b w:val="0"/>
                 <w:sz w:val="16"/>
               </w:rPr>
-              <w:t>040033</w:t>
+              <w:t>0 40 033</w:t>
             </w:r>
           </w:p>
         </w:tc>
@@ -5651,7 +5651,7 @@
                 <w:b w:val="0"/>
                 <w:sz w:val="16"/>
               </w:rPr>
-              <w:t>040034</w:t>
+              <w:t>0 40 034</w:t>
             </w:r>
           </w:p>
         </w:tc>
@@ -5815,7 +5815,7 @@
                 <w:b w:val="0"/>
                 <w:sz w:val="16"/>
               </w:rPr>
-              <w:t>040035</w:t>
+              <w:t>0 40 035</w:t>
             </w:r>
           </w:p>
         </w:tc>
@@ -5979,7 +5979,7 @@
                 <w:b w:val="0"/>
                 <w:sz w:val="16"/>
               </w:rPr>
-              <w:t>040036</w:t>
+              <w:t>0 40 036</w:t>
             </w:r>
           </w:p>
         </w:tc>
@@ -6143,7 +6143,7 @@
                 <w:b w:val="0"/>
                 <w:sz w:val="16"/>
               </w:rPr>
-              <w:t>040037</w:t>
+              <w:t>0 40 037</w:t>
             </w:r>
           </w:p>
         </w:tc>
@@ -6307,7 +6307,7 @@
                 <w:b w:val="0"/>
                 <w:sz w:val="16"/>
               </w:rPr>
-              <w:t>040038</w:t>
+              <w:t>0 40 038</w:t>
             </w:r>
           </w:p>
         </w:tc>
@@ -6471,7 +6471,7 @@
                 <w:b w:val="0"/>
                 <w:sz w:val="16"/>
               </w:rPr>
-              <w:t>040039</w:t>
+              <w:t>0 40 039</w:t>
             </w:r>
           </w:p>
         </w:tc>
@@ -6635,7 +6635,7 @@
                 <w:b w:val="0"/>
                 <w:sz w:val="16"/>
               </w:rPr>
-              <w:t>040040</w:t>
+              <w:t>0 40 040</w:t>
             </w:r>
           </w:p>
         </w:tc>
@@ -6799,7 +6799,7 @@
                 <w:b w:val="0"/>
                 <w:sz w:val="16"/>
               </w:rPr>
-              <w:t>040041</w:t>
+              <w:t>0 40 041</w:t>
             </w:r>
           </w:p>
         </w:tc>
@@ -6963,7 +6963,7 @@
                 <w:b w:val="0"/>
                 <w:sz w:val="16"/>
               </w:rPr>
-              <w:t>040042</w:t>
+              <w:t>0 40 042</w:t>
             </w:r>
           </w:p>
         </w:tc>
@@ -7127,7 +7127,7 @@
                 <w:b w:val="0"/>
                 <w:sz w:val="16"/>
               </w:rPr>
-              <w:t>040043</w:t>
+              <w:t>0 40 043</w:t>
             </w:r>
           </w:p>
         </w:tc>
@@ -7291,7 +7291,7 @@
                 <w:b w:val="0"/>
                 <w:sz w:val="16"/>
               </w:rPr>
-              <w:t>040044</w:t>
+              <w:t>0 40 044</w:t>
             </w:r>
           </w:p>
         </w:tc>
@@ -7455,7 +7455,7 @@
                 <w:b w:val="0"/>
                 <w:sz w:val="16"/>
               </w:rPr>
-              <w:t>040045</w:t>
+              <w:t>0 40 045</w:t>
             </w:r>
           </w:p>
         </w:tc>
@@ -7619,7 +7619,7 @@
                 <w:b w:val="0"/>
                 <w:sz w:val="16"/>
               </w:rPr>
-              <w:t>040046</w:t>
+              <w:t>0 40 046</w:t>
             </w:r>
           </w:p>
         </w:tc>
@@ -7783,7 +7783,7 @@
                 <w:b w:val="0"/>
                 <w:sz w:val="16"/>
               </w:rPr>
-              <w:t>040047</w:t>
+              <w:t>0 40 047</w:t>
             </w:r>
           </w:p>
         </w:tc>
@@ -7947,7 +7947,7 @@
                 <w:b w:val="0"/>
                 <w:sz w:val="16"/>
               </w:rPr>
-              <w:t>040048</w:t>
+              <w:t>0 40 048</w:t>
             </w:r>
           </w:p>
         </w:tc>
@@ -8111,7 +8111,7 @@
                 <w:b w:val="0"/>
                 <w:sz w:val="16"/>
               </w:rPr>
-              <w:t>040049</w:t>
+              <w:t>0 40 049</w:t>
             </w:r>
           </w:p>
         </w:tc>
@@ -8275,7 +8275,7 @@
                 <w:b w:val="0"/>
                 <w:sz w:val="16"/>
               </w:rPr>
-              <w:t>040050</w:t>
+              <w:t>0 40 050</w:t>
             </w:r>
           </w:p>
         </w:tc>
@@ -8439,7 +8439,7 @@
                 <w:b w:val="0"/>
                 <w:sz w:val="16"/>
               </w:rPr>
-              <w:t>040051</w:t>
+              <w:t>0 40 051</w:t>
             </w:r>
           </w:p>
         </w:tc>
@@ -8603,7 +8603,7 @@
                 <w:b w:val="0"/>
                 <w:sz w:val="16"/>
               </w:rPr>
-              <w:t>040052</w:t>
+              <w:t>0 40 052</w:t>
             </w:r>
           </w:p>
         </w:tc>
@@ -8767,7 +8767,7 @@
                 <w:b w:val="0"/>
                 <w:sz w:val="16"/>
               </w:rPr>
-              <w:t>040053</w:t>
+              <w:t>0 40 053</w:t>
             </w:r>
           </w:p>
         </w:tc>
@@ -8931,7 +8931,7 @@
                 <w:b w:val="0"/>
                 <w:sz w:val="16"/>
               </w:rPr>
-              <w:t>040054</w:t>
+              <w:t>0 40 054</w:t>
             </w:r>
           </w:p>
         </w:tc>
@@ -9095,7 +9095,7 @@
                 <w:b w:val="0"/>
                 <w:sz w:val="16"/>
               </w:rPr>
-              <w:t>040055</w:t>
+              <w:t>0 40 055</w:t>
             </w:r>
           </w:p>
         </w:tc>
@@ -9259,7 +9259,7 @@
                 <w:b w:val="0"/>
                 <w:sz w:val="16"/>
               </w:rPr>
-              <w:t>040056</w:t>
+              <w:t>0 40 056</w:t>
             </w:r>
           </w:p>
         </w:tc>
@@ -9423,7 +9423,7 @@
                 <w:b w:val="0"/>
                 <w:sz w:val="16"/>
               </w:rPr>
-              <w:t>040057</w:t>
+              <w:t>0 40 057</w:t>
             </w:r>
           </w:p>
         </w:tc>
@@ -9587,7 +9587,7 @@
                 <w:b w:val="0"/>
                 <w:sz w:val="16"/>
               </w:rPr>
-              <w:t>040058</w:t>
+              <w:t>0 40 058</w:t>
             </w:r>
           </w:p>
         </w:tc>
@@ -9751,7 +9751,7 @@
                 <w:b w:val="0"/>
                 <w:sz w:val="16"/>
               </w:rPr>
-              <w:t>040059</w:t>
+              <w:t>0 40 059</w:t>
             </w:r>
           </w:p>
         </w:tc>
@@ -9915,7 +9915,7 @@
                 <w:b w:val="0"/>
                 <w:sz w:val="16"/>
               </w:rPr>
-              <w:t>040060</w:t>
+              <w:t>0 40 060</w:t>
             </w:r>
           </w:p>
         </w:tc>
@@ -10079,7 +10079,7 @@
                 <w:b w:val="0"/>
                 <w:sz w:val="16"/>
               </w:rPr>
-              <w:t>040061</w:t>
+              <w:t>0 40 061</w:t>
             </w:r>
           </w:p>
         </w:tc>
@@ -10243,7 +10243,7 @@
                 <w:b w:val="0"/>
                 <w:sz w:val="16"/>
               </w:rPr>
-              <w:t>040062</w:t>
+              <w:t>0 40 062</w:t>
             </w:r>
           </w:p>
         </w:tc>
@@ -10407,7 +10407,7 @@
                 <w:b w:val="0"/>
                 <w:sz w:val="16"/>
               </w:rPr>
-              <w:t>040063</w:t>
+              <w:t>0 40 063</w:t>
             </w:r>
           </w:p>
         </w:tc>
@@ -10571,7 +10571,7 @@
                 <w:b w:val="0"/>
                 <w:sz w:val="16"/>
               </w:rPr>
-              <w:t>040064</w:t>
+              <w:t>0 40 064</w:t>
             </w:r>
           </w:p>
         </w:tc>
@@ -10735,7 +10735,7 @@
                 <w:b w:val="0"/>
                 <w:sz w:val="16"/>
               </w:rPr>
-              <w:t>040065</w:t>
+              <w:t>0 40 065</w:t>
             </w:r>
           </w:p>
         </w:tc>
@@ -10899,7 +10899,7 @@
                 <w:b w:val="0"/>
                 <w:sz w:val="16"/>
               </w:rPr>
-              <w:t>040066</w:t>
+              <w:t>0 40 066</w:t>
             </w:r>
           </w:p>
         </w:tc>
@@ -11063,7 +11063,7 @@
                 <w:b w:val="0"/>
                 <w:sz w:val="16"/>
               </w:rPr>
-              <w:t>040067</w:t>
+              <w:t>0 40 067</w:t>
             </w:r>
           </w:p>
         </w:tc>
@@ -11227,7 +11227,7 @@
                 <w:b w:val="0"/>
                 <w:sz w:val="16"/>
               </w:rPr>
-              <w:t>040068</w:t>
+              <w:t>0 40 068</w:t>
             </w:r>
           </w:p>
         </w:tc>
@@ -11391,7 +11391,7 @@
                 <w:b w:val="0"/>
                 <w:sz w:val="16"/>
               </w:rPr>
-              <w:t>040069</w:t>
+              <w:t>0 40 069</w:t>
             </w:r>
           </w:p>
         </w:tc>
@@ -11556,7 +11556,7 @@
                 <w:b w:val="0"/>
                 <w:sz w:val="16"/>
               </w:rPr>
-              <w:t>040070</w:t>
+              <w:t>0 40 070</w:t>
             </w:r>
           </w:p>
         </w:tc>
@@ -11720,7 +11720,7 @@
                 <w:b w:val="0"/>
                 <w:sz w:val="16"/>
               </w:rPr>
-              <w:t>040071</w:t>
+              <w:t>0 40 071</w:t>
             </w:r>
           </w:p>
         </w:tc>
@@ -11884,7 +11884,7 @@
                 <w:b w:val="0"/>
                 <w:sz w:val="16"/>
               </w:rPr>
-              <w:t>040072</w:t>
+              <w:t>0 40 072</w:t>
             </w:r>
           </w:p>
         </w:tc>
@@ -12048,7 +12048,7 @@
                 <w:b w:val="0"/>
                 <w:sz w:val="16"/>
               </w:rPr>
-              <w:t>040073</w:t>
+              <w:t>0 40 073</w:t>
             </w:r>
           </w:p>
         </w:tc>
@@ -12212,7 +12212,7 @@
                 <w:b w:val="0"/>
                 <w:sz w:val="16"/>
               </w:rPr>
-              <w:t>040074</w:t>
+              <w:t>0 40 074</w:t>
             </w:r>
           </w:p>
         </w:tc>

--- a/docx/es/BUFRCREX_TableB_es_40.docx
+++ b/docx/es/BUFRCREX_TableB_es_40.docx
@@ -13,6 +13,376 @@
           <w:sz w:val="22"/>
         </w:rPr>
         <w:t>Clase 40: Datos satelitales</w:t>
+      </w:r>
+    </w:p>
+    <w:p>
+      <w:r>
+        <w:rPr>
+          <w:rFonts w:ascii="Verdana" w:hAnsi="Verdana"/>
+          <w:i/>
+          <w:sz w:val="14"/>
+        </w:rPr>
+        <w:t>Note 23: El valor –0,1 kg m–2 antes de la aplicación del factor de escala (–1 después de su aplicación o en la clave CREX) indicará “trazas” (no mensurable, menos de 0,05 kg m–2).</w:t>
+      </w:r>
+    </w:p>
+    <w:p>
+      <w:r>
+        <w:rPr>
+          <w:rFonts w:ascii="Verdana" w:hAnsi="Verdana"/>
+          <w:i/>
+          <w:sz w:val="14"/>
+        </w:rPr>
+        <w:t>Note 25: Una significación definida anteriormente puede anularse transmitiendo un “valor faltante” a partir de la tabla de cifrado o de banderines apropiada.</w:t>
+      </w:r>
+    </w:p>
+    <w:p>
+      <w:r>
+        <w:rPr>
+          <w:rFonts w:ascii="Verdana" w:hAnsi="Verdana"/>
+          <w:i/>
+          <w:sz w:val="14"/>
+        </w:rPr>
+        <w:t>Note 27: Todas las horas están expresadas en Tiempo Universal Coordinado (UTC), a menos que se indique lo contrario. I.2 – BUFR/CREX Tabla B/04 – 3</w:t>
+      </w:r>
+    </w:p>
+    <w:p>
+      <w:r>
+        <w:rPr>
+          <w:rFonts w:ascii="Verdana" w:hAnsi="Verdana"/>
+          <w:i/>
+          <w:sz w:val="14"/>
+        </w:rPr>
+        <w:t>Note 32: Solo se indicará el rumbo o azimut en relación con la localización comunicada que no volverá a especificarse.</w:t>
+      </w:r>
+    </w:p>
+    <w:p>
+      <w:r>
+        <w:rPr>
+          <w:rFonts w:ascii="Verdana" w:hAnsi="Verdana"/>
+          <w:i/>
+          <w:sz w:val="14"/>
+        </w:rPr>
+        <w:t>Note 62: Tan solo se indicará la distancia en relación con la localización comunicada y el rumbo, azimut o elevación y no se volverá a especificar esta localización.</w:t>
+      </w:r>
+    </w:p>
+    <w:p>
+      <w:r>
+        <w:rPr>
+          <w:rFonts w:ascii="Verdana" w:hAnsi="Verdana"/>
+          <w:i/>
+          <w:sz w:val="14"/>
+        </w:rPr>
+        <w:t>Note 63: Se asignarán valores positivos a la radiación descendente.</w:t>
+      </w:r>
+    </w:p>
+    <w:p>
+      <w:r>
+        <w:rPr>
+          <w:rFonts w:ascii="Verdana" w:hAnsi="Verdana"/>
+          <w:i/>
+          <w:sz w:val="14"/>
+        </w:rPr>
+        <w:t>Note 64: Se asignarán valores positivos a los componentes descendentes w cuando las unidades sean Pa s –1.</w:t>
+      </w:r>
+    </w:p>
+    <w:p>
+      <w:r>
+        <w:rPr>
+          <w:rFonts w:ascii="Verdana" w:hAnsi="Verdana"/>
+          <w:i/>
+          <w:sz w:val="14"/>
+        </w:rPr>
+        <w:t>Note 66: Se asignarán valores negativos a los incrementos este-oeste.</w:t>
+      </w:r>
+    </w:p>
+    <w:p>
+      <w:r>
+        <w:rPr>
+          <w:rFonts w:ascii="Verdana" w:hAnsi="Verdana"/>
+          <w:i/>
+          <w:sz w:val="14"/>
+        </w:rPr>
+        <w:t>Note 75: Para los descriptores CREX F = B, no 0.</w:t>
+      </w:r>
+    </w:p>
+    <w:p>
+      <w:r>
+        <w:rPr>
+          <w:rFonts w:ascii="Verdana" w:hAnsi="Verdana"/>
+          <w:i/>
+          <w:sz w:val="14"/>
+        </w:rPr>
+        <w:t>Note 92: Para distinguir claramente los casos de datos faltantes y de píxeles saturados, los datos de imagen de n bits deberían cifrarse utilizando una anchura de datos de n + 1. Si tal descriptor no está disponible ya en la Clase 30, debería utilizarse un descriptor de operación 2 01 YYY para modificar la anchura de datos de la entrada existente, si fuese necesario. I.2 – BUFR/CREX Tabla B/30 – 1</w:t>
+      </w:r>
+    </w:p>
+    <w:p>
+      <w:r>
+        <w:rPr>
+          <w:rFonts w:ascii="Verdana" w:hAnsi="Verdana"/>
+          <w:i/>
+          <w:sz w:val="14"/>
+        </w:rPr>
+        <w:t>Note 105: Para indicar períodos de tiempo o desplazamientos que preceden al tiempo definido actualmente se emplearán períodos de tiempo negativos o desplazamientos.</w:t>
+      </w:r>
+    </w:p>
+    <w:p>
+      <w:r>
+        <w:rPr>
+          <w:rFonts w:ascii="Verdana" w:hAnsi="Verdana"/>
+          <w:i/>
+          <w:sz w:val="14"/>
+        </w:rPr>
+        <w:t>Note 110: Se asignarán valores negativos a los incrementos norte-sur.</w:t>
+      </w:r>
+    </w:p>
+    <w:p>
+      <w:r>
+        <w:rPr>
+          <w:rFonts w:ascii="Verdana" w:hAnsi="Verdana"/>
+          <w:i/>
+          <w:sz w:val="14"/>
+        </w:rPr>
+        <w:t>Note 115: La anchura de datos de los píxeles puede cambiarse mediante el descriptor 2 01 YYY.</w:t>
+      </w:r>
+    </w:p>
+    <w:p>
+      <w:r>
+        <w:rPr>
+          <w:rFonts w:ascii="Verdana" w:hAnsi="Verdana"/>
+          <w:i/>
+          <w:sz w:val="14"/>
+        </w:rPr>
+        <w:t>Note 121: En relación con determinados elementos de esta clase, pueden consignarse algunas indicaciones sobre la precisión prevista.</w:t>
+      </w:r>
+    </w:p>
+    <w:p>
+      <w:r>
+        <w:rPr>
+          <w:rFonts w:ascii="Verdana" w:hAnsi="Verdana"/>
+          <w:i/>
+          <w:sz w:val="14"/>
+        </w:rPr>
+        <w:t>Note 122: Se asignarán valores negativos a la latitud sur.</w:t>
+      </w:r>
+    </w:p>
+    <w:p>
+      <w:r>
+        <w:rPr>
+          <w:rFonts w:ascii="Verdana" w:hAnsi="Verdana"/>
+          <w:i/>
+          <w:sz w:val="14"/>
+        </w:rPr>
+        <w:t>Note 123: Se asignarán valores positivos a los componentes v en sentido sur–norte.</w:t>
+      </w:r>
+    </w:p>
+    <w:p>
+      <w:r>
+        <w:rPr>
+          <w:rFonts w:ascii="Verdana" w:hAnsi="Verdana"/>
+          <w:i/>
+          <w:sz w:val="14"/>
+        </w:rPr>
+        <w:t>Note 126: Los informes sobre la dirección del viento de superficie resultantes de mediciones dentro del 1° del Polo Norte o del Polo Sur se notificarán de manera que el cero de su acimut esté alineado, coincidiendo con los 0° del meridiano de Greenwich. I.2 – BUFR/CREX Tabla B/11 – 6</w:t>
+      </w:r>
+    </w:p>
+    <w:p>
+      <w:r>
+        <w:rPr>
+          <w:rFonts w:ascii="Verdana" w:hAnsi="Verdana"/>
+          <w:i/>
+          <w:sz w:val="14"/>
+        </w:rPr>
+        <w:t>Note 140: El tamaño del píxel en la horizontal – 1 está dado por la posición donde el factor de escala del mapa es igual a la unidad.</w:t>
+      </w:r>
+    </w:p>
+    <w:p>
+      <w:r>
+        <w:rPr>
+          <w:rFonts w:ascii="Verdana" w:hAnsi="Verdana"/>
+          <w:i/>
+          <w:sz w:val="14"/>
+        </w:rPr>
+        <w:t>Note 141: El tamaño del píxel en la horizontal – 2 está dado por la posición donde el factor de escala del mapa es igual a la unidad.</w:t>
+      </w:r>
+    </w:p>
+    <w:p>
+      <w:r>
+        <w:rPr>
+          <w:rFonts w:ascii="Verdana" w:hAnsi="Verdana"/>
+          <w:i/>
+          <w:sz w:val="14"/>
+        </w:rPr>
+        <w:t>Note 145: La significación de los períodos o desplazamientos de tiempo se puede indicar utilizando la clave de significación del tiempo correspondiente a la referencia de tabla 0 08 021.</w:t>
+      </w:r>
+    </w:p>
+    <w:p>
+      <w:r>
+        <w:rPr>
+          <w:rFonts w:ascii="Verdana" w:hAnsi="Verdana"/>
+          <w:i/>
+          <w:sz w:val="14"/>
+        </w:rPr>
+        <w:t>Note 149: La localización del tiempo, cuando se utiliza con valores de predicción, indicará la hora del estado inicial de la predicción o el comienzo del período de predicción; cuando se utilice con promedios de conjunto de valores de predicción, la localización del tiempo indicará el estado inicial o el comienzo de la primera predicción de las que se obtienen los valores medios de conjunto</w:t>
+      </w:r>
+    </w:p>
+    <w:p>
+      <w:r>
+        <w:rPr>
+          <w:rFonts w:ascii="Verdana" w:hAnsi="Verdana"/>
+          <w:i/>
+          <w:sz w:val="14"/>
+        </w:rPr>
+        <w:t>Note 155: Esta clase también puede contener elementos relativos a los procedimientos de observación.</w:t>
+      </w:r>
+    </w:p>
+    <w:p>
+      <w:r>
+        <w:rPr>
+          <w:rFonts w:ascii="Verdana" w:hAnsi="Verdana"/>
+          <w:i/>
+          <w:sz w:val="14"/>
+        </w:rPr>
+        <w:t>Note 156: Esta clase incluirá elementos que describen los instrumentos que se utilizan para obtener los elementos meteorológicos transmitidos.</w:t>
+      </w:r>
+    </w:p>
+    <w:p>
+      <w:r>
+        <w:rPr>
+          <w:rFonts w:ascii="Verdana" w:hAnsi="Verdana"/>
+          <w:i/>
+          <w:sz w:val="14"/>
+        </w:rPr>
+        <w:t>Note 158: Respecto a los períodos o desplazamientos de tiempo, e incrementos de tiempo, será necesario determinar la localización inicial del tiempo antes de utilizarlos, y a continuación, según corresponda, se indicará la definición y significación del tiempo.</w:t>
+      </w:r>
+    </w:p>
+    <w:p>
+      <w:r>
+        <w:rPr>
+          <w:rFonts w:ascii="Verdana" w:hAnsi="Verdana"/>
+          <w:i/>
+          <w:sz w:val="14"/>
+        </w:rPr>
+        <w:t>Note 160: Se asignarán valores negativos a la radiación ascendente.</w:t>
+      </w:r>
+    </w:p>
+    <w:p>
+      <w:r>
+        <w:rPr>
+          <w:rFonts w:ascii="Verdana" w:hAnsi="Verdana"/>
+          <w:i/>
+          <w:sz w:val="14"/>
+        </w:rPr>
+        <w:t>Note 161: Se asignarán valores positivos a los componentes ascendentes w cuando las unidades sean m s–1.</w:t>
+      </w:r>
+    </w:p>
+    <w:p>
+      <w:r>
+        <w:rPr>
+          <w:rFonts w:ascii="Verdana" w:hAnsi="Verdana"/>
+          <w:i/>
+          <w:sz w:val="14"/>
+        </w:rPr>
+        <w:t>Note 162: Intervalos útiles utilizados: de 1011 Bq a 1019 Bq para emisiones; de 10–2 Bq a 107 Bq y de 10–2 mSv a 107 mSv para concentraciones y dosis.</w:t>
+      </w:r>
+    </w:p>
+    <w:p>
+      <w:r>
+        <w:rPr>
+          <w:rFonts w:ascii="Verdana" w:hAnsi="Verdana"/>
+          <w:i/>
+          <w:sz w:val="14"/>
+        </w:rPr>
+        <w:t>Note 163: Los valores de la latitud y de los incrementos de latitud quedan comprendidos entre –90 grados y +90 grados.</w:t>
+      </w:r>
+    </w:p>
+    <w:p>
+      <w:r>
+        <w:rPr>
+          <w:rFonts w:ascii="Verdana" w:hAnsi="Verdana"/>
+          <w:i/>
+          <w:sz w:val="14"/>
+        </w:rPr>
+        <w:t>Note 164: Los valores de longitud quedarán comprendidos entre –180 grados y +180 grados.</w:t>
+      </w:r>
+    </w:p>
+    <w:p>
+      <w:r>
+        <w:rPr>
+          <w:rFonts w:ascii="Verdana" w:hAnsi="Verdana"/>
+          <w:i/>
+          <w:sz w:val="14"/>
+        </w:rPr>
+        <w:t>Note 165: Se indicarán los elementos verticales y la presión para determinar los valores de estos elementos con independencia del elemento o variable que indique la coordenada vertical.</w:t>
+      </w:r>
+    </w:p>
+    <w:p>
+      <w:r>
+        <w:rPr>
+          <w:rFonts w:ascii="Verdana" w:hAnsi="Verdana"/>
+          <w:i/>
+          <w:sz w:val="14"/>
+        </w:rPr>
+        <w:t>Note 166: Se asignarán valores negativos a la longitud oeste.</w:t>
+      </w:r>
+    </w:p>
+    <w:p>
+      <w:r>
+        <w:rPr>
+          <w:rFonts w:ascii="Verdana" w:hAnsi="Verdana"/>
+          <w:i/>
+          <w:sz w:val="14"/>
+        </w:rPr>
+        <w:t>Note 167: Se asignarán valores positivos a los componentes u en sentido oeste–este.</w:t>
+      </w:r>
+    </w:p>
+    <w:p>
+      <w:r>
+        <w:rPr>
+          <w:rFonts w:ascii="Verdana" w:hAnsi="Verdana"/>
+          <w:i/>
+          <w:sz w:val="14"/>
+        </w:rPr>
+        <w:t>Note 176: Cuando sea necesario indicar más de un período o desplazamiento de tiempo para hacer indicaciones de tiempo complejas se definirán en sucesión inmediata en el siguiente orden: período conjunto (según corresponda), seguido por el período de predicción (según corresponda), seguido por el período de promedio o acumulación (según corresponda).</w:t>
+      </w:r>
+    </w:p>
+    <w:p>
+      <w:r>
+        <w:rPr>
+          <w:rFonts w:ascii="Verdana" w:hAnsi="Verdana"/>
+          <w:i/>
+          <w:sz w:val="14"/>
+        </w:rPr>
+        <w:t>Note 178: Cuando se indique la expresión “período determinado” en la columna “nombre del elemento”, deberá indicarse el período correspondiente, utilizando referencias de la Clase 04.</w:t>
+      </w:r>
+    </w:p>
+    <w:p>
+      <w:r>
+        <w:rPr>
+          <w:rFonts w:ascii="Verdana" w:hAnsi="Verdana"/>
+          <w:i/>
+          <w:sz w:val="14"/>
+        </w:rPr>
+        <w:t>Note 179: Cuando se acumulen o promedien los valores (por ejemplo en relación con un determinado período de tiempo), el número total de valores de los que se obtienen los valores acumulados o promediados podrán representarse utilizando la referencia 0 08 022.</w:t>
+      </w:r>
+    </w:p>
+    <w:p>
+      <w:r>
+        <w:rPr>
+          <w:rFonts w:ascii="Verdana" w:hAnsi="Verdana"/>
+          <w:i/>
+          <w:sz w:val="14"/>
+        </w:rPr>
+        <w:t>Note 180: Normas para la información sobre vientos: Velocidad Dirección Valor faltante Valor faltante Calma 0 0 Observación normal &gt;0 1°–360° Velocidad solamente &gt;0 Valor faltante Dirección solamente Valor faltante 1°–360° “Ligero y variable” &gt;0 0 No hay observaciones</w:t>
+      </w:r>
+    </w:p>
+    <w:p>
+      <w:r>
+        <w:rPr>
+          <w:rFonts w:ascii="Verdana" w:hAnsi="Verdana"/>
+          <w:i/>
+          <w:sz w:val="14"/>
+        </w:rPr>
+        <w:t>Note 181: Normas de notificación sobre mar de viento y olas: Observación Velocidad Dirección Ninguna observación faltante faltante Calma 0 0 Observación normal &gt;0 1–360 Velocidad únicamente &gt;0 faltante Dirección únicamente faltante 1–360 &gt;0 0 “Ligero y variable”</w:t>
       </w:r>
     </w:p>
     <w:tbl>
@@ -58,6 +428,9 @@
             <w:shd w:val="clear" w:color="auto" w:fill="D9D9D9"/>
           </w:tcPr>
           <w:p>
+            <w:pPr>
+              <w:spacing w:before="20" w:after="20"/>
+            </w:pPr>
             <w:r/>
             <w:r>
               <w:rPr>
@@ -75,6 +448,9 @@
             <w:shd w:val="clear" w:color="auto" w:fill="D9D9D9"/>
           </w:tcPr>
           <w:p>
+            <w:pPr>
+              <w:spacing w:before="20" w:after="20"/>
+            </w:pPr>
             <w:r/>
             <w:r>
               <w:rPr>
@@ -92,6 +468,9 @@
             <w:shd w:val="clear" w:color="auto" w:fill="D9D9D9"/>
           </w:tcPr>
           <w:p>
+            <w:pPr>
+              <w:spacing w:before="20" w:after="20"/>
+            </w:pPr>
             <w:r/>
             <w:r>
               <w:rPr>
@@ -109,6 +488,9 @@
             <w:shd w:val="clear" w:color="auto" w:fill="D9D9D9"/>
           </w:tcPr>
           <w:p>
+            <w:pPr>
+              <w:spacing w:before="20" w:after="20"/>
+            </w:pPr>
             <w:r/>
             <w:r>
               <w:rPr>
@@ -126,6 +508,9 @@
             <w:shd w:val="clear" w:color="auto" w:fill="D9D9D9"/>
           </w:tcPr>
           <w:p>
+            <w:pPr>
+              <w:spacing w:before="20" w:after="20"/>
+            </w:pPr>
             <w:r/>
             <w:r>
               <w:rPr>
@@ -143,6 +528,9 @@
             <w:shd w:val="clear" w:color="auto" w:fill="D9D9D9"/>
           </w:tcPr>
           <w:p>
+            <w:pPr>
+              <w:spacing w:before="20" w:after="20"/>
+            </w:pPr>
             <w:r/>
             <w:r>
               <w:rPr>
@@ -160,6 +548,9 @@
             <w:shd w:val="clear" w:color="auto" w:fill="D9D9D9"/>
           </w:tcPr>
           <w:p>
+            <w:pPr>
+              <w:spacing w:before="20" w:after="20"/>
+            </w:pPr>
             <w:r/>
             <w:r>
               <w:rPr>
@@ -177,6 +568,9 @@
             <w:shd w:val="clear" w:color="auto" w:fill="D9D9D9"/>
           </w:tcPr>
           <w:p>
+            <w:pPr>
+              <w:spacing w:before="20" w:after="20"/>
+            </w:pPr>
             <w:r/>
             <w:r>
               <w:rPr>
@@ -194,6 +588,9 @@
             <w:shd w:val="clear" w:color="auto" w:fill="D9D9D9"/>
           </w:tcPr>
           <w:p>
+            <w:pPr>
+              <w:spacing w:before="20" w:after="20"/>
+            </w:pPr>
             <w:r/>
             <w:r>
               <w:rPr>
@@ -211,6 +608,9 @@
             <w:shd w:val="clear" w:color="auto" w:fill="D9D9D9"/>
           </w:tcPr>
           <w:p>
+            <w:pPr>
+              <w:spacing w:before="20" w:after="20"/>
+            </w:pPr>
             <w:r/>
             <w:r>
               <w:rPr>
@@ -232,6 +632,9 @@
             <w:tcW w:type="dxa" w:w="1514"/>
           </w:tcPr>
           <w:p>
+            <w:pPr>
+              <w:spacing w:before="20" w:after="20"/>
+            </w:pPr>
             <w:r/>
             <w:r>
               <w:rPr>
@@ -248,6 +651,9 @@
             <w:tcW w:type="dxa" w:w="1514"/>
           </w:tcPr>
           <w:p>
+            <w:pPr>
+              <w:spacing w:before="20" w:after="20"/>
+            </w:pPr>
             <w:r/>
             <w:r>
               <w:rPr>
@@ -264,11 +670,13 @@
             <w:tcW w:type="dxa" w:w="1514"/>
           </w:tcPr>
           <w:p>
-            <w:r/>
-            <w:r>
-              <w:rPr>
-                <w:rFonts w:ascii="Verdana" w:hAnsi="Verdana"/>
-                <w:b w:val="0"/>
+            <w:pPr>
+              <w:spacing w:before="20" w:after="20"/>
+            </w:pPr>
+            <w:r/>
+            <w:r>
+              <w:rPr>
+                <w:rFonts w:ascii="Verdana" w:hAnsi="Verdana"/>
                 <w:sz w:val="16"/>
               </w:rPr>
               <w:t>%</w:t>
@@ -280,6 +688,9 @@
             <w:tcW w:type="dxa" w:w="1514"/>
           </w:tcPr>
           <w:p>
+            <w:pPr>
+              <w:spacing w:before="20" w:after="20"/>
+            </w:pPr>
             <w:r/>
             <w:r>
               <w:rPr>
@@ -296,6 +707,9 @@
             <w:tcW w:type="dxa" w:w="1514"/>
           </w:tcPr>
           <w:p>
+            <w:pPr>
+              <w:spacing w:before="20" w:after="20"/>
+            </w:pPr>
             <w:r/>
             <w:r>
               <w:rPr>
@@ -312,6 +726,9 @@
             <w:tcW w:type="dxa" w:w="1514"/>
           </w:tcPr>
           <w:p>
+            <w:pPr>
+              <w:spacing w:before="20" w:after="20"/>
+            </w:pPr>
             <w:r/>
             <w:r>
               <w:rPr>
@@ -328,11 +745,13 @@
             <w:tcW w:type="dxa" w:w="1514"/>
           </w:tcPr>
           <w:p>
-            <w:r/>
-            <w:r>
-              <w:rPr>
-                <w:rFonts w:ascii="Verdana" w:hAnsi="Verdana"/>
-                <w:b w:val="0"/>
+            <w:pPr>
+              <w:spacing w:before="20" w:after="20"/>
+            </w:pPr>
+            <w:r/>
+            <w:r>
+              <w:rPr>
+                <w:rFonts w:ascii="Verdana" w:hAnsi="Verdana"/>
                 <w:sz w:val="16"/>
               </w:rPr>
               <w:t>%</w:t>
@@ -344,6 +763,9 @@
             <w:tcW w:type="dxa" w:w="1514"/>
           </w:tcPr>
           <w:p>
+            <w:pPr>
+              <w:spacing w:before="20" w:after="20"/>
+            </w:pPr>
             <w:r/>
             <w:r>
               <w:rPr>
@@ -360,6 +782,9 @@
             <w:tcW w:type="dxa" w:w="1514"/>
           </w:tcPr>
           <w:p>
+            <w:pPr>
+              <w:spacing w:before="20" w:after="20"/>
+            </w:pPr>
             <w:r/>
             <w:r>
               <w:rPr>
@@ -376,6 +801,9 @@
             <w:tcW w:type="dxa" w:w="1514"/>
           </w:tcPr>
           <w:p>
+            <w:pPr>
+              <w:spacing w:before="20" w:after="20"/>
+            </w:pPr>
             <w:r/>
             <w:r>
               <w:rPr>
@@ -396,6 +824,9 @@
             <w:tcW w:type="dxa" w:w="1514"/>
           </w:tcPr>
           <w:p>
+            <w:pPr>
+              <w:spacing w:before="20" w:after="20"/>
+            </w:pPr>
             <w:r/>
             <w:r>
               <w:rPr>
@@ -412,6 +843,9 @@
             <w:tcW w:type="dxa" w:w="1514"/>
           </w:tcPr>
           <w:p>
+            <w:pPr>
+              <w:spacing w:before="20" w:after="20"/>
+            </w:pPr>
             <w:r/>
             <w:r>
               <w:rPr>
@@ -428,11 +862,13 @@
             <w:tcW w:type="dxa" w:w="1514"/>
           </w:tcPr>
           <w:p>
-            <w:r/>
-            <w:r>
-              <w:rPr>
-                <w:rFonts w:ascii="Verdana" w:hAnsi="Verdana"/>
-                <w:b w:val="0"/>
+            <w:pPr>
+              <w:spacing w:before="20" w:after="20"/>
+            </w:pPr>
+            <w:r/>
+            <w:r>
+              <w:rPr>
+                <w:rFonts w:ascii="Verdana" w:hAnsi="Verdana"/>
                 <w:sz w:val="16"/>
               </w:rPr>
               <w:t>%</w:t>
@@ -444,6 +880,9 @@
             <w:tcW w:type="dxa" w:w="1514"/>
           </w:tcPr>
           <w:p>
+            <w:pPr>
+              <w:spacing w:before="20" w:after="20"/>
+            </w:pPr>
             <w:r/>
             <w:r>
               <w:rPr>
@@ -460,6 +899,9 @@
             <w:tcW w:type="dxa" w:w="1514"/>
           </w:tcPr>
           <w:p>
+            <w:pPr>
+              <w:spacing w:before="20" w:after="20"/>
+            </w:pPr>
             <w:r/>
             <w:r>
               <w:rPr>
@@ -476,6 +918,9 @@
             <w:tcW w:type="dxa" w:w="1514"/>
           </w:tcPr>
           <w:p>
+            <w:pPr>
+              <w:spacing w:before="20" w:after="20"/>
+            </w:pPr>
             <w:r/>
             <w:r>
               <w:rPr>
@@ -492,11 +937,13 @@
             <w:tcW w:type="dxa" w:w="1514"/>
           </w:tcPr>
           <w:p>
-            <w:r/>
-            <w:r>
-              <w:rPr>
-                <w:rFonts w:ascii="Verdana" w:hAnsi="Verdana"/>
-                <w:b w:val="0"/>
+            <w:pPr>
+              <w:spacing w:before="20" w:after="20"/>
+            </w:pPr>
+            <w:r/>
+            <w:r>
+              <w:rPr>
+                <w:rFonts w:ascii="Verdana" w:hAnsi="Verdana"/>
                 <w:sz w:val="16"/>
               </w:rPr>
               <w:t>%</w:t>
@@ -508,6 +955,9 @@
             <w:tcW w:type="dxa" w:w="1514"/>
           </w:tcPr>
           <w:p>
+            <w:pPr>
+              <w:spacing w:before="20" w:after="20"/>
+            </w:pPr>
             <w:r/>
             <w:r>
               <w:rPr>
@@ -524,6 +974,9 @@
             <w:tcW w:type="dxa" w:w="1514"/>
           </w:tcPr>
           <w:p>
+            <w:pPr>
+              <w:spacing w:before="20" w:after="20"/>
+            </w:pPr>
             <w:r/>
             <w:r>
               <w:rPr>
@@ -540,6 +993,9 @@
             <w:tcW w:type="dxa" w:w="1514"/>
           </w:tcPr>
           <w:p>
+            <w:pPr>
+              <w:spacing w:before="20" w:after="20"/>
+            </w:pPr>
             <w:r/>
             <w:r>
               <w:rPr>
@@ -560,6 +1016,9 @@
             <w:tcW w:type="dxa" w:w="1514"/>
           </w:tcPr>
           <w:p>
+            <w:pPr>
+              <w:spacing w:before="20" w:after="20"/>
+            </w:pPr>
             <w:r/>
             <w:r>
               <w:rPr>
@@ -576,6 +1035,9 @@
             <w:tcW w:type="dxa" w:w="1514"/>
           </w:tcPr>
           <w:p>
+            <w:pPr>
+              <w:spacing w:before="20" w:after="20"/>
+            </w:pPr>
             <w:r/>
             <w:r>
               <w:rPr>
@@ -592,11 +1054,13 @@
             <w:tcW w:type="dxa" w:w="1514"/>
           </w:tcPr>
           <w:p>
-            <w:r/>
-            <w:r>
-              <w:rPr>
-                <w:rFonts w:ascii="Verdana" w:hAnsi="Verdana"/>
-                <w:b w:val="0"/>
+            <w:pPr>
+              <w:spacing w:before="20" w:after="20"/>
+            </w:pPr>
+            <w:r/>
+            <w:r>
+              <w:rPr>
+                <w:rFonts w:ascii="Verdana" w:hAnsi="Verdana"/>
                 <w:sz w:val="16"/>
               </w:rPr>
               <w:t>Numérica</w:t>
@@ -608,6 +1072,9 @@
             <w:tcW w:type="dxa" w:w="1514"/>
           </w:tcPr>
           <w:p>
+            <w:pPr>
+              <w:spacing w:before="20" w:after="20"/>
+            </w:pPr>
             <w:r/>
             <w:r>
               <w:rPr>
@@ -624,6 +1091,9 @@
             <w:tcW w:type="dxa" w:w="1514"/>
           </w:tcPr>
           <w:p>
+            <w:pPr>
+              <w:spacing w:before="20" w:after="20"/>
+            </w:pPr>
             <w:r/>
             <w:r>
               <w:rPr>
@@ -640,6 +1110,9 @@
             <w:tcW w:type="dxa" w:w="1514"/>
           </w:tcPr>
           <w:p>
+            <w:pPr>
+              <w:spacing w:before="20" w:after="20"/>
+            </w:pPr>
             <w:r/>
             <w:r>
               <w:rPr>
@@ -656,11 +1129,13 @@
             <w:tcW w:type="dxa" w:w="1514"/>
           </w:tcPr>
           <w:p>
-            <w:r/>
-            <w:r>
-              <w:rPr>
-                <w:rFonts w:ascii="Verdana" w:hAnsi="Verdana"/>
-                <w:b w:val="0"/>
+            <w:pPr>
+              <w:spacing w:before="20" w:after="20"/>
+            </w:pPr>
+            <w:r/>
+            <w:r>
+              <w:rPr>
+                <w:rFonts w:ascii="Verdana" w:hAnsi="Verdana"/>
                 <w:sz w:val="16"/>
               </w:rPr>
               <w:t>Numérica</w:t>
@@ -672,6 +1147,9 @@
             <w:tcW w:type="dxa" w:w="1514"/>
           </w:tcPr>
           <w:p>
+            <w:pPr>
+              <w:spacing w:before="20" w:after="20"/>
+            </w:pPr>
             <w:r/>
             <w:r>
               <w:rPr>
@@ -688,6 +1166,9 @@
             <w:tcW w:type="dxa" w:w="1514"/>
           </w:tcPr>
           <w:p>
+            <w:pPr>
+              <w:spacing w:before="20" w:after="20"/>
+            </w:pPr>
             <w:r/>
             <w:r>
               <w:rPr>
@@ -704,6 +1185,9 @@
             <w:tcW w:type="dxa" w:w="1514"/>
           </w:tcPr>
           <w:p>
+            <w:pPr>
+              <w:spacing w:before="20" w:after="20"/>
+            </w:pPr>
             <w:r/>
             <w:r>
               <w:rPr>
@@ -724,6 +1208,9 @@
             <w:tcW w:type="dxa" w:w="1514"/>
           </w:tcPr>
           <w:p>
+            <w:pPr>
+              <w:spacing w:before="20" w:after="20"/>
+            </w:pPr>
             <w:r/>
             <w:r>
               <w:rPr>
@@ -740,6 +1227,9 @@
             <w:tcW w:type="dxa" w:w="1514"/>
           </w:tcPr>
           <w:p>
+            <w:pPr>
+              <w:spacing w:before="20" w:after="20"/>
+            </w:pPr>
             <w:r/>
             <w:r>
               <w:rPr>
@@ -756,11 +1246,13 @@
             <w:tcW w:type="dxa" w:w="1514"/>
           </w:tcPr>
           <w:p>
-            <w:r/>
-            <w:r>
-              <w:rPr>
-                <w:rFonts w:ascii="Verdana" w:hAnsi="Verdana"/>
-                <w:b w:val="0"/>
+            <w:pPr>
+              <w:spacing w:before="20" w:after="20"/>
+            </w:pPr>
+            <w:r/>
+            <w:r>
+              <w:rPr>
+                <w:rFonts w:ascii="Verdana" w:hAnsi="Verdana"/>
                 <w:sz w:val="16"/>
               </w:rPr>
               <w:t>Numérica</w:t>
@@ -772,6 +1264,9 @@
             <w:tcW w:type="dxa" w:w="1514"/>
           </w:tcPr>
           <w:p>
+            <w:pPr>
+              <w:spacing w:before="20" w:after="20"/>
+            </w:pPr>
             <w:r/>
             <w:r>
               <w:rPr>
@@ -788,6 +1283,9 @@
             <w:tcW w:type="dxa" w:w="1514"/>
           </w:tcPr>
           <w:p>
+            <w:pPr>
+              <w:spacing w:before="20" w:after="20"/>
+            </w:pPr>
             <w:r/>
             <w:r>
               <w:rPr>
@@ -804,6 +1302,9 @@
             <w:tcW w:type="dxa" w:w="1514"/>
           </w:tcPr>
           <w:p>
+            <w:pPr>
+              <w:spacing w:before="20" w:after="20"/>
+            </w:pPr>
             <w:r/>
             <w:r>
               <w:rPr>
@@ -820,11 +1321,13 @@
             <w:tcW w:type="dxa" w:w="1514"/>
           </w:tcPr>
           <w:p>
-            <w:r/>
-            <w:r>
-              <w:rPr>
-                <w:rFonts w:ascii="Verdana" w:hAnsi="Verdana"/>
-                <w:b w:val="0"/>
+            <w:pPr>
+              <w:spacing w:before="20" w:after="20"/>
+            </w:pPr>
+            <w:r/>
+            <w:r>
+              <w:rPr>
+                <w:rFonts w:ascii="Verdana" w:hAnsi="Verdana"/>
                 <w:sz w:val="16"/>
               </w:rPr>
               <w:t>Numérica</w:t>
@@ -836,6 +1339,9 @@
             <w:tcW w:type="dxa" w:w="1514"/>
           </w:tcPr>
           <w:p>
+            <w:pPr>
+              <w:spacing w:before="20" w:after="20"/>
+            </w:pPr>
             <w:r/>
             <w:r>
               <w:rPr>
@@ -852,6 +1358,9 @@
             <w:tcW w:type="dxa" w:w="1514"/>
           </w:tcPr>
           <w:p>
+            <w:pPr>
+              <w:spacing w:before="20" w:after="20"/>
+            </w:pPr>
             <w:r/>
             <w:r>
               <w:rPr>
@@ -868,6 +1377,9 @@
             <w:tcW w:type="dxa" w:w="1514"/>
           </w:tcPr>
           <w:p>
+            <w:pPr>
+              <w:spacing w:before="20" w:after="20"/>
+            </w:pPr>
             <w:r/>
             <w:r>
               <w:rPr>
@@ -888,6 +1400,9 @@
             <w:tcW w:type="dxa" w:w="1514"/>
           </w:tcPr>
           <w:p>
+            <w:pPr>
+              <w:spacing w:before="20" w:after="20"/>
+            </w:pPr>
             <w:r/>
             <w:r>
               <w:rPr>
@@ -904,6 +1419,9 @@
             <w:tcW w:type="dxa" w:w="1514"/>
           </w:tcPr>
           <w:p>
+            <w:pPr>
+              <w:spacing w:before="20" w:after="20"/>
+            </w:pPr>
             <w:r/>
             <w:r>
               <w:rPr>
@@ -920,11 +1438,13 @@
             <w:tcW w:type="dxa" w:w="1514"/>
           </w:tcPr>
           <w:p>
-            <w:r/>
-            <w:r>
-              <w:rPr>
-                <w:rFonts w:ascii="Verdana" w:hAnsi="Verdana"/>
-                <w:b w:val="0"/>
+            <w:pPr>
+              <w:spacing w:before="20" w:after="20"/>
+            </w:pPr>
+            <w:r/>
+            <w:r>
+              <w:rPr>
+                <w:rFonts w:ascii="Verdana" w:hAnsi="Verdana"/>
                 <w:sz w:val="16"/>
               </w:rPr>
               <w:t>Tabla de banderines</w:t>
@@ -936,6 +1456,9 @@
             <w:tcW w:type="dxa" w:w="1514"/>
           </w:tcPr>
           <w:p>
+            <w:pPr>
+              <w:spacing w:before="20" w:after="20"/>
+            </w:pPr>
             <w:r/>
             <w:r>
               <w:rPr>
@@ -952,6 +1475,9 @@
             <w:tcW w:type="dxa" w:w="1514"/>
           </w:tcPr>
           <w:p>
+            <w:pPr>
+              <w:spacing w:before="20" w:after="20"/>
+            </w:pPr>
             <w:r/>
             <w:r>
               <w:rPr>
@@ -968,6 +1494,9 @@
             <w:tcW w:type="dxa" w:w="1514"/>
           </w:tcPr>
           <w:p>
+            <w:pPr>
+              <w:spacing w:before="20" w:after="20"/>
+            </w:pPr>
             <w:r/>
             <w:r>
               <w:rPr>
@@ -984,11 +1513,13 @@
             <w:tcW w:type="dxa" w:w="1514"/>
           </w:tcPr>
           <w:p>
-            <w:r/>
-            <w:r>
-              <w:rPr>
-                <w:rFonts w:ascii="Verdana" w:hAnsi="Verdana"/>
-                <w:b w:val="0"/>
+            <w:pPr>
+              <w:spacing w:before="20" w:after="20"/>
+            </w:pPr>
+            <w:r/>
+            <w:r>
+              <w:rPr>
+                <w:rFonts w:ascii="Verdana" w:hAnsi="Verdana"/>
                 <w:sz w:val="16"/>
               </w:rPr>
               <w:t>Tabla de banderines</w:t>
@@ -1000,6 +1531,9 @@
             <w:tcW w:type="dxa" w:w="1514"/>
           </w:tcPr>
           <w:p>
+            <w:pPr>
+              <w:spacing w:before="20" w:after="20"/>
+            </w:pPr>
             <w:r/>
             <w:r>
               <w:rPr>
@@ -1016,6 +1550,9 @@
             <w:tcW w:type="dxa" w:w="1514"/>
           </w:tcPr>
           <w:p>
+            <w:pPr>
+              <w:spacing w:before="20" w:after="20"/>
+            </w:pPr>
             <w:r/>
             <w:r>
               <w:rPr>
@@ -1032,6 +1569,9 @@
             <w:tcW w:type="dxa" w:w="1514"/>
           </w:tcPr>
           <w:p>
+            <w:pPr>
+              <w:spacing w:before="20" w:after="20"/>
+            </w:pPr>
             <w:r/>
             <w:r>
               <w:rPr>
@@ -1052,6 +1592,9 @@
             <w:tcW w:type="dxa" w:w="1514"/>
           </w:tcPr>
           <w:p>
+            <w:pPr>
+              <w:spacing w:before="20" w:after="20"/>
+            </w:pPr>
             <w:r/>
             <w:r>
               <w:rPr>
@@ -1068,6 +1611,9 @@
             <w:tcW w:type="dxa" w:w="1514"/>
           </w:tcPr>
           <w:p>
+            <w:pPr>
+              <w:spacing w:before="20" w:after="20"/>
+            </w:pPr>
             <w:r/>
             <w:r>
               <w:rPr>
@@ -1084,11 +1630,13 @@
             <w:tcW w:type="dxa" w:w="1514"/>
           </w:tcPr>
           <w:p>
-            <w:r/>
-            <w:r>
-              <w:rPr>
-                <w:rFonts w:ascii="Verdana" w:hAnsi="Verdana"/>
-                <w:b w:val="0"/>
+            <w:pPr>
+              <w:spacing w:before="20" w:after="20"/>
+            </w:pPr>
+            <w:r/>
+            <w:r>
+              <w:rPr>
+                <w:rFonts w:ascii="Verdana" w:hAnsi="Verdana"/>
                 <w:sz w:val="16"/>
               </w:rPr>
               <w:t>Tabla de banderines</w:t>
@@ -1100,6 +1648,9 @@
             <w:tcW w:type="dxa" w:w="1514"/>
           </w:tcPr>
           <w:p>
+            <w:pPr>
+              <w:spacing w:before="20" w:after="20"/>
+            </w:pPr>
             <w:r/>
             <w:r>
               <w:rPr>
@@ -1116,6 +1667,9 @@
             <w:tcW w:type="dxa" w:w="1514"/>
           </w:tcPr>
           <w:p>
+            <w:pPr>
+              <w:spacing w:before="20" w:after="20"/>
+            </w:pPr>
             <w:r/>
             <w:r>
               <w:rPr>
@@ -1132,6 +1686,9 @@
             <w:tcW w:type="dxa" w:w="1514"/>
           </w:tcPr>
           <w:p>
+            <w:pPr>
+              <w:spacing w:before="20" w:after="20"/>
+            </w:pPr>
             <w:r/>
             <w:r>
               <w:rPr>
@@ -1148,11 +1705,13 @@
             <w:tcW w:type="dxa" w:w="1514"/>
           </w:tcPr>
           <w:p>
-            <w:r/>
-            <w:r>
-              <w:rPr>
-                <w:rFonts w:ascii="Verdana" w:hAnsi="Verdana"/>
-                <w:b w:val="0"/>
+            <w:pPr>
+              <w:spacing w:before="20" w:after="20"/>
+            </w:pPr>
+            <w:r/>
+            <w:r>
+              <w:rPr>
+                <w:rFonts w:ascii="Verdana" w:hAnsi="Verdana"/>
                 <w:sz w:val="16"/>
               </w:rPr>
               <w:t>Tabla de banderines</w:t>
@@ -1164,6 +1723,9 @@
             <w:tcW w:type="dxa" w:w="1514"/>
           </w:tcPr>
           <w:p>
+            <w:pPr>
+              <w:spacing w:before="20" w:after="20"/>
+            </w:pPr>
             <w:r/>
             <w:r>
               <w:rPr>
@@ -1180,6 +1742,9 @@
             <w:tcW w:type="dxa" w:w="1514"/>
           </w:tcPr>
           <w:p>
+            <w:pPr>
+              <w:spacing w:before="20" w:after="20"/>
+            </w:pPr>
             <w:r/>
             <w:r>
               <w:rPr>
@@ -1196,6 +1761,9 @@
             <w:tcW w:type="dxa" w:w="1514"/>
           </w:tcPr>
           <w:p>
+            <w:pPr>
+              <w:spacing w:before="20" w:after="20"/>
+            </w:pPr>
             <w:r/>
             <w:r>
               <w:rPr>
@@ -1216,6 +1784,9 @@
             <w:tcW w:type="dxa" w:w="1514"/>
           </w:tcPr>
           <w:p>
+            <w:pPr>
+              <w:spacing w:before="20" w:after="20"/>
+            </w:pPr>
             <w:r/>
             <w:r>
               <w:rPr>
@@ -1232,6 +1803,9 @@
             <w:tcW w:type="dxa" w:w="1514"/>
           </w:tcPr>
           <w:p>
+            <w:pPr>
+              <w:spacing w:before="20" w:after="20"/>
+            </w:pPr>
             <w:r/>
             <w:r>
               <w:rPr>
@@ -1248,11 +1822,13 @@
             <w:tcW w:type="dxa" w:w="1514"/>
           </w:tcPr>
           <w:p>
-            <w:r/>
-            <w:r>
-              <w:rPr>
-                <w:rFonts w:ascii="Verdana" w:hAnsi="Verdana"/>
-                <w:b w:val="0"/>
+            <w:pPr>
+              <w:spacing w:before="20" w:after="20"/>
+            </w:pPr>
+            <w:r/>
+            <w:r>
+              <w:rPr>
+                <w:rFonts w:ascii="Verdana" w:hAnsi="Verdana"/>
                 <w:sz w:val="16"/>
               </w:rPr>
               <w:t>%</w:t>
@@ -1264,6 +1840,9 @@
             <w:tcW w:type="dxa" w:w="1514"/>
           </w:tcPr>
           <w:p>
+            <w:pPr>
+              <w:spacing w:before="20" w:after="20"/>
+            </w:pPr>
             <w:r/>
             <w:r>
               <w:rPr>
@@ -1280,6 +1859,9 @@
             <w:tcW w:type="dxa" w:w="1514"/>
           </w:tcPr>
           <w:p>
+            <w:pPr>
+              <w:spacing w:before="20" w:after="20"/>
+            </w:pPr>
             <w:r/>
             <w:r>
               <w:rPr>
@@ -1296,6 +1878,9 @@
             <w:tcW w:type="dxa" w:w="1514"/>
           </w:tcPr>
           <w:p>
+            <w:pPr>
+              <w:spacing w:before="20" w:after="20"/>
+            </w:pPr>
             <w:r/>
             <w:r>
               <w:rPr>
@@ -1312,11 +1897,13 @@
             <w:tcW w:type="dxa" w:w="1514"/>
           </w:tcPr>
           <w:p>
-            <w:r/>
-            <w:r>
-              <w:rPr>
-                <w:rFonts w:ascii="Verdana" w:hAnsi="Verdana"/>
-                <w:b w:val="0"/>
+            <w:pPr>
+              <w:spacing w:before="20" w:after="20"/>
+            </w:pPr>
+            <w:r/>
+            <w:r>
+              <w:rPr>
+                <w:rFonts w:ascii="Verdana" w:hAnsi="Verdana"/>
                 <w:sz w:val="16"/>
               </w:rPr>
               <w:t>%</w:t>
@@ -1328,6 +1915,9 @@
             <w:tcW w:type="dxa" w:w="1514"/>
           </w:tcPr>
           <w:p>
+            <w:pPr>
+              <w:spacing w:before="20" w:after="20"/>
+            </w:pPr>
             <w:r/>
             <w:r>
               <w:rPr>
@@ -1344,6 +1934,9 @@
             <w:tcW w:type="dxa" w:w="1514"/>
           </w:tcPr>
           <w:p>
+            <w:pPr>
+              <w:spacing w:before="20" w:after="20"/>
+            </w:pPr>
             <w:r/>
             <w:r>
               <w:rPr>
@@ -1360,6 +1953,9 @@
             <w:tcW w:type="dxa" w:w="1514"/>
           </w:tcPr>
           <w:p>
+            <w:pPr>
+              <w:spacing w:before="20" w:after="20"/>
+            </w:pPr>
             <w:r/>
             <w:r>
               <w:rPr>
@@ -1380,6 +1976,9 @@
             <w:tcW w:type="dxa" w:w="1514"/>
           </w:tcPr>
           <w:p>
+            <w:pPr>
+              <w:spacing w:before="20" w:after="20"/>
+            </w:pPr>
             <w:r/>
             <w:r>
               <w:rPr>
@@ -1396,6 +1995,9 @@
             <w:tcW w:type="dxa" w:w="1514"/>
           </w:tcPr>
           <w:p>
+            <w:pPr>
+              <w:spacing w:before="20" w:after="20"/>
+            </w:pPr>
             <w:r/>
             <w:r>
               <w:rPr>
@@ -1412,11 +2014,13 @@
             <w:tcW w:type="dxa" w:w="1514"/>
           </w:tcPr>
           <w:p>
-            <w:r/>
-            <w:r>
-              <w:rPr>
-                <w:rFonts w:ascii="Verdana" w:hAnsi="Verdana"/>
-                <w:b w:val="0"/>
+            <w:pPr>
+              <w:spacing w:before="20" w:after="20"/>
+            </w:pPr>
+            <w:r/>
+            <w:r>
+              <w:rPr>
+                <w:rFonts w:ascii="Verdana" w:hAnsi="Verdana"/>
                 <w:sz w:val="16"/>
               </w:rPr>
               <w:t>%</w:t>
@@ -1428,6 +2032,9 @@
             <w:tcW w:type="dxa" w:w="1514"/>
           </w:tcPr>
           <w:p>
+            <w:pPr>
+              <w:spacing w:before="20" w:after="20"/>
+            </w:pPr>
             <w:r/>
             <w:r>
               <w:rPr>
@@ -1444,6 +2051,9 @@
             <w:tcW w:type="dxa" w:w="1514"/>
           </w:tcPr>
           <w:p>
+            <w:pPr>
+              <w:spacing w:before="20" w:after="20"/>
+            </w:pPr>
             <w:r/>
             <w:r>
               <w:rPr>
@@ -1460,6 +2070,9 @@
             <w:tcW w:type="dxa" w:w="1514"/>
           </w:tcPr>
           <w:p>
+            <w:pPr>
+              <w:spacing w:before="20" w:after="20"/>
+            </w:pPr>
             <w:r/>
             <w:r>
               <w:rPr>
@@ -1476,11 +2089,13 @@
             <w:tcW w:type="dxa" w:w="1514"/>
           </w:tcPr>
           <w:p>
-            <w:r/>
-            <w:r>
-              <w:rPr>
-                <w:rFonts w:ascii="Verdana" w:hAnsi="Verdana"/>
-                <w:b w:val="0"/>
+            <w:pPr>
+              <w:spacing w:before="20" w:after="20"/>
+            </w:pPr>
+            <w:r/>
+            <w:r>
+              <w:rPr>
+                <w:rFonts w:ascii="Verdana" w:hAnsi="Verdana"/>
                 <w:sz w:val="16"/>
               </w:rPr>
               <w:t>%</w:t>
@@ -1492,6 +2107,9 @@
             <w:tcW w:type="dxa" w:w="1514"/>
           </w:tcPr>
           <w:p>
+            <w:pPr>
+              <w:spacing w:before="20" w:after="20"/>
+            </w:pPr>
             <w:r/>
             <w:r>
               <w:rPr>
@@ -1508,6 +2126,9 @@
             <w:tcW w:type="dxa" w:w="1514"/>
           </w:tcPr>
           <w:p>
+            <w:pPr>
+              <w:spacing w:before="20" w:after="20"/>
+            </w:pPr>
             <w:r/>
             <w:r>
               <w:rPr>
@@ -1524,6 +2145,9 @@
             <w:tcW w:type="dxa" w:w="1514"/>
           </w:tcPr>
           <w:p>
+            <w:pPr>
+              <w:spacing w:before="20" w:after="20"/>
+            </w:pPr>
             <w:r/>
             <w:r>
               <w:rPr>
@@ -1544,6 +2168,9 @@
             <w:tcW w:type="dxa" w:w="1514"/>
           </w:tcPr>
           <w:p>
+            <w:pPr>
+              <w:spacing w:before="20" w:after="20"/>
+            </w:pPr>
             <w:r/>
             <w:r>
               <w:rPr>
@@ -1560,6 +2187,9 @@
             <w:tcW w:type="dxa" w:w="1514"/>
           </w:tcPr>
           <w:p>
+            <w:pPr>
+              <w:spacing w:before="20" w:after="20"/>
+            </w:pPr>
             <w:r/>
             <w:r>
               <w:rPr>
@@ -1576,11 +2206,13 @@
             <w:tcW w:type="dxa" w:w="1514"/>
           </w:tcPr>
           <w:p>
-            <w:r/>
-            <w:r>
-              <w:rPr>
-                <w:rFonts w:ascii="Verdana" w:hAnsi="Verdana"/>
-                <w:b w:val="0"/>
+            <w:pPr>
+              <w:spacing w:before="20" w:after="20"/>
+            </w:pPr>
+            <w:r/>
+            <w:r>
+              <w:rPr>
+                <w:rFonts w:ascii="Verdana" w:hAnsi="Verdana"/>
                 <w:sz w:val="16"/>
               </w:rPr>
               <w:t>%</w:t>
@@ -1592,6 +2224,9 @@
             <w:tcW w:type="dxa" w:w="1514"/>
           </w:tcPr>
           <w:p>
+            <w:pPr>
+              <w:spacing w:before="20" w:after="20"/>
+            </w:pPr>
             <w:r/>
             <w:r>
               <w:rPr>
@@ -1608,6 +2243,9 @@
             <w:tcW w:type="dxa" w:w="1514"/>
           </w:tcPr>
           <w:p>
+            <w:pPr>
+              <w:spacing w:before="20" w:after="20"/>
+            </w:pPr>
             <w:r/>
             <w:r>
               <w:rPr>
@@ -1624,6 +2262,9 @@
             <w:tcW w:type="dxa" w:w="1514"/>
           </w:tcPr>
           <w:p>
+            <w:pPr>
+              <w:spacing w:before="20" w:after="20"/>
+            </w:pPr>
             <w:r/>
             <w:r>
               <w:rPr>
@@ -1640,11 +2281,13 @@
             <w:tcW w:type="dxa" w:w="1514"/>
           </w:tcPr>
           <w:p>
-            <w:r/>
-            <w:r>
-              <w:rPr>
-                <w:rFonts w:ascii="Verdana" w:hAnsi="Verdana"/>
-                <w:b w:val="0"/>
+            <w:pPr>
+              <w:spacing w:before="20" w:after="20"/>
+            </w:pPr>
+            <w:r/>
+            <w:r>
+              <w:rPr>
+                <w:rFonts w:ascii="Verdana" w:hAnsi="Verdana"/>
                 <w:sz w:val="16"/>
               </w:rPr>
               <w:t>%</w:t>
@@ -1656,6 +2299,9 @@
             <w:tcW w:type="dxa" w:w="1514"/>
           </w:tcPr>
           <w:p>
+            <w:pPr>
+              <w:spacing w:before="20" w:after="20"/>
+            </w:pPr>
             <w:r/>
             <w:r>
               <w:rPr>
@@ -1672,6 +2318,9 @@
             <w:tcW w:type="dxa" w:w="1514"/>
           </w:tcPr>
           <w:p>
+            <w:pPr>
+              <w:spacing w:before="20" w:after="20"/>
+            </w:pPr>
             <w:r/>
             <w:r>
               <w:rPr>
@@ -1688,6 +2337,9 @@
             <w:tcW w:type="dxa" w:w="1514"/>
           </w:tcPr>
           <w:p>
+            <w:pPr>
+              <w:spacing w:before="20" w:after="20"/>
+            </w:pPr>
             <w:r/>
             <w:r>
               <w:rPr>
@@ -1708,6 +2360,9 @@
             <w:tcW w:type="dxa" w:w="1514"/>
           </w:tcPr>
           <w:p>
+            <w:pPr>
+              <w:spacing w:before="20" w:after="20"/>
+            </w:pPr>
             <w:r/>
             <w:r>
               <w:rPr>
@@ -1724,6 +2379,9 @@
             <w:tcW w:type="dxa" w:w="1514"/>
           </w:tcPr>
           <w:p>
+            <w:pPr>
+              <w:spacing w:before="20" w:after="20"/>
+            </w:pPr>
             <w:r/>
             <w:r>
               <w:rPr>
@@ -1740,11 +2398,13 @@
             <w:tcW w:type="dxa" w:w="1514"/>
           </w:tcPr>
           <w:p>
-            <w:r/>
-            <w:r>
-              <w:rPr>
-                <w:rFonts w:ascii="Verdana" w:hAnsi="Verdana"/>
-                <w:b w:val="0"/>
+            <w:pPr>
+              <w:spacing w:before="20" w:after="20"/>
+            </w:pPr>
+            <w:r/>
+            <w:r>
+              <w:rPr>
+                <w:rFonts w:ascii="Verdana" w:hAnsi="Verdana"/>
                 <w:sz w:val="16"/>
               </w:rPr>
               <w:t>%</w:t>
@@ -1756,6 +2416,9 @@
             <w:tcW w:type="dxa" w:w="1514"/>
           </w:tcPr>
           <w:p>
+            <w:pPr>
+              <w:spacing w:before="20" w:after="20"/>
+            </w:pPr>
             <w:r/>
             <w:r>
               <w:rPr>
@@ -1772,6 +2435,9 @@
             <w:tcW w:type="dxa" w:w="1514"/>
           </w:tcPr>
           <w:p>
+            <w:pPr>
+              <w:spacing w:before="20" w:after="20"/>
+            </w:pPr>
             <w:r/>
             <w:r>
               <w:rPr>
@@ -1788,6 +2454,9 @@
             <w:tcW w:type="dxa" w:w="1514"/>
           </w:tcPr>
           <w:p>
+            <w:pPr>
+              <w:spacing w:before="20" w:after="20"/>
+            </w:pPr>
             <w:r/>
             <w:r>
               <w:rPr>
@@ -1804,11 +2473,13 @@
             <w:tcW w:type="dxa" w:w="1514"/>
           </w:tcPr>
           <w:p>
-            <w:r/>
-            <w:r>
-              <w:rPr>
-                <w:rFonts w:ascii="Verdana" w:hAnsi="Verdana"/>
-                <w:b w:val="0"/>
+            <w:pPr>
+              <w:spacing w:before="20" w:after="20"/>
+            </w:pPr>
+            <w:r/>
+            <w:r>
+              <w:rPr>
+                <w:rFonts w:ascii="Verdana" w:hAnsi="Verdana"/>
                 <w:sz w:val="16"/>
               </w:rPr>
               <w:t>%</w:t>
@@ -1820,6 +2491,9 @@
             <w:tcW w:type="dxa" w:w="1514"/>
           </w:tcPr>
           <w:p>
+            <w:pPr>
+              <w:spacing w:before="20" w:after="20"/>
+            </w:pPr>
             <w:r/>
             <w:r>
               <w:rPr>
@@ -1836,6 +2510,9 @@
             <w:tcW w:type="dxa" w:w="1514"/>
           </w:tcPr>
           <w:p>
+            <w:pPr>
+              <w:spacing w:before="20" w:after="20"/>
+            </w:pPr>
             <w:r/>
             <w:r>
               <w:rPr>
@@ -1852,6 +2529,9 @@
             <w:tcW w:type="dxa" w:w="1514"/>
           </w:tcPr>
           <w:p>
+            <w:pPr>
+              <w:spacing w:before="20" w:after="20"/>
+            </w:pPr>
             <w:r/>
             <w:r>
               <w:rPr>
@@ -1872,6 +2552,9 @@
             <w:tcW w:type="dxa" w:w="1514"/>
           </w:tcPr>
           <w:p>
+            <w:pPr>
+              <w:spacing w:before="20" w:after="20"/>
+            </w:pPr>
             <w:r/>
             <w:r>
               <w:rPr>
@@ -1888,6 +2571,9 @@
             <w:tcW w:type="dxa" w:w="1514"/>
           </w:tcPr>
           <w:p>
+            <w:pPr>
+              <w:spacing w:before="20" w:after="20"/>
+            </w:pPr>
             <w:r/>
             <w:r>
               <w:rPr>
@@ -1904,11 +2590,13 @@
             <w:tcW w:type="dxa" w:w="1514"/>
           </w:tcPr>
           <w:p>
-            <w:r/>
-            <w:r>
-              <w:rPr>
-                <w:rFonts w:ascii="Verdana" w:hAnsi="Verdana"/>
-                <w:b w:val="0"/>
+            <w:pPr>
+              <w:spacing w:before="20" w:after="20"/>
+            </w:pPr>
+            <w:r/>
+            <w:r>
+              <w:rPr>
+                <w:rFonts w:ascii="Verdana" w:hAnsi="Verdana"/>
                 <w:sz w:val="16"/>
               </w:rPr>
               <w:t>Tabla de banderines</w:t>
@@ -1920,6 +2608,9 @@
             <w:tcW w:type="dxa" w:w="1514"/>
           </w:tcPr>
           <w:p>
+            <w:pPr>
+              <w:spacing w:before="20" w:after="20"/>
+            </w:pPr>
             <w:r/>
             <w:r>
               <w:rPr>
@@ -1936,6 +2627,9 @@
             <w:tcW w:type="dxa" w:w="1514"/>
           </w:tcPr>
           <w:p>
+            <w:pPr>
+              <w:spacing w:before="20" w:after="20"/>
+            </w:pPr>
             <w:r/>
             <w:r>
               <w:rPr>
@@ -1952,6 +2646,9 @@
             <w:tcW w:type="dxa" w:w="1514"/>
           </w:tcPr>
           <w:p>
+            <w:pPr>
+              <w:spacing w:before="20" w:after="20"/>
+            </w:pPr>
             <w:r/>
             <w:r>
               <w:rPr>
@@ -1968,11 +2665,13 @@
             <w:tcW w:type="dxa" w:w="1514"/>
           </w:tcPr>
           <w:p>
-            <w:r/>
-            <w:r>
-              <w:rPr>
-                <w:rFonts w:ascii="Verdana" w:hAnsi="Verdana"/>
-                <w:b w:val="0"/>
+            <w:pPr>
+              <w:spacing w:before="20" w:after="20"/>
+            </w:pPr>
+            <w:r/>
+            <w:r>
+              <w:rPr>
+                <w:rFonts w:ascii="Verdana" w:hAnsi="Verdana"/>
                 <w:sz w:val="16"/>
               </w:rPr>
               <w:t>Tabla de banderines</w:t>
@@ -1984,6 +2683,9 @@
             <w:tcW w:type="dxa" w:w="1514"/>
           </w:tcPr>
           <w:p>
+            <w:pPr>
+              <w:spacing w:before="20" w:after="20"/>
+            </w:pPr>
             <w:r/>
             <w:r>
               <w:rPr>
@@ -2000,6 +2702,9 @@
             <w:tcW w:type="dxa" w:w="1514"/>
           </w:tcPr>
           <w:p>
+            <w:pPr>
+              <w:spacing w:before="20" w:after="20"/>
+            </w:pPr>
             <w:r/>
             <w:r>
               <w:rPr>
@@ -2016,6 +2721,9 @@
             <w:tcW w:type="dxa" w:w="1514"/>
           </w:tcPr>
           <w:p>
+            <w:pPr>
+              <w:spacing w:before="20" w:after="20"/>
+            </w:pPr>
             <w:r/>
             <w:r>
               <w:rPr>
@@ -2036,6 +2744,9 @@
             <w:tcW w:type="dxa" w:w="1514"/>
           </w:tcPr>
           <w:p>
+            <w:pPr>
+              <w:spacing w:before="20" w:after="20"/>
+            </w:pPr>
             <w:r/>
             <w:r>
               <w:rPr>
@@ -2052,6 +2763,9 @@
             <w:tcW w:type="dxa" w:w="1514"/>
           </w:tcPr>
           <w:p>
+            <w:pPr>
+              <w:spacing w:before="20" w:after="20"/>
+            </w:pPr>
             <w:r/>
             <w:r>
               <w:rPr>
@@ -2068,11 +2782,13 @@
             <w:tcW w:type="dxa" w:w="1514"/>
           </w:tcPr>
           <w:p>
-            <w:r/>
-            <w:r>
-              <w:rPr>
-                <w:rFonts w:ascii="Verdana" w:hAnsi="Verdana"/>
-                <w:b w:val="0"/>
+            <w:pPr>
+              <w:spacing w:before="20" w:after="20"/>
+            </w:pPr>
+            <w:r/>
+            <w:r>
+              <w:rPr>
+                <w:rFonts w:ascii="Verdana" w:hAnsi="Verdana"/>
                 <w:sz w:val="16"/>
               </w:rPr>
               <w:t>Tabla de banderines</w:t>
@@ -2084,6 +2800,9 @@
             <w:tcW w:type="dxa" w:w="1514"/>
           </w:tcPr>
           <w:p>
+            <w:pPr>
+              <w:spacing w:before="20" w:after="20"/>
+            </w:pPr>
             <w:r/>
             <w:r>
               <w:rPr>
@@ -2100,6 +2819,9 @@
             <w:tcW w:type="dxa" w:w="1514"/>
           </w:tcPr>
           <w:p>
+            <w:pPr>
+              <w:spacing w:before="20" w:after="20"/>
+            </w:pPr>
             <w:r/>
             <w:r>
               <w:rPr>
@@ -2116,6 +2838,9 @@
             <w:tcW w:type="dxa" w:w="1514"/>
           </w:tcPr>
           <w:p>
+            <w:pPr>
+              <w:spacing w:before="20" w:after="20"/>
+            </w:pPr>
             <w:r/>
             <w:r>
               <w:rPr>
@@ -2132,11 +2857,13 @@
             <w:tcW w:type="dxa" w:w="1514"/>
           </w:tcPr>
           <w:p>
-            <w:r/>
-            <w:r>
-              <w:rPr>
-                <w:rFonts w:ascii="Verdana" w:hAnsi="Verdana"/>
-                <w:b w:val="0"/>
+            <w:pPr>
+              <w:spacing w:before="20" w:after="20"/>
+            </w:pPr>
+            <w:r/>
+            <w:r>
+              <w:rPr>
+                <w:rFonts w:ascii="Verdana" w:hAnsi="Verdana"/>
                 <w:sz w:val="16"/>
               </w:rPr>
               <w:t>Tabla de banderines</w:t>
@@ -2148,6 +2875,9 @@
             <w:tcW w:type="dxa" w:w="1514"/>
           </w:tcPr>
           <w:p>
+            <w:pPr>
+              <w:spacing w:before="20" w:after="20"/>
+            </w:pPr>
             <w:r/>
             <w:r>
               <w:rPr>
@@ -2164,6 +2894,9 @@
             <w:tcW w:type="dxa" w:w="1514"/>
           </w:tcPr>
           <w:p>
+            <w:pPr>
+              <w:spacing w:before="20" w:after="20"/>
+            </w:pPr>
             <w:r/>
             <w:r>
               <w:rPr>
@@ -2180,6 +2913,9 @@
             <w:tcW w:type="dxa" w:w="1514"/>
           </w:tcPr>
           <w:p>
+            <w:pPr>
+              <w:spacing w:before="20" w:after="20"/>
+            </w:pPr>
             <w:r/>
             <w:r>
               <w:rPr>
@@ -2200,6 +2936,9 @@
             <w:tcW w:type="dxa" w:w="1514"/>
           </w:tcPr>
           <w:p>
+            <w:pPr>
+              <w:spacing w:before="20" w:after="20"/>
+            </w:pPr>
             <w:r/>
             <w:r>
               <w:rPr>
@@ -2216,6 +2955,9 @@
             <w:tcW w:type="dxa" w:w="1514"/>
           </w:tcPr>
           <w:p>
+            <w:pPr>
+              <w:spacing w:before="20" w:after="20"/>
+            </w:pPr>
             <w:r/>
             <w:r>
               <w:rPr>
@@ -2232,11 +2974,13 @@
             <w:tcW w:type="dxa" w:w="1514"/>
           </w:tcPr>
           <w:p>
-            <w:r/>
-            <w:r>
-              <w:rPr>
-                <w:rFonts w:ascii="Verdana" w:hAnsi="Verdana"/>
-                <w:b w:val="0"/>
+            <w:pPr>
+              <w:spacing w:before="20" w:after="20"/>
+            </w:pPr>
+            <w:r/>
+            <w:r>
+              <w:rPr>
+                <w:rFonts w:ascii="Verdana" w:hAnsi="Verdana"/>
                 <w:sz w:val="16"/>
               </w:rPr>
               <w:t>Tabla de cifrado</w:t>
@@ -2248,6 +2992,9 @@
             <w:tcW w:type="dxa" w:w="1514"/>
           </w:tcPr>
           <w:p>
+            <w:pPr>
+              <w:spacing w:before="20" w:after="20"/>
+            </w:pPr>
             <w:r/>
             <w:r>
               <w:rPr>
@@ -2264,6 +3011,9 @@
             <w:tcW w:type="dxa" w:w="1514"/>
           </w:tcPr>
           <w:p>
+            <w:pPr>
+              <w:spacing w:before="20" w:after="20"/>
+            </w:pPr>
             <w:r/>
             <w:r>
               <w:rPr>
@@ -2280,6 +3030,9 @@
             <w:tcW w:type="dxa" w:w="1514"/>
           </w:tcPr>
           <w:p>
+            <w:pPr>
+              <w:spacing w:before="20" w:after="20"/>
+            </w:pPr>
             <w:r/>
             <w:r>
               <w:rPr>
@@ -2296,11 +3049,13 @@
             <w:tcW w:type="dxa" w:w="1514"/>
           </w:tcPr>
           <w:p>
-            <w:r/>
-            <w:r>
-              <w:rPr>
-                <w:rFonts w:ascii="Verdana" w:hAnsi="Verdana"/>
-                <w:b w:val="0"/>
+            <w:pPr>
+              <w:spacing w:before="20" w:after="20"/>
+            </w:pPr>
+            <w:r/>
+            <w:r>
+              <w:rPr>
+                <w:rFonts w:ascii="Verdana" w:hAnsi="Verdana"/>
                 <w:sz w:val="16"/>
               </w:rPr>
               <w:t>Tabla de cifrado</w:t>
@@ -2312,6 +3067,9 @@
             <w:tcW w:type="dxa" w:w="1514"/>
           </w:tcPr>
           <w:p>
+            <w:pPr>
+              <w:spacing w:before="20" w:after="20"/>
+            </w:pPr>
             <w:r/>
             <w:r>
               <w:rPr>
@@ -2328,6 +3086,9 @@
             <w:tcW w:type="dxa" w:w="1514"/>
           </w:tcPr>
           <w:p>
+            <w:pPr>
+              <w:spacing w:before="20" w:after="20"/>
+            </w:pPr>
             <w:r/>
             <w:r>
               <w:rPr>
@@ -2344,6 +3105,9 @@
             <w:tcW w:type="dxa" w:w="1514"/>
           </w:tcPr>
           <w:p>
+            <w:pPr>
+              <w:spacing w:before="20" w:after="20"/>
+            </w:pPr>
             <w:r/>
             <w:r>
               <w:rPr>
@@ -2364,6 +3128,9 @@
             <w:tcW w:type="dxa" w:w="1514"/>
           </w:tcPr>
           <w:p>
+            <w:pPr>
+              <w:spacing w:before="20" w:after="20"/>
+            </w:pPr>
             <w:r/>
             <w:r>
               <w:rPr>
@@ -2380,6 +3147,9 @@
             <w:tcW w:type="dxa" w:w="1514"/>
           </w:tcPr>
           <w:p>
+            <w:pPr>
+              <w:spacing w:before="20" w:after="20"/>
+            </w:pPr>
             <w:r/>
             <w:r>
               <w:rPr>
@@ -2396,11 +3166,13 @@
             <w:tcW w:type="dxa" w:w="1514"/>
           </w:tcPr>
           <w:p>
-            <w:r/>
-            <w:r>
-              <w:rPr>
-                <w:rFonts w:ascii="Verdana" w:hAnsi="Verdana"/>
-                <w:b w:val="0"/>
+            <w:pPr>
+              <w:spacing w:before="20" w:after="20"/>
+            </w:pPr>
+            <w:r/>
+            <w:r>
+              <w:rPr>
+                <w:rFonts w:ascii="Verdana" w:hAnsi="Verdana"/>
                 <w:sz w:val="16"/>
               </w:rPr>
               <w:t>m</w:t>
@@ -2412,6 +3184,9 @@
             <w:tcW w:type="dxa" w:w="1514"/>
           </w:tcPr>
           <w:p>
+            <w:pPr>
+              <w:spacing w:before="20" w:after="20"/>
+            </w:pPr>
             <w:r/>
             <w:r>
               <w:rPr>
@@ -2428,6 +3203,9 @@
             <w:tcW w:type="dxa" w:w="1514"/>
           </w:tcPr>
           <w:p>
+            <w:pPr>
+              <w:spacing w:before="20" w:after="20"/>
+            </w:pPr>
             <w:r/>
             <w:r>
               <w:rPr>
@@ -2444,6 +3222,9 @@
             <w:tcW w:type="dxa" w:w="1514"/>
           </w:tcPr>
           <w:p>
+            <w:pPr>
+              <w:spacing w:before="20" w:after="20"/>
+            </w:pPr>
             <w:r/>
             <w:r>
               <w:rPr>
@@ -2460,11 +3241,13 @@
             <w:tcW w:type="dxa" w:w="1514"/>
           </w:tcPr>
           <w:p>
-            <w:r/>
-            <w:r>
-              <w:rPr>
-                <w:rFonts w:ascii="Verdana" w:hAnsi="Verdana"/>
-                <w:b w:val="0"/>
+            <w:pPr>
+              <w:spacing w:before="20" w:after="20"/>
+            </w:pPr>
+            <w:r/>
+            <w:r>
+              <w:rPr>
+                <w:rFonts w:ascii="Verdana" w:hAnsi="Verdana"/>
                 <w:sz w:val="16"/>
               </w:rPr>
               <w:t>m</w:t>
@@ -2476,6 +3259,9 @@
             <w:tcW w:type="dxa" w:w="1514"/>
           </w:tcPr>
           <w:p>
+            <w:pPr>
+              <w:spacing w:before="20" w:after="20"/>
+            </w:pPr>
             <w:r/>
             <w:r>
               <w:rPr>
@@ -2492,6 +3278,9 @@
             <w:tcW w:type="dxa" w:w="1514"/>
           </w:tcPr>
           <w:p>
+            <w:pPr>
+              <w:spacing w:before="20" w:after="20"/>
+            </w:pPr>
             <w:r/>
             <w:r>
               <w:rPr>
@@ -2508,6 +3297,9 @@
             <w:tcW w:type="dxa" w:w="1514"/>
           </w:tcPr>
           <w:p>
+            <w:pPr>
+              <w:spacing w:before="20" w:after="20"/>
+            </w:pPr>
             <w:r/>
             <w:r>
               <w:rPr>
@@ -2528,6 +3320,9 @@
             <w:tcW w:type="dxa" w:w="1514"/>
           </w:tcPr>
           <w:p>
+            <w:pPr>
+              <w:spacing w:before="20" w:after="20"/>
+            </w:pPr>
             <w:r/>
             <w:r>
               <w:rPr>
@@ -2544,6 +3339,9 @@
             <w:tcW w:type="dxa" w:w="1514"/>
           </w:tcPr>
           <w:p>
+            <w:pPr>
+              <w:spacing w:before="20" w:after="20"/>
+            </w:pPr>
             <w:r/>
             <w:r>
               <w:rPr>
@@ -2560,11 +3358,13 @@
             <w:tcW w:type="dxa" w:w="1514"/>
           </w:tcPr>
           <w:p>
-            <w:r/>
-            <w:r>
-              <w:rPr>
-                <w:rFonts w:ascii="Verdana" w:hAnsi="Verdana"/>
-                <w:b w:val="0"/>
+            <w:pPr>
+              <w:spacing w:before="20" w:after="20"/>
+            </w:pPr>
+            <w:r/>
+            <w:r>
+              <w:rPr>
+                <w:rFonts w:ascii="Verdana" w:hAnsi="Verdana"/>
                 <w:sz w:val="16"/>
               </w:rPr>
               <w:t>Numérica</w:t>
@@ -2576,6 +3376,9 @@
             <w:tcW w:type="dxa" w:w="1514"/>
           </w:tcPr>
           <w:p>
+            <w:pPr>
+              <w:spacing w:before="20" w:after="20"/>
+            </w:pPr>
             <w:r/>
             <w:r>
               <w:rPr>
@@ -2592,6 +3395,9 @@
             <w:tcW w:type="dxa" w:w="1514"/>
           </w:tcPr>
           <w:p>
+            <w:pPr>
+              <w:spacing w:before="20" w:after="20"/>
+            </w:pPr>
             <w:r/>
             <w:r>
               <w:rPr>
@@ -2608,6 +3414,9 @@
             <w:tcW w:type="dxa" w:w="1514"/>
           </w:tcPr>
           <w:p>
+            <w:pPr>
+              <w:spacing w:before="20" w:after="20"/>
+            </w:pPr>
             <w:r/>
             <w:r>
               <w:rPr>
@@ -2624,11 +3433,13 @@
             <w:tcW w:type="dxa" w:w="1514"/>
           </w:tcPr>
           <w:p>
-            <w:r/>
-            <w:r>
-              <w:rPr>
-                <w:rFonts w:ascii="Verdana" w:hAnsi="Verdana"/>
-                <w:b w:val="0"/>
+            <w:pPr>
+              <w:spacing w:before="20" w:after="20"/>
+            </w:pPr>
+            <w:r/>
+            <w:r>
+              <w:rPr>
+                <w:rFonts w:ascii="Verdana" w:hAnsi="Verdana"/>
                 <w:sz w:val="16"/>
               </w:rPr>
               <w:t>Numérica</w:t>
@@ -2640,6 +3451,9 @@
             <w:tcW w:type="dxa" w:w="1514"/>
           </w:tcPr>
           <w:p>
+            <w:pPr>
+              <w:spacing w:before="20" w:after="20"/>
+            </w:pPr>
             <w:r/>
             <w:r>
               <w:rPr>
@@ -2656,6 +3470,9 @@
             <w:tcW w:type="dxa" w:w="1514"/>
           </w:tcPr>
           <w:p>
+            <w:pPr>
+              <w:spacing w:before="20" w:after="20"/>
+            </w:pPr>
             <w:r/>
             <w:r>
               <w:rPr>
@@ -2672,6 +3489,9 @@
             <w:tcW w:type="dxa" w:w="1514"/>
           </w:tcPr>
           <w:p>
+            <w:pPr>
+              <w:spacing w:before="20" w:after="20"/>
+            </w:pPr>
             <w:r/>
             <w:r>
               <w:rPr>
@@ -2692,6 +3512,9 @@
             <w:tcW w:type="dxa" w:w="1514"/>
           </w:tcPr>
           <w:p>
+            <w:pPr>
+              <w:spacing w:before="20" w:after="20"/>
+            </w:pPr>
             <w:r/>
             <w:r>
               <w:rPr>
@@ -2708,6 +3531,9 @@
             <w:tcW w:type="dxa" w:w="1514"/>
           </w:tcPr>
           <w:p>
+            <w:pPr>
+              <w:spacing w:before="20" w:after="20"/>
+            </w:pPr>
             <w:r/>
             <w:r>
               <w:rPr>
@@ -2724,11 +3550,13 @@
             <w:tcW w:type="dxa" w:w="1514"/>
           </w:tcPr>
           <w:p>
-            <w:r/>
-            <w:r>
-              <w:rPr>
-                <w:rFonts w:ascii="Verdana" w:hAnsi="Verdana"/>
-                <w:b w:val="0"/>
+            <w:pPr>
+              <w:spacing w:before="20" w:after="20"/>
+            </w:pPr>
+            <w:r/>
+            <w:r>
+              <w:rPr>
+                <w:rFonts w:ascii="Verdana" w:hAnsi="Verdana"/>
                 <w:sz w:val="16"/>
               </w:rPr>
               <w:t>Numérica</w:t>
@@ -2740,6 +3568,9 @@
             <w:tcW w:type="dxa" w:w="1514"/>
           </w:tcPr>
           <w:p>
+            <w:pPr>
+              <w:spacing w:before="20" w:after="20"/>
+            </w:pPr>
             <w:r/>
             <w:r>
               <w:rPr>
@@ -2756,6 +3587,9 @@
             <w:tcW w:type="dxa" w:w="1514"/>
           </w:tcPr>
           <w:p>
+            <w:pPr>
+              <w:spacing w:before="20" w:after="20"/>
+            </w:pPr>
             <w:r/>
             <w:r>
               <w:rPr>
@@ -2772,6 +3606,9 @@
             <w:tcW w:type="dxa" w:w="1514"/>
           </w:tcPr>
           <w:p>
+            <w:pPr>
+              <w:spacing w:before="20" w:after="20"/>
+            </w:pPr>
             <w:r/>
             <w:r>
               <w:rPr>
@@ -2788,11 +3625,13 @@
             <w:tcW w:type="dxa" w:w="1514"/>
           </w:tcPr>
           <w:p>
-            <w:r/>
-            <w:r>
-              <w:rPr>
-                <w:rFonts w:ascii="Verdana" w:hAnsi="Verdana"/>
-                <w:b w:val="0"/>
+            <w:pPr>
+              <w:spacing w:before="20" w:after="20"/>
+            </w:pPr>
+            <w:r/>
+            <w:r>
+              <w:rPr>
+                <w:rFonts w:ascii="Verdana" w:hAnsi="Verdana"/>
                 <w:sz w:val="16"/>
               </w:rPr>
               <w:t>Numérica</w:t>
@@ -2804,6 +3643,9 @@
             <w:tcW w:type="dxa" w:w="1514"/>
           </w:tcPr>
           <w:p>
+            <w:pPr>
+              <w:spacing w:before="20" w:after="20"/>
+            </w:pPr>
             <w:r/>
             <w:r>
               <w:rPr>
@@ -2820,6 +3662,9 @@
             <w:tcW w:type="dxa" w:w="1514"/>
           </w:tcPr>
           <w:p>
+            <w:pPr>
+              <w:spacing w:before="20" w:after="20"/>
+            </w:pPr>
             <w:r/>
             <w:r>
               <w:rPr>
@@ -2836,6 +3681,9 @@
             <w:tcW w:type="dxa" w:w="1514"/>
           </w:tcPr>
           <w:p>
+            <w:pPr>
+              <w:spacing w:before="20" w:after="20"/>
+            </w:pPr>
             <w:r/>
             <w:r>
               <w:rPr>
@@ -2856,6 +3704,9 @@
             <w:tcW w:type="dxa" w:w="1514"/>
           </w:tcPr>
           <w:p>
+            <w:pPr>
+              <w:spacing w:before="20" w:after="20"/>
+            </w:pPr>
             <w:r/>
             <w:r>
               <w:rPr>
@@ -2872,6 +3723,9 @@
             <w:tcW w:type="dxa" w:w="1514"/>
           </w:tcPr>
           <w:p>
+            <w:pPr>
+              <w:spacing w:before="20" w:after="20"/>
+            </w:pPr>
             <w:r/>
             <w:r>
               <w:rPr>
@@ -2888,11 +3742,13 @@
             <w:tcW w:type="dxa" w:w="1514"/>
           </w:tcPr>
           <w:p>
-            <w:r/>
-            <w:r>
-              <w:rPr>
-                <w:rFonts w:ascii="Verdana" w:hAnsi="Verdana"/>
-                <w:b w:val="0"/>
+            <w:pPr>
+              <w:spacing w:before="20" w:after="20"/>
+            </w:pPr>
+            <w:r/>
+            <w:r>
+              <w:rPr>
+                <w:rFonts w:ascii="Verdana" w:hAnsi="Verdana"/>
                 <w:sz w:val="16"/>
               </w:rPr>
               <w:t>Numérica</w:t>
@@ -2904,6 +3760,9 @@
             <w:tcW w:type="dxa" w:w="1514"/>
           </w:tcPr>
           <w:p>
+            <w:pPr>
+              <w:spacing w:before="20" w:after="20"/>
+            </w:pPr>
             <w:r/>
             <w:r>
               <w:rPr>
@@ -2920,6 +3779,9 @@
             <w:tcW w:type="dxa" w:w="1514"/>
           </w:tcPr>
           <w:p>
+            <w:pPr>
+              <w:spacing w:before="20" w:after="20"/>
+            </w:pPr>
             <w:r/>
             <w:r>
               <w:rPr>
@@ -2936,6 +3798,9 @@
             <w:tcW w:type="dxa" w:w="1514"/>
           </w:tcPr>
           <w:p>
+            <w:pPr>
+              <w:spacing w:before="20" w:after="20"/>
+            </w:pPr>
             <w:r/>
             <w:r>
               <w:rPr>
@@ -2952,11 +3817,13 @@
             <w:tcW w:type="dxa" w:w="1514"/>
           </w:tcPr>
           <w:p>
-            <w:r/>
-            <w:r>
-              <w:rPr>
-                <w:rFonts w:ascii="Verdana" w:hAnsi="Verdana"/>
-                <w:b w:val="0"/>
+            <w:pPr>
+              <w:spacing w:before="20" w:after="20"/>
+            </w:pPr>
+            <w:r/>
+            <w:r>
+              <w:rPr>
+                <w:rFonts w:ascii="Verdana" w:hAnsi="Verdana"/>
                 <w:sz w:val="16"/>
               </w:rPr>
               <w:t>Numérica</w:t>
@@ -2968,6 +3835,9 @@
             <w:tcW w:type="dxa" w:w="1514"/>
           </w:tcPr>
           <w:p>
+            <w:pPr>
+              <w:spacing w:before="20" w:after="20"/>
+            </w:pPr>
             <w:r/>
             <w:r>
               <w:rPr>
@@ -2984,6 +3854,9 @@
             <w:tcW w:type="dxa" w:w="1514"/>
           </w:tcPr>
           <w:p>
+            <w:pPr>
+              <w:spacing w:before="20" w:after="20"/>
+            </w:pPr>
             <w:r/>
             <w:r>
               <w:rPr>
@@ -3000,6 +3873,9 @@
             <w:tcW w:type="dxa" w:w="1514"/>
           </w:tcPr>
           <w:p>
+            <w:pPr>
+              <w:spacing w:before="20" w:after="20"/>
+            </w:pPr>
             <w:r/>
             <w:r>
               <w:rPr>
@@ -3020,6 +3896,9 @@
             <w:tcW w:type="dxa" w:w="1514"/>
           </w:tcPr>
           <w:p>
+            <w:pPr>
+              <w:spacing w:before="20" w:after="20"/>
+            </w:pPr>
             <w:r/>
             <w:r>
               <w:rPr>
@@ -3036,6 +3915,9 @@
             <w:tcW w:type="dxa" w:w="1514"/>
           </w:tcPr>
           <w:p>
+            <w:pPr>
+              <w:spacing w:before="20" w:after="20"/>
+            </w:pPr>
             <w:r/>
             <w:r>
               <w:rPr>
@@ -3052,11 +3934,13 @@
             <w:tcW w:type="dxa" w:w="1514"/>
           </w:tcPr>
           <w:p>
-            <w:r/>
-            <w:r>
-              <w:rPr>
-                <w:rFonts w:ascii="Verdana" w:hAnsi="Verdana"/>
-                <w:b w:val="0"/>
+            <w:pPr>
+              <w:spacing w:before="20" w:after="20"/>
+            </w:pPr>
+            <w:r/>
+            <w:r>
+              <w:rPr>
+                <w:rFonts w:ascii="Verdana" w:hAnsi="Verdana"/>
                 <w:sz w:val="16"/>
               </w:rPr>
               <w:t>W m² sr⁻¹ m</w:t>
@@ -3068,6 +3952,9 @@
             <w:tcW w:type="dxa" w:w="1514"/>
           </w:tcPr>
           <w:p>
+            <w:pPr>
+              <w:spacing w:before="20" w:after="20"/>
+            </w:pPr>
             <w:r/>
             <w:r>
               <w:rPr>
@@ -3084,6 +3971,9 @@
             <w:tcW w:type="dxa" w:w="1514"/>
           </w:tcPr>
           <w:p>
+            <w:pPr>
+              <w:spacing w:before="20" w:after="20"/>
+            </w:pPr>
             <w:r/>
             <w:r>
               <w:rPr>
@@ -3100,6 +3990,9 @@
             <w:tcW w:type="dxa" w:w="1514"/>
           </w:tcPr>
           <w:p>
+            <w:pPr>
+              <w:spacing w:before="20" w:after="20"/>
+            </w:pPr>
             <w:r/>
             <w:r>
               <w:rPr>
@@ -3116,11 +4009,13 @@
             <w:tcW w:type="dxa" w:w="1514"/>
           </w:tcPr>
           <w:p>
-            <w:r/>
-            <w:r>
-              <w:rPr>
-                <w:rFonts w:ascii="Verdana" w:hAnsi="Verdana"/>
-                <w:b w:val="0"/>
+            <w:pPr>
+              <w:spacing w:before="20" w:after="20"/>
+            </w:pPr>
+            <w:r/>
+            <w:r>
+              <w:rPr>
+                <w:rFonts w:ascii="Verdana" w:hAnsi="Verdana"/>
                 <w:sz w:val="16"/>
               </w:rPr>
               <w:t>W m² sr⁻¹ m</w:t>
@@ -3132,6 +4027,9 @@
             <w:tcW w:type="dxa" w:w="1514"/>
           </w:tcPr>
           <w:p>
+            <w:pPr>
+              <w:spacing w:before="20" w:after="20"/>
+            </w:pPr>
             <w:r/>
             <w:r>
               <w:rPr>
@@ -3148,6 +4046,9 @@
             <w:tcW w:type="dxa" w:w="1514"/>
           </w:tcPr>
           <w:p>
+            <w:pPr>
+              <w:spacing w:before="20" w:after="20"/>
+            </w:pPr>
             <w:r/>
             <w:r>
               <w:rPr>
@@ -3164,6 +4065,9 @@
             <w:tcW w:type="dxa" w:w="1514"/>
           </w:tcPr>
           <w:p>
+            <w:pPr>
+              <w:spacing w:before="20" w:after="20"/>
+            </w:pPr>
             <w:r/>
             <w:r>
               <w:rPr>
@@ -3184,6 +4088,9 @@
             <w:tcW w:type="dxa" w:w="1514"/>
           </w:tcPr>
           <w:p>
+            <w:pPr>
+              <w:spacing w:before="20" w:after="20"/>
+            </w:pPr>
             <w:r/>
             <w:r>
               <w:rPr>
@@ -3200,6 +4107,9 @@
             <w:tcW w:type="dxa" w:w="1514"/>
           </w:tcPr>
           <w:p>
+            <w:pPr>
+              <w:spacing w:before="20" w:after="20"/>
+            </w:pPr>
             <w:r/>
             <w:r>
               <w:rPr>
@@ -3216,11 +4126,13 @@
             <w:tcW w:type="dxa" w:w="1514"/>
           </w:tcPr>
           <w:p>
-            <w:r/>
-            <w:r>
-              <w:rPr>
-                <w:rFonts w:ascii="Verdana" w:hAnsi="Verdana"/>
-                <w:b w:val="0"/>
+            <w:pPr>
+              <w:spacing w:before="20" w:after="20"/>
+            </w:pPr>
+            <w:r/>
+            <w:r>
+              <w:rPr>
+                <w:rFonts w:ascii="Verdana" w:hAnsi="Verdana"/>
                 <w:sz w:val="16"/>
               </w:rPr>
               <w:t>W m² sr⁻¹ m</w:t>
@@ -3232,6 +4144,9 @@
             <w:tcW w:type="dxa" w:w="1514"/>
           </w:tcPr>
           <w:p>
+            <w:pPr>
+              <w:spacing w:before="20" w:after="20"/>
+            </w:pPr>
             <w:r/>
             <w:r>
               <w:rPr>
@@ -3248,6 +4163,9 @@
             <w:tcW w:type="dxa" w:w="1514"/>
           </w:tcPr>
           <w:p>
+            <w:pPr>
+              <w:spacing w:before="20" w:after="20"/>
+            </w:pPr>
             <w:r/>
             <w:r>
               <w:rPr>
@@ -3264,6 +4182,9 @@
             <w:tcW w:type="dxa" w:w="1514"/>
           </w:tcPr>
           <w:p>
+            <w:pPr>
+              <w:spacing w:before="20" w:after="20"/>
+            </w:pPr>
             <w:r/>
             <w:r>
               <w:rPr>
@@ -3280,11 +4201,13 @@
             <w:tcW w:type="dxa" w:w="1514"/>
           </w:tcPr>
           <w:p>
-            <w:r/>
-            <w:r>
-              <w:rPr>
-                <w:rFonts w:ascii="Verdana" w:hAnsi="Verdana"/>
-                <w:b w:val="0"/>
+            <w:pPr>
+              <w:spacing w:before="20" w:after="20"/>
+            </w:pPr>
+            <w:r/>
+            <w:r>
+              <w:rPr>
+                <w:rFonts w:ascii="Verdana" w:hAnsi="Verdana"/>
                 <w:sz w:val="16"/>
               </w:rPr>
               <w:t>W m² sr⁻¹ m</w:t>
@@ -3296,6 +4219,9 @@
             <w:tcW w:type="dxa" w:w="1514"/>
           </w:tcPr>
           <w:p>
+            <w:pPr>
+              <w:spacing w:before="20" w:after="20"/>
+            </w:pPr>
             <w:r/>
             <w:r>
               <w:rPr>
@@ -3312,6 +4238,9 @@
             <w:tcW w:type="dxa" w:w="1514"/>
           </w:tcPr>
           <w:p>
+            <w:pPr>
+              <w:spacing w:before="20" w:after="20"/>
+            </w:pPr>
             <w:r/>
             <w:r>
               <w:rPr>
@@ -3328,6 +4257,9 @@
             <w:tcW w:type="dxa" w:w="1514"/>
           </w:tcPr>
           <w:p>
+            <w:pPr>
+              <w:spacing w:before="20" w:after="20"/>
+            </w:pPr>
             <w:r/>
             <w:r>
               <w:rPr>
@@ -3348,6 +4280,9 @@
             <w:tcW w:type="dxa" w:w="1514"/>
           </w:tcPr>
           <w:p>
+            <w:pPr>
+              <w:spacing w:before="20" w:after="20"/>
+            </w:pPr>
             <w:r/>
             <w:r>
               <w:rPr>
@@ -3364,6 +4299,9 @@
             <w:tcW w:type="dxa" w:w="1514"/>
           </w:tcPr>
           <w:p>
+            <w:pPr>
+              <w:spacing w:before="20" w:after="20"/>
+            </w:pPr>
             <w:r/>
             <w:r>
               <w:rPr>
@@ -3380,11 +4318,13 @@
             <w:tcW w:type="dxa" w:w="1514"/>
           </w:tcPr>
           <w:p>
-            <w:r/>
-            <w:r>
-              <w:rPr>
-                <w:rFonts w:ascii="Verdana" w:hAnsi="Verdana"/>
-                <w:b w:val="0"/>
+            <w:pPr>
+              <w:spacing w:before="20" w:after="20"/>
+            </w:pPr>
+            <w:r/>
+            <w:r>
+              <w:rPr>
+                <w:rFonts w:ascii="Verdana" w:hAnsi="Verdana"/>
                 <w:sz w:val="16"/>
               </w:rPr>
               <w:t>Tabla de banderines</w:t>
@@ -3396,6 +4336,9 @@
             <w:tcW w:type="dxa" w:w="1514"/>
           </w:tcPr>
           <w:p>
+            <w:pPr>
+              <w:spacing w:before="20" w:after="20"/>
+            </w:pPr>
             <w:r/>
             <w:r>
               <w:rPr>
@@ -3412,6 +4355,9 @@
             <w:tcW w:type="dxa" w:w="1514"/>
           </w:tcPr>
           <w:p>
+            <w:pPr>
+              <w:spacing w:before="20" w:after="20"/>
+            </w:pPr>
             <w:r/>
             <w:r>
               <w:rPr>
@@ -3428,6 +4374,9 @@
             <w:tcW w:type="dxa" w:w="1514"/>
           </w:tcPr>
           <w:p>
+            <w:pPr>
+              <w:spacing w:before="20" w:after="20"/>
+            </w:pPr>
             <w:r/>
             <w:r>
               <w:rPr>
@@ -3444,11 +4393,13 @@
             <w:tcW w:type="dxa" w:w="1514"/>
           </w:tcPr>
           <w:p>
-            <w:r/>
-            <w:r>
-              <w:rPr>
-                <w:rFonts w:ascii="Verdana" w:hAnsi="Verdana"/>
-                <w:b w:val="0"/>
+            <w:pPr>
+              <w:spacing w:before="20" w:after="20"/>
+            </w:pPr>
+            <w:r/>
+            <w:r>
+              <w:rPr>
+                <w:rFonts w:ascii="Verdana" w:hAnsi="Verdana"/>
                 <w:sz w:val="16"/>
               </w:rPr>
               <w:t>Tabla de banderines</w:t>
@@ -3460,6 +4411,9 @@
             <w:tcW w:type="dxa" w:w="1514"/>
           </w:tcPr>
           <w:p>
+            <w:pPr>
+              <w:spacing w:before="20" w:after="20"/>
+            </w:pPr>
             <w:r/>
             <w:r>
               <w:rPr>
@@ -3476,6 +4430,9 @@
             <w:tcW w:type="dxa" w:w="1514"/>
           </w:tcPr>
           <w:p>
+            <w:pPr>
+              <w:spacing w:before="20" w:after="20"/>
+            </w:pPr>
             <w:r/>
             <w:r>
               <w:rPr>
@@ -3492,6 +4449,9 @@
             <w:tcW w:type="dxa" w:w="1514"/>
           </w:tcPr>
           <w:p>
+            <w:pPr>
+              <w:spacing w:before="20" w:after="20"/>
+            </w:pPr>
             <w:r/>
             <w:r>
               <w:rPr>
@@ -3512,6 +4472,9 @@
             <w:tcW w:type="dxa" w:w="1514"/>
           </w:tcPr>
           <w:p>
+            <w:pPr>
+              <w:spacing w:before="20" w:after="20"/>
+            </w:pPr>
             <w:r/>
             <w:r>
               <w:rPr>
@@ -3528,6 +4491,9 @@
             <w:tcW w:type="dxa" w:w="1514"/>
           </w:tcPr>
           <w:p>
+            <w:pPr>
+              <w:spacing w:before="20" w:after="20"/>
+            </w:pPr>
             <w:r/>
             <w:r>
               <w:rPr>
@@ -3544,11 +4510,13 @@
             <w:tcW w:type="dxa" w:w="1514"/>
           </w:tcPr>
           <w:p>
-            <w:r/>
-            <w:r>
-              <w:rPr>
-                <w:rFonts w:ascii="Verdana" w:hAnsi="Verdana"/>
-                <w:b w:val="0"/>
+            <w:pPr>
+              <w:spacing w:before="20" w:after="20"/>
+            </w:pPr>
+            <w:r/>
+            <w:r>
+              <w:rPr>
+                <w:rFonts w:ascii="Verdana" w:hAnsi="Verdana"/>
                 <w:sz w:val="16"/>
               </w:rPr>
               <w:t>%</w:t>
@@ -3560,6 +4528,9 @@
             <w:tcW w:type="dxa" w:w="1514"/>
           </w:tcPr>
           <w:p>
+            <w:pPr>
+              <w:spacing w:before="20" w:after="20"/>
+            </w:pPr>
             <w:r/>
             <w:r>
               <w:rPr>
@@ -3576,6 +4547,9 @@
             <w:tcW w:type="dxa" w:w="1514"/>
           </w:tcPr>
           <w:p>
+            <w:pPr>
+              <w:spacing w:before="20" w:after="20"/>
+            </w:pPr>
             <w:r/>
             <w:r>
               <w:rPr>
@@ -3592,6 +4566,9 @@
             <w:tcW w:type="dxa" w:w="1514"/>
           </w:tcPr>
           <w:p>
+            <w:pPr>
+              <w:spacing w:before="20" w:after="20"/>
+            </w:pPr>
             <w:r/>
             <w:r>
               <w:rPr>
@@ -3608,11 +4585,13 @@
             <w:tcW w:type="dxa" w:w="1514"/>
           </w:tcPr>
           <w:p>
-            <w:r/>
-            <w:r>
-              <w:rPr>
-                <w:rFonts w:ascii="Verdana" w:hAnsi="Verdana"/>
-                <w:b w:val="0"/>
+            <w:pPr>
+              <w:spacing w:before="20" w:after="20"/>
+            </w:pPr>
+            <w:r/>
+            <w:r>
+              <w:rPr>
+                <w:rFonts w:ascii="Verdana" w:hAnsi="Verdana"/>
                 <w:sz w:val="16"/>
               </w:rPr>
               <w:t>%</w:t>
@@ -3624,6 +4603,9 @@
             <w:tcW w:type="dxa" w:w="1514"/>
           </w:tcPr>
           <w:p>
+            <w:pPr>
+              <w:spacing w:before="20" w:after="20"/>
+            </w:pPr>
             <w:r/>
             <w:r>
               <w:rPr>
@@ -3640,6 +4622,9 @@
             <w:tcW w:type="dxa" w:w="1514"/>
           </w:tcPr>
           <w:p>
+            <w:pPr>
+              <w:spacing w:before="20" w:after="20"/>
+            </w:pPr>
             <w:r/>
             <w:r>
               <w:rPr>
@@ -3656,6 +4641,9 @@
             <w:tcW w:type="dxa" w:w="1514"/>
           </w:tcPr>
           <w:p>
+            <w:pPr>
+              <w:spacing w:before="20" w:after="20"/>
+            </w:pPr>
             <w:r/>
             <w:r>
               <w:rPr>
@@ -3676,6 +4664,9 @@
             <w:tcW w:type="dxa" w:w="1514"/>
           </w:tcPr>
           <w:p>
+            <w:pPr>
+              <w:spacing w:before="20" w:after="20"/>
+            </w:pPr>
             <w:r/>
             <w:r>
               <w:rPr>
@@ -3692,6 +4683,9 @@
             <w:tcW w:type="dxa" w:w="1514"/>
           </w:tcPr>
           <w:p>
+            <w:pPr>
+              <w:spacing w:before="20" w:after="20"/>
+            </w:pPr>
             <w:r/>
             <w:r>
               <w:rPr>
@@ -3708,11 +4702,13 @@
             <w:tcW w:type="dxa" w:w="1514"/>
           </w:tcPr>
           <w:p>
-            <w:r/>
-            <w:r>
-              <w:rPr>
-                <w:rFonts w:ascii="Verdana" w:hAnsi="Verdana"/>
-                <w:b w:val="0"/>
+            <w:pPr>
+              <w:spacing w:before="20" w:after="20"/>
+            </w:pPr>
+            <w:r/>
+            <w:r>
+              <w:rPr>
+                <w:rFonts w:ascii="Verdana" w:hAnsi="Verdana"/>
                 <w:sz w:val="16"/>
               </w:rPr>
               <w:t>Numérica</w:t>
@@ -3724,6 +4720,9 @@
             <w:tcW w:type="dxa" w:w="1514"/>
           </w:tcPr>
           <w:p>
+            <w:pPr>
+              <w:spacing w:before="20" w:after="20"/>
+            </w:pPr>
             <w:r/>
             <w:r>
               <w:rPr>
@@ -3740,6 +4739,9 @@
             <w:tcW w:type="dxa" w:w="1514"/>
           </w:tcPr>
           <w:p>
+            <w:pPr>
+              <w:spacing w:before="20" w:after="20"/>
+            </w:pPr>
             <w:r/>
             <w:r>
               <w:rPr>
@@ -3756,6 +4758,9 @@
             <w:tcW w:type="dxa" w:w="1514"/>
           </w:tcPr>
           <w:p>
+            <w:pPr>
+              <w:spacing w:before="20" w:after="20"/>
+            </w:pPr>
             <w:r/>
             <w:r>
               <w:rPr>
@@ -3772,11 +4777,13 @@
             <w:tcW w:type="dxa" w:w="1514"/>
           </w:tcPr>
           <w:p>
-            <w:r/>
-            <w:r>
-              <w:rPr>
-                <w:rFonts w:ascii="Verdana" w:hAnsi="Verdana"/>
-                <w:b w:val="0"/>
+            <w:pPr>
+              <w:spacing w:before="20" w:after="20"/>
+            </w:pPr>
+            <w:r/>
+            <w:r>
+              <w:rPr>
+                <w:rFonts w:ascii="Verdana" w:hAnsi="Verdana"/>
                 <w:sz w:val="16"/>
               </w:rPr>
               <w:t>Numérica</w:t>
@@ -3788,6 +4795,9 @@
             <w:tcW w:type="dxa" w:w="1514"/>
           </w:tcPr>
           <w:p>
+            <w:pPr>
+              <w:spacing w:before="20" w:after="20"/>
+            </w:pPr>
             <w:r/>
             <w:r>
               <w:rPr>
@@ -3804,6 +4814,9 @@
             <w:tcW w:type="dxa" w:w="1514"/>
           </w:tcPr>
           <w:p>
+            <w:pPr>
+              <w:spacing w:before="20" w:after="20"/>
+            </w:pPr>
             <w:r/>
             <w:r>
               <w:rPr>
@@ -3820,6 +4833,9 @@
             <w:tcW w:type="dxa" w:w="1514"/>
           </w:tcPr>
           <w:p>
+            <w:pPr>
+              <w:spacing w:before="20" w:after="20"/>
+            </w:pPr>
             <w:r/>
             <w:r>
               <w:rPr>
@@ -3840,6 +4856,9 @@
             <w:tcW w:type="dxa" w:w="1514"/>
           </w:tcPr>
           <w:p>
+            <w:pPr>
+              <w:spacing w:before="20" w:after="20"/>
+            </w:pPr>
             <w:r/>
             <w:r>
               <w:rPr>
@@ -3856,6 +4875,9 @@
             <w:tcW w:type="dxa" w:w="1514"/>
           </w:tcPr>
           <w:p>
+            <w:pPr>
+              <w:spacing w:before="20" w:after="20"/>
+            </w:pPr>
             <w:r/>
             <w:r>
               <w:rPr>
@@ -3872,11 +4894,13 @@
             <w:tcW w:type="dxa" w:w="1514"/>
           </w:tcPr>
           <w:p>
-            <w:r/>
-            <w:r>
-              <w:rPr>
-                <w:rFonts w:ascii="Verdana" w:hAnsi="Verdana"/>
-                <w:b w:val="0"/>
+            <w:pPr>
+              <w:spacing w:before="20" w:after="20"/>
+            </w:pPr>
+            <w:r/>
+            <w:r>
+              <w:rPr>
+                <w:rFonts w:ascii="Verdana" w:hAnsi="Verdana"/>
                 <w:sz w:val="16"/>
               </w:rPr>
               <w:t>Tabla de banderines</w:t>
@@ -3888,6 +4912,9 @@
             <w:tcW w:type="dxa" w:w="1514"/>
           </w:tcPr>
           <w:p>
+            <w:pPr>
+              <w:spacing w:before="20" w:after="20"/>
+            </w:pPr>
             <w:r/>
             <w:r>
               <w:rPr>
@@ -3904,6 +4931,9 @@
             <w:tcW w:type="dxa" w:w="1514"/>
           </w:tcPr>
           <w:p>
+            <w:pPr>
+              <w:spacing w:before="20" w:after="20"/>
+            </w:pPr>
             <w:r/>
             <w:r>
               <w:rPr>
@@ -3920,6 +4950,9 @@
             <w:tcW w:type="dxa" w:w="1514"/>
           </w:tcPr>
           <w:p>
+            <w:pPr>
+              <w:spacing w:before="20" w:after="20"/>
+            </w:pPr>
             <w:r/>
             <w:r>
               <w:rPr>
@@ -3936,11 +4969,13 @@
             <w:tcW w:type="dxa" w:w="1514"/>
           </w:tcPr>
           <w:p>
-            <w:r/>
-            <w:r>
-              <w:rPr>
-                <w:rFonts w:ascii="Verdana" w:hAnsi="Verdana"/>
-                <w:b w:val="0"/>
+            <w:pPr>
+              <w:spacing w:before="20" w:after="20"/>
+            </w:pPr>
+            <w:r/>
+            <w:r>
+              <w:rPr>
+                <w:rFonts w:ascii="Verdana" w:hAnsi="Verdana"/>
                 <w:sz w:val="16"/>
               </w:rPr>
               <w:t>Tabla de banderines</w:t>
@@ -3952,6 +4987,9 @@
             <w:tcW w:type="dxa" w:w="1514"/>
           </w:tcPr>
           <w:p>
+            <w:pPr>
+              <w:spacing w:before="20" w:after="20"/>
+            </w:pPr>
             <w:r/>
             <w:r>
               <w:rPr>
@@ -3968,6 +5006,9 @@
             <w:tcW w:type="dxa" w:w="1514"/>
           </w:tcPr>
           <w:p>
+            <w:pPr>
+              <w:spacing w:before="20" w:after="20"/>
+            </w:pPr>
             <w:r/>
             <w:r>
               <w:rPr>
@@ -3984,6 +5025,9 @@
             <w:tcW w:type="dxa" w:w="1514"/>
           </w:tcPr>
           <w:p>
+            <w:pPr>
+              <w:spacing w:before="20" w:after="20"/>
+            </w:pPr>
             <w:r/>
             <w:r>
               <w:rPr>
@@ -4004,6 +5048,9 @@
             <w:tcW w:type="dxa" w:w="1514"/>
           </w:tcPr>
           <w:p>
+            <w:pPr>
+              <w:spacing w:before="20" w:after="20"/>
+            </w:pPr>
             <w:r/>
             <w:r>
               <w:rPr>
@@ -4020,6 +5067,9 @@
             <w:tcW w:type="dxa" w:w="1514"/>
           </w:tcPr>
           <w:p>
+            <w:pPr>
+              <w:spacing w:before="20" w:after="20"/>
+            </w:pPr>
             <w:r/>
             <w:r>
               <w:rPr>
@@ -4036,11 +5086,13 @@
             <w:tcW w:type="dxa" w:w="1514"/>
           </w:tcPr>
           <w:p>
-            <w:r/>
-            <w:r>
-              <w:rPr>
-                <w:rFonts w:ascii="Verdana" w:hAnsi="Verdana"/>
-                <w:b w:val="0"/>
+            <w:pPr>
+              <w:spacing w:before="20" w:after="20"/>
+            </w:pPr>
+            <w:r/>
+            <w:r>
+              <w:rPr>
+                <w:rFonts w:ascii="Verdana" w:hAnsi="Verdana"/>
                 <w:sz w:val="16"/>
               </w:rPr>
               <w:t>Tabla de cifrado</w:t>
@@ -4052,6 +5104,9 @@
             <w:tcW w:type="dxa" w:w="1514"/>
           </w:tcPr>
           <w:p>
+            <w:pPr>
+              <w:spacing w:before="20" w:after="20"/>
+            </w:pPr>
             <w:r/>
             <w:r>
               <w:rPr>
@@ -4068,6 +5123,9 @@
             <w:tcW w:type="dxa" w:w="1514"/>
           </w:tcPr>
           <w:p>
+            <w:pPr>
+              <w:spacing w:before="20" w:after="20"/>
+            </w:pPr>
             <w:r/>
             <w:r>
               <w:rPr>
@@ -4084,6 +5142,9 @@
             <w:tcW w:type="dxa" w:w="1514"/>
           </w:tcPr>
           <w:p>
+            <w:pPr>
+              <w:spacing w:before="20" w:after="20"/>
+            </w:pPr>
             <w:r/>
             <w:r>
               <w:rPr>
@@ -4100,11 +5161,13 @@
             <w:tcW w:type="dxa" w:w="1514"/>
           </w:tcPr>
           <w:p>
-            <w:r/>
-            <w:r>
-              <w:rPr>
-                <w:rFonts w:ascii="Verdana" w:hAnsi="Verdana"/>
-                <w:b w:val="0"/>
+            <w:pPr>
+              <w:spacing w:before="20" w:after="20"/>
+            </w:pPr>
+            <w:r/>
+            <w:r>
+              <w:rPr>
+                <w:rFonts w:ascii="Verdana" w:hAnsi="Verdana"/>
                 <w:sz w:val="16"/>
               </w:rPr>
               <w:t>Tabla de cifrado</w:t>
@@ -4116,6 +5179,9 @@
             <w:tcW w:type="dxa" w:w="1514"/>
           </w:tcPr>
           <w:p>
+            <w:pPr>
+              <w:spacing w:before="20" w:after="20"/>
+            </w:pPr>
             <w:r/>
             <w:r>
               <w:rPr>
@@ -4132,6 +5198,9 @@
             <w:tcW w:type="dxa" w:w="1514"/>
           </w:tcPr>
           <w:p>
+            <w:pPr>
+              <w:spacing w:before="20" w:after="20"/>
+            </w:pPr>
             <w:r/>
             <w:r>
               <w:rPr>
@@ -4148,6 +5217,9 @@
             <w:tcW w:type="dxa" w:w="1514"/>
           </w:tcPr>
           <w:p>
+            <w:pPr>
+              <w:spacing w:before="20" w:after="20"/>
+            </w:pPr>
             <w:r/>
             <w:r>
               <w:rPr>
@@ -4168,6 +5240,9 @@
             <w:tcW w:type="dxa" w:w="1514"/>
           </w:tcPr>
           <w:p>
+            <w:pPr>
+              <w:spacing w:before="20" w:after="20"/>
+            </w:pPr>
             <w:r/>
             <w:r>
               <w:rPr>
@@ -4184,6 +5259,9 @@
             <w:tcW w:type="dxa" w:w="1514"/>
           </w:tcPr>
           <w:p>
+            <w:pPr>
+              <w:spacing w:before="20" w:after="20"/>
+            </w:pPr>
             <w:r/>
             <w:r>
               <w:rPr>
@@ -4200,11 +5278,13 @@
             <w:tcW w:type="dxa" w:w="1514"/>
           </w:tcPr>
           <w:p>
-            <w:r/>
-            <w:r>
-              <w:rPr>
-                <w:rFonts w:ascii="Verdana" w:hAnsi="Verdana"/>
-                <w:b w:val="0"/>
+            <w:pPr>
+              <w:spacing w:before="20" w:after="20"/>
+            </w:pPr>
+            <w:r/>
+            <w:r>
+              <w:rPr>
+                <w:rFonts w:ascii="Verdana" w:hAnsi="Verdana"/>
                 <w:sz w:val="16"/>
               </w:rPr>
               <w:t>Tabla de cifrado</w:t>
@@ -4216,6 +5296,9 @@
             <w:tcW w:type="dxa" w:w="1514"/>
           </w:tcPr>
           <w:p>
+            <w:pPr>
+              <w:spacing w:before="20" w:after="20"/>
+            </w:pPr>
             <w:r/>
             <w:r>
               <w:rPr>
@@ -4232,6 +5315,9 @@
             <w:tcW w:type="dxa" w:w="1514"/>
           </w:tcPr>
           <w:p>
+            <w:pPr>
+              <w:spacing w:before="20" w:after="20"/>
+            </w:pPr>
             <w:r/>
             <w:r>
               <w:rPr>
@@ -4248,6 +5334,9 @@
             <w:tcW w:type="dxa" w:w="1514"/>
           </w:tcPr>
           <w:p>
+            <w:pPr>
+              <w:spacing w:before="20" w:after="20"/>
+            </w:pPr>
             <w:r/>
             <w:r>
               <w:rPr>
@@ -4264,11 +5353,13 @@
             <w:tcW w:type="dxa" w:w="1514"/>
           </w:tcPr>
           <w:p>
-            <w:r/>
-            <w:r>
-              <w:rPr>
-                <w:rFonts w:ascii="Verdana" w:hAnsi="Verdana"/>
-                <w:b w:val="0"/>
+            <w:pPr>
+              <w:spacing w:before="20" w:after="20"/>
+            </w:pPr>
+            <w:r/>
+            <w:r>
+              <w:rPr>
+                <w:rFonts w:ascii="Verdana" w:hAnsi="Verdana"/>
                 <w:sz w:val="16"/>
               </w:rPr>
               <w:t>Tabla de cifrado</w:t>
@@ -4280,6 +5371,9 @@
             <w:tcW w:type="dxa" w:w="1514"/>
           </w:tcPr>
           <w:p>
+            <w:pPr>
+              <w:spacing w:before="20" w:after="20"/>
+            </w:pPr>
             <w:r/>
             <w:r>
               <w:rPr>
@@ -4296,6 +5390,9 @@
             <w:tcW w:type="dxa" w:w="1514"/>
           </w:tcPr>
           <w:p>
+            <w:pPr>
+              <w:spacing w:before="20" w:after="20"/>
+            </w:pPr>
             <w:r/>
             <w:r>
               <w:rPr>
@@ -4312,6 +5409,9 @@
             <w:tcW w:type="dxa" w:w="1514"/>
           </w:tcPr>
           <w:p>
+            <w:pPr>
+              <w:spacing w:before="20" w:after="20"/>
+            </w:pPr>
             <w:r/>
             <w:r>
               <w:rPr>
@@ -4332,6 +5432,9 @@
             <w:tcW w:type="dxa" w:w="1514"/>
           </w:tcPr>
           <w:p>
+            <w:pPr>
+              <w:spacing w:before="20" w:after="20"/>
+            </w:pPr>
             <w:r/>
             <w:r>
               <w:rPr>
@@ -4348,6 +5451,9 @@
             <w:tcW w:type="dxa" w:w="1514"/>
           </w:tcPr>
           <w:p>
+            <w:pPr>
+              <w:spacing w:before="20" w:after="20"/>
+            </w:pPr>
             <w:r/>
             <w:r>
               <w:rPr>
@@ -4364,11 +5470,13 @@
             <w:tcW w:type="dxa" w:w="1514"/>
           </w:tcPr>
           <w:p>
-            <w:r/>
-            <w:r>
-              <w:rPr>
-                <w:rFonts w:ascii="Verdana" w:hAnsi="Verdana"/>
-                <w:b w:val="0"/>
+            <w:pPr>
+              <w:spacing w:before="20" w:after="20"/>
+            </w:pPr>
+            <w:r/>
+            <w:r>
+              <w:rPr>
+                <w:rFonts w:ascii="Verdana" w:hAnsi="Verdana"/>
                 <w:sz w:val="16"/>
               </w:rPr>
               <w:t>Numérica</w:t>
@@ -4380,6 +5488,9 @@
             <w:tcW w:type="dxa" w:w="1514"/>
           </w:tcPr>
           <w:p>
+            <w:pPr>
+              <w:spacing w:before="20" w:after="20"/>
+            </w:pPr>
             <w:r/>
             <w:r>
               <w:rPr>
@@ -4396,6 +5507,9 @@
             <w:tcW w:type="dxa" w:w="1514"/>
           </w:tcPr>
           <w:p>
+            <w:pPr>
+              <w:spacing w:before="20" w:after="20"/>
+            </w:pPr>
             <w:r/>
             <w:r>
               <w:rPr>
@@ -4412,6 +5526,9 @@
             <w:tcW w:type="dxa" w:w="1514"/>
           </w:tcPr>
           <w:p>
+            <w:pPr>
+              <w:spacing w:before="20" w:after="20"/>
+            </w:pPr>
             <w:r/>
             <w:r>
               <w:rPr>
@@ -4428,11 +5545,13 @@
             <w:tcW w:type="dxa" w:w="1514"/>
           </w:tcPr>
           <w:p>
-            <w:r/>
-            <w:r>
-              <w:rPr>
-                <w:rFonts w:ascii="Verdana" w:hAnsi="Verdana"/>
-                <w:b w:val="0"/>
+            <w:pPr>
+              <w:spacing w:before="20" w:after="20"/>
+            </w:pPr>
+            <w:r/>
+            <w:r>
+              <w:rPr>
+                <w:rFonts w:ascii="Verdana" w:hAnsi="Verdana"/>
                 <w:sz w:val="16"/>
               </w:rPr>
               <w:t>Numérica</w:t>
@@ -4444,6 +5563,9 @@
             <w:tcW w:type="dxa" w:w="1514"/>
           </w:tcPr>
           <w:p>
+            <w:pPr>
+              <w:spacing w:before="20" w:after="20"/>
+            </w:pPr>
             <w:r/>
             <w:r>
               <w:rPr>
@@ -4460,6 +5582,9 @@
             <w:tcW w:type="dxa" w:w="1514"/>
           </w:tcPr>
           <w:p>
+            <w:pPr>
+              <w:spacing w:before="20" w:after="20"/>
+            </w:pPr>
             <w:r/>
             <w:r>
               <w:rPr>
@@ -4476,6 +5601,9 @@
             <w:tcW w:type="dxa" w:w="1514"/>
           </w:tcPr>
           <w:p>
+            <w:pPr>
+              <w:spacing w:before="20" w:after="20"/>
+            </w:pPr>
             <w:r/>
             <w:r>
               <w:rPr>
@@ -4496,6 +5624,9 @@
             <w:tcW w:type="dxa" w:w="1514"/>
           </w:tcPr>
           <w:p>
+            <w:pPr>
+              <w:spacing w:before="20" w:after="20"/>
+            </w:pPr>
             <w:r/>
             <w:r>
               <w:rPr>
@@ -4512,6 +5643,9 @@
             <w:tcW w:type="dxa" w:w="1514"/>
           </w:tcPr>
           <w:p>
+            <w:pPr>
+              <w:spacing w:before="20" w:after="20"/>
+            </w:pPr>
             <w:r/>
             <w:r>
               <w:rPr>
@@ -4528,11 +5662,13 @@
             <w:tcW w:type="dxa" w:w="1514"/>
           </w:tcPr>
           <w:p>
-            <w:r/>
-            <w:r>
-              <w:rPr>
-                <w:rFonts w:ascii="Verdana" w:hAnsi="Verdana"/>
-                <w:b w:val="0"/>
+            <w:pPr>
+              <w:spacing w:before="20" w:after="20"/>
+            </w:pPr>
+            <w:r/>
+            <w:r>
+              <w:rPr>
+                <w:rFonts w:ascii="Verdana" w:hAnsi="Verdana"/>
                 <w:sz w:val="16"/>
               </w:rPr>
               <w:t>°</w:t>
@@ -4544,6 +5680,9 @@
             <w:tcW w:type="dxa" w:w="1514"/>
           </w:tcPr>
           <w:p>
+            <w:pPr>
+              <w:spacing w:before="20" w:after="20"/>
+            </w:pPr>
             <w:r/>
             <w:r>
               <w:rPr>
@@ -4560,6 +5699,9 @@
             <w:tcW w:type="dxa" w:w="1514"/>
           </w:tcPr>
           <w:p>
+            <w:pPr>
+              <w:spacing w:before="20" w:after="20"/>
+            </w:pPr>
             <w:r/>
             <w:r>
               <w:rPr>
@@ -4576,6 +5718,9 @@
             <w:tcW w:type="dxa" w:w="1514"/>
           </w:tcPr>
           <w:p>
+            <w:pPr>
+              <w:spacing w:before="20" w:after="20"/>
+            </w:pPr>
             <w:r/>
             <w:r>
               <w:rPr>
@@ -4592,11 +5737,13 @@
             <w:tcW w:type="dxa" w:w="1514"/>
           </w:tcPr>
           <w:p>
-            <w:r/>
-            <w:r>
-              <w:rPr>
-                <w:rFonts w:ascii="Verdana" w:hAnsi="Verdana"/>
-                <w:b w:val="0"/>
+            <w:pPr>
+              <w:spacing w:before="20" w:after="20"/>
+            </w:pPr>
+            <w:r/>
+            <w:r>
+              <w:rPr>
+                <w:rFonts w:ascii="Verdana" w:hAnsi="Verdana"/>
                 <w:sz w:val="16"/>
               </w:rPr>
               <w:t>°</w:t>
@@ -4608,6 +5755,9 @@
             <w:tcW w:type="dxa" w:w="1514"/>
           </w:tcPr>
           <w:p>
+            <w:pPr>
+              <w:spacing w:before="20" w:after="20"/>
+            </w:pPr>
             <w:r/>
             <w:r>
               <w:rPr>
@@ -4624,6 +5774,9 @@
             <w:tcW w:type="dxa" w:w="1514"/>
           </w:tcPr>
           <w:p>
+            <w:pPr>
+              <w:spacing w:before="20" w:after="20"/>
+            </w:pPr>
             <w:r/>
             <w:r>
               <w:rPr>
@@ -4640,6 +5793,9 @@
             <w:tcW w:type="dxa" w:w="1514"/>
           </w:tcPr>
           <w:p>
+            <w:pPr>
+              <w:spacing w:before="20" w:after="20"/>
+            </w:pPr>
             <w:r/>
             <w:r>
               <w:rPr>
@@ -4660,6 +5816,9 @@
             <w:tcW w:type="dxa" w:w="1514"/>
           </w:tcPr>
           <w:p>
+            <w:pPr>
+              <w:spacing w:before="20" w:after="20"/>
+            </w:pPr>
             <w:r/>
             <w:r>
               <w:rPr>
@@ -4676,6 +5835,9 @@
             <w:tcW w:type="dxa" w:w="1514"/>
           </w:tcPr>
           <w:p>
+            <w:pPr>
+              <w:spacing w:before="20" w:after="20"/>
+            </w:pPr>
             <w:r/>
             <w:r>
               <w:rPr>
@@ -4692,11 +5854,13 @@
             <w:tcW w:type="dxa" w:w="1514"/>
           </w:tcPr>
           <w:p>
-            <w:r/>
-            <w:r>
-              <w:rPr>
-                <w:rFonts w:ascii="Verdana" w:hAnsi="Verdana"/>
-                <w:b w:val="0"/>
+            <w:pPr>
+              <w:spacing w:before="20" w:after="20"/>
+            </w:pPr>
+            <w:r/>
+            <w:r>
+              <w:rPr>
+                <w:rFonts w:ascii="Verdana" w:hAnsi="Verdana"/>
                 <w:sz w:val="16"/>
               </w:rPr>
               <w:t>Tabla de cifrado</w:t>
@@ -4708,6 +5872,9 @@
             <w:tcW w:type="dxa" w:w="1514"/>
           </w:tcPr>
           <w:p>
+            <w:pPr>
+              <w:spacing w:before="20" w:after="20"/>
+            </w:pPr>
             <w:r/>
             <w:r>
               <w:rPr>
@@ -4724,6 +5891,9 @@
             <w:tcW w:type="dxa" w:w="1514"/>
           </w:tcPr>
           <w:p>
+            <w:pPr>
+              <w:spacing w:before="20" w:after="20"/>
+            </w:pPr>
             <w:r/>
             <w:r>
               <w:rPr>
@@ -4740,6 +5910,9 @@
             <w:tcW w:type="dxa" w:w="1514"/>
           </w:tcPr>
           <w:p>
+            <w:pPr>
+              <w:spacing w:before="20" w:after="20"/>
+            </w:pPr>
             <w:r/>
             <w:r>
               <w:rPr>
@@ -4756,11 +5929,13 @@
             <w:tcW w:type="dxa" w:w="1514"/>
           </w:tcPr>
           <w:p>
-            <w:r/>
-            <w:r>
-              <w:rPr>
-                <w:rFonts w:ascii="Verdana" w:hAnsi="Verdana"/>
-                <w:b w:val="0"/>
+            <w:pPr>
+              <w:spacing w:before="20" w:after="20"/>
+            </w:pPr>
+            <w:r/>
+            <w:r>
+              <w:rPr>
+                <w:rFonts w:ascii="Verdana" w:hAnsi="Verdana"/>
                 <w:sz w:val="16"/>
               </w:rPr>
               <w:t>Tabla de cifrado</w:t>
@@ -4772,6 +5947,9 @@
             <w:tcW w:type="dxa" w:w="1514"/>
           </w:tcPr>
           <w:p>
+            <w:pPr>
+              <w:spacing w:before="20" w:after="20"/>
+            </w:pPr>
             <w:r/>
             <w:r>
               <w:rPr>
@@ -4788,6 +5966,9 @@
             <w:tcW w:type="dxa" w:w="1514"/>
           </w:tcPr>
           <w:p>
+            <w:pPr>
+              <w:spacing w:before="20" w:after="20"/>
+            </w:pPr>
             <w:r/>
             <w:r>
               <w:rPr>
@@ -4804,6 +5985,9 @@
             <w:tcW w:type="dxa" w:w="1514"/>
           </w:tcPr>
           <w:p>
+            <w:pPr>
+              <w:spacing w:before="20" w:after="20"/>
+            </w:pPr>
             <w:r/>
             <w:r>
               <w:rPr>
@@ -4824,6 +6008,9 @@
             <w:tcW w:type="dxa" w:w="1514"/>
           </w:tcPr>
           <w:p>
+            <w:pPr>
+              <w:spacing w:before="20" w:after="20"/>
+            </w:pPr>
             <w:r/>
             <w:r>
               <w:rPr>
@@ -4840,6 +6027,9 @@
             <w:tcW w:type="dxa" w:w="1514"/>
           </w:tcPr>
           <w:p>
+            <w:pPr>
+              <w:spacing w:before="20" w:after="20"/>
+            </w:pPr>
             <w:r/>
             <w:r>
               <w:rPr>
@@ -4856,11 +6046,13 @@
             <w:tcW w:type="dxa" w:w="1514"/>
           </w:tcPr>
           <w:p>
-            <w:r/>
-            <w:r>
-              <w:rPr>
-                <w:rFonts w:ascii="Verdana" w:hAnsi="Verdana"/>
-                <w:b w:val="0"/>
+            <w:pPr>
+              <w:spacing w:before="20" w:after="20"/>
+            </w:pPr>
+            <w:r/>
+            <w:r>
+              <w:rPr>
+                <w:rFonts w:ascii="Verdana" w:hAnsi="Verdana"/>
                 <w:sz w:val="16"/>
               </w:rPr>
               <w:t>m</w:t>
@@ -4872,6 +6064,9 @@
             <w:tcW w:type="dxa" w:w="1514"/>
           </w:tcPr>
           <w:p>
+            <w:pPr>
+              <w:spacing w:before="20" w:after="20"/>
+            </w:pPr>
             <w:r/>
             <w:r>
               <w:rPr>
@@ -4888,6 +6083,9 @@
             <w:tcW w:type="dxa" w:w="1514"/>
           </w:tcPr>
           <w:p>
+            <w:pPr>
+              <w:spacing w:before="20" w:after="20"/>
+            </w:pPr>
             <w:r/>
             <w:r>
               <w:rPr>
@@ -4904,6 +6102,9 @@
             <w:tcW w:type="dxa" w:w="1514"/>
           </w:tcPr>
           <w:p>
+            <w:pPr>
+              <w:spacing w:before="20" w:after="20"/>
+            </w:pPr>
             <w:r/>
             <w:r>
               <w:rPr>
@@ -4920,11 +6121,13 @@
             <w:tcW w:type="dxa" w:w="1514"/>
           </w:tcPr>
           <w:p>
-            <w:r/>
-            <w:r>
-              <w:rPr>
-                <w:rFonts w:ascii="Verdana" w:hAnsi="Verdana"/>
-                <w:b w:val="0"/>
+            <w:pPr>
+              <w:spacing w:before="20" w:after="20"/>
+            </w:pPr>
+            <w:r/>
+            <w:r>
+              <w:rPr>
+                <w:rFonts w:ascii="Verdana" w:hAnsi="Verdana"/>
                 <w:sz w:val="16"/>
               </w:rPr>
               <w:t>m</w:t>
@@ -4936,6 +6139,9 @@
             <w:tcW w:type="dxa" w:w="1514"/>
           </w:tcPr>
           <w:p>
+            <w:pPr>
+              <w:spacing w:before="20" w:after="20"/>
+            </w:pPr>
             <w:r/>
             <w:r>
               <w:rPr>
@@ -4952,6 +6158,9 @@
             <w:tcW w:type="dxa" w:w="1514"/>
           </w:tcPr>
           <w:p>
+            <w:pPr>
+              <w:spacing w:before="20" w:after="20"/>
+            </w:pPr>
             <w:r/>
             <w:r>
               <w:rPr>
@@ -4968,6 +6177,9 @@
             <w:tcW w:type="dxa" w:w="1514"/>
           </w:tcPr>
           <w:p>
+            <w:pPr>
+              <w:spacing w:before="20" w:after="20"/>
+            </w:pPr>
             <w:r/>
             <w:r>
               <w:rPr>
@@ -4988,6 +6200,9 @@
             <w:tcW w:type="dxa" w:w="1514"/>
           </w:tcPr>
           <w:p>
+            <w:pPr>
+              <w:spacing w:before="20" w:after="20"/>
+            </w:pPr>
             <w:r/>
             <w:r>
               <w:rPr>
@@ -5004,6 +6219,9 @@
             <w:tcW w:type="dxa" w:w="1514"/>
           </w:tcPr>
           <w:p>
+            <w:pPr>
+              <w:spacing w:before="20" w:after="20"/>
+            </w:pPr>
             <w:r/>
             <w:r>
               <w:rPr>
@@ -5020,11 +6238,13 @@
             <w:tcW w:type="dxa" w:w="1514"/>
           </w:tcPr>
           <w:p>
-            <w:r/>
-            <w:r>
-              <w:rPr>
-                <w:rFonts w:ascii="Verdana" w:hAnsi="Verdana"/>
-                <w:b w:val="0"/>
+            <w:pPr>
+              <w:spacing w:before="20" w:after="20"/>
+            </w:pPr>
+            <w:r/>
+            <w:r>
+              <w:rPr>
+                <w:rFonts w:ascii="Verdana" w:hAnsi="Verdana"/>
                 <w:sz w:val="16"/>
               </w:rPr>
               <w:t>m s⁻¹</w:t>
@@ -5036,6 +6256,9 @@
             <w:tcW w:type="dxa" w:w="1514"/>
           </w:tcPr>
           <w:p>
+            <w:pPr>
+              <w:spacing w:before="20" w:after="20"/>
+            </w:pPr>
             <w:r/>
             <w:r>
               <w:rPr>
@@ -5052,6 +6275,9 @@
             <w:tcW w:type="dxa" w:w="1514"/>
           </w:tcPr>
           <w:p>
+            <w:pPr>
+              <w:spacing w:before="20" w:after="20"/>
+            </w:pPr>
             <w:r/>
             <w:r>
               <w:rPr>
@@ -5068,6 +6294,9 @@
             <w:tcW w:type="dxa" w:w="1514"/>
           </w:tcPr>
           <w:p>
+            <w:pPr>
+              <w:spacing w:before="20" w:after="20"/>
+            </w:pPr>
             <w:r/>
             <w:r>
               <w:rPr>
@@ -5084,11 +6313,13 @@
             <w:tcW w:type="dxa" w:w="1514"/>
           </w:tcPr>
           <w:p>
-            <w:r/>
-            <w:r>
-              <w:rPr>
-                <w:rFonts w:ascii="Verdana" w:hAnsi="Verdana"/>
-                <w:b w:val="0"/>
+            <w:pPr>
+              <w:spacing w:before="20" w:after="20"/>
+            </w:pPr>
+            <w:r/>
+            <w:r>
+              <w:rPr>
+                <w:rFonts w:ascii="Verdana" w:hAnsi="Verdana"/>
                 <w:sz w:val="16"/>
               </w:rPr>
               <w:t>m s⁻¹</w:t>
@@ -5100,6 +6331,9 @@
             <w:tcW w:type="dxa" w:w="1514"/>
           </w:tcPr>
           <w:p>
+            <w:pPr>
+              <w:spacing w:before="20" w:after="20"/>
+            </w:pPr>
             <w:r/>
             <w:r>
               <w:rPr>
@@ -5116,6 +6350,9 @@
             <w:tcW w:type="dxa" w:w="1514"/>
           </w:tcPr>
           <w:p>
+            <w:pPr>
+              <w:spacing w:before="20" w:after="20"/>
+            </w:pPr>
             <w:r/>
             <w:r>
               <w:rPr>
@@ -5132,6 +6369,9 @@
             <w:tcW w:type="dxa" w:w="1514"/>
           </w:tcPr>
           <w:p>
+            <w:pPr>
+              <w:spacing w:before="20" w:after="20"/>
+            </w:pPr>
             <w:r/>
             <w:r>
               <w:rPr>
@@ -5152,6 +6392,9 @@
             <w:tcW w:type="dxa" w:w="1514"/>
           </w:tcPr>
           <w:p>
+            <w:pPr>
+              <w:spacing w:before="20" w:after="20"/>
+            </w:pPr>
             <w:r/>
             <w:r>
               <w:rPr>
@@ -5168,6 +6411,9 @@
             <w:tcW w:type="dxa" w:w="1514"/>
           </w:tcPr>
           <w:p>
+            <w:pPr>
+              <w:spacing w:before="20" w:after="20"/>
+            </w:pPr>
             <w:r/>
             <w:r>
               <w:rPr>
@@ -5184,11 +6430,13 @@
             <w:tcW w:type="dxa" w:w="1514"/>
           </w:tcPr>
           <w:p>
-            <w:r/>
-            <w:r>
-              <w:rPr>
-                <w:rFonts w:ascii="Verdana" w:hAnsi="Verdana"/>
-                <w:b w:val="0"/>
+            <w:pPr>
+              <w:spacing w:before="20" w:after="20"/>
+            </w:pPr>
+            <w:r/>
+            <w:r>
+              <w:rPr>
+                <w:rFonts w:ascii="Verdana" w:hAnsi="Verdana"/>
                 <w:sz w:val="16"/>
               </w:rPr>
               <w:t>m s⁻¹</w:t>
@@ -5200,6 +6448,9 @@
             <w:tcW w:type="dxa" w:w="1514"/>
           </w:tcPr>
           <w:p>
+            <w:pPr>
+              <w:spacing w:before="20" w:after="20"/>
+            </w:pPr>
             <w:r/>
             <w:r>
               <w:rPr>
@@ -5216,6 +6467,9 @@
             <w:tcW w:type="dxa" w:w="1514"/>
           </w:tcPr>
           <w:p>
+            <w:pPr>
+              <w:spacing w:before="20" w:after="20"/>
+            </w:pPr>
             <w:r/>
             <w:r>
               <w:rPr>
@@ -5232,6 +6486,9 @@
             <w:tcW w:type="dxa" w:w="1514"/>
           </w:tcPr>
           <w:p>
+            <w:pPr>
+              <w:spacing w:before="20" w:after="20"/>
+            </w:pPr>
             <w:r/>
             <w:r>
               <w:rPr>
@@ -5248,11 +6505,13 @@
             <w:tcW w:type="dxa" w:w="1514"/>
           </w:tcPr>
           <w:p>
-            <w:r/>
-            <w:r>
-              <w:rPr>
-                <w:rFonts w:ascii="Verdana" w:hAnsi="Verdana"/>
-                <w:b w:val="0"/>
+            <w:pPr>
+              <w:spacing w:before="20" w:after="20"/>
+            </w:pPr>
+            <w:r/>
+            <w:r>
+              <w:rPr>
+                <w:rFonts w:ascii="Verdana" w:hAnsi="Verdana"/>
                 <w:sz w:val="16"/>
               </w:rPr>
               <w:t>m s⁻¹</w:t>
@@ -5264,6 +6523,9 @@
             <w:tcW w:type="dxa" w:w="1514"/>
           </w:tcPr>
           <w:p>
+            <w:pPr>
+              <w:spacing w:before="20" w:after="20"/>
+            </w:pPr>
             <w:r/>
             <w:r>
               <w:rPr>
@@ -5280,6 +6542,9 @@
             <w:tcW w:type="dxa" w:w="1514"/>
           </w:tcPr>
           <w:p>
+            <w:pPr>
+              <w:spacing w:before="20" w:after="20"/>
+            </w:pPr>
             <w:r/>
             <w:r>
               <w:rPr>
@@ -5296,6 +6561,9 @@
             <w:tcW w:type="dxa" w:w="1514"/>
           </w:tcPr>
           <w:p>
+            <w:pPr>
+              <w:spacing w:before="20" w:after="20"/>
+            </w:pPr>
             <w:r/>
             <w:r>
               <w:rPr>
@@ -5316,6 +6584,9 @@
             <w:tcW w:type="dxa" w:w="1514"/>
           </w:tcPr>
           <w:p>
+            <w:pPr>
+              <w:spacing w:before="20" w:after="20"/>
+            </w:pPr>
             <w:r/>
             <w:r>
               <w:rPr>
@@ -5332,6 +6603,9 @@
             <w:tcW w:type="dxa" w:w="1514"/>
           </w:tcPr>
           <w:p>
+            <w:pPr>
+              <w:spacing w:before="20" w:after="20"/>
+            </w:pPr>
             <w:r/>
             <w:r>
               <w:rPr>
@@ -5348,11 +6622,13 @@
             <w:tcW w:type="dxa" w:w="1514"/>
           </w:tcPr>
           <w:p>
-            <w:r/>
-            <w:r>
-              <w:rPr>
-                <w:rFonts w:ascii="Verdana" w:hAnsi="Verdana"/>
-                <w:b w:val="0"/>
+            <w:pPr>
+              <w:spacing w:before="20" w:after="20"/>
+            </w:pPr>
+            <w:r/>
+            <w:r>
+              <w:rPr>
+                <w:rFonts w:ascii="Verdana" w:hAnsi="Verdana"/>
                 <w:sz w:val="16"/>
               </w:rPr>
               <w:t>m s⁻¹ Pa⁻¹</w:t>
@@ -5364,6 +6640,9 @@
             <w:tcW w:type="dxa" w:w="1514"/>
           </w:tcPr>
           <w:p>
+            <w:pPr>
+              <w:spacing w:before="20" w:after="20"/>
+            </w:pPr>
             <w:r/>
             <w:r>
               <w:rPr>
@@ -5380,6 +6659,9 @@
             <w:tcW w:type="dxa" w:w="1514"/>
           </w:tcPr>
           <w:p>
+            <w:pPr>
+              <w:spacing w:before="20" w:after="20"/>
+            </w:pPr>
             <w:r/>
             <w:r>
               <w:rPr>
@@ -5396,6 +6678,9 @@
             <w:tcW w:type="dxa" w:w="1514"/>
           </w:tcPr>
           <w:p>
+            <w:pPr>
+              <w:spacing w:before="20" w:after="20"/>
+            </w:pPr>
             <w:r/>
             <w:r>
               <w:rPr>
@@ -5412,11 +6697,13 @@
             <w:tcW w:type="dxa" w:w="1514"/>
           </w:tcPr>
           <w:p>
-            <w:r/>
-            <w:r>
-              <w:rPr>
-                <w:rFonts w:ascii="Verdana" w:hAnsi="Verdana"/>
-                <w:b w:val="0"/>
+            <w:pPr>
+              <w:spacing w:before="20" w:after="20"/>
+            </w:pPr>
+            <w:r/>
+            <w:r>
+              <w:rPr>
+                <w:rFonts w:ascii="Verdana" w:hAnsi="Verdana"/>
                 <w:sz w:val="16"/>
               </w:rPr>
               <w:t>m s⁻¹ Pa⁻¹</w:t>
@@ -5428,6 +6715,9 @@
             <w:tcW w:type="dxa" w:w="1514"/>
           </w:tcPr>
           <w:p>
+            <w:pPr>
+              <w:spacing w:before="20" w:after="20"/>
+            </w:pPr>
             <w:r/>
             <w:r>
               <w:rPr>
@@ -5444,6 +6734,9 @@
             <w:tcW w:type="dxa" w:w="1514"/>
           </w:tcPr>
           <w:p>
+            <w:pPr>
+              <w:spacing w:before="20" w:after="20"/>
+            </w:pPr>
             <w:r/>
             <w:r>
               <w:rPr>
@@ -5460,6 +6753,9 @@
             <w:tcW w:type="dxa" w:w="1514"/>
           </w:tcPr>
           <w:p>
+            <w:pPr>
+              <w:spacing w:before="20" w:after="20"/>
+            </w:pPr>
             <w:r/>
             <w:r>
               <w:rPr>
@@ -5480,6 +6776,9 @@
             <w:tcW w:type="dxa" w:w="1514"/>
           </w:tcPr>
           <w:p>
+            <w:pPr>
+              <w:spacing w:before="20" w:after="20"/>
+            </w:pPr>
             <w:r/>
             <w:r>
               <w:rPr>
@@ -5496,6 +6795,9 @@
             <w:tcW w:type="dxa" w:w="1514"/>
           </w:tcPr>
           <w:p>
+            <w:pPr>
+              <w:spacing w:before="20" w:after="20"/>
+            </w:pPr>
             <w:r/>
             <w:r>
               <w:rPr>
@@ -5512,11 +6814,13 @@
             <w:tcW w:type="dxa" w:w="1514"/>
           </w:tcPr>
           <w:p>
-            <w:r/>
-            <w:r>
-              <w:rPr>
-                <w:rFonts w:ascii="Verdana" w:hAnsi="Verdana"/>
-                <w:b w:val="0"/>
+            <w:pPr>
+              <w:spacing w:before="20" w:after="20"/>
+            </w:pPr>
+            <w:r/>
+            <w:r>
+              <w:rPr>
+                <w:rFonts w:ascii="Verdana" w:hAnsi="Verdana"/>
                 <w:sz w:val="16"/>
               </w:rPr>
               <w:t>m s⁻¹ K⁻¹</w:t>
@@ -5528,6 +6832,9 @@
             <w:tcW w:type="dxa" w:w="1514"/>
           </w:tcPr>
           <w:p>
+            <w:pPr>
+              <w:spacing w:before="20" w:after="20"/>
+            </w:pPr>
             <w:r/>
             <w:r>
               <w:rPr>
@@ -5544,6 +6851,9 @@
             <w:tcW w:type="dxa" w:w="1514"/>
           </w:tcPr>
           <w:p>
+            <w:pPr>
+              <w:spacing w:before="20" w:after="20"/>
+            </w:pPr>
             <w:r/>
             <w:r>
               <w:rPr>
@@ -5560,6 +6870,9 @@
             <w:tcW w:type="dxa" w:w="1514"/>
           </w:tcPr>
           <w:p>
+            <w:pPr>
+              <w:spacing w:before="20" w:after="20"/>
+            </w:pPr>
             <w:r/>
             <w:r>
               <w:rPr>
@@ -5576,11 +6889,13 @@
             <w:tcW w:type="dxa" w:w="1514"/>
           </w:tcPr>
           <w:p>
-            <w:r/>
-            <w:r>
-              <w:rPr>
-                <w:rFonts w:ascii="Verdana" w:hAnsi="Verdana"/>
-                <w:b w:val="0"/>
+            <w:pPr>
+              <w:spacing w:before="20" w:after="20"/>
+            </w:pPr>
+            <w:r/>
+            <w:r>
+              <w:rPr>
+                <w:rFonts w:ascii="Verdana" w:hAnsi="Verdana"/>
                 <w:sz w:val="16"/>
               </w:rPr>
               <w:t>m s⁻¹ K⁻¹</w:t>
@@ -5592,6 +6907,9 @@
             <w:tcW w:type="dxa" w:w="1514"/>
           </w:tcPr>
           <w:p>
+            <w:pPr>
+              <w:spacing w:before="20" w:after="20"/>
+            </w:pPr>
             <w:r/>
             <w:r>
               <w:rPr>
@@ -5608,6 +6926,9 @@
             <w:tcW w:type="dxa" w:w="1514"/>
           </w:tcPr>
           <w:p>
+            <w:pPr>
+              <w:spacing w:before="20" w:after="20"/>
+            </w:pPr>
             <w:r/>
             <w:r>
               <w:rPr>
@@ -5624,6 +6945,9 @@
             <w:tcW w:type="dxa" w:w="1514"/>
           </w:tcPr>
           <w:p>
+            <w:pPr>
+              <w:spacing w:before="20" w:after="20"/>
+            </w:pPr>
             <w:r/>
             <w:r>
               <w:rPr>
@@ -5644,6 +6968,9 @@
             <w:tcW w:type="dxa" w:w="1514"/>
           </w:tcPr>
           <w:p>
+            <w:pPr>
+              <w:spacing w:before="20" w:after="20"/>
+            </w:pPr>
             <w:r/>
             <w:r>
               <w:rPr>
@@ -5660,6 +6987,9 @@
             <w:tcW w:type="dxa" w:w="1514"/>
           </w:tcPr>
           <w:p>
+            <w:pPr>
+              <w:spacing w:before="20" w:after="20"/>
+            </w:pPr>
             <w:r/>
             <w:r>
               <w:rPr>
@@ -5676,11 +7006,13 @@
             <w:tcW w:type="dxa" w:w="1514"/>
           </w:tcPr>
           <w:p>
-            <w:r/>
-            <w:r>
-              <w:rPr>
-                <w:rFonts w:ascii="Verdana" w:hAnsi="Verdana"/>
-                <w:b w:val="0"/>
+            <w:pPr>
+              <w:spacing w:before="20" w:after="20"/>
+            </w:pPr>
+            <w:r/>
+            <w:r>
+              <w:rPr>
+                <w:rFonts w:ascii="Verdana" w:hAnsi="Verdana"/>
                 <w:sz w:val="16"/>
               </w:rPr>
               <w:t>m s⁻¹</w:t>
@@ -5692,6 +7024,9 @@
             <w:tcW w:type="dxa" w:w="1514"/>
           </w:tcPr>
           <w:p>
+            <w:pPr>
+              <w:spacing w:before="20" w:after="20"/>
+            </w:pPr>
             <w:r/>
             <w:r>
               <w:rPr>
@@ -5708,6 +7043,9 @@
             <w:tcW w:type="dxa" w:w="1514"/>
           </w:tcPr>
           <w:p>
+            <w:pPr>
+              <w:spacing w:before="20" w:after="20"/>
+            </w:pPr>
             <w:r/>
             <w:r>
               <w:rPr>
@@ -5724,6 +7062,9 @@
             <w:tcW w:type="dxa" w:w="1514"/>
           </w:tcPr>
           <w:p>
+            <w:pPr>
+              <w:spacing w:before="20" w:after="20"/>
+            </w:pPr>
             <w:r/>
             <w:r>
               <w:rPr>
@@ -5740,11 +7081,13 @@
             <w:tcW w:type="dxa" w:w="1514"/>
           </w:tcPr>
           <w:p>
-            <w:r/>
-            <w:r>
-              <w:rPr>
-                <w:rFonts w:ascii="Verdana" w:hAnsi="Verdana"/>
-                <w:b w:val="0"/>
+            <w:pPr>
+              <w:spacing w:before="20" w:after="20"/>
+            </w:pPr>
+            <w:r/>
+            <w:r>
+              <w:rPr>
+                <w:rFonts w:ascii="Verdana" w:hAnsi="Verdana"/>
                 <w:sz w:val="16"/>
               </w:rPr>
               <w:t>m s⁻¹</w:t>
@@ -5756,6 +7099,9 @@
             <w:tcW w:type="dxa" w:w="1514"/>
           </w:tcPr>
           <w:p>
+            <w:pPr>
+              <w:spacing w:before="20" w:after="20"/>
+            </w:pPr>
             <w:r/>
             <w:r>
               <w:rPr>
@@ -5772,6 +7118,9 @@
             <w:tcW w:type="dxa" w:w="1514"/>
           </w:tcPr>
           <w:p>
+            <w:pPr>
+              <w:spacing w:before="20" w:after="20"/>
+            </w:pPr>
             <w:r/>
             <w:r>
               <w:rPr>
@@ -5788,6 +7137,9 @@
             <w:tcW w:type="dxa" w:w="1514"/>
           </w:tcPr>
           <w:p>
+            <w:pPr>
+              <w:spacing w:before="20" w:after="20"/>
+            </w:pPr>
             <w:r/>
             <w:r>
               <w:rPr>
@@ -5808,6 +7160,9 @@
             <w:tcW w:type="dxa" w:w="1514"/>
           </w:tcPr>
           <w:p>
+            <w:pPr>
+              <w:spacing w:before="20" w:after="20"/>
+            </w:pPr>
             <w:r/>
             <w:r>
               <w:rPr>
@@ -5824,6 +7179,9 @@
             <w:tcW w:type="dxa" w:w="1514"/>
           </w:tcPr>
           <w:p>
+            <w:pPr>
+              <w:spacing w:before="20" w:after="20"/>
+            </w:pPr>
             <w:r/>
             <w:r>
               <w:rPr>
@@ -5840,11 +7198,13 @@
             <w:tcW w:type="dxa" w:w="1514"/>
           </w:tcPr>
           <w:p>
-            <w:r/>
-            <w:r>
-              <w:rPr>
-                <w:rFonts w:ascii="Verdana" w:hAnsi="Verdana"/>
-                <w:b w:val="0"/>
+            <w:pPr>
+              <w:spacing w:before="20" w:after="20"/>
+            </w:pPr>
+            <w:r/>
+            <w:r>
+              <w:rPr>
+                <w:rFonts w:ascii="Verdana" w:hAnsi="Verdana"/>
                 <w:sz w:val="16"/>
               </w:rPr>
               <w:t>m</w:t>
@@ -5856,6 +7216,9 @@
             <w:tcW w:type="dxa" w:w="1514"/>
           </w:tcPr>
           <w:p>
+            <w:pPr>
+              <w:spacing w:before="20" w:after="20"/>
+            </w:pPr>
             <w:r/>
             <w:r>
               <w:rPr>
@@ -5872,6 +7235,9 @@
             <w:tcW w:type="dxa" w:w="1514"/>
           </w:tcPr>
           <w:p>
+            <w:pPr>
+              <w:spacing w:before="20" w:after="20"/>
+            </w:pPr>
             <w:r/>
             <w:r>
               <w:rPr>
@@ -5888,6 +7254,9 @@
             <w:tcW w:type="dxa" w:w="1514"/>
           </w:tcPr>
           <w:p>
+            <w:pPr>
+              <w:spacing w:before="20" w:after="20"/>
+            </w:pPr>
             <w:r/>
             <w:r>
               <w:rPr>
@@ -5904,11 +7273,13 @@
             <w:tcW w:type="dxa" w:w="1514"/>
           </w:tcPr>
           <w:p>
-            <w:r/>
-            <w:r>
-              <w:rPr>
-                <w:rFonts w:ascii="Verdana" w:hAnsi="Verdana"/>
-                <w:b w:val="0"/>
+            <w:pPr>
+              <w:spacing w:before="20" w:after="20"/>
+            </w:pPr>
+            <w:r/>
+            <w:r>
+              <w:rPr>
+                <w:rFonts w:ascii="Verdana" w:hAnsi="Verdana"/>
                 <w:sz w:val="16"/>
               </w:rPr>
               <w:t>m</w:t>
@@ -5920,6 +7291,9 @@
             <w:tcW w:type="dxa" w:w="1514"/>
           </w:tcPr>
           <w:p>
+            <w:pPr>
+              <w:spacing w:before="20" w:after="20"/>
+            </w:pPr>
             <w:r/>
             <w:r>
               <w:rPr>
@@ -5936,6 +7310,9 @@
             <w:tcW w:type="dxa" w:w="1514"/>
           </w:tcPr>
           <w:p>
+            <w:pPr>
+              <w:spacing w:before="20" w:after="20"/>
+            </w:pPr>
             <w:r/>
             <w:r>
               <w:rPr>
@@ -5952,6 +7329,9 @@
             <w:tcW w:type="dxa" w:w="1514"/>
           </w:tcPr>
           <w:p>
+            <w:pPr>
+              <w:spacing w:before="20" w:after="20"/>
+            </w:pPr>
             <w:r/>
             <w:r>
               <w:rPr>
@@ -5972,6 +7352,9 @@
             <w:tcW w:type="dxa" w:w="1514"/>
           </w:tcPr>
           <w:p>
+            <w:pPr>
+              <w:spacing w:before="20" w:after="20"/>
+            </w:pPr>
             <w:r/>
             <w:r>
               <w:rPr>
@@ -5988,6 +7371,9 @@
             <w:tcW w:type="dxa" w:w="1514"/>
           </w:tcPr>
           <w:p>
+            <w:pPr>
+              <w:spacing w:before="20" w:after="20"/>
+            </w:pPr>
             <w:r/>
             <w:r>
               <w:rPr>
@@ -6004,11 +7390,13 @@
             <w:tcW w:type="dxa" w:w="1514"/>
           </w:tcPr>
           <w:p>
-            <w:r/>
-            <w:r>
-              <w:rPr>
-                <w:rFonts w:ascii="Verdana" w:hAnsi="Verdana"/>
-                <w:b w:val="0"/>
+            <w:pPr>
+              <w:spacing w:before="20" w:after="20"/>
+            </w:pPr>
+            <w:r/>
+            <w:r>
+              <w:rPr>
+                <w:rFonts w:ascii="Verdana" w:hAnsi="Verdana"/>
                 <w:sz w:val="16"/>
               </w:rPr>
               <w:t>Tabla de cifrado</w:t>
@@ -6020,6 +7408,9 @@
             <w:tcW w:type="dxa" w:w="1514"/>
           </w:tcPr>
           <w:p>
+            <w:pPr>
+              <w:spacing w:before="20" w:after="20"/>
+            </w:pPr>
             <w:r/>
             <w:r>
               <w:rPr>
@@ -6036,6 +7427,9 @@
             <w:tcW w:type="dxa" w:w="1514"/>
           </w:tcPr>
           <w:p>
+            <w:pPr>
+              <w:spacing w:before="20" w:after="20"/>
+            </w:pPr>
             <w:r/>
             <w:r>
               <w:rPr>
@@ -6052,6 +7446,9 @@
             <w:tcW w:type="dxa" w:w="1514"/>
           </w:tcPr>
           <w:p>
+            <w:pPr>
+              <w:spacing w:before="20" w:after="20"/>
+            </w:pPr>
             <w:r/>
             <w:r>
               <w:rPr>
@@ -6068,11 +7465,13 @@
             <w:tcW w:type="dxa" w:w="1514"/>
           </w:tcPr>
           <w:p>
-            <w:r/>
-            <w:r>
-              <w:rPr>
-                <w:rFonts w:ascii="Verdana" w:hAnsi="Verdana"/>
-                <w:b w:val="0"/>
+            <w:pPr>
+              <w:spacing w:before="20" w:after="20"/>
+            </w:pPr>
+            <w:r/>
+            <w:r>
+              <w:rPr>
+                <w:rFonts w:ascii="Verdana" w:hAnsi="Verdana"/>
                 <w:sz w:val="16"/>
               </w:rPr>
               <w:t>Tabla de cifrado</w:t>
@@ -6084,6 +7483,9 @@
             <w:tcW w:type="dxa" w:w="1514"/>
           </w:tcPr>
           <w:p>
+            <w:pPr>
+              <w:spacing w:before="20" w:after="20"/>
+            </w:pPr>
             <w:r/>
             <w:r>
               <w:rPr>
@@ -6100,6 +7502,9 @@
             <w:tcW w:type="dxa" w:w="1514"/>
           </w:tcPr>
           <w:p>
+            <w:pPr>
+              <w:spacing w:before="20" w:after="20"/>
+            </w:pPr>
             <w:r/>
             <w:r>
               <w:rPr>
@@ -6116,6 +7521,9 @@
             <w:tcW w:type="dxa" w:w="1514"/>
           </w:tcPr>
           <w:p>
+            <w:pPr>
+              <w:spacing w:before="20" w:after="20"/>
+            </w:pPr>
             <w:r/>
             <w:r>
               <w:rPr>
@@ -6136,6 +7544,9 @@
             <w:tcW w:type="dxa" w:w="1514"/>
           </w:tcPr>
           <w:p>
+            <w:pPr>
+              <w:spacing w:before="20" w:after="20"/>
+            </w:pPr>
             <w:r/>
             <w:r>
               <w:rPr>
@@ -6152,6 +7563,9 @@
             <w:tcW w:type="dxa" w:w="1514"/>
           </w:tcPr>
           <w:p>
+            <w:pPr>
+              <w:spacing w:before="20" w:after="20"/>
+            </w:pPr>
             <w:r/>
             <w:r>
               <w:rPr>
@@ -6168,11 +7582,13 @@
             <w:tcW w:type="dxa" w:w="1514"/>
           </w:tcPr>
           <w:p>
-            <w:r/>
-            <w:r>
-              <w:rPr>
-                <w:rFonts w:ascii="Verdana" w:hAnsi="Verdana"/>
-                <w:b w:val="0"/>
+            <w:pPr>
+              <w:spacing w:before="20" w:after="20"/>
+            </w:pPr>
+            <w:r/>
+            <w:r>
+              <w:rPr>
+                <w:rFonts w:ascii="Verdana" w:hAnsi="Verdana"/>
                 <w:sz w:val="16"/>
               </w:rPr>
               <w:t>Numérica</w:t>
@@ -6184,6 +7600,9 @@
             <w:tcW w:type="dxa" w:w="1514"/>
           </w:tcPr>
           <w:p>
+            <w:pPr>
+              <w:spacing w:before="20" w:after="20"/>
+            </w:pPr>
             <w:r/>
             <w:r>
               <w:rPr>
@@ -6200,6 +7619,9 @@
             <w:tcW w:type="dxa" w:w="1514"/>
           </w:tcPr>
           <w:p>
+            <w:pPr>
+              <w:spacing w:before="20" w:after="20"/>
+            </w:pPr>
             <w:r/>
             <w:r>
               <w:rPr>
@@ -6216,6 +7638,9 @@
             <w:tcW w:type="dxa" w:w="1514"/>
           </w:tcPr>
           <w:p>
+            <w:pPr>
+              <w:spacing w:before="20" w:after="20"/>
+            </w:pPr>
             <w:r/>
             <w:r>
               <w:rPr>
@@ -6232,11 +7657,13 @@
             <w:tcW w:type="dxa" w:w="1514"/>
           </w:tcPr>
           <w:p>
-            <w:r/>
-            <w:r>
-              <w:rPr>
-                <w:rFonts w:ascii="Verdana" w:hAnsi="Verdana"/>
-                <w:b w:val="0"/>
+            <w:pPr>
+              <w:spacing w:before="20" w:after="20"/>
+            </w:pPr>
+            <w:r/>
+            <w:r>
+              <w:rPr>
+                <w:rFonts w:ascii="Verdana" w:hAnsi="Verdana"/>
                 <w:sz w:val="16"/>
               </w:rPr>
               <w:t>Numérica</w:t>
@@ -6248,6 +7675,9 @@
             <w:tcW w:type="dxa" w:w="1514"/>
           </w:tcPr>
           <w:p>
+            <w:pPr>
+              <w:spacing w:before="20" w:after="20"/>
+            </w:pPr>
             <w:r/>
             <w:r>
               <w:rPr>
@@ -6264,6 +7694,9 @@
             <w:tcW w:type="dxa" w:w="1514"/>
           </w:tcPr>
           <w:p>
+            <w:pPr>
+              <w:spacing w:before="20" w:after="20"/>
+            </w:pPr>
             <w:r/>
             <w:r>
               <w:rPr>
@@ -6280,6 +7713,9 @@
             <w:tcW w:type="dxa" w:w="1514"/>
           </w:tcPr>
           <w:p>
+            <w:pPr>
+              <w:spacing w:before="20" w:after="20"/>
+            </w:pPr>
             <w:r/>
             <w:r>
               <w:rPr>
@@ -6300,6 +7736,9 @@
             <w:tcW w:type="dxa" w:w="1514"/>
           </w:tcPr>
           <w:p>
+            <w:pPr>
+              <w:spacing w:before="20" w:after="20"/>
+            </w:pPr>
             <w:r/>
             <w:r>
               <w:rPr>
@@ -6316,6 +7755,9 @@
             <w:tcW w:type="dxa" w:w="1514"/>
           </w:tcPr>
           <w:p>
+            <w:pPr>
+              <w:spacing w:before="20" w:after="20"/>
+            </w:pPr>
             <w:r/>
             <w:r>
               <w:rPr>
@@ -6332,11 +7774,13 @@
             <w:tcW w:type="dxa" w:w="1514"/>
           </w:tcPr>
           <w:p>
-            <w:r/>
-            <w:r>
-              <w:rPr>
-                <w:rFonts w:ascii="Verdana" w:hAnsi="Verdana"/>
-                <w:b w:val="0"/>
+            <w:pPr>
+              <w:spacing w:before="20" w:after="20"/>
+            </w:pPr>
+            <w:r/>
+            <w:r>
+              <w:rPr>
+                <w:rFonts w:ascii="Verdana" w:hAnsi="Verdana"/>
                 <w:sz w:val="16"/>
               </w:rPr>
               <w:t>m</w:t>
@@ -6348,6 +7792,9 @@
             <w:tcW w:type="dxa" w:w="1514"/>
           </w:tcPr>
           <w:p>
+            <w:pPr>
+              <w:spacing w:before="20" w:after="20"/>
+            </w:pPr>
             <w:r/>
             <w:r>
               <w:rPr>
@@ -6364,6 +7811,9 @@
             <w:tcW w:type="dxa" w:w="1514"/>
           </w:tcPr>
           <w:p>
+            <w:pPr>
+              <w:spacing w:before="20" w:after="20"/>
+            </w:pPr>
             <w:r/>
             <w:r>
               <w:rPr>
@@ -6380,6 +7830,9 @@
             <w:tcW w:type="dxa" w:w="1514"/>
           </w:tcPr>
           <w:p>
+            <w:pPr>
+              <w:spacing w:before="20" w:after="20"/>
+            </w:pPr>
             <w:r/>
             <w:r>
               <w:rPr>
@@ -6396,11 +7849,13 @@
             <w:tcW w:type="dxa" w:w="1514"/>
           </w:tcPr>
           <w:p>
-            <w:r/>
-            <w:r>
-              <w:rPr>
-                <w:rFonts w:ascii="Verdana" w:hAnsi="Verdana"/>
-                <w:b w:val="0"/>
+            <w:pPr>
+              <w:spacing w:before="20" w:after="20"/>
+            </w:pPr>
+            <w:r/>
+            <w:r>
+              <w:rPr>
+                <w:rFonts w:ascii="Verdana" w:hAnsi="Verdana"/>
                 <w:sz w:val="16"/>
               </w:rPr>
               <w:t>m</w:t>
@@ -6412,6 +7867,9 @@
             <w:tcW w:type="dxa" w:w="1514"/>
           </w:tcPr>
           <w:p>
+            <w:pPr>
+              <w:spacing w:before="20" w:after="20"/>
+            </w:pPr>
             <w:r/>
             <w:r>
               <w:rPr>
@@ -6428,6 +7886,9 @@
             <w:tcW w:type="dxa" w:w="1514"/>
           </w:tcPr>
           <w:p>
+            <w:pPr>
+              <w:spacing w:before="20" w:after="20"/>
+            </w:pPr>
             <w:r/>
             <w:r>
               <w:rPr>
@@ -6444,6 +7905,9 @@
             <w:tcW w:type="dxa" w:w="1514"/>
           </w:tcPr>
           <w:p>
+            <w:pPr>
+              <w:spacing w:before="20" w:after="20"/>
+            </w:pPr>
             <w:r/>
             <w:r>
               <w:rPr>
@@ -6464,6 +7928,9 @@
             <w:tcW w:type="dxa" w:w="1514"/>
           </w:tcPr>
           <w:p>
+            <w:pPr>
+              <w:spacing w:before="20" w:after="20"/>
+            </w:pPr>
             <w:r/>
             <w:r>
               <w:rPr>
@@ -6480,6 +7947,9 @@
             <w:tcW w:type="dxa" w:w="1514"/>
           </w:tcPr>
           <w:p>
+            <w:pPr>
+              <w:spacing w:before="20" w:after="20"/>
+            </w:pPr>
             <w:r/>
             <w:r>
               <w:rPr>
@@ -6496,11 +7966,13 @@
             <w:tcW w:type="dxa" w:w="1514"/>
           </w:tcPr>
           <w:p>
-            <w:r/>
-            <w:r>
-              <w:rPr>
-                <w:rFonts w:ascii="Verdana" w:hAnsi="Verdana"/>
-                <w:b w:val="0"/>
+            <w:pPr>
+              <w:spacing w:before="20" w:after="20"/>
+            </w:pPr>
+            <w:r/>
+            <w:r>
+              <w:rPr>
+                <w:rFonts w:ascii="Verdana" w:hAnsi="Verdana"/>
                 <w:sz w:val="16"/>
               </w:rPr>
               <w:t>Numérica</w:t>
@@ -6512,6 +7984,9 @@
             <w:tcW w:type="dxa" w:w="1514"/>
           </w:tcPr>
           <w:p>
+            <w:pPr>
+              <w:spacing w:before="20" w:after="20"/>
+            </w:pPr>
             <w:r/>
             <w:r>
               <w:rPr>
@@ -6528,6 +8003,9 @@
             <w:tcW w:type="dxa" w:w="1514"/>
           </w:tcPr>
           <w:p>
+            <w:pPr>
+              <w:spacing w:before="20" w:after="20"/>
+            </w:pPr>
             <w:r/>
             <w:r>
               <w:rPr>
@@ -6544,6 +8022,9 @@
             <w:tcW w:type="dxa" w:w="1514"/>
           </w:tcPr>
           <w:p>
+            <w:pPr>
+              <w:spacing w:before="20" w:after="20"/>
+            </w:pPr>
             <w:r/>
             <w:r>
               <w:rPr>
@@ -6560,11 +8041,13 @@
             <w:tcW w:type="dxa" w:w="1514"/>
           </w:tcPr>
           <w:p>
-            <w:r/>
-            <w:r>
-              <w:rPr>
-                <w:rFonts w:ascii="Verdana" w:hAnsi="Verdana"/>
-                <w:b w:val="0"/>
+            <w:pPr>
+              <w:spacing w:before="20" w:after="20"/>
+            </w:pPr>
+            <w:r/>
+            <w:r>
+              <w:rPr>
+                <w:rFonts w:ascii="Verdana" w:hAnsi="Verdana"/>
                 <w:sz w:val="16"/>
               </w:rPr>
               <w:t>Numérica</w:t>
@@ -6576,6 +8059,9 @@
             <w:tcW w:type="dxa" w:w="1514"/>
           </w:tcPr>
           <w:p>
+            <w:pPr>
+              <w:spacing w:before="20" w:after="20"/>
+            </w:pPr>
             <w:r/>
             <w:r>
               <w:rPr>
@@ -6592,6 +8078,9 @@
             <w:tcW w:type="dxa" w:w="1514"/>
           </w:tcPr>
           <w:p>
+            <w:pPr>
+              <w:spacing w:before="20" w:after="20"/>
+            </w:pPr>
             <w:r/>
             <w:r>
               <w:rPr>
@@ -6608,6 +8097,9 @@
             <w:tcW w:type="dxa" w:w="1514"/>
           </w:tcPr>
           <w:p>
+            <w:pPr>
+              <w:spacing w:before="20" w:after="20"/>
+            </w:pPr>
             <w:r/>
             <w:r>
               <w:rPr>
@@ -6628,6 +8120,9 @@
             <w:tcW w:type="dxa" w:w="1514"/>
           </w:tcPr>
           <w:p>
+            <w:pPr>
+              <w:spacing w:before="20" w:after="20"/>
+            </w:pPr>
             <w:r/>
             <w:r>
               <w:rPr>
@@ -6644,6 +8139,9 @@
             <w:tcW w:type="dxa" w:w="1514"/>
           </w:tcPr>
           <w:p>
+            <w:pPr>
+              <w:spacing w:before="20" w:after="20"/>
+            </w:pPr>
             <w:r/>
             <w:r>
               <w:rPr>
@@ -6660,11 +8158,13 @@
             <w:tcW w:type="dxa" w:w="1514"/>
           </w:tcPr>
           <w:p>
-            <w:r/>
-            <w:r>
-              <w:rPr>
-                <w:rFonts w:ascii="Verdana" w:hAnsi="Verdana"/>
-                <w:b w:val="0"/>
+            <w:pPr>
+              <w:spacing w:before="20" w:after="20"/>
+            </w:pPr>
+            <w:r/>
+            <w:r>
+              <w:rPr>
+                <w:rFonts w:ascii="Verdana" w:hAnsi="Verdana"/>
                 <w:sz w:val="16"/>
               </w:rPr>
               <w:t>Numérica</w:t>
@@ -6676,6 +8176,9 @@
             <w:tcW w:type="dxa" w:w="1514"/>
           </w:tcPr>
           <w:p>
+            <w:pPr>
+              <w:spacing w:before="20" w:after="20"/>
+            </w:pPr>
             <w:r/>
             <w:r>
               <w:rPr>
@@ -6692,6 +8195,9 @@
             <w:tcW w:type="dxa" w:w="1514"/>
           </w:tcPr>
           <w:p>
+            <w:pPr>
+              <w:spacing w:before="20" w:after="20"/>
+            </w:pPr>
             <w:r/>
             <w:r>
               <w:rPr>
@@ -6708,6 +8214,9 @@
             <w:tcW w:type="dxa" w:w="1514"/>
           </w:tcPr>
           <w:p>
+            <w:pPr>
+              <w:spacing w:before="20" w:after="20"/>
+            </w:pPr>
             <w:r/>
             <w:r>
               <w:rPr>
@@ -6724,11 +8233,13 @@
             <w:tcW w:type="dxa" w:w="1514"/>
           </w:tcPr>
           <w:p>
-            <w:r/>
-            <w:r>
-              <w:rPr>
-                <w:rFonts w:ascii="Verdana" w:hAnsi="Verdana"/>
-                <w:b w:val="0"/>
+            <w:pPr>
+              <w:spacing w:before="20" w:after="20"/>
+            </w:pPr>
+            <w:r/>
+            <w:r>
+              <w:rPr>
+                <w:rFonts w:ascii="Verdana" w:hAnsi="Verdana"/>
                 <w:sz w:val="16"/>
               </w:rPr>
               <w:t>Numérica</w:t>
@@ -6740,6 +8251,9 @@
             <w:tcW w:type="dxa" w:w="1514"/>
           </w:tcPr>
           <w:p>
+            <w:pPr>
+              <w:spacing w:before="20" w:after="20"/>
+            </w:pPr>
             <w:r/>
             <w:r>
               <w:rPr>
@@ -6756,6 +8270,9 @@
             <w:tcW w:type="dxa" w:w="1514"/>
           </w:tcPr>
           <w:p>
+            <w:pPr>
+              <w:spacing w:before="20" w:after="20"/>
+            </w:pPr>
             <w:r/>
             <w:r>
               <w:rPr>
@@ -6772,6 +8289,9 @@
             <w:tcW w:type="dxa" w:w="1514"/>
           </w:tcPr>
           <w:p>
+            <w:pPr>
+              <w:spacing w:before="20" w:after="20"/>
+            </w:pPr>
             <w:r/>
             <w:r>
               <w:rPr>
@@ -6792,6 +8312,9 @@
             <w:tcW w:type="dxa" w:w="1514"/>
           </w:tcPr>
           <w:p>
+            <w:pPr>
+              <w:spacing w:before="20" w:after="20"/>
+            </w:pPr>
             <w:r/>
             <w:r>
               <w:rPr>
@@ -6808,6 +8331,9 @@
             <w:tcW w:type="dxa" w:w="1514"/>
           </w:tcPr>
           <w:p>
+            <w:pPr>
+              <w:spacing w:before="20" w:after="20"/>
+            </w:pPr>
             <w:r/>
             <w:r>
               <w:rPr>
@@ -6824,11 +8350,13 @@
             <w:tcW w:type="dxa" w:w="1514"/>
           </w:tcPr>
           <w:p>
-            <w:r/>
-            <w:r>
-              <w:rPr>
-                <w:rFonts w:ascii="Verdana" w:hAnsi="Verdana"/>
-                <w:b w:val="0"/>
+            <w:pPr>
+              <w:spacing w:before="20" w:after="20"/>
+            </w:pPr>
+            <w:r/>
+            <w:r>
+              <w:rPr>
+                <w:rFonts w:ascii="Verdana" w:hAnsi="Verdana"/>
                 <w:sz w:val="16"/>
               </w:rPr>
               <w:t>Numérica</w:t>
@@ -6840,6 +8368,9 @@
             <w:tcW w:type="dxa" w:w="1514"/>
           </w:tcPr>
           <w:p>
+            <w:pPr>
+              <w:spacing w:before="20" w:after="20"/>
+            </w:pPr>
             <w:r/>
             <w:r>
               <w:rPr>
@@ -6856,6 +8387,9 @@
             <w:tcW w:type="dxa" w:w="1514"/>
           </w:tcPr>
           <w:p>
+            <w:pPr>
+              <w:spacing w:before="20" w:after="20"/>
+            </w:pPr>
             <w:r/>
             <w:r>
               <w:rPr>
@@ -6872,6 +8406,9 @@
             <w:tcW w:type="dxa" w:w="1514"/>
           </w:tcPr>
           <w:p>
+            <w:pPr>
+              <w:spacing w:before="20" w:after="20"/>
+            </w:pPr>
             <w:r/>
             <w:r>
               <w:rPr>
@@ -6888,11 +8425,13 @@
             <w:tcW w:type="dxa" w:w="1514"/>
           </w:tcPr>
           <w:p>
-            <w:r/>
-            <w:r>
-              <w:rPr>
-                <w:rFonts w:ascii="Verdana" w:hAnsi="Verdana"/>
-                <w:b w:val="0"/>
+            <w:pPr>
+              <w:spacing w:before="20" w:after="20"/>
+            </w:pPr>
+            <w:r/>
+            <w:r>
+              <w:rPr>
+                <w:rFonts w:ascii="Verdana" w:hAnsi="Verdana"/>
                 <w:sz w:val="16"/>
               </w:rPr>
               <w:t>Numérica</w:t>
@@ -6904,6 +8443,9 @@
             <w:tcW w:type="dxa" w:w="1514"/>
           </w:tcPr>
           <w:p>
+            <w:pPr>
+              <w:spacing w:before="20" w:after="20"/>
+            </w:pPr>
             <w:r/>
             <w:r>
               <w:rPr>
@@ -6920,6 +8462,9 @@
             <w:tcW w:type="dxa" w:w="1514"/>
           </w:tcPr>
           <w:p>
+            <w:pPr>
+              <w:spacing w:before="20" w:after="20"/>
+            </w:pPr>
             <w:r/>
             <w:r>
               <w:rPr>
@@ -6936,6 +8481,9 @@
             <w:tcW w:type="dxa" w:w="1514"/>
           </w:tcPr>
           <w:p>
+            <w:pPr>
+              <w:spacing w:before="20" w:after="20"/>
+            </w:pPr>
             <w:r/>
             <w:r>
               <w:rPr>
@@ -6956,6 +8504,9 @@
             <w:tcW w:type="dxa" w:w="1514"/>
           </w:tcPr>
           <w:p>
+            <w:pPr>
+              <w:spacing w:before="20" w:after="20"/>
+            </w:pPr>
             <w:r/>
             <w:r>
               <w:rPr>
@@ -6972,6 +8523,9 @@
             <w:tcW w:type="dxa" w:w="1514"/>
           </w:tcPr>
           <w:p>
+            <w:pPr>
+              <w:spacing w:before="20" w:after="20"/>
+            </w:pPr>
             <w:r/>
             <w:r>
               <w:rPr>
@@ -6988,11 +8542,13 @@
             <w:tcW w:type="dxa" w:w="1514"/>
           </w:tcPr>
           <w:p>
-            <w:r/>
-            <w:r>
-              <w:rPr>
-                <w:rFonts w:ascii="Verdana" w:hAnsi="Verdana"/>
-                <w:b w:val="0"/>
+            <w:pPr>
+              <w:spacing w:before="20" w:after="20"/>
+            </w:pPr>
+            <w:r/>
+            <w:r>
+              <w:rPr>
+                <w:rFonts w:ascii="Verdana" w:hAnsi="Verdana"/>
                 <w:sz w:val="16"/>
               </w:rPr>
               <w:t>Numérica</w:t>
@@ -7004,6 +8560,9 @@
             <w:tcW w:type="dxa" w:w="1514"/>
           </w:tcPr>
           <w:p>
+            <w:pPr>
+              <w:spacing w:before="20" w:after="20"/>
+            </w:pPr>
             <w:r/>
             <w:r>
               <w:rPr>
@@ -7020,6 +8579,9 @@
             <w:tcW w:type="dxa" w:w="1514"/>
           </w:tcPr>
           <w:p>
+            <w:pPr>
+              <w:spacing w:before="20" w:after="20"/>
+            </w:pPr>
             <w:r/>
             <w:r>
               <w:rPr>
@@ -7036,6 +8598,9 @@
             <w:tcW w:type="dxa" w:w="1514"/>
           </w:tcPr>
           <w:p>
+            <w:pPr>
+              <w:spacing w:before="20" w:after="20"/>
+            </w:pPr>
             <w:r/>
             <w:r>
               <w:rPr>
@@ -7052,11 +8617,13 @@
             <w:tcW w:type="dxa" w:w="1514"/>
           </w:tcPr>
           <w:p>
-            <w:r/>
-            <w:r>
-              <w:rPr>
-                <w:rFonts w:ascii="Verdana" w:hAnsi="Verdana"/>
-                <w:b w:val="0"/>
+            <w:pPr>
+              <w:spacing w:before="20" w:after="20"/>
+            </w:pPr>
+            <w:r/>
+            <w:r>
+              <w:rPr>
+                <w:rFonts w:ascii="Verdana" w:hAnsi="Verdana"/>
                 <w:sz w:val="16"/>
               </w:rPr>
               <w:t>Numérica</w:t>
@@ -7068,6 +8635,9 @@
             <w:tcW w:type="dxa" w:w="1514"/>
           </w:tcPr>
           <w:p>
+            <w:pPr>
+              <w:spacing w:before="20" w:after="20"/>
+            </w:pPr>
             <w:r/>
             <w:r>
               <w:rPr>
@@ -7084,6 +8654,9 @@
             <w:tcW w:type="dxa" w:w="1514"/>
           </w:tcPr>
           <w:p>
+            <w:pPr>
+              <w:spacing w:before="20" w:after="20"/>
+            </w:pPr>
             <w:r/>
             <w:r>
               <w:rPr>
@@ -7100,6 +8673,9 @@
             <w:tcW w:type="dxa" w:w="1514"/>
           </w:tcPr>
           <w:p>
+            <w:pPr>
+              <w:spacing w:before="20" w:after="20"/>
+            </w:pPr>
             <w:r/>
             <w:r>
               <w:rPr>
@@ -7120,6 +8696,9 @@
             <w:tcW w:type="dxa" w:w="1514"/>
           </w:tcPr>
           <w:p>
+            <w:pPr>
+              <w:spacing w:before="20" w:after="20"/>
+            </w:pPr>
             <w:r/>
             <w:r>
               <w:rPr>
@@ -7136,6 +8715,9 @@
             <w:tcW w:type="dxa" w:w="1514"/>
           </w:tcPr>
           <w:p>
+            <w:pPr>
+              <w:spacing w:before="20" w:after="20"/>
+            </w:pPr>
             <w:r/>
             <w:r>
               <w:rPr>
@@ -7152,11 +8734,13 @@
             <w:tcW w:type="dxa" w:w="1514"/>
           </w:tcPr>
           <w:p>
-            <w:r/>
-            <w:r>
-              <w:rPr>
-                <w:rFonts w:ascii="Verdana" w:hAnsi="Verdana"/>
-                <w:b w:val="0"/>
+            <w:pPr>
+              <w:spacing w:before="20" w:after="20"/>
+            </w:pPr>
+            <w:r/>
+            <w:r>
+              <w:rPr>
+                <w:rFonts w:ascii="Verdana" w:hAnsi="Verdana"/>
                 <w:sz w:val="16"/>
               </w:rPr>
               <w:t>Tabla de cifrado</w:t>
@@ -7168,6 +8752,9 @@
             <w:tcW w:type="dxa" w:w="1514"/>
           </w:tcPr>
           <w:p>
+            <w:pPr>
+              <w:spacing w:before="20" w:after="20"/>
+            </w:pPr>
             <w:r/>
             <w:r>
               <w:rPr>
@@ -7184,6 +8771,9 @@
             <w:tcW w:type="dxa" w:w="1514"/>
           </w:tcPr>
           <w:p>
+            <w:pPr>
+              <w:spacing w:before="20" w:after="20"/>
+            </w:pPr>
             <w:r/>
             <w:r>
               <w:rPr>
@@ -7200,6 +8790,9 @@
             <w:tcW w:type="dxa" w:w="1514"/>
           </w:tcPr>
           <w:p>
+            <w:pPr>
+              <w:spacing w:before="20" w:after="20"/>
+            </w:pPr>
             <w:r/>
             <w:r>
               <w:rPr>
@@ -7216,11 +8809,13 @@
             <w:tcW w:type="dxa" w:w="1514"/>
           </w:tcPr>
           <w:p>
-            <w:r/>
-            <w:r>
-              <w:rPr>
-                <w:rFonts w:ascii="Verdana" w:hAnsi="Verdana"/>
-                <w:b w:val="0"/>
+            <w:pPr>
+              <w:spacing w:before="20" w:after="20"/>
+            </w:pPr>
+            <w:r/>
+            <w:r>
+              <w:rPr>
+                <w:rFonts w:ascii="Verdana" w:hAnsi="Verdana"/>
                 <w:sz w:val="16"/>
               </w:rPr>
               <w:t>Tabla de cifrado</w:t>
@@ -7232,6 +8827,9 @@
             <w:tcW w:type="dxa" w:w="1514"/>
           </w:tcPr>
           <w:p>
+            <w:pPr>
+              <w:spacing w:before="20" w:after="20"/>
+            </w:pPr>
             <w:r/>
             <w:r>
               <w:rPr>
@@ -7248,6 +8846,9 @@
             <w:tcW w:type="dxa" w:w="1514"/>
           </w:tcPr>
           <w:p>
+            <w:pPr>
+              <w:spacing w:before="20" w:after="20"/>
+            </w:pPr>
             <w:r/>
             <w:r>
               <w:rPr>
@@ -7264,6 +8865,9 @@
             <w:tcW w:type="dxa" w:w="1514"/>
           </w:tcPr>
           <w:p>
+            <w:pPr>
+              <w:spacing w:before="20" w:after="20"/>
+            </w:pPr>
             <w:r/>
             <w:r>
               <w:rPr>
@@ -7284,6 +8888,9 @@
             <w:tcW w:type="dxa" w:w="1514"/>
           </w:tcPr>
           <w:p>
+            <w:pPr>
+              <w:spacing w:before="20" w:after="20"/>
+            </w:pPr>
             <w:r/>
             <w:r>
               <w:rPr>
@@ -7300,6 +8907,9 @@
             <w:tcW w:type="dxa" w:w="1514"/>
           </w:tcPr>
           <w:p>
+            <w:pPr>
+              <w:spacing w:before="20" w:after="20"/>
+            </w:pPr>
             <w:r/>
             <w:r>
               <w:rPr>
@@ -7316,11 +8926,13 @@
             <w:tcW w:type="dxa" w:w="1514"/>
           </w:tcPr>
           <w:p>
-            <w:r/>
-            <w:r>
-              <w:rPr>
-                <w:rFonts w:ascii="Verdana" w:hAnsi="Verdana"/>
-                <w:b w:val="0"/>
+            <w:pPr>
+              <w:spacing w:before="20" w:after="20"/>
+            </w:pPr>
+            <w:r/>
+            <w:r>
+              <w:rPr>
+                <w:rFonts w:ascii="Verdana" w:hAnsi="Verdana"/>
                 <w:sz w:val="16"/>
               </w:rPr>
               <w:t>Numérica</w:t>
@@ -7332,6 +8944,9 @@
             <w:tcW w:type="dxa" w:w="1514"/>
           </w:tcPr>
           <w:p>
+            <w:pPr>
+              <w:spacing w:before="20" w:after="20"/>
+            </w:pPr>
             <w:r/>
             <w:r>
               <w:rPr>
@@ -7348,6 +8963,9 @@
             <w:tcW w:type="dxa" w:w="1514"/>
           </w:tcPr>
           <w:p>
+            <w:pPr>
+              <w:spacing w:before="20" w:after="20"/>
+            </w:pPr>
             <w:r/>
             <w:r>
               <w:rPr>
@@ -7364,6 +8982,9 @@
             <w:tcW w:type="dxa" w:w="1514"/>
           </w:tcPr>
           <w:p>
+            <w:pPr>
+              <w:spacing w:before="20" w:after="20"/>
+            </w:pPr>
             <w:r/>
             <w:r>
               <w:rPr>
@@ -7380,11 +9001,13 @@
             <w:tcW w:type="dxa" w:w="1514"/>
           </w:tcPr>
           <w:p>
-            <w:r/>
-            <w:r>
-              <w:rPr>
-                <w:rFonts w:ascii="Verdana" w:hAnsi="Verdana"/>
-                <w:b w:val="0"/>
+            <w:pPr>
+              <w:spacing w:before="20" w:after="20"/>
+            </w:pPr>
+            <w:r/>
+            <w:r>
+              <w:rPr>
+                <w:rFonts w:ascii="Verdana" w:hAnsi="Verdana"/>
                 <w:sz w:val="16"/>
               </w:rPr>
               <w:t>Numérica</w:t>
@@ -7396,6 +9019,9 @@
             <w:tcW w:type="dxa" w:w="1514"/>
           </w:tcPr>
           <w:p>
+            <w:pPr>
+              <w:spacing w:before="20" w:after="20"/>
+            </w:pPr>
             <w:r/>
             <w:r>
               <w:rPr>
@@ -7412,6 +9038,9 @@
             <w:tcW w:type="dxa" w:w="1514"/>
           </w:tcPr>
           <w:p>
+            <w:pPr>
+              <w:spacing w:before="20" w:after="20"/>
+            </w:pPr>
             <w:r/>
             <w:r>
               <w:rPr>
@@ -7428,6 +9057,9 @@
             <w:tcW w:type="dxa" w:w="1514"/>
           </w:tcPr>
           <w:p>
+            <w:pPr>
+              <w:spacing w:before="20" w:after="20"/>
+            </w:pPr>
             <w:r/>
             <w:r>
               <w:rPr>
@@ -7448,6 +9080,9 @@
             <w:tcW w:type="dxa" w:w="1514"/>
           </w:tcPr>
           <w:p>
+            <w:pPr>
+              <w:spacing w:before="20" w:after="20"/>
+            </w:pPr>
             <w:r/>
             <w:r>
               <w:rPr>
@@ -7464,6 +9099,9 @@
             <w:tcW w:type="dxa" w:w="1514"/>
           </w:tcPr>
           <w:p>
+            <w:pPr>
+              <w:spacing w:before="20" w:after="20"/>
+            </w:pPr>
             <w:r/>
             <w:r>
               <w:rPr>
@@ -7480,11 +9118,13 @@
             <w:tcW w:type="dxa" w:w="1514"/>
           </w:tcPr>
           <w:p>
-            <w:r/>
-            <w:r>
-              <w:rPr>
-                <w:rFonts w:ascii="Verdana" w:hAnsi="Verdana"/>
-                <w:b w:val="0"/>
+            <w:pPr>
+              <w:spacing w:before="20" w:after="20"/>
+            </w:pPr>
+            <w:r/>
+            <w:r>
+              <w:rPr>
+                <w:rFonts w:ascii="Verdana" w:hAnsi="Verdana"/>
                 <w:sz w:val="16"/>
               </w:rPr>
               <w:t>Tabla de banderines</w:t>
@@ -7496,6 +9136,9 @@
             <w:tcW w:type="dxa" w:w="1514"/>
           </w:tcPr>
           <w:p>
+            <w:pPr>
+              <w:spacing w:before="20" w:after="20"/>
+            </w:pPr>
             <w:r/>
             <w:r>
               <w:rPr>
@@ -7512,6 +9155,9 @@
             <w:tcW w:type="dxa" w:w="1514"/>
           </w:tcPr>
           <w:p>
+            <w:pPr>
+              <w:spacing w:before="20" w:after="20"/>
+            </w:pPr>
             <w:r/>
             <w:r>
               <w:rPr>
@@ -7528,6 +9174,9 @@
             <w:tcW w:type="dxa" w:w="1514"/>
           </w:tcPr>
           <w:p>
+            <w:pPr>
+              <w:spacing w:before="20" w:after="20"/>
+            </w:pPr>
             <w:r/>
             <w:r>
               <w:rPr>
@@ -7544,11 +9193,13 @@
             <w:tcW w:type="dxa" w:w="1514"/>
           </w:tcPr>
           <w:p>
-            <w:r/>
-            <w:r>
-              <w:rPr>
-                <w:rFonts w:ascii="Verdana" w:hAnsi="Verdana"/>
-                <w:b w:val="0"/>
+            <w:pPr>
+              <w:spacing w:before="20" w:after="20"/>
+            </w:pPr>
+            <w:r/>
+            <w:r>
+              <w:rPr>
+                <w:rFonts w:ascii="Verdana" w:hAnsi="Verdana"/>
                 <w:sz w:val="16"/>
               </w:rPr>
               <w:t>Tabla de banderines</w:t>
@@ -7560,6 +9211,9 @@
             <w:tcW w:type="dxa" w:w="1514"/>
           </w:tcPr>
           <w:p>
+            <w:pPr>
+              <w:spacing w:before="20" w:after="20"/>
+            </w:pPr>
             <w:r/>
             <w:r>
               <w:rPr>
@@ -7576,6 +9230,9 @@
             <w:tcW w:type="dxa" w:w="1514"/>
           </w:tcPr>
           <w:p>
+            <w:pPr>
+              <w:spacing w:before="20" w:after="20"/>
+            </w:pPr>
             <w:r/>
             <w:r>
               <w:rPr>
@@ -7592,6 +9249,9 @@
             <w:tcW w:type="dxa" w:w="1514"/>
           </w:tcPr>
           <w:p>
+            <w:pPr>
+              <w:spacing w:before="20" w:after="20"/>
+            </w:pPr>
             <w:r/>
             <w:r>
               <w:rPr>
@@ -7612,6 +9272,9 @@
             <w:tcW w:type="dxa" w:w="1514"/>
           </w:tcPr>
           <w:p>
+            <w:pPr>
+              <w:spacing w:before="20" w:after="20"/>
+            </w:pPr>
             <w:r/>
             <w:r>
               <w:rPr>
@@ -7628,6 +9291,9 @@
             <w:tcW w:type="dxa" w:w="1514"/>
           </w:tcPr>
           <w:p>
+            <w:pPr>
+              <w:spacing w:before="20" w:after="20"/>
+            </w:pPr>
             <w:r/>
             <w:r>
               <w:rPr>
@@ -7644,11 +9310,13 @@
             <w:tcW w:type="dxa" w:w="1514"/>
           </w:tcPr>
           <w:p>
-            <w:r/>
-            <w:r>
-              <w:rPr>
-                <w:rFonts w:ascii="Verdana" w:hAnsi="Verdana"/>
-                <w:b w:val="0"/>
+            <w:pPr>
+              <w:spacing w:before="20" w:after="20"/>
+            </w:pPr>
+            <w:r/>
+            <w:r>
+              <w:rPr>
+                <w:rFonts w:ascii="Verdana" w:hAnsi="Verdana"/>
                 <w:sz w:val="16"/>
               </w:rPr>
               <w:t>Tabla de cifrado</w:t>
@@ -7660,6 +9328,9 @@
             <w:tcW w:type="dxa" w:w="1514"/>
           </w:tcPr>
           <w:p>
+            <w:pPr>
+              <w:spacing w:before="20" w:after="20"/>
+            </w:pPr>
             <w:r/>
             <w:r>
               <w:rPr>
@@ -7676,6 +9347,9 @@
             <w:tcW w:type="dxa" w:w="1514"/>
           </w:tcPr>
           <w:p>
+            <w:pPr>
+              <w:spacing w:before="20" w:after="20"/>
+            </w:pPr>
             <w:r/>
             <w:r>
               <w:rPr>
@@ -7692,6 +9366,9 @@
             <w:tcW w:type="dxa" w:w="1514"/>
           </w:tcPr>
           <w:p>
+            <w:pPr>
+              <w:spacing w:before="20" w:after="20"/>
+            </w:pPr>
             <w:r/>
             <w:r>
               <w:rPr>
@@ -7708,11 +9385,13 @@
             <w:tcW w:type="dxa" w:w="1514"/>
           </w:tcPr>
           <w:p>
-            <w:r/>
-            <w:r>
-              <w:rPr>
-                <w:rFonts w:ascii="Verdana" w:hAnsi="Verdana"/>
-                <w:b w:val="0"/>
+            <w:pPr>
+              <w:spacing w:before="20" w:after="20"/>
+            </w:pPr>
+            <w:r/>
+            <w:r>
+              <w:rPr>
+                <w:rFonts w:ascii="Verdana" w:hAnsi="Verdana"/>
                 <w:sz w:val="16"/>
               </w:rPr>
               <w:t>Tabla de cifrado</w:t>
@@ -7724,6 +9403,9 @@
             <w:tcW w:type="dxa" w:w="1514"/>
           </w:tcPr>
           <w:p>
+            <w:pPr>
+              <w:spacing w:before="20" w:after="20"/>
+            </w:pPr>
             <w:r/>
             <w:r>
               <w:rPr>
@@ -7740,6 +9422,9 @@
             <w:tcW w:type="dxa" w:w="1514"/>
           </w:tcPr>
           <w:p>
+            <w:pPr>
+              <w:spacing w:before="20" w:after="20"/>
+            </w:pPr>
             <w:r/>
             <w:r>
               <w:rPr>
@@ -7756,6 +9441,9 @@
             <w:tcW w:type="dxa" w:w="1514"/>
           </w:tcPr>
           <w:p>
+            <w:pPr>
+              <w:spacing w:before="20" w:after="20"/>
+            </w:pPr>
             <w:r/>
             <w:r>
               <w:rPr>
@@ -7776,6 +9464,9 @@
             <w:tcW w:type="dxa" w:w="1514"/>
           </w:tcPr>
           <w:p>
+            <w:pPr>
+              <w:spacing w:before="20" w:after="20"/>
+            </w:pPr>
             <w:r/>
             <w:r>
               <w:rPr>
@@ -7792,6 +9483,9 @@
             <w:tcW w:type="dxa" w:w="1514"/>
           </w:tcPr>
           <w:p>
+            <w:pPr>
+              <w:spacing w:before="20" w:after="20"/>
+            </w:pPr>
             <w:r/>
             <w:r>
               <w:rPr>
@@ -7808,11 +9502,13 @@
             <w:tcW w:type="dxa" w:w="1514"/>
           </w:tcPr>
           <w:p>
-            <w:r/>
-            <w:r>
-              <w:rPr>
-                <w:rFonts w:ascii="Verdana" w:hAnsi="Verdana"/>
-                <w:b w:val="0"/>
+            <w:pPr>
+              <w:spacing w:before="20" w:after="20"/>
+            </w:pPr>
+            <w:r/>
+            <w:r>
+              <w:rPr>
+                <w:rFonts w:ascii="Verdana" w:hAnsi="Verdana"/>
                 <w:sz w:val="16"/>
               </w:rPr>
               <w:t>Tabla de cifrado</w:t>
@@ -7824,6 +9520,9 @@
             <w:tcW w:type="dxa" w:w="1514"/>
           </w:tcPr>
           <w:p>
+            <w:pPr>
+              <w:spacing w:before="20" w:after="20"/>
+            </w:pPr>
             <w:r/>
             <w:r>
               <w:rPr>
@@ -7840,6 +9539,9 @@
             <w:tcW w:type="dxa" w:w="1514"/>
           </w:tcPr>
           <w:p>
+            <w:pPr>
+              <w:spacing w:before="20" w:after="20"/>
+            </w:pPr>
             <w:r/>
             <w:r>
               <w:rPr>
@@ -7856,6 +9558,9 @@
             <w:tcW w:type="dxa" w:w="1514"/>
           </w:tcPr>
           <w:p>
+            <w:pPr>
+              <w:spacing w:before="20" w:after="20"/>
+            </w:pPr>
             <w:r/>
             <w:r>
               <w:rPr>
@@ -7872,11 +9577,13 @@
             <w:tcW w:type="dxa" w:w="1514"/>
           </w:tcPr>
           <w:p>
-            <w:r/>
-            <w:r>
-              <w:rPr>
-                <w:rFonts w:ascii="Verdana" w:hAnsi="Verdana"/>
-                <w:b w:val="0"/>
+            <w:pPr>
+              <w:spacing w:before="20" w:after="20"/>
+            </w:pPr>
+            <w:r/>
+            <w:r>
+              <w:rPr>
+                <w:rFonts w:ascii="Verdana" w:hAnsi="Verdana"/>
                 <w:sz w:val="16"/>
               </w:rPr>
               <w:t>Tabla de cifrado</w:t>
@@ -7888,6 +9595,9 @@
             <w:tcW w:type="dxa" w:w="1514"/>
           </w:tcPr>
           <w:p>
+            <w:pPr>
+              <w:spacing w:before="20" w:after="20"/>
+            </w:pPr>
             <w:r/>
             <w:r>
               <w:rPr>
@@ -7904,6 +9614,9 @@
             <w:tcW w:type="dxa" w:w="1514"/>
           </w:tcPr>
           <w:p>
+            <w:pPr>
+              <w:spacing w:before="20" w:after="20"/>
+            </w:pPr>
             <w:r/>
             <w:r>
               <w:rPr>
@@ -7920,6 +9633,9 @@
             <w:tcW w:type="dxa" w:w="1514"/>
           </w:tcPr>
           <w:p>
+            <w:pPr>
+              <w:spacing w:before="20" w:after="20"/>
+            </w:pPr>
             <w:r/>
             <w:r>
               <w:rPr>
@@ -7940,6 +9656,9 @@
             <w:tcW w:type="dxa" w:w="1514"/>
           </w:tcPr>
           <w:p>
+            <w:pPr>
+              <w:spacing w:before="20" w:after="20"/>
+            </w:pPr>
             <w:r/>
             <w:r>
               <w:rPr>
@@ -7956,6 +9675,9 @@
             <w:tcW w:type="dxa" w:w="1514"/>
           </w:tcPr>
           <w:p>
+            <w:pPr>
+              <w:spacing w:before="20" w:after="20"/>
+            </w:pPr>
             <w:r/>
             <w:r>
               <w:rPr>
@@ -7972,11 +9694,13 @@
             <w:tcW w:type="dxa" w:w="1514"/>
           </w:tcPr>
           <w:p>
-            <w:r/>
-            <w:r>
-              <w:rPr>
-                <w:rFonts w:ascii="Verdana" w:hAnsi="Verdana"/>
-                <w:b w:val="0"/>
+            <w:pPr>
+              <w:spacing w:before="20" w:after="20"/>
+            </w:pPr>
+            <w:r/>
+            <w:r>
+              <w:rPr>
+                <w:rFonts w:ascii="Verdana" w:hAnsi="Verdana"/>
                 <w:sz w:val="16"/>
               </w:rPr>
               <w:t>Tabla de cifrado</w:t>
@@ -7988,6 +9712,9 @@
             <w:tcW w:type="dxa" w:w="1514"/>
           </w:tcPr>
           <w:p>
+            <w:pPr>
+              <w:spacing w:before="20" w:after="20"/>
+            </w:pPr>
             <w:r/>
             <w:r>
               <w:rPr>
@@ -8004,6 +9731,9 @@
             <w:tcW w:type="dxa" w:w="1514"/>
           </w:tcPr>
           <w:p>
+            <w:pPr>
+              <w:spacing w:before="20" w:after="20"/>
+            </w:pPr>
             <w:r/>
             <w:r>
               <w:rPr>
@@ -8020,6 +9750,9 @@
             <w:tcW w:type="dxa" w:w="1514"/>
           </w:tcPr>
           <w:p>
+            <w:pPr>
+              <w:spacing w:before="20" w:after="20"/>
+            </w:pPr>
             <w:r/>
             <w:r>
               <w:rPr>
@@ -8036,11 +9769,13 @@
             <w:tcW w:type="dxa" w:w="1514"/>
           </w:tcPr>
           <w:p>
-            <w:r/>
-            <w:r>
-              <w:rPr>
-                <w:rFonts w:ascii="Verdana" w:hAnsi="Verdana"/>
-                <w:b w:val="0"/>
+            <w:pPr>
+              <w:spacing w:before="20" w:after="20"/>
+            </w:pPr>
+            <w:r/>
+            <w:r>
+              <w:rPr>
+                <w:rFonts w:ascii="Verdana" w:hAnsi="Verdana"/>
                 <w:sz w:val="16"/>
               </w:rPr>
               <w:t>Tabla de cifrado</w:t>
@@ -8052,6 +9787,9 @@
             <w:tcW w:type="dxa" w:w="1514"/>
           </w:tcPr>
           <w:p>
+            <w:pPr>
+              <w:spacing w:before="20" w:after="20"/>
+            </w:pPr>
             <w:r/>
             <w:r>
               <w:rPr>
@@ -8068,6 +9806,9 @@
             <w:tcW w:type="dxa" w:w="1514"/>
           </w:tcPr>
           <w:p>
+            <w:pPr>
+              <w:spacing w:before="20" w:after="20"/>
+            </w:pPr>
             <w:r/>
             <w:r>
               <w:rPr>
@@ -8084,6 +9825,9 @@
             <w:tcW w:type="dxa" w:w="1514"/>
           </w:tcPr>
           <w:p>
+            <w:pPr>
+              <w:spacing w:before="20" w:after="20"/>
+            </w:pPr>
             <w:r/>
             <w:r>
               <w:rPr>
@@ -8104,6 +9848,9 @@
             <w:tcW w:type="dxa" w:w="1514"/>
           </w:tcPr>
           <w:p>
+            <w:pPr>
+              <w:spacing w:before="20" w:after="20"/>
+            </w:pPr>
             <w:r/>
             <w:r>
               <w:rPr>
@@ -8120,6 +9867,9 @@
             <w:tcW w:type="dxa" w:w="1514"/>
           </w:tcPr>
           <w:p>
+            <w:pPr>
+              <w:spacing w:before="20" w:after="20"/>
+            </w:pPr>
             <w:r/>
             <w:r>
               <w:rPr>
@@ -8136,11 +9886,13 @@
             <w:tcW w:type="dxa" w:w="1514"/>
           </w:tcPr>
           <w:p>
-            <w:r/>
-            <w:r>
-              <w:rPr>
-                <w:rFonts w:ascii="Verdana" w:hAnsi="Verdana"/>
-                <w:b w:val="0"/>
+            <w:pPr>
+              <w:spacing w:before="20" w:after="20"/>
+            </w:pPr>
+            <w:r/>
+            <w:r>
+              <w:rPr>
+                <w:rFonts w:ascii="Verdana" w:hAnsi="Verdana"/>
                 <w:sz w:val="16"/>
               </w:rPr>
               <w:t>Tabla de banderines</w:t>
@@ -8152,6 +9904,9 @@
             <w:tcW w:type="dxa" w:w="1514"/>
           </w:tcPr>
           <w:p>
+            <w:pPr>
+              <w:spacing w:before="20" w:after="20"/>
+            </w:pPr>
             <w:r/>
             <w:r>
               <w:rPr>
@@ -8168,6 +9923,9 @@
             <w:tcW w:type="dxa" w:w="1514"/>
           </w:tcPr>
           <w:p>
+            <w:pPr>
+              <w:spacing w:before="20" w:after="20"/>
+            </w:pPr>
             <w:r/>
             <w:r>
               <w:rPr>
@@ -8184,6 +9942,9 @@
             <w:tcW w:type="dxa" w:w="1514"/>
           </w:tcPr>
           <w:p>
+            <w:pPr>
+              <w:spacing w:before="20" w:after="20"/>
+            </w:pPr>
             <w:r/>
             <w:r>
               <w:rPr>
@@ -8200,11 +9961,13 @@
             <w:tcW w:type="dxa" w:w="1514"/>
           </w:tcPr>
           <w:p>
-            <w:r/>
-            <w:r>
-              <w:rPr>
-                <w:rFonts w:ascii="Verdana" w:hAnsi="Verdana"/>
-                <w:b w:val="0"/>
+            <w:pPr>
+              <w:spacing w:before="20" w:after="20"/>
+            </w:pPr>
+            <w:r/>
+            <w:r>
+              <w:rPr>
+                <w:rFonts w:ascii="Verdana" w:hAnsi="Verdana"/>
                 <w:sz w:val="16"/>
               </w:rPr>
               <w:t>Tabla de banderines</w:t>
@@ -8216,6 +9979,9 @@
             <w:tcW w:type="dxa" w:w="1514"/>
           </w:tcPr>
           <w:p>
+            <w:pPr>
+              <w:spacing w:before="20" w:after="20"/>
+            </w:pPr>
             <w:r/>
             <w:r>
               <w:rPr>
@@ -8232,6 +9998,9 @@
             <w:tcW w:type="dxa" w:w="1514"/>
           </w:tcPr>
           <w:p>
+            <w:pPr>
+              <w:spacing w:before="20" w:after="20"/>
+            </w:pPr>
             <w:r/>
             <w:r>
               <w:rPr>
@@ -8248,6 +10017,9 @@
             <w:tcW w:type="dxa" w:w="1514"/>
           </w:tcPr>
           <w:p>
+            <w:pPr>
+              <w:spacing w:before="20" w:after="20"/>
+            </w:pPr>
             <w:r/>
             <w:r>
               <w:rPr>
@@ -8268,6 +10040,9 @@
             <w:tcW w:type="dxa" w:w="1514"/>
           </w:tcPr>
           <w:p>
+            <w:pPr>
+              <w:spacing w:before="20" w:after="20"/>
+            </w:pPr>
             <w:r/>
             <w:r>
               <w:rPr>
@@ -8284,6 +10059,9 @@
             <w:tcW w:type="dxa" w:w="1514"/>
           </w:tcPr>
           <w:p>
+            <w:pPr>
+              <w:spacing w:before="20" w:after="20"/>
+            </w:pPr>
             <w:r/>
             <w:r>
               <w:rPr>
@@ -8300,11 +10078,13 @@
             <w:tcW w:type="dxa" w:w="1514"/>
           </w:tcPr>
           <w:p>
-            <w:r/>
-            <w:r>
-              <w:rPr>
-                <w:rFonts w:ascii="Verdana" w:hAnsi="Verdana"/>
-                <w:b w:val="0"/>
+            <w:pPr>
+              <w:spacing w:before="20" w:after="20"/>
+            </w:pPr>
+            <w:r/>
+            <w:r>
+              <w:rPr>
+                <w:rFonts w:ascii="Verdana" w:hAnsi="Verdana"/>
                 <w:sz w:val="16"/>
               </w:rPr>
               <w:t>Tabla de banderines</w:t>
@@ -8316,6 +10096,9 @@
             <w:tcW w:type="dxa" w:w="1514"/>
           </w:tcPr>
           <w:p>
+            <w:pPr>
+              <w:spacing w:before="20" w:after="20"/>
+            </w:pPr>
             <w:r/>
             <w:r>
               <w:rPr>
@@ -8332,6 +10115,9 @@
             <w:tcW w:type="dxa" w:w="1514"/>
           </w:tcPr>
           <w:p>
+            <w:pPr>
+              <w:spacing w:before="20" w:after="20"/>
+            </w:pPr>
             <w:r/>
             <w:r>
               <w:rPr>
@@ -8348,6 +10134,9 @@
             <w:tcW w:type="dxa" w:w="1514"/>
           </w:tcPr>
           <w:p>
+            <w:pPr>
+              <w:spacing w:before="20" w:after="20"/>
+            </w:pPr>
             <w:r/>
             <w:r>
               <w:rPr>
@@ -8364,11 +10153,13 @@
             <w:tcW w:type="dxa" w:w="1514"/>
           </w:tcPr>
           <w:p>
-            <w:r/>
-            <w:r>
-              <w:rPr>
-                <w:rFonts w:ascii="Verdana" w:hAnsi="Verdana"/>
-                <w:b w:val="0"/>
+            <w:pPr>
+              <w:spacing w:before="20" w:after="20"/>
+            </w:pPr>
+            <w:r/>
+            <w:r>
+              <w:rPr>
+                <w:rFonts w:ascii="Verdana" w:hAnsi="Verdana"/>
                 <w:sz w:val="16"/>
               </w:rPr>
               <w:t>Tabla de banderines</w:t>
@@ -8380,6 +10171,9 @@
             <w:tcW w:type="dxa" w:w="1514"/>
           </w:tcPr>
           <w:p>
+            <w:pPr>
+              <w:spacing w:before="20" w:after="20"/>
+            </w:pPr>
             <w:r/>
             <w:r>
               <w:rPr>
@@ -8396,6 +10190,9 @@
             <w:tcW w:type="dxa" w:w="1514"/>
           </w:tcPr>
           <w:p>
+            <w:pPr>
+              <w:spacing w:before="20" w:after="20"/>
+            </w:pPr>
             <w:r/>
             <w:r>
               <w:rPr>
@@ -8412,6 +10209,9 @@
             <w:tcW w:type="dxa" w:w="1514"/>
           </w:tcPr>
           <w:p>
+            <w:pPr>
+              <w:spacing w:before="20" w:after="20"/>
+            </w:pPr>
             <w:r/>
             <w:r>
               <w:rPr>
@@ -8432,6 +10232,9 @@
             <w:tcW w:type="dxa" w:w="1514"/>
           </w:tcPr>
           <w:p>
+            <w:pPr>
+              <w:spacing w:before="20" w:after="20"/>
+            </w:pPr>
             <w:r/>
             <w:r>
               <w:rPr>
@@ -8448,6 +10251,9 @@
             <w:tcW w:type="dxa" w:w="1514"/>
           </w:tcPr>
           <w:p>
+            <w:pPr>
+              <w:spacing w:before="20" w:after="20"/>
+            </w:pPr>
             <w:r/>
             <w:r>
               <w:rPr>
@@ -8464,11 +10270,13 @@
             <w:tcW w:type="dxa" w:w="1514"/>
           </w:tcPr>
           <w:p>
-            <w:r/>
-            <w:r>
-              <w:rPr>
-                <w:rFonts w:ascii="Verdana" w:hAnsi="Verdana"/>
-                <w:b w:val="0"/>
+            <w:pPr>
+              <w:spacing w:before="20" w:after="20"/>
+            </w:pPr>
+            <w:r/>
+            <w:r>
+              <w:rPr>
+                <w:rFonts w:ascii="Verdana" w:hAnsi="Verdana"/>
                 <w:sz w:val="16"/>
               </w:rPr>
               <w:t>Tabla de cifrado</w:t>
@@ -8480,6 +10288,9 @@
             <w:tcW w:type="dxa" w:w="1514"/>
           </w:tcPr>
           <w:p>
+            <w:pPr>
+              <w:spacing w:before="20" w:after="20"/>
+            </w:pPr>
             <w:r/>
             <w:r>
               <w:rPr>
@@ -8496,6 +10307,9 @@
             <w:tcW w:type="dxa" w:w="1514"/>
           </w:tcPr>
           <w:p>
+            <w:pPr>
+              <w:spacing w:before="20" w:after="20"/>
+            </w:pPr>
             <w:r/>
             <w:r>
               <w:rPr>
@@ -8512,6 +10326,9 @@
             <w:tcW w:type="dxa" w:w="1514"/>
           </w:tcPr>
           <w:p>
+            <w:pPr>
+              <w:spacing w:before="20" w:after="20"/>
+            </w:pPr>
             <w:r/>
             <w:r>
               <w:rPr>
@@ -8528,11 +10345,13 @@
             <w:tcW w:type="dxa" w:w="1514"/>
           </w:tcPr>
           <w:p>
-            <w:r/>
-            <w:r>
-              <w:rPr>
-                <w:rFonts w:ascii="Verdana" w:hAnsi="Verdana"/>
-                <w:b w:val="0"/>
+            <w:pPr>
+              <w:spacing w:before="20" w:after="20"/>
+            </w:pPr>
+            <w:r/>
+            <w:r>
+              <w:rPr>
+                <w:rFonts w:ascii="Verdana" w:hAnsi="Verdana"/>
                 <w:sz w:val="16"/>
               </w:rPr>
               <w:t>Tabla de cifrado</w:t>
@@ -8544,6 +10363,9 @@
             <w:tcW w:type="dxa" w:w="1514"/>
           </w:tcPr>
           <w:p>
+            <w:pPr>
+              <w:spacing w:before="20" w:after="20"/>
+            </w:pPr>
             <w:r/>
             <w:r>
               <w:rPr>
@@ -8560,6 +10382,9 @@
             <w:tcW w:type="dxa" w:w="1514"/>
           </w:tcPr>
           <w:p>
+            <w:pPr>
+              <w:spacing w:before="20" w:after="20"/>
+            </w:pPr>
             <w:r/>
             <w:r>
               <w:rPr>
@@ -8576,6 +10401,9 @@
             <w:tcW w:type="dxa" w:w="1514"/>
           </w:tcPr>
           <w:p>
+            <w:pPr>
+              <w:spacing w:before="20" w:after="20"/>
+            </w:pPr>
             <w:r/>
             <w:r>
               <w:rPr>
@@ -8596,6 +10424,9 @@
             <w:tcW w:type="dxa" w:w="1514"/>
           </w:tcPr>
           <w:p>
+            <w:pPr>
+              <w:spacing w:before="20" w:after="20"/>
+            </w:pPr>
             <w:r/>
             <w:r>
               <w:rPr>
@@ -8612,6 +10443,9 @@
             <w:tcW w:type="dxa" w:w="1514"/>
           </w:tcPr>
           <w:p>
+            <w:pPr>
+              <w:spacing w:before="20" w:after="20"/>
+            </w:pPr>
             <w:r/>
             <w:r>
               <w:rPr>
@@ -8628,11 +10462,13 @@
             <w:tcW w:type="dxa" w:w="1514"/>
           </w:tcPr>
           <w:p>
-            <w:r/>
-            <w:r>
-              <w:rPr>
-                <w:rFonts w:ascii="Verdana" w:hAnsi="Verdana"/>
-                <w:b w:val="0"/>
+            <w:pPr>
+              <w:spacing w:before="20" w:after="20"/>
+            </w:pPr>
+            <w:r/>
+            <w:r>
+              <w:rPr>
+                <w:rFonts w:ascii="Verdana" w:hAnsi="Verdana"/>
                 <w:sz w:val="16"/>
               </w:rPr>
               <w:t>Tabla de banderines</w:t>
@@ -8644,6 +10480,9 @@
             <w:tcW w:type="dxa" w:w="1514"/>
           </w:tcPr>
           <w:p>
+            <w:pPr>
+              <w:spacing w:before="20" w:after="20"/>
+            </w:pPr>
             <w:r/>
             <w:r>
               <w:rPr>
@@ -8660,6 +10499,9 @@
             <w:tcW w:type="dxa" w:w="1514"/>
           </w:tcPr>
           <w:p>
+            <w:pPr>
+              <w:spacing w:before="20" w:after="20"/>
+            </w:pPr>
             <w:r/>
             <w:r>
               <w:rPr>
@@ -8676,6 +10518,9 @@
             <w:tcW w:type="dxa" w:w="1514"/>
           </w:tcPr>
           <w:p>
+            <w:pPr>
+              <w:spacing w:before="20" w:after="20"/>
+            </w:pPr>
             <w:r/>
             <w:r>
               <w:rPr>
@@ -8692,11 +10537,13 @@
             <w:tcW w:type="dxa" w:w="1514"/>
           </w:tcPr>
           <w:p>
-            <w:r/>
-            <w:r>
-              <w:rPr>
-                <w:rFonts w:ascii="Verdana" w:hAnsi="Verdana"/>
-                <w:b w:val="0"/>
+            <w:pPr>
+              <w:spacing w:before="20" w:after="20"/>
+            </w:pPr>
+            <w:r/>
+            <w:r>
+              <w:rPr>
+                <w:rFonts w:ascii="Verdana" w:hAnsi="Verdana"/>
                 <w:sz w:val="16"/>
               </w:rPr>
               <w:t>Tabla de banderines</w:t>
@@ -8708,6 +10555,9 @@
             <w:tcW w:type="dxa" w:w="1514"/>
           </w:tcPr>
           <w:p>
+            <w:pPr>
+              <w:spacing w:before="20" w:after="20"/>
+            </w:pPr>
             <w:r/>
             <w:r>
               <w:rPr>
@@ -8724,6 +10574,9 @@
             <w:tcW w:type="dxa" w:w="1514"/>
           </w:tcPr>
           <w:p>
+            <w:pPr>
+              <w:spacing w:before="20" w:after="20"/>
+            </w:pPr>
             <w:r/>
             <w:r>
               <w:rPr>
@@ -8740,6 +10593,9 @@
             <w:tcW w:type="dxa" w:w="1514"/>
           </w:tcPr>
           <w:p>
+            <w:pPr>
+              <w:spacing w:before="20" w:after="20"/>
+            </w:pPr>
             <w:r/>
             <w:r>
               <w:rPr>
@@ -8760,6 +10616,9 @@
             <w:tcW w:type="dxa" w:w="1514"/>
           </w:tcPr>
           <w:p>
+            <w:pPr>
+              <w:spacing w:before="20" w:after="20"/>
+            </w:pPr>
             <w:r/>
             <w:r>
               <w:rPr>
@@ -8776,6 +10635,9 @@
             <w:tcW w:type="dxa" w:w="1514"/>
           </w:tcPr>
           <w:p>
+            <w:pPr>
+              <w:spacing w:before="20" w:after="20"/>
+            </w:pPr>
             <w:r/>
             <w:r>
               <w:rPr>
@@ -8792,11 +10654,13 @@
             <w:tcW w:type="dxa" w:w="1514"/>
           </w:tcPr>
           <w:p>
-            <w:r/>
-            <w:r>
-              <w:rPr>
-                <w:rFonts w:ascii="Verdana" w:hAnsi="Verdana"/>
-                <w:b w:val="0"/>
+            <w:pPr>
+              <w:spacing w:before="20" w:after="20"/>
+            </w:pPr>
+            <w:r/>
+            <w:r>
+              <w:rPr>
+                <w:rFonts w:ascii="Verdana" w:hAnsi="Verdana"/>
                 <w:sz w:val="16"/>
               </w:rPr>
               <w:t>Numérica</w:t>
@@ -8808,6 +10672,9 @@
             <w:tcW w:type="dxa" w:w="1514"/>
           </w:tcPr>
           <w:p>
+            <w:pPr>
+              <w:spacing w:before="20" w:after="20"/>
+            </w:pPr>
             <w:r/>
             <w:r>
               <w:rPr>
@@ -8824,6 +10691,9 @@
             <w:tcW w:type="dxa" w:w="1514"/>
           </w:tcPr>
           <w:p>
+            <w:pPr>
+              <w:spacing w:before="20" w:after="20"/>
+            </w:pPr>
             <w:r/>
             <w:r>
               <w:rPr>
@@ -8840,6 +10710,9 @@
             <w:tcW w:type="dxa" w:w="1514"/>
           </w:tcPr>
           <w:p>
+            <w:pPr>
+              <w:spacing w:before="20" w:after="20"/>
+            </w:pPr>
             <w:r/>
             <w:r>
               <w:rPr>
@@ -8856,11 +10729,13 @@
             <w:tcW w:type="dxa" w:w="1514"/>
           </w:tcPr>
           <w:p>
-            <w:r/>
-            <w:r>
-              <w:rPr>
-                <w:rFonts w:ascii="Verdana" w:hAnsi="Verdana"/>
-                <w:b w:val="0"/>
+            <w:pPr>
+              <w:spacing w:before="20" w:after="20"/>
+            </w:pPr>
+            <w:r/>
+            <w:r>
+              <w:rPr>
+                <w:rFonts w:ascii="Verdana" w:hAnsi="Verdana"/>
                 <w:sz w:val="16"/>
               </w:rPr>
               <w:t>Numérica</w:t>
@@ -8872,6 +10747,9 @@
             <w:tcW w:type="dxa" w:w="1514"/>
           </w:tcPr>
           <w:p>
+            <w:pPr>
+              <w:spacing w:before="20" w:after="20"/>
+            </w:pPr>
             <w:r/>
             <w:r>
               <w:rPr>
@@ -8888,6 +10766,9 @@
             <w:tcW w:type="dxa" w:w="1514"/>
           </w:tcPr>
           <w:p>
+            <w:pPr>
+              <w:spacing w:before="20" w:after="20"/>
+            </w:pPr>
             <w:r/>
             <w:r>
               <w:rPr>
@@ -8904,6 +10785,9 @@
             <w:tcW w:type="dxa" w:w="1514"/>
           </w:tcPr>
           <w:p>
+            <w:pPr>
+              <w:spacing w:before="20" w:after="20"/>
+            </w:pPr>
             <w:r/>
             <w:r>
               <w:rPr>
@@ -8924,6 +10808,9 @@
             <w:tcW w:type="dxa" w:w="1514"/>
           </w:tcPr>
           <w:p>
+            <w:pPr>
+              <w:spacing w:before="20" w:after="20"/>
+            </w:pPr>
             <w:r/>
             <w:r>
               <w:rPr>
@@ -8940,6 +10827,9 @@
             <w:tcW w:type="dxa" w:w="1514"/>
           </w:tcPr>
           <w:p>
+            <w:pPr>
+              <w:spacing w:before="20" w:after="20"/>
+            </w:pPr>
             <w:r/>
             <w:r>
               <w:rPr>
@@ -8956,11 +10846,13 @@
             <w:tcW w:type="dxa" w:w="1514"/>
           </w:tcPr>
           <w:p>
-            <w:r/>
-            <w:r>
-              <w:rPr>
-                <w:rFonts w:ascii="Verdana" w:hAnsi="Verdana"/>
-                <w:b w:val="0"/>
+            <w:pPr>
+              <w:spacing w:before="20" w:after="20"/>
+            </w:pPr>
+            <w:r/>
+            <w:r>
+              <w:rPr>
+                <w:rFonts w:ascii="Verdana" w:hAnsi="Verdana"/>
                 <w:sz w:val="16"/>
               </w:rPr>
               <w:t>Tabla de banderines</w:t>
@@ -8972,6 +10864,9 @@
             <w:tcW w:type="dxa" w:w="1514"/>
           </w:tcPr>
           <w:p>
+            <w:pPr>
+              <w:spacing w:before="20" w:after="20"/>
+            </w:pPr>
             <w:r/>
             <w:r>
               <w:rPr>
@@ -8988,6 +10883,9 @@
             <w:tcW w:type="dxa" w:w="1514"/>
           </w:tcPr>
           <w:p>
+            <w:pPr>
+              <w:spacing w:before="20" w:after="20"/>
+            </w:pPr>
             <w:r/>
             <w:r>
               <w:rPr>
@@ -9004,6 +10902,9 @@
             <w:tcW w:type="dxa" w:w="1514"/>
           </w:tcPr>
           <w:p>
+            <w:pPr>
+              <w:spacing w:before="20" w:after="20"/>
+            </w:pPr>
             <w:r/>
             <w:r>
               <w:rPr>
@@ -9020,11 +10921,13 @@
             <w:tcW w:type="dxa" w:w="1514"/>
           </w:tcPr>
           <w:p>
-            <w:r/>
-            <w:r>
-              <w:rPr>
-                <w:rFonts w:ascii="Verdana" w:hAnsi="Verdana"/>
-                <w:b w:val="0"/>
+            <w:pPr>
+              <w:spacing w:before="20" w:after="20"/>
+            </w:pPr>
+            <w:r/>
+            <w:r>
+              <w:rPr>
+                <w:rFonts w:ascii="Verdana" w:hAnsi="Verdana"/>
                 <w:sz w:val="16"/>
               </w:rPr>
               <w:t>Tabla de banderines</w:t>
@@ -9036,6 +10939,9 @@
             <w:tcW w:type="dxa" w:w="1514"/>
           </w:tcPr>
           <w:p>
+            <w:pPr>
+              <w:spacing w:before="20" w:after="20"/>
+            </w:pPr>
             <w:r/>
             <w:r>
               <w:rPr>
@@ -9052,6 +10958,9 @@
             <w:tcW w:type="dxa" w:w="1514"/>
           </w:tcPr>
           <w:p>
+            <w:pPr>
+              <w:spacing w:before="20" w:after="20"/>
+            </w:pPr>
             <w:r/>
             <w:r>
               <w:rPr>
@@ -9068,6 +10977,9 @@
             <w:tcW w:type="dxa" w:w="1514"/>
           </w:tcPr>
           <w:p>
+            <w:pPr>
+              <w:spacing w:before="20" w:after="20"/>
+            </w:pPr>
             <w:r/>
             <w:r>
               <w:rPr>
@@ -9088,6 +11000,9 @@
             <w:tcW w:type="dxa" w:w="1514"/>
           </w:tcPr>
           <w:p>
+            <w:pPr>
+              <w:spacing w:before="20" w:after="20"/>
+            </w:pPr>
             <w:r/>
             <w:r>
               <w:rPr>
@@ -9104,6 +11019,9 @@
             <w:tcW w:type="dxa" w:w="1514"/>
           </w:tcPr>
           <w:p>
+            <w:pPr>
+              <w:spacing w:before="20" w:after="20"/>
+            </w:pPr>
             <w:r/>
             <w:r>
               <w:rPr>
@@ -9120,11 +11038,13 @@
             <w:tcW w:type="dxa" w:w="1514"/>
           </w:tcPr>
           <w:p>
-            <w:r/>
-            <w:r>
-              <w:rPr>
-                <w:rFonts w:ascii="Verdana" w:hAnsi="Verdana"/>
-                <w:b w:val="0"/>
+            <w:pPr>
+              <w:spacing w:before="20" w:after="20"/>
+            </w:pPr>
+            <w:r/>
+            <w:r>
+              <w:rPr>
+                <w:rFonts w:ascii="Verdana" w:hAnsi="Verdana"/>
                 <w:sz w:val="16"/>
               </w:rPr>
               <w:t>Tabla de banderines</w:t>
@@ -9136,6 +11056,9 @@
             <w:tcW w:type="dxa" w:w="1514"/>
           </w:tcPr>
           <w:p>
+            <w:pPr>
+              <w:spacing w:before="20" w:after="20"/>
+            </w:pPr>
             <w:r/>
             <w:r>
               <w:rPr>
@@ -9152,6 +11075,9 @@
             <w:tcW w:type="dxa" w:w="1514"/>
           </w:tcPr>
           <w:p>
+            <w:pPr>
+              <w:spacing w:before="20" w:after="20"/>
+            </w:pPr>
             <w:r/>
             <w:r>
               <w:rPr>
@@ -9168,6 +11094,9 @@
             <w:tcW w:type="dxa" w:w="1514"/>
           </w:tcPr>
           <w:p>
+            <w:pPr>
+              <w:spacing w:before="20" w:after="20"/>
+            </w:pPr>
             <w:r/>
             <w:r>
               <w:rPr>
@@ -9184,11 +11113,13 @@
             <w:tcW w:type="dxa" w:w="1514"/>
           </w:tcPr>
           <w:p>
-            <w:r/>
-            <w:r>
-              <w:rPr>
-                <w:rFonts w:ascii="Verdana" w:hAnsi="Verdana"/>
-                <w:b w:val="0"/>
+            <w:pPr>
+              <w:spacing w:before="20" w:after="20"/>
+            </w:pPr>
+            <w:r/>
+            <w:r>
+              <w:rPr>
+                <w:rFonts w:ascii="Verdana" w:hAnsi="Verdana"/>
                 <w:sz w:val="16"/>
               </w:rPr>
               <w:t>Tabla de banderines</w:t>
@@ -9200,6 +11131,9 @@
             <w:tcW w:type="dxa" w:w="1514"/>
           </w:tcPr>
           <w:p>
+            <w:pPr>
+              <w:spacing w:before="20" w:after="20"/>
+            </w:pPr>
             <w:r/>
             <w:r>
               <w:rPr>
@@ -9216,6 +11150,9 @@
             <w:tcW w:type="dxa" w:w="1514"/>
           </w:tcPr>
           <w:p>
+            <w:pPr>
+              <w:spacing w:before="20" w:after="20"/>
+            </w:pPr>
             <w:r/>
             <w:r>
               <w:rPr>
@@ -9232,6 +11169,9 @@
             <w:tcW w:type="dxa" w:w="1514"/>
           </w:tcPr>
           <w:p>
+            <w:pPr>
+              <w:spacing w:before="20" w:after="20"/>
+            </w:pPr>
             <w:r/>
             <w:r>
               <w:rPr>
@@ -9252,6 +11192,9 @@
             <w:tcW w:type="dxa" w:w="1514"/>
           </w:tcPr>
           <w:p>
+            <w:pPr>
+              <w:spacing w:before="20" w:after="20"/>
+            </w:pPr>
             <w:r/>
             <w:r>
               <w:rPr>
@@ -9268,6 +11211,9 @@
             <w:tcW w:type="dxa" w:w="1514"/>
           </w:tcPr>
           <w:p>
+            <w:pPr>
+              <w:spacing w:before="20" w:after="20"/>
+            </w:pPr>
             <w:r/>
             <w:r>
               <w:rPr>
@@ -9284,11 +11230,13 @@
             <w:tcW w:type="dxa" w:w="1514"/>
           </w:tcPr>
           <w:p>
-            <w:r/>
-            <w:r>
-              <w:rPr>
-                <w:rFonts w:ascii="Verdana" w:hAnsi="Verdana"/>
-                <w:b w:val="0"/>
+            <w:pPr>
+              <w:spacing w:before="20" w:after="20"/>
+            </w:pPr>
+            <w:r/>
+            <w:r>
+              <w:rPr>
+                <w:rFonts w:ascii="Verdana" w:hAnsi="Verdana"/>
                 <w:sz w:val="16"/>
               </w:rPr>
               <w:t>Tabla de cifrado</w:t>
@@ -9300,6 +11248,9 @@
             <w:tcW w:type="dxa" w:w="1514"/>
           </w:tcPr>
           <w:p>
+            <w:pPr>
+              <w:spacing w:before="20" w:after="20"/>
+            </w:pPr>
             <w:r/>
             <w:r>
               <w:rPr>
@@ -9316,6 +11267,9 @@
             <w:tcW w:type="dxa" w:w="1514"/>
           </w:tcPr>
           <w:p>
+            <w:pPr>
+              <w:spacing w:before="20" w:after="20"/>
+            </w:pPr>
             <w:r/>
             <w:r>
               <w:rPr>
@@ -9332,6 +11286,9 @@
             <w:tcW w:type="dxa" w:w="1514"/>
           </w:tcPr>
           <w:p>
+            <w:pPr>
+              <w:spacing w:before="20" w:after="20"/>
+            </w:pPr>
             <w:r/>
             <w:r>
               <w:rPr>
@@ -9348,11 +11305,13 @@
             <w:tcW w:type="dxa" w:w="1514"/>
           </w:tcPr>
           <w:p>
-            <w:r/>
-            <w:r>
-              <w:rPr>
-                <w:rFonts w:ascii="Verdana" w:hAnsi="Verdana"/>
-                <w:b w:val="0"/>
+            <w:pPr>
+              <w:spacing w:before="20" w:after="20"/>
+            </w:pPr>
+            <w:r/>
+            <w:r>
+              <w:rPr>
+                <w:rFonts w:ascii="Verdana" w:hAnsi="Verdana"/>
                 <w:sz w:val="16"/>
               </w:rPr>
               <w:t>Tabla de cifrado</w:t>
@@ -9364,6 +11323,9 @@
             <w:tcW w:type="dxa" w:w="1514"/>
           </w:tcPr>
           <w:p>
+            <w:pPr>
+              <w:spacing w:before="20" w:after="20"/>
+            </w:pPr>
             <w:r/>
             <w:r>
               <w:rPr>
@@ -9380,6 +11342,9 @@
             <w:tcW w:type="dxa" w:w="1514"/>
           </w:tcPr>
           <w:p>
+            <w:pPr>
+              <w:spacing w:before="20" w:after="20"/>
+            </w:pPr>
             <w:r/>
             <w:r>
               <w:rPr>
@@ -9396,6 +11361,9 @@
             <w:tcW w:type="dxa" w:w="1514"/>
           </w:tcPr>
           <w:p>
+            <w:pPr>
+              <w:spacing w:before="20" w:after="20"/>
+            </w:pPr>
             <w:r/>
             <w:r>
               <w:rPr>
@@ -9416,6 +11384,9 @@
             <w:tcW w:type="dxa" w:w="1514"/>
           </w:tcPr>
           <w:p>
+            <w:pPr>
+              <w:spacing w:before="20" w:after="20"/>
+            </w:pPr>
             <w:r/>
             <w:r>
               <w:rPr>
@@ -9432,6 +11403,9 @@
             <w:tcW w:type="dxa" w:w="1514"/>
           </w:tcPr>
           <w:p>
+            <w:pPr>
+              <w:spacing w:before="20" w:after="20"/>
+            </w:pPr>
             <w:r/>
             <w:r>
               <w:rPr>
@@ -9448,11 +11422,13 @@
             <w:tcW w:type="dxa" w:w="1514"/>
           </w:tcPr>
           <w:p>
-            <w:r/>
-            <w:r>
-              <w:rPr>
-                <w:rFonts w:ascii="Verdana" w:hAnsi="Verdana"/>
-                <w:b w:val="0"/>
+            <w:pPr>
+              <w:spacing w:before="20" w:after="20"/>
+            </w:pPr>
+            <w:r/>
+            <w:r>
+              <w:rPr>
+                <w:rFonts w:ascii="Verdana" w:hAnsi="Verdana"/>
                 <w:sz w:val="16"/>
               </w:rPr>
               <w:t>Tabla de banderines</w:t>
@@ -9464,6 +11440,9 @@
             <w:tcW w:type="dxa" w:w="1514"/>
           </w:tcPr>
           <w:p>
+            <w:pPr>
+              <w:spacing w:before="20" w:after="20"/>
+            </w:pPr>
             <w:r/>
             <w:r>
               <w:rPr>
@@ -9480,6 +11459,9 @@
             <w:tcW w:type="dxa" w:w="1514"/>
           </w:tcPr>
           <w:p>
+            <w:pPr>
+              <w:spacing w:before="20" w:after="20"/>
+            </w:pPr>
             <w:r/>
             <w:r>
               <w:rPr>
@@ -9496,6 +11478,9 @@
             <w:tcW w:type="dxa" w:w="1514"/>
           </w:tcPr>
           <w:p>
+            <w:pPr>
+              <w:spacing w:before="20" w:after="20"/>
+            </w:pPr>
             <w:r/>
             <w:r>
               <w:rPr>
@@ -9512,11 +11497,13 @@
             <w:tcW w:type="dxa" w:w="1514"/>
           </w:tcPr>
           <w:p>
-            <w:r/>
-            <w:r>
-              <w:rPr>
-                <w:rFonts w:ascii="Verdana" w:hAnsi="Verdana"/>
-                <w:b w:val="0"/>
+            <w:pPr>
+              <w:spacing w:before="20" w:after="20"/>
+            </w:pPr>
+            <w:r/>
+            <w:r>
+              <w:rPr>
+                <w:rFonts w:ascii="Verdana" w:hAnsi="Verdana"/>
                 <w:sz w:val="16"/>
               </w:rPr>
               <w:t>Tabla de banderines</w:t>
@@ -9528,6 +11515,9 @@
             <w:tcW w:type="dxa" w:w="1514"/>
           </w:tcPr>
           <w:p>
+            <w:pPr>
+              <w:spacing w:before="20" w:after="20"/>
+            </w:pPr>
             <w:r/>
             <w:r>
               <w:rPr>
@@ -9544,6 +11534,9 @@
             <w:tcW w:type="dxa" w:w="1514"/>
           </w:tcPr>
           <w:p>
+            <w:pPr>
+              <w:spacing w:before="20" w:after="20"/>
+            </w:pPr>
             <w:r/>
             <w:r>
               <w:rPr>
@@ -9560,6 +11553,9 @@
             <w:tcW w:type="dxa" w:w="1514"/>
           </w:tcPr>
           <w:p>
+            <w:pPr>
+              <w:spacing w:before="20" w:after="20"/>
+            </w:pPr>
             <w:r/>
             <w:r>
               <w:rPr>
@@ -9580,6 +11576,9 @@
             <w:tcW w:type="dxa" w:w="1514"/>
           </w:tcPr>
           <w:p>
+            <w:pPr>
+              <w:spacing w:before="20" w:after="20"/>
+            </w:pPr>
             <w:r/>
             <w:r>
               <w:rPr>
@@ -9596,6 +11595,9 @@
             <w:tcW w:type="dxa" w:w="1514"/>
           </w:tcPr>
           <w:p>
+            <w:pPr>
+              <w:spacing w:before="20" w:after="20"/>
+            </w:pPr>
             <w:r/>
             <w:r>
               <w:rPr>
@@ -9612,11 +11614,13 @@
             <w:tcW w:type="dxa" w:w="1514"/>
           </w:tcPr>
           <w:p>
-            <w:r/>
-            <w:r>
-              <w:rPr>
-                <w:rFonts w:ascii="Verdana" w:hAnsi="Verdana"/>
-                <w:b w:val="0"/>
+            <w:pPr>
+              <w:spacing w:before="20" w:after="20"/>
+            </w:pPr>
+            <w:r/>
+            <w:r>
+              <w:rPr>
+                <w:rFonts w:ascii="Verdana" w:hAnsi="Verdana"/>
                 <w:sz w:val="16"/>
               </w:rPr>
               <w:t>Numérica</w:t>
@@ -9628,6 +11632,9 @@
             <w:tcW w:type="dxa" w:w="1514"/>
           </w:tcPr>
           <w:p>
+            <w:pPr>
+              <w:spacing w:before="20" w:after="20"/>
+            </w:pPr>
             <w:r/>
             <w:r>
               <w:rPr>
@@ -9644,6 +11651,9 @@
             <w:tcW w:type="dxa" w:w="1514"/>
           </w:tcPr>
           <w:p>
+            <w:pPr>
+              <w:spacing w:before="20" w:after="20"/>
+            </w:pPr>
             <w:r/>
             <w:r>
               <w:rPr>
@@ -9660,6 +11670,9 @@
             <w:tcW w:type="dxa" w:w="1514"/>
           </w:tcPr>
           <w:p>
+            <w:pPr>
+              <w:spacing w:before="20" w:after="20"/>
+            </w:pPr>
             <w:r/>
             <w:r>
               <w:rPr>
@@ -9676,11 +11689,13 @@
             <w:tcW w:type="dxa" w:w="1514"/>
           </w:tcPr>
           <w:p>
-            <w:r/>
-            <w:r>
-              <w:rPr>
-                <w:rFonts w:ascii="Verdana" w:hAnsi="Verdana"/>
-                <w:b w:val="0"/>
+            <w:pPr>
+              <w:spacing w:before="20" w:after="20"/>
+            </w:pPr>
+            <w:r/>
+            <w:r>
+              <w:rPr>
+                <w:rFonts w:ascii="Verdana" w:hAnsi="Verdana"/>
                 <w:sz w:val="16"/>
               </w:rPr>
               <w:t>Numérica</w:t>
@@ -9692,6 +11707,9 @@
             <w:tcW w:type="dxa" w:w="1514"/>
           </w:tcPr>
           <w:p>
+            <w:pPr>
+              <w:spacing w:before="20" w:after="20"/>
+            </w:pPr>
             <w:r/>
             <w:r>
               <w:rPr>
@@ -9708,6 +11726,9 @@
             <w:tcW w:type="dxa" w:w="1514"/>
           </w:tcPr>
           <w:p>
+            <w:pPr>
+              <w:spacing w:before="20" w:after="20"/>
+            </w:pPr>
             <w:r/>
             <w:r>
               <w:rPr>
@@ -9724,6 +11745,9 @@
             <w:tcW w:type="dxa" w:w="1514"/>
           </w:tcPr>
           <w:p>
+            <w:pPr>
+              <w:spacing w:before="20" w:after="20"/>
+            </w:pPr>
             <w:r/>
             <w:r>
               <w:rPr>
@@ -9744,6 +11768,9 @@
             <w:tcW w:type="dxa" w:w="1514"/>
           </w:tcPr>
           <w:p>
+            <w:pPr>
+              <w:spacing w:before="20" w:after="20"/>
+            </w:pPr>
             <w:r/>
             <w:r>
               <w:rPr>
@@ -9760,6 +11787,9 @@
             <w:tcW w:type="dxa" w:w="1514"/>
           </w:tcPr>
           <w:p>
+            <w:pPr>
+              <w:spacing w:before="20" w:after="20"/>
+            </w:pPr>
             <w:r/>
             <w:r>
               <w:rPr>
@@ -9776,11 +11806,13 @@
             <w:tcW w:type="dxa" w:w="1514"/>
           </w:tcPr>
           <w:p>
-            <w:r/>
-            <w:r>
-              <w:rPr>
-                <w:rFonts w:ascii="Verdana" w:hAnsi="Verdana"/>
-                <w:b w:val="0"/>
+            <w:pPr>
+              <w:spacing w:before="20" w:after="20"/>
+            </w:pPr>
+            <w:r/>
+            <w:r>
+              <w:rPr>
+                <w:rFonts w:ascii="Verdana" w:hAnsi="Verdana"/>
                 <w:sz w:val="16"/>
               </w:rPr>
               <w:t>Numérica</w:t>
@@ -9792,6 +11824,9 @@
             <w:tcW w:type="dxa" w:w="1514"/>
           </w:tcPr>
           <w:p>
+            <w:pPr>
+              <w:spacing w:before="20" w:after="20"/>
+            </w:pPr>
             <w:r/>
             <w:r>
               <w:rPr>
@@ -9808,6 +11843,9 @@
             <w:tcW w:type="dxa" w:w="1514"/>
           </w:tcPr>
           <w:p>
+            <w:pPr>
+              <w:spacing w:before="20" w:after="20"/>
+            </w:pPr>
             <w:r/>
             <w:r>
               <w:rPr>
@@ -9824,6 +11862,9 @@
             <w:tcW w:type="dxa" w:w="1514"/>
           </w:tcPr>
           <w:p>
+            <w:pPr>
+              <w:spacing w:before="20" w:after="20"/>
+            </w:pPr>
             <w:r/>
             <w:r>
               <w:rPr>
@@ -9840,11 +11881,13 @@
             <w:tcW w:type="dxa" w:w="1514"/>
           </w:tcPr>
           <w:p>
-            <w:r/>
-            <w:r>
-              <w:rPr>
-                <w:rFonts w:ascii="Verdana" w:hAnsi="Verdana"/>
-                <w:b w:val="0"/>
+            <w:pPr>
+              <w:spacing w:before="20" w:after="20"/>
+            </w:pPr>
+            <w:r/>
+            <w:r>
+              <w:rPr>
+                <w:rFonts w:ascii="Verdana" w:hAnsi="Verdana"/>
                 <w:sz w:val="16"/>
               </w:rPr>
               <w:t>Numérica</w:t>
@@ -9856,6 +11899,9 @@
             <w:tcW w:type="dxa" w:w="1514"/>
           </w:tcPr>
           <w:p>
+            <w:pPr>
+              <w:spacing w:before="20" w:after="20"/>
+            </w:pPr>
             <w:r/>
             <w:r>
               <w:rPr>
@@ -9872,6 +11918,9 @@
             <w:tcW w:type="dxa" w:w="1514"/>
           </w:tcPr>
           <w:p>
+            <w:pPr>
+              <w:spacing w:before="20" w:after="20"/>
+            </w:pPr>
             <w:r/>
             <w:r>
               <w:rPr>
@@ -9888,6 +11937,9 @@
             <w:tcW w:type="dxa" w:w="1514"/>
           </w:tcPr>
           <w:p>
+            <w:pPr>
+              <w:spacing w:before="20" w:after="20"/>
+            </w:pPr>
             <w:r/>
             <w:r>
               <w:rPr>
@@ -9908,6 +11960,9 @@
             <w:tcW w:type="dxa" w:w="1514"/>
           </w:tcPr>
           <w:p>
+            <w:pPr>
+              <w:spacing w:before="20" w:after="20"/>
+            </w:pPr>
             <w:r/>
             <w:r>
               <w:rPr>
@@ -9924,6 +11979,9 @@
             <w:tcW w:type="dxa" w:w="1514"/>
           </w:tcPr>
           <w:p>
+            <w:pPr>
+              <w:spacing w:before="20" w:after="20"/>
+            </w:pPr>
             <w:r/>
             <w:r>
               <w:rPr>
@@ -9940,11 +11998,13 @@
             <w:tcW w:type="dxa" w:w="1514"/>
           </w:tcPr>
           <w:p>
-            <w:r/>
-            <w:r>
-              <w:rPr>
-                <w:rFonts w:ascii="Verdana" w:hAnsi="Verdana"/>
-                <w:b w:val="0"/>
+            <w:pPr>
+              <w:spacing w:before="20" w:after="20"/>
+            </w:pPr>
+            <w:r/>
+            <w:r>
+              <w:rPr>
+                <w:rFonts w:ascii="Verdana" w:hAnsi="Verdana"/>
                 <w:sz w:val="16"/>
               </w:rPr>
               <w:t>Numérica</w:t>
@@ -9956,6 +12016,9 @@
             <w:tcW w:type="dxa" w:w="1514"/>
           </w:tcPr>
           <w:p>
+            <w:pPr>
+              <w:spacing w:before="20" w:after="20"/>
+            </w:pPr>
             <w:r/>
             <w:r>
               <w:rPr>
@@ -9972,6 +12035,9 @@
             <w:tcW w:type="dxa" w:w="1514"/>
           </w:tcPr>
           <w:p>
+            <w:pPr>
+              <w:spacing w:before="20" w:after="20"/>
+            </w:pPr>
             <w:r/>
             <w:r>
               <w:rPr>
@@ -9988,6 +12054,9 @@
             <w:tcW w:type="dxa" w:w="1514"/>
           </w:tcPr>
           <w:p>
+            <w:pPr>
+              <w:spacing w:before="20" w:after="20"/>
+            </w:pPr>
             <w:r/>
             <w:r>
               <w:rPr>
@@ -10004,11 +12073,13 @@
             <w:tcW w:type="dxa" w:w="1514"/>
           </w:tcPr>
           <w:p>
-            <w:r/>
-            <w:r>
-              <w:rPr>
-                <w:rFonts w:ascii="Verdana" w:hAnsi="Verdana"/>
-                <w:b w:val="0"/>
+            <w:pPr>
+              <w:spacing w:before="20" w:after="20"/>
+            </w:pPr>
+            <w:r/>
+            <w:r>
+              <w:rPr>
+                <w:rFonts w:ascii="Verdana" w:hAnsi="Verdana"/>
                 <w:sz w:val="16"/>
               </w:rPr>
               <w:t>Numérica</w:t>
@@ -10020,6 +12091,9 @@
             <w:tcW w:type="dxa" w:w="1514"/>
           </w:tcPr>
           <w:p>
+            <w:pPr>
+              <w:spacing w:before="20" w:after="20"/>
+            </w:pPr>
             <w:r/>
             <w:r>
               <w:rPr>
@@ -10036,6 +12110,9 @@
             <w:tcW w:type="dxa" w:w="1514"/>
           </w:tcPr>
           <w:p>
+            <w:pPr>
+              <w:spacing w:before="20" w:after="20"/>
+            </w:pPr>
             <w:r/>
             <w:r>
               <w:rPr>
@@ -10052,6 +12129,9 @@
             <w:tcW w:type="dxa" w:w="1514"/>
           </w:tcPr>
           <w:p>
+            <w:pPr>
+              <w:spacing w:before="20" w:after="20"/>
+            </w:pPr>
             <w:r/>
             <w:r>
               <w:rPr>
@@ -10072,6 +12152,9 @@
             <w:tcW w:type="dxa" w:w="1514"/>
           </w:tcPr>
           <w:p>
+            <w:pPr>
+              <w:spacing w:before="20" w:after="20"/>
+            </w:pPr>
             <w:r/>
             <w:r>
               <w:rPr>
@@ -10088,6 +12171,9 @@
             <w:tcW w:type="dxa" w:w="1514"/>
           </w:tcPr>
           <w:p>
+            <w:pPr>
+              <w:spacing w:before="20" w:after="20"/>
+            </w:pPr>
             <w:r/>
             <w:r>
               <w:rPr>
@@ -10104,11 +12190,13 @@
             <w:tcW w:type="dxa" w:w="1514"/>
           </w:tcPr>
           <w:p>
-            <w:r/>
-            <w:r>
-              <w:rPr>
-                <w:rFonts w:ascii="Verdana" w:hAnsi="Verdana"/>
-                <w:b w:val="0"/>
+            <w:pPr>
+              <w:spacing w:before="20" w:after="20"/>
+            </w:pPr>
+            <w:r/>
+            <w:r>
+              <w:rPr>
+                <w:rFonts w:ascii="Verdana" w:hAnsi="Verdana"/>
                 <w:sz w:val="16"/>
               </w:rPr>
               <w:t>mol/cm⁻²</w:t>
@@ -10120,6 +12208,9 @@
             <w:tcW w:type="dxa" w:w="1514"/>
           </w:tcPr>
           <w:p>
+            <w:pPr>
+              <w:spacing w:before="20" w:after="20"/>
+            </w:pPr>
             <w:r/>
             <w:r>
               <w:rPr>
@@ -10136,6 +12227,9 @@
             <w:tcW w:type="dxa" w:w="1514"/>
           </w:tcPr>
           <w:p>
+            <w:pPr>
+              <w:spacing w:before="20" w:after="20"/>
+            </w:pPr>
             <w:r/>
             <w:r>
               <w:rPr>
@@ -10152,6 +12246,9 @@
             <w:tcW w:type="dxa" w:w="1514"/>
           </w:tcPr>
           <w:p>
+            <w:pPr>
+              <w:spacing w:before="20" w:after="20"/>
+            </w:pPr>
             <w:r/>
             <w:r>
               <w:rPr>
@@ -10168,11 +12265,13 @@
             <w:tcW w:type="dxa" w:w="1514"/>
           </w:tcPr>
           <w:p>
-            <w:r/>
-            <w:r>
-              <w:rPr>
-                <w:rFonts w:ascii="Verdana" w:hAnsi="Verdana"/>
-                <w:b w:val="0"/>
+            <w:pPr>
+              <w:spacing w:before="20" w:after="20"/>
+            </w:pPr>
+            <w:r/>
+            <w:r>
+              <w:rPr>
+                <w:rFonts w:ascii="Verdana" w:hAnsi="Verdana"/>
                 <w:sz w:val="16"/>
               </w:rPr>
               <w:t>mol/cm⁻²</w:t>
@@ -10184,6 +12283,9 @@
             <w:tcW w:type="dxa" w:w="1514"/>
           </w:tcPr>
           <w:p>
+            <w:pPr>
+              <w:spacing w:before="20" w:after="20"/>
+            </w:pPr>
             <w:r/>
             <w:r>
               <w:rPr>
@@ -10200,6 +12302,9 @@
             <w:tcW w:type="dxa" w:w="1514"/>
           </w:tcPr>
           <w:p>
+            <w:pPr>
+              <w:spacing w:before="20" w:after="20"/>
+            </w:pPr>
             <w:r/>
             <w:r>
               <w:rPr>
@@ -10216,6 +12321,9 @@
             <w:tcW w:type="dxa" w:w="1514"/>
           </w:tcPr>
           <w:p>
+            <w:pPr>
+              <w:spacing w:before="20" w:after="20"/>
+            </w:pPr>
             <w:r/>
             <w:r>
               <w:rPr>
@@ -10236,6 +12344,9 @@
             <w:tcW w:type="dxa" w:w="1514"/>
           </w:tcPr>
           <w:p>
+            <w:pPr>
+              <w:spacing w:before="20" w:after="20"/>
+            </w:pPr>
             <w:r/>
             <w:r>
               <w:rPr>
@@ -10252,6 +12363,9 @@
             <w:tcW w:type="dxa" w:w="1514"/>
           </w:tcPr>
           <w:p>
+            <w:pPr>
+              <w:spacing w:before="20" w:after="20"/>
+            </w:pPr>
             <w:r/>
             <w:r>
               <w:rPr>
@@ -10268,11 +12382,13 @@
             <w:tcW w:type="dxa" w:w="1514"/>
           </w:tcPr>
           <w:p>
-            <w:r/>
-            <w:r>
-              <w:rPr>
-                <w:rFonts w:ascii="Verdana" w:hAnsi="Verdana"/>
-                <w:b w:val="0"/>
+            <w:pPr>
+              <w:spacing w:before="20" w:after="20"/>
+            </w:pPr>
+            <w:r/>
+            <w:r>
+              <w:rPr>
+                <w:rFonts w:ascii="Verdana" w:hAnsi="Verdana"/>
                 <w:sz w:val="16"/>
               </w:rPr>
               <w:t>mol/cm⁻²</w:t>
@@ -10284,6 +12400,9 @@
             <w:tcW w:type="dxa" w:w="1514"/>
           </w:tcPr>
           <w:p>
+            <w:pPr>
+              <w:spacing w:before="20" w:after="20"/>
+            </w:pPr>
             <w:r/>
             <w:r>
               <w:rPr>
@@ -10300,6 +12419,9 @@
             <w:tcW w:type="dxa" w:w="1514"/>
           </w:tcPr>
           <w:p>
+            <w:pPr>
+              <w:spacing w:before="20" w:after="20"/>
+            </w:pPr>
             <w:r/>
             <w:r>
               <w:rPr>
@@ -10316,6 +12438,9 @@
             <w:tcW w:type="dxa" w:w="1514"/>
           </w:tcPr>
           <w:p>
+            <w:pPr>
+              <w:spacing w:before="20" w:after="20"/>
+            </w:pPr>
             <w:r/>
             <w:r>
               <w:rPr>
@@ -10332,11 +12457,13 @@
             <w:tcW w:type="dxa" w:w="1514"/>
           </w:tcPr>
           <w:p>
-            <w:r/>
-            <w:r>
-              <w:rPr>
-                <w:rFonts w:ascii="Verdana" w:hAnsi="Verdana"/>
-                <w:b w:val="0"/>
+            <w:pPr>
+              <w:spacing w:before="20" w:after="20"/>
+            </w:pPr>
+            <w:r/>
+            <w:r>
+              <w:rPr>
+                <w:rFonts w:ascii="Verdana" w:hAnsi="Verdana"/>
                 <w:sz w:val="16"/>
               </w:rPr>
               <w:t>mol/cm⁻²</w:t>
@@ -10348,6 +12475,9 @@
             <w:tcW w:type="dxa" w:w="1514"/>
           </w:tcPr>
           <w:p>
+            <w:pPr>
+              <w:spacing w:before="20" w:after="20"/>
+            </w:pPr>
             <w:r/>
             <w:r>
               <w:rPr>
@@ -10364,6 +12494,9 @@
             <w:tcW w:type="dxa" w:w="1514"/>
           </w:tcPr>
           <w:p>
+            <w:pPr>
+              <w:spacing w:before="20" w:after="20"/>
+            </w:pPr>
             <w:r/>
             <w:r>
               <w:rPr>
@@ -10380,6 +12513,9 @@
             <w:tcW w:type="dxa" w:w="1514"/>
           </w:tcPr>
           <w:p>
+            <w:pPr>
+              <w:spacing w:before="20" w:after="20"/>
+            </w:pPr>
             <w:r/>
             <w:r>
               <w:rPr>
@@ -10400,6 +12536,9 @@
             <w:tcW w:type="dxa" w:w="1514"/>
           </w:tcPr>
           <w:p>
+            <w:pPr>
+              <w:spacing w:before="20" w:after="20"/>
+            </w:pPr>
             <w:r/>
             <w:r>
               <w:rPr>
@@ -10416,6 +12555,9 @@
             <w:tcW w:type="dxa" w:w="1514"/>
           </w:tcPr>
           <w:p>
+            <w:pPr>
+              <w:spacing w:before="20" w:after="20"/>
+            </w:pPr>
             <w:r/>
             <w:r>
               <w:rPr>
@@ -10432,11 +12574,13 @@
             <w:tcW w:type="dxa" w:w="1514"/>
           </w:tcPr>
           <w:p>
-            <w:r/>
-            <w:r>
-              <w:rPr>
-                <w:rFonts w:ascii="Verdana" w:hAnsi="Verdana"/>
-                <w:b w:val="0"/>
+            <w:pPr>
+              <w:spacing w:before="20" w:after="20"/>
+            </w:pPr>
+            <w:r/>
+            <w:r>
+              <w:rPr>
+                <w:rFonts w:ascii="Verdana" w:hAnsi="Verdana"/>
                 <w:sz w:val="16"/>
               </w:rPr>
               <w:t>Numérica</w:t>
@@ -10448,6 +12592,9 @@
             <w:tcW w:type="dxa" w:w="1514"/>
           </w:tcPr>
           <w:p>
+            <w:pPr>
+              <w:spacing w:before="20" w:after="20"/>
+            </w:pPr>
             <w:r/>
             <w:r>
               <w:rPr>
@@ -10464,6 +12611,9 @@
             <w:tcW w:type="dxa" w:w="1514"/>
           </w:tcPr>
           <w:p>
+            <w:pPr>
+              <w:spacing w:before="20" w:after="20"/>
+            </w:pPr>
             <w:r/>
             <w:r>
               <w:rPr>
@@ -10480,6 +12630,9 @@
             <w:tcW w:type="dxa" w:w="1514"/>
           </w:tcPr>
           <w:p>
+            <w:pPr>
+              <w:spacing w:before="20" w:after="20"/>
+            </w:pPr>
             <w:r/>
             <w:r>
               <w:rPr>
@@ -10496,11 +12649,13 @@
             <w:tcW w:type="dxa" w:w="1514"/>
           </w:tcPr>
           <w:p>
-            <w:r/>
-            <w:r>
-              <w:rPr>
-                <w:rFonts w:ascii="Verdana" w:hAnsi="Verdana"/>
-                <w:b w:val="0"/>
+            <w:pPr>
+              <w:spacing w:before="20" w:after="20"/>
+            </w:pPr>
+            <w:r/>
+            <w:r>
+              <w:rPr>
+                <w:rFonts w:ascii="Verdana" w:hAnsi="Verdana"/>
                 <w:sz w:val="16"/>
               </w:rPr>
               <w:t>Numérica</w:t>
@@ -10512,6 +12667,9 @@
             <w:tcW w:type="dxa" w:w="1514"/>
           </w:tcPr>
           <w:p>
+            <w:pPr>
+              <w:spacing w:before="20" w:after="20"/>
+            </w:pPr>
             <w:r/>
             <w:r>
               <w:rPr>
@@ -10528,6 +12686,9 @@
             <w:tcW w:type="dxa" w:w="1514"/>
           </w:tcPr>
           <w:p>
+            <w:pPr>
+              <w:spacing w:before="20" w:after="20"/>
+            </w:pPr>
             <w:r/>
             <w:r>
               <w:rPr>
@@ -10544,6 +12705,9 @@
             <w:tcW w:type="dxa" w:w="1514"/>
           </w:tcPr>
           <w:p>
+            <w:pPr>
+              <w:spacing w:before="20" w:after="20"/>
+            </w:pPr>
             <w:r/>
             <w:r>
               <w:rPr>
@@ -10564,6 +12728,9 @@
             <w:tcW w:type="dxa" w:w="1514"/>
           </w:tcPr>
           <w:p>
+            <w:pPr>
+              <w:spacing w:before="20" w:after="20"/>
+            </w:pPr>
             <w:r/>
             <w:r>
               <w:rPr>
@@ -10580,6 +12747,9 @@
             <w:tcW w:type="dxa" w:w="1514"/>
           </w:tcPr>
           <w:p>
+            <w:pPr>
+              <w:spacing w:before="20" w:after="20"/>
+            </w:pPr>
             <w:r/>
             <w:r>
               <w:rPr>
@@ -10596,11 +12766,13 @@
             <w:tcW w:type="dxa" w:w="1514"/>
           </w:tcPr>
           <w:p>
-            <w:r/>
-            <w:r>
-              <w:rPr>
-                <w:rFonts w:ascii="Verdana" w:hAnsi="Verdana"/>
-                <w:b w:val="0"/>
+            <w:pPr>
+              <w:spacing w:before="20" w:after="20"/>
+            </w:pPr>
+            <w:r/>
+            <w:r>
+              <w:rPr>
+                <w:rFonts w:ascii="Verdana" w:hAnsi="Verdana"/>
                 <w:sz w:val="16"/>
               </w:rPr>
               <w:t>Numérica</w:t>
@@ -10612,6 +12784,9 @@
             <w:tcW w:type="dxa" w:w="1514"/>
           </w:tcPr>
           <w:p>
+            <w:pPr>
+              <w:spacing w:before="20" w:after="20"/>
+            </w:pPr>
             <w:r/>
             <w:r>
               <w:rPr>
@@ -10628,6 +12803,9 @@
             <w:tcW w:type="dxa" w:w="1514"/>
           </w:tcPr>
           <w:p>
+            <w:pPr>
+              <w:spacing w:before="20" w:after="20"/>
+            </w:pPr>
             <w:r/>
             <w:r>
               <w:rPr>
@@ -10644,6 +12822,9 @@
             <w:tcW w:type="dxa" w:w="1514"/>
           </w:tcPr>
           <w:p>
+            <w:pPr>
+              <w:spacing w:before="20" w:after="20"/>
+            </w:pPr>
             <w:r/>
             <w:r>
               <w:rPr>
@@ -10660,11 +12841,13 @@
             <w:tcW w:type="dxa" w:w="1514"/>
           </w:tcPr>
           <w:p>
-            <w:r/>
-            <w:r>
-              <w:rPr>
-                <w:rFonts w:ascii="Verdana" w:hAnsi="Verdana"/>
-                <w:b w:val="0"/>
+            <w:pPr>
+              <w:spacing w:before="20" w:after="20"/>
+            </w:pPr>
+            <w:r/>
+            <w:r>
+              <w:rPr>
+                <w:rFonts w:ascii="Verdana" w:hAnsi="Verdana"/>
                 <w:sz w:val="16"/>
               </w:rPr>
               <w:t>Numérica</w:t>
@@ -10676,6 +12859,9 @@
             <w:tcW w:type="dxa" w:w="1514"/>
           </w:tcPr>
           <w:p>
+            <w:pPr>
+              <w:spacing w:before="20" w:after="20"/>
+            </w:pPr>
             <w:r/>
             <w:r>
               <w:rPr>
@@ -10692,6 +12878,9 @@
             <w:tcW w:type="dxa" w:w="1514"/>
           </w:tcPr>
           <w:p>
+            <w:pPr>
+              <w:spacing w:before="20" w:after="20"/>
+            </w:pPr>
             <w:r/>
             <w:r>
               <w:rPr>
@@ -10708,6 +12897,9 @@
             <w:tcW w:type="dxa" w:w="1514"/>
           </w:tcPr>
           <w:p>
+            <w:pPr>
+              <w:spacing w:before="20" w:after="20"/>
+            </w:pPr>
             <w:r/>
             <w:r>
               <w:rPr>
@@ -10728,6 +12920,9 @@
             <w:tcW w:type="dxa" w:w="1514"/>
           </w:tcPr>
           <w:p>
+            <w:pPr>
+              <w:spacing w:before="20" w:after="20"/>
+            </w:pPr>
             <w:r/>
             <w:r>
               <w:rPr>
@@ -10744,6 +12939,9 @@
             <w:tcW w:type="dxa" w:w="1514"/>
           </w:tcPr>
           <w:p>
+            <w:pPr>
+              <w:spacing w:before="20" w:after="20"/>
+            </w:pPr>
             <w:r/>
             <w:r>
               <w:rPr>
@@ -10760,11 +12958,13 @@
             <w:tcW w:type="dxa" w:w="1514"/>
           </w:tcPr>
           <w:p>
-            <w:r/>
-            <w:r>
-              <w:rPr>
-                <w:rFonts w:ascii="Verdana" w:hAnsi="Verdana"/>
-                <w:b w:val="0"/>
+            <w:pPr>
+              <w:spacing w:before="20" w:after="20"/>
+            </w:pPr>
+            <w:r/>
+            <w:r>
+              <w:rPr>
+                <w:rFonts w:ascii="Verdana" w:hAnsi="Verdana"/>
                 <w:sz w:val="16"/>
               </w:rPr>
               <w:t>Numérica</w:t>
@@ -10776,6 +12976,9 @@
             <w:tcW w:type="dxa" w:w="1514"/>
           </w:tcPr>
           <w:p>
+            <w:pPr>
+              <w:spacing w:before="20" w:after="20"/>
+            </w:pPr>
             <w:r/>
             <w:r>
               <w:rPr>
@@ -10792,6 +12995,9 @@
             <w:tcW w:type="dxa" w:w="1514"/>
           </w:tcPr>
           <w:p>
+            <w:pPr>
+              <w:spacing w:before="20" w:after="20"/>
+            </w:pPr>
             <w:r/>
             <w:r>
               <w:rPr>
@@ -10808,6 +13014,9 @@
             <w:tcW w:type="dxa" w:w="1514"/>
           </w:tcPr>
           <w:p>
+            <w:pPr>
+              <w:spacing w:before="20" w:after="20"/>
+            </w:pPr>
             <w:r/>
             <w:r>
               <w:rPr>
@@ -10824,11 +13033,13 @@
             <w:tcW w:type="dxa" w:w="1514"/>
           </w:tcPr>
           <w:p>
-            <w:r/>
-            <w:r>
-              <w:rPr>
-                <w:rFonts w:ascii="Verdana" w:hAnsi="Verdana"/>
-                <w:b w:val="0"/>
+            <w:pPr>
+              <w:spacing w:before="20" w:after="20"/>
+            </w:pPr>
+            <w:r/>
+            <w:r>
+              <w:rPr>
+                <w:rFonts w:ascii="Verdana" w:hAnsi="Verdana"/>
                 <w:sz w:val="16"/>
               </w:rPr>
               <w:t>Numérica</w:t>
@@ -10840,6 +13051,9 @@
             <w:tcW w:type="dxa" w:w="1514"/>
           </w:tcPr>
           <w:p>
+            <w:pPr>
+              <w:spacing w:before="20" w:after="20"/>
+            </w:pPr>
             <w:r/>
             <w:r>
               <w:rPr>
@@ -10856,6 +13070,9 @@
             <w:tcW w:type="dxa" w:w="1514"/>
           </w:tcPr>
           <w:p>
+            <w:pPr>
+              <w:spacing w:before="20" w:after="20"/>
+            </w:pPr>
             <w:r/>
             <w:r>
               <w:rPr>
@@ -10872,6 +13089,9 @@
             <w:tcW w:type="dxa" w:w="1514"/>
           </w:tcPr>
           <w:p>
+            <w:pPr>
+              <w:spacing w:before="20" w:after="20"/>
+            </w:pPr>
             <w:r/>
             <w:r>
               <w:rPr>
@@ -10892,6 +13112,9 @@
             <w:tcW w:type="dxa" w:w="1514"/>
           </w:tcPr>
           <w:p>
+            <w:pPr>
+              <w:spacing w:before="20" w:after="20"/>
+            </w:pPr>
             <w:r/>
             <w:r>
               <w:rPr>
@@ -10908,6 +13131,9 @@
             <w:tcW w:type="dxa" w:w="1514"/>
           </w:tcPr>
           <w:p>
+            <w:pPr>
+              <w:spacing w:before="20" w:after="20"/>
+            </w:pPr>
             <w:r/>
             <w:r>
               <w:rPr>
@@ -10924,11 +13150,13 @@
             <w:tcW w:type="dxa" w:w="1514"/>
           </w:tcPr>
           <w:p>
-            <w:r/>
-            <w:r>
-              <w:rPr>
-                <w:rFonts w:ascii="Verdana" w:hAnsi="Verdana"/>
-                <w:b w:val="0"/>
+            <w:pPr>
+              <w:spacing w:before="20" w:after="20"/>
+            </w:pPr>
+            <w:r/>
+            <w:r>
+              <w:rPr>
+                <w:rFonts w:ascii="Verdana" w:hAnsi="Verdana"/>
                 <w:sz w:val="16"/>
               </w:rPr>
               <w:t>Numérica</w:t>
@@ -10940,6 +13168,9 @@
             <w:tcW w:type="dxa" w:w="1514"/>
           </w:tcPr>
           <w:p>
+            <w:pPr>
+              <w:spacing w:before="20" w:after="20"/>
+            </w:pPr>
             <w:r/>
             <w:r>
               <w:rPr>
@@ -10956,6 +13187,9 @@
             <w:tcW w:type="dxa" w:w="1514"/>
           </w:tcPr>
           <w:p>
+            <w:pPr>
+              <w:spacing w:before="20" w:after="20"/>
+            </w:pPr>
             <w:r/>
             <w:r>
               <w:rPr>
@@ -10972,6 +13206,9 @@
             <w:tcW w:type="dxa" w:w="1514"/>
           </w:tcPr>
           <w:p>
+            <w:pPr>
+              <w:spacing w:before="20" w:after="20"/>
+            </w:pPr>
             <w:r/>
             <w:r>
               <w:rPr>
@@ -10988,11 +13225,13 @@
             <w:tcW w:type="dxa" w:w="1514"/>
           </w:tcPr>
           <w:p>
-            <w:r/>
-            <w:r>
-              <w:rPr>
-                <w:rFonts w:ascii="Verdana" w:hAnsi="Verdana"/>
-                <w:b w:val="0"/>
+            <w:pPr>
+              <w:spacing w:before="20" w:after="20"/>
+            </w:pPr>
+            <w:r/>
+            <w:r>
+              <w:rPr>
+                <w:rFonts w:ascii="Verdana" w:hAnsi="Verdana"/>
                 <w:sz w:val="16"/>
               </w:rPr>
               <w:t>Numérica</w:t>
@@ -11004,6 +13243,9 @@
             <w:tcW w:type="dxa" w:w="1514"/>
           </w:tcPr>
           <w:p>
+            <w:pPr>
+              <w:spacing w:before="20" w:after="20"/>
+            </w:pPr>
             <w:r/>
             <w:r>
               <w:rPr>
@@ -11020,6 +13262,9 @@
             <w:tcW w:type="dxa" w:w="1514"/>
           </w:tcPr>
           <w:p>
+            <w:pPr>
+              <w:spacing w:before="20" w:after="20"/>
+            </w:pPr>
             <w:r/>
             <w:r>
               <w:rPr>
@@ -11036,6 +13281,9 @@
             <w:tcW w:type="dxa" w:w="1514"/>
           </w:tcPr>
           <w:p>
+            <w:pPr>
+              <w:spacing w:before="20" w:after="20"/>
+            </w:pPr>
             <w:r/>
             <w:r>
               <w:rPr>
@@ -11056,6 +13304,9 @@
             <w:tcW w:type="dxa" w:w="1514"/>
           </w:tcPr>
           <w:p>
+            <w:pPr>
+              <w:spacing w:before="20" w:after="20"/>
+            </w:pPr>
             <w:r/>
             <w:r>
               <w:rPr>
@@ -11072,6 +13323,9 @@
             <w:tcW w:type="dxa" w:w="1514"/>
           </w:tcPr>
           <w:p>
+            <w:pPr>
+              <w:spacing w:before="20" w:after="20"/>
+            </w:pPr>
             <w:r/>
             <w:r>
               <w:rPr>
@@ -11088,11 +13342,13 @@
             <w:tcW w:type="dxa" w:w="1514"/>
           </w:tcPr>
           <w:p>
-            <w:r/>
-            <w:r>
-              <w:rPr>
-                <w:rFonts w:ascii="Verdana" w:hAnsi="Verdana"/>
-                <w:b w:val="0"/>
+            <w:pPr>
+              <w:spacing w:before="20" w:after="20"/>
+            </w:pPr>
+            <w:r/>
+            <w:r>
+              <w:rPr>
+                <w:rFonts w:ascii="Verdana" w:hAnsi="Verdana"/>
                 <w:sz w:val="16"/>
               </w:rPr>
               <w:t>Numérica</w:t>
@@ -11104,6 +13360,9 @@
             <w:tcW w:type="dxa" w:w="1514"/>
           </w:tcPr>
           <w:p>
+            <w:pPr>
+              <w:spacing w:before="20" w:after="20"/>
+            </w:pPr>
             <w:r/>
             <w:r>
               <w:rPr>
@@ -11120,6 +13379,9 @@
             <w:tcW w:type="dxa" w:w="1514"/>
           </w:tcPr>
           <w:p>
+            <w:pPr>
+              <w:spacing w:before="20" w:after="20"/>
+            </w:pPr>
             <w:r/>
             <w:r>
               <w:rPr>
@@ -11136,6 +13398,9 @@
             <w:tcW w:type="dxa" w:w="1514"/>
           </w:tcPr>
           <w:p>
+            <w:pPr>
+              <w:spacing w:before="20" w:after="20"/>
+            </w:pPr>
             <w:r/>
             <w:r>
               <w:rPr>
@@ -11152,11 +13417,13 @@
             <w:tcW w:type="dxa" w:w="1514"/>
           </w:tcPr>
           <w:p>
-            <w:r/>
-            <w:r>
-              <w:rPr>
-                <w:rFonts w:ascii="Verdana" w:hAnsi="Verdana"/>
-                <w:b w:val="0"/>
+            <w:pPr>
+              <w:spacing w:before="20" w:after="20"/>
+            </w:pPr>
+            <w:r/>
+            <w:r>
+              <w:rPr>
+                <w:rFonts w:ascii="Verdana" w:hAnsi="Verdana"/>
                 <w:sz w:val="16"/>
               </w:rPr>
               <w:t>Numérica</w:t>
@@ -11168,6 +13435,9 @@
             <w:tcW w:type="dxa" w:w="1514"/>
           </w:tcPr>
           <w:p>
+            <w:pPr>
+              <w:spacing w:before="20" w:after="20"/>
+            </w:pPr>
             <w:r/>
             <w:r>
               <w:rPr>
@@ -11184,6 +13454,9 @@
             <w:tcW w:type="dxa" w:w="1514"/>
           </w:tcPr>
           <w:p>
+            <w:pPr>
+              <w:spacing w:before="20" w:after="20"/>
+            </w:pPr>
             <w:r/>
             <w:r>
               <w:rPr>
@@ -11200,6 +13473,9 @@
             <w:tcW w:type="dxa" w:w="1514"/>
           </w:tcPr>
           <w:p>
+            <w:pPr>
+              <w:spacing w:before="20" w:after="20"/>
+            </w:pPr>
             <w:r/>
             <w:r>
               <w:rPr>
@@ -11220,6 +13496,9 @@
             <w:tcW w:type="dxa" w:w="1514"/>
           </w:tcPr>
           <w:p>
+            <w:pPr>
+              <w:spacing w:before="20" w:after="20"/>
+            </w:pPr>
             <w:r/>
             <w:r>
               <w:rPr>
@@ -11236,6 +13515,9 @@
             <w:tcW w:type="dxa" w:w="1514"/>
           </w:tcPr>
           <w:p>
+            <w:pPr>
+              <w:spacing w:before="20" w:after="20"/>
+            </w:pPr>
             <w:r/>
             <w:r>
               <w:rPr>
@@ -11252,11 +13534,13 @@
             <w:tcW w:type="dxa" w:w="1514"/>
           </w:tcPr>
           <w:p>
-            <w:r/>
-            <w:r>
-              <w:rPr>
-                <w:rFonts w:ascii="Verdana" w:hAnsi="Verdana"/>
-                <w:b w:val="0"/>
+            <w:pPr>
+              <w:spacing w:before="20" w:after="20"/>
+            </w:pPr>
+            <w:r/>
+            <w:r>
+              <w:rPr>
+                <w:rFonts w:ascii="Verdana" w:hAnsi="Verdana"/>
                 <w:sz w:val="16"/>
               </w:rPr>
               <w:t>Tabla de cifrado</w:t>
@@ -11268,6 +13552,9 @@
             <w:tcW w:type="dxa" w:w="1514"/>
           </w:tcPr>
           <w:p>
+            <w:pPr>
+              <w:spacing w:before="20" w:after="20"/>
+            </w:pPr>
             <w:r/>
             <w:r>
               <w:rPr>
@@ -11284,6 +13571,9 @@
             <w:tcW w:type="dxa" w:w="1514"/>
           </w:tcPr>
           <w:p>
+            <w:pPr>
+              <w:spacing w:before="20" w:after="20"/>
+            </w:pPr>
             <w:r/>
             <w:r>
               <w:rPr>
@@ -11300,6 +13590,9 @@
             <w:tcW w:type="dxa" w:w="1514"/>
           </w:tcPr>
           <w:p>
+            <w:pPr>
+              <w:spacing w:before="20" w:after="20"/>
+            </w:pPr>
             <w:r/>
             <w:r>
               <w:rPr>
@@ -11316,11 +13609,13 @@
             <w:tcW w:type="dxa" w:w="1514"/>
           </w:tcPr>
           <w:p>
-            <w:r/>
-            <w:r>
-              <w:rPr>
-                <w:rFonts w:ascii="Verdana" w:hAnsi="Verdana"/>
-                <w:b w:val="0"/>
+            <w:pPr>
+              <w:spacing w:before="20" w:after="20"/>
+            </w:pPr>
+            <w:r/>
+            <w:r>
+              <w:rPr>
+                <w:rFonts w:ascii="Verdana" w:hAnsi="Verdana"/>
                 <w:sz w:val="16"/>
               </w:rPr>
               <w:t>Tabla de cifrado</w:t>
@@ -11332,6 +13627,9 @@
             <w:tcW w:type="dxa" w:w="1514"/>
           </w:tcPr>
           <w:p>
+            <w:pPr>
+              <w:spacing w:before="20" w:after="20"/>
+            </w:pPr>
             <w:r/>
             <w:r>
               <w:rPr>
@@ -11348,6 +13646,9 @@
             <w:tcW w:type="dxa" w:w="1514"/>
           </w:tcPr>
           <w:p>
+            <w:pPr>
+              <w:spacing w:before="20" w:after="20"/>
+            </w:pPr>
             <w:r/>
             <w:r>
               <w:rPr>
@@ -11364,6 +13665,9 @@
             <w:tcW w:type="dxa" w:w="1514"/>
           </w:tcPr>
           <w:p>
+            <w:pPr>
+              <w:spacing w:before="20" w:after="20"/>
+            </w:pPr>
             <w:r/>
             <w:r>
               <w:rPr>
@@ -11384,6 +13688,9 @@
             <w:tcW w:type="dxa" w:w="1514"/>
           </w:tcPr>
           <w:p>
+            <w:pPr>
+              <w:spacing w:before="20" w:after="20"/>
+            </w:pPr>
             <w:r/>
             <w:r>
               <w:rPr>
@@ -11400,6 +13707,9 @@
             <w:tcW w:type="dxa" w:w="1514"/>
           </w:tcPr>
           <w:p>
+            <w:pPr>
+              <w:spacing w:before="20" w:after="20"/>
+            </w:pPr>
             <w:r/>
             <w:r>
               <w:rPr>
@@ -11416,11 +13726,13 @@
             <w:tcW w:type="dxa" w:w="1514"/>
           </w:tcPr>
           <w:p>
-            <w:r/>
-            <w:r>
-              <w:rPr>
-                <w:rFonts w:ascii="Verdana" w:hAnsi="Verdana"/>
-                <w:b w:val="0"/>
+            <w:pPr>
+              <w:spacing w:before="20" w:after="20"/>
+            </w:pPr>
+            <w:r/>
+            <w:r>
+              <w:rPr>
+                <w:rFonts w:ascii="Verdana" w:hAnsi="Verdana"/>
                 <w:sz w:val="16"/>
               </w:rPr>
               <w:t>K</w:t>
@@ -11432,6 +13744,9 @@
             <w:tcW w:type="dxa" w:w="1514"/>
           </w:tcPr>
           <w:p>
+            <w:pPr>
+              <w:spacing w:before="20" w:after="20"/>
+            </w:pPr>
             <w:r/>
             <w:r>
               <w:rPr>
@@ -11448,6 +13763,9 @@
             <w:tcW w:type="dxa" w:w="1514"/>
           </w:tcPr>
           <w:p>
+            <w:pPr>
+              <w:spacing w:before="20" w:after="20"/>
+            </w:pPr>
             <w:r/>
             <w:r>
               <w:rPr>
@@ -11464,6 +13782,9 @@
             <w:tcW w:type="dxa" w:w="1514"/>
           </w:tcPr>
           <w:p>
+            <w:pPr>
+              <w:spacing w:before="20" w:after="20"/>
+            </w:pPr>
             <w:r/>
             <w:r>
               <w:rPr>
@@ -11480,11 +13801,13 @@
             <w:tcW w:type="dxa" w:w="1514"/>
           </w:tcPr>
           <w:p>
-            <w:r/>
-            <w:r>
-              <w:rPr>
-                <w:rFonts w:ascii="Verdana" w:hAnsi="Verdana"/>
-                <w:b w:val="0"/>
+            <w:pPr>
+              <w:spacing w:before="20" w:after="20"/>
+            </w:pPr>
+            <w:r/>
+            <w:r>
+              <w:rPr>
+                <w:rFonts w:ascii="Verdana" w:hAnsi="Verdana"/>
                 <w:sz w:val="16"/>
               </w:rPr>
               <w:t>K</w:t>
@@ -11496,6 +13819,9 @@
             <w:tcW w:type="dxa" w:w="1514"/>
           </w:tcPr>
           <w:p>
+            <w:pPr>
+              <w:spacing w:before="20" w:after="20"/>
+            </w:pPr>
             <w:r/>
             <w:r>
               <w:rPr>
@@ -11512,6 +13838,9 @@
             <w:tcW w:type="dxa" w:w="1514"/>
           </w:tcPr>
           <w:p>
+            <w:pPr>
+              <w:spacing w:before="20" w:after="20"/>
+            </w:pPr>
             <w:r/>
             <w:r>
               <w:rPr>
@@ -11528,6 +13857,9 @@
             <w:tcW w:type="dxa" w:w="1514"/>
           </w:tcPr>
           <w:p>
+            <w:pPr>
+              <w:spacing w:before="20" w:after="20"/>
+            </w:pPr>
             <w:r/>
             <w:r>
               <w:rPr>
@@ -11549,6 +13881,9 @@
             <w:tcW w:type="dxa" w:w="1514"/>
           </w:tcPr>
           <w:p>
+            <w:pPr>
+              <w:spacing w:before="20" w:after="20"/>
+            </w:pPr>
             <w:r/>
             <w:r>
               <w:rPr>
@@ -11565,6 +13900,9 @@
             <w:tcW w:type="dxa" w:w="1514"/>
           </w:tcPr>
           <w:p>
+            <w:pPr>
+              <w:spacing w:before="20" w:after="20"/>
+            </w:pPr>
             <w:r/>
             <w:r>
               <w:rPr>
@@ -11581,11 +13919,13 @@
             <w:tcW w:type="dxa" w:w="1514"/>
           </w:tcPr>
           <w:p>
-            <w:r/>
-            <w:r>
-              <w:rPr>
-                <w:rFonts w:ascii="Verdana" w:hAnsi="Verdana"/>
-                <w:b w:val="0"/>
+            <w:pPr>
+              <w:spacing w:before="20" w:after="20"/>
+            </w:pPr>
+            <w:r/>
+            <w:r>
+              <w:rPr>
+                <w:rFonts w:ascii="Verdana" w:hAnsi="Verdana"/>
                 <w:sz w:val="16"/>
               </w:rPr>
               <w:t>K</w:t>
@@ -11597,6 +13937,9 @@
             <w:tcW w:type="dxa" w:w="1514"/>
           </w:tcPr>
           <w:p>
+            <w:pPr>
+              <w:spacing w:before="20" w:after="20"/>
+            </w:pPr>
             <w:r/>
             <w:r>
               <w:rPr>
@@ -11613,6 +13956,9 @@
             <w:tcW w:type="dxa" w:w="1514"/>
           </w:tcPr>
           <w:p>
+            <w:pPr>
+              <w:spacing w:before="20" w:after="20"/>
+            </w:pPr>
             <w:r/>
             <w:r>
               <w:rPr>
@@ -11629,6 +13975,9 @@
             <w:tcW w:type="dxa" w:w="1514"/>
           </w:tcPr>
           <w:p>
+            <w:pPr>
+              <w:spacing w:before="20" w:after="20"/>
+            </w:pPr>
             <w:r/>
             <w:r>
               <w:rPr>
@@ -11645,11 +13994,13 @@
             <w:tcW w:type="dxa" w:w="1514"/>
           </w:tcPr>
           <w:p>
-            <w:r/>
-            <w:r>
-              <w:rPr>
-                <w:rFonts w:ascii="Verdana" w:hAnsi="Verdana"/>
-                <w:b w:val="0"/>
+            <w:pPr>
+              <w:spacing w:before="20" w:after="20"/>
+            </w:pPr>
+            <w:r/>
+            <w:r>
+              <w:rPr>
+                <w:rFonts w:ascii="Verdana" w:hAnsi="Verdana"/>
                 <w:sz w:val="16"/>
               </w:rPr>
               <w:t>K</w:t>
@@ -11661,6 +14012,9 @@
             <w:tcW w:type="dxa" w:w="1514"/>
           </w:tcPr>
           <w:p>
+            <w:pPr>
+              <w:spacing w:before="20" w:after="20"/>
+            </w:pPr>
             <w:r/>
             <w:r>
               <w:rPr>
@@ -11677,6 +14031,9 @@
             <w:tcW w:type="dxa" w:w="1514"/>
           </w:tcPr>
           <w:p>
+            <w:pPr>
+              <w:spacing w:before="20" w:after="20"/>
+            </w:pPr>
             <w:r/>
             <w:r>
               <w:rPr>
@@ -11693,6 +14050,9 @@
             <w:tcW w:type="dxa" w:w="1514"/>
           </w:tcPr>
           <w:p>
+            <w:pPr>
+              <w:spacing w:before="20" w:after="20"/>
+            </w:pPr>
             <w:r/>
             <w:r>
               <w:rPr>
@@ -11713,6 +14073,9 @@
             <w:tcW w:type="dxa" w:w="1514"/>
           </w:tcPr>
           <w:p>
+            <w:pPr>
+              <w:spacing w:before="20" w:after="20"/>
+            </w:pPr>
             <w:r/>
             <w:r>
               <w:rPr>
@@ -11729,6 +14092,9 @@
             <w:tcW w:type="dxa" w:w="1514"/>
           </w:tcPr>
           <w:p>
+            <w:pPr>
+              <w:spacing w:before="20" w:after="20"/>
+            </w:pPr>
             <w:r/>
             <w:r>
               <w:rPr>
@@ -11745,11 +14111,13 @@
             <w:tcW w:type="dxa" w:w="1514"/>
           </w:tcPr>
           <w:p>
-            <w:r/>
-            <w:r>
-              <w:rPr>
-                <w:rFonts w:ascii="Verdana" w:hAnsi="Verdana"/>
-                <w:b w:val="0"/>
+            <w:pPr>
+              <w:spacing w:before="20" w:after="20"/>
+            </w:pPr>
+            <w:r/>
+            <w:r>
+              <w:rPr>
+                <w:rFonts w:ascii="Verdana" w:hAnsi="Verdana"/>
                 <w:sz w:val="16"/>
               </w:rPr>
               <w:t>Numérica</w:t>
@@ -11761,6 +14129,9 @@
             <w:tcW w:type="dxa" w:w="1514"/>
           </w:tcPr>
           <w:p>
+            <w:pPr>
+              <w:spacing w:before="20" w:after="20"/>
+            </w:pPr>
             <w:r/>
             <w:r>
               <w:rPr>
@@ -11777,6 +14148,9 @@
             <w:tcW w:type="dxa" w:w="1514"/>
           </w:tcPr>
           <w:p>
+            <w:pPr>
+              <w:spacing w:before="20" w:after="20"/>
+            </w:pPr>
             <w:r/>
             <w:r>
               <w:rPr>
@@ -11793,6 +14167,9 @@
             <w:tcW w:type="dxa" w:w="1514"/>
           </w:tcPr>
           <w:p>
+            <w:pPr>
+              <w:spacing w:before="20" w:after="20"/>
+            </w:pPr>
             <w:r/>
             <w:r>
               <w:rPr>
@@ -11809,11 +14186,13 @@
             <w:tcW w:type="dxa" w:w="1514"/>
           </w:tcPr>
           <w:p>
-            <w:r/>
-            <w:r>
-              <w:rPr>
-                <w:rFonts w:ascii="Verdana" w:hAnsi="Verdana"/>
-                <w:b w:val="0"/>
+            <w:pPr>
+              <w:spacing w:before="20" w:after="20"/>
+            </w:pPr>
+            <w:r/>
+            <w:r>
+              <w:rPr>
+                <w:rFonts w:ascii="Verdana" w:hAnsi="Verdana"/>
                 <w:sz w:val="16"/>
               </w:rPr>
               <w:t>Numérica</w:t>
@@ -11825,6 +14204,9 @@
             <w:tcW w:type="dxa" w:w="1514"/>
           </w:tcPr>
           <w:p>
+            <w:pPr>
+              <w:spacing w:before="20" w:after="20"/>
+            </w:pPr>
             <w:r/>
             <w:r>
               <w:rPr>
@@ -11841,6 +14223,9 @@
             <w:tcW w:type="dxa" w:w="1514"/>
           </w:tcPr>
           <w:p>
+            <w:pPr>
+              <w:spacing w:before="20" w:after="20"/>
+            </w:pPr>
             <w:r/>
             <w:r>
               <w:rPr>
@@ -11857,6 +14242,9 @@
             <w:tcW w:type="dxa" w:w="1514"/>
           </w:tcPr>
           <w:p>
+            <w:pPr>
+              <w:spacing w:before="20" w:after="20"/>
+            </w:pPr>
             <w:r/>
             <w:r>
               <w:rPr>
@@ -11877,6 +14265,9 @@
             <w:tcW w:type="dxa" w:w="1514"/>
           </w:tcPr>
           <w:p>
+            <w:pPr>
+              <w:spacing w:before="20" w:after="20"/>
+            </w:pPr>
             <w:r/>
             <w:r>
               <w:rPr>
@@ -11893,6 +14284,9 @@
             <w:tcW w:type="dxa" w:w="1514"/>
           </w:tcPr>
           <w:p>
+            <w:pPr>
+              <w:spacing w:before="20" w:after="20"/>
+            </w:pPr>
             <w:r/>
             <w:r>
               <w:rPr>
@@ -11909,11 +14303,13 @@
             <w:tcW w:type="dxa" w:w="1514"/>
           </w:tcPr>
           <w:p>
-            <w:r/>
-            <w:r>
-              <w:rPr>
-                <w:rFonts w:ascii="Verdana" w:hAnsi="Verdana"/>
-                <w:b w:val="0"/>
+            <w:pPr>
+              <w:spacing w:before="20" w:after="20"/>
+            </w:pPr>
+            <w:r/>
+            <w:r>
+              <w:rPr>
+                <w:rFonts w:ascii="Verdana" w:hAnsi="Verdana"/>
                 <w:sz w:val="16"/>
               </w:rPr>
               <w:t>Numérica</w:t>
@@ -11925,6 +14321,9 @@
             <w:tcW w:type="dxa" w:w="1514"/>
           </w:tcPr>
           <w:p>
+            <w:pPr>
+              <w:spacing w:before="20" w:after="20"/>
+            </w:pPr>
             <w:r/>
             <w:r>
               <w:rPr>
@@ -11941,6 +14340,9 @@
             <w:tcW w:type="dxa" w:w="1514"/>
           </w:tcPr>
           <w:p>
+            <w:pPr>
+              <w:spacing w:before="20" w:after="20"/>
+            </w:pPr>
             <w:r/>
             <w:r>
               <w:rPr>
@@ -11957,6 +14359,9 @@
             <w:tcW w:type="dxa" w:w="1514"/>
           </w:tcPr>
           <w:p>
+            <w:pPr>
+              <w:spacing w:before="20" w:after="20"/>
+            </w:pPr>
             <w:r/>
             <w:r>
               <w:rPr>
@@ -11973,11 +14378,13 @@
             <w:tcW w:type="dxa" w:w="1514"/>
           </w:tcPr>
           <w:p>
-            <w:r/>
-            <w:r>
-              <w:rPr>
-                <w:rFonts w:ascii="Verdana" w:hAnsi="Verdana"/>
-                <w:b w:val="0"/>
+            <w:pPr>
+              <w:spacing w:before="20" w:after="20"/>
+            </w:pPr>
+            <w:r/>
+            <w:r>
+              <w:rPr>
+                <w:rFonts w:ascii="Verdana" w:hAnsi="Verdana"/>
                 <w:sz w:val="16"/>
               </w:rPr>
               <w:t>Numérica</w:t>
@@ -11989,6 +14396,9 @@
             <w:tcW w:type="dxa" w:w="1514"/>
           </w:tcPr>
           <w:p>
+            <w:pPr>
+              <w:spacing w:before="20" w:after="20"/>
+            </w:pPr>
             <w:r/>
             <w:r>
               <w:rPr>
@@ -12005,6 +14415,9 @@
             <w:tcW w:type="dxa" w:w="1514"/>
           </w:tcPr>
           <w:p>
+            <w:pPr>
+              <w:spacing w:before="20" w:after="20"/>
+            </w:pPr>
             <w:r/>
             <w:r>
               <w:rPr>
@@ -12021,6 +14434,9 @@
             <w:tcW w:type="dxa" w:w="1514"/>
           </w:tcPr>
           <w:p>
+            <w:pPr>
+              <w:spacing w:before="20" w:after="20"/>
+            </w:pPr>
             <w:r/>
             <w:r>
               <w:rPr>
@@ -12041,6 +14457,9 @@
             <w:tcW w:type="dxa" w:w="1514"/>
           </w:tcPr>
           <w:p>
+            <w:pPr>
+              <w:spacing w:before="20" w:after="20"/>
+            </w:pPr>
             <w:r/>
             <w:r>
               <w:rPr>
@@ -12057,6 +14476,9 @@
             <w:tcW w:type="dxa" w:w="1514"/>
           </w:tcPr>
           <w:p>
+            <w:pPr>
+              <w:spacing w:before="20" w:after="20"/>
+            </w:pPr>
             <w:r/>
             <w:r>
               <w:rPr>
@@ -12073,11 +14495,13 @@
             <w:tcW w:type="dxa" w:w="1514"/>
           </w:tcPr>
           <w:p>
-            <w:r/>
-            <w:r>
-              <w:rPr>
-                <w:rFonts w:ascii="Verdana" w:hAnsi="Verdana"/>
-                <w:b w:val="0"/>
+            <w:pPr>
+              <w:spacing w:before="20" w:after="20"/>
+            </w:pPr>
+            <w:r/>
+            <w:r>
+              <w:rPr>
+                <w:rFonts w:ascii="Verdana" w:hAnsi="Verdana"/>
                 <w:sz w:val="16"/>
               </w:rPr>
               <w:t>K</w:t>
@@ -12089,6 +14513,9 @@
             <w:tcW w:type="dxa" w:w="1514"/>
           </w:tcPr>
           <w:p>
+            <w:pPr>
+              <w:spacing w:before="20" w:after="20"/>
+            </w:pPr>
             <w:r/>
             <w:r>
               <w:rPr>
@@ -12105,6 +14532,9 @@
             <w:tcW w:type="dxa" w:w="1514"/>
           </w:tcPr>
           <w:p>
+            <w:pPr>
+              <w:spacing w:before="20" w:after="20"/>
+            </w:pPr>
             <w:r/>
             <w:r>
               <w:rPr>
@@ -12121,6 +14551,9 @@
             <w:tcW w:type="dxa" w:w="1514"/>
           </w:tcPr>
           <w:p>
+            <w:pPr>
+              <w:spacing w:before="20" w:after="20"/>
+            </w:pPr>
             <w:r/>
             <w:r>
               <w:rPr>
@@ -12137,11 +14570,13 @@
             <w:tcW w:type="dxa" w:w="1514"/>
           </w:tcPr>
           <w:p>
-            <w:r/>
-            <w:r>
-              <w:rPr>
-                <w:rFonts w:ascii="Verdana" w:hAnsi="Verdana"/>
-                <w:b w:val="0"/>
+            <w:pPr>
+              <w:spacing w:before="20" w:after="20"/>
+            </w:pPr>
+            <w:r/>
+            <w:r>
+              <w:rPr>
+                <w:rFonts w:ascii="Verdana" w:hAnsi="Verdana"/>
                 <w:sz w:val="16"/>
               </w:rPr>
               <w:t>K</w:t>
@@ -12153,6 +14588,9 @@
             <w:tcW w:type="dxa" w:w="1514"/>
           </w:tcPr>
           <w:p>
+            <w:pPr>
+              <w:spacing w:before="20" w:after="20"/>
+            </w:pPr>
             <w:r/>
             <w:r>
               <w:rPr>
@@ -12169,6 +14607,9 @@
             <w:tcW w:type="dxa" w:w="1514"/>
           </w:tcPr>
           <w:p>
+            <w:pPr>
+              <w:spacing w:before="20" w:after="20"/>
+            </w:pPr>
             <w:r/>
             <w:r>
               <w:rPr>
@@ -12185,6 +14626,9 @@
             <w:tcW w:type="dxa" w:w="1514"/>
           </w:tcPr>
           <w:p>
+            <w:pPr>
+              <w:spacing w:before="20" w:after="20"/>
+            </w:pPr>
             <w:r/>
             <w:r>
               <w:rPr>
@@ -12205,6 +14649,9 @@
             <w:tcW w:type="dxa" w:w="1514"/>
           </w:tcPr>
           <w:p>
+            <w:pPr>
+              <w:spacing w:before="20" w:after="20"/>
+            </w:pPr>
             <w:r/>
             <w:r>
               <w:rPr>
@@ -12221,6 +14668,9 @@
             <w:tcW w:type="dxa" w:w="1514"/>
           </w:tcPr>
           <w:p>
+            <w:pPr>
+              <w:spacing w:before="20" w:after="20"/>
+            </w:pPr>
             <w:r/>
             <w:r>
               <w:rPr>
@@ -12237,11 +14687,13 @@
             <w:tcW w:type="dxa" w:w="1514"/>
           </w:tcPr>
           <w:p>
-            <w:r/>
-            <w:r>
-              <w:rPr>
-                <w:rFonts w:ascii="Verdana" w:hAnsi="Verdana"/>
-                <w:b w:val="0"/>
+            <w:pPr>
+              <w:spacing w:before="20" w:after="20"/>
+            </w:pPr>
+            <w:r/>
+            <w:r>
+              <w:rPr>
+                <w:rFonts w:ascii="Verdana" w:hAnsi="Verdana"/>
                 <w:sz w:val="16"/>
               </w:rPr>
               <w:t>Tabla de banderines</w:t>
@@ -12253,6 +14705,9 @@
             <w:tcW w:type="dxa" w:w="1514"/>
           </w:tcPr>
           <w:p>
+            <w:pPr>
+              <w:spacing w:before="20" w:after="20"/>
+            </w:pPr>
             <w:r/>
             <w:r>
               <w:rPr>
@@ -12269,6 +14724,9 @@
             <w:tcW w:type="dxa" w:w="1514"/>
           </w:tcPr>
           <w:p>
+            <w:pPr>
+              <w:spacing w:before="20" w:after="20"/>
+            </w:pPr>
             <w:r/>
             <w:r>
               <w:rPr>
@@ -12285,6 +14743,9 @@
             <w:tcW w:type="dxa" w:w="1514"/>
           </w:tcPr>
           <w:p>
+            <w:pPr>
+              <w:spacing w:before="20" w:after="20"/>
+            </w:pPr>
             <w:r/>
             <w:r>
               <w:rPr>
@@ -12301,51 +14762,62 @@
             <w:tcW w:type="dxa" w:w="1514"/>
           </w:tcPr>
           <w:p>
-            <w:r/>
-            <w:r>
-              <w:rPr>
-                <w:rFonts w:ascii="Verdana" w:hAnsi="Verdana"/>
-                <w:b w:val="0"/>
-                <w:sz w:val="16"/>
-              </w:rPr>
-            </w:r>
-          </w:p>
-        </w:tc>
-        <w:tc>
-          <w:tcPr>
-            <w:tcW w:type="dxa" w:w="1514"/>
-          </w:tcPr>
-          <w:p>
-            <w:r/>
-            <w:r>
-              <w:rPr>
-                <w:rFonts w:ascii="Verdana" w:hAnsi="Verdana"/>
-                <w:b w:val="0"/>
-                <w:sz w:val="16"/>
-              </w:rPr>
-            </w:r>
-          </w:p>
-        </w:tc>
-        <w:tc>
-          <w:tcPr>
-            <w:tcW w:type="dxa" w:w="1514"/>
-          </w:tcPr>
-          <w:p>
-            <w:r/>
-            <w:r>
-              <w:rPr>
-                <w:rFonts w:ascii="Verdana" w:hAnsi="Verdana"/>
-                <w:b w:val="0"/>
-                <w:sz w:val="16"/>
-              </w:rPr>
-            </w:r>
-          </w:p>
-        </w:tc>
-        <w:tc>
-          <w:tcPr>
-            <w:tcW w:type="dxa" w:w="1514"/>
-          </w:tcPr>
-          <w:p>
+            <w:pPr>
+              <w:spacing w:before="20" w:after="20"/>
+            </w:pPr>
+            <w:r/>
+            <w:r>
+              <w:rPr>
+                <w:rFonts w:ascii="Verdana" w:hAnsi="Verdana"/>
+                <w:sz w:val="16"/>
+              </w:rPr>
+            </w:r>
+          </w:p>
+        </w:tc>
+        <w:tc>
+          <w:tcPr>
+            <w:tcW w:type="dxa" w:w="1514"/>
+          </w:tcPr>
+          <w:p>
+            <w:pPr>
+              <w:spacing w:before="20" w:after="20"/>
+            </w:pPr>
+            <w:r/>
+            <w:r>
+              <w:rPr>
+                <w:rFonts w:ascii="Verdana" w:hAnsi="Verdana"/>
+                <w:b w:val="0"/>
+                <w:sz w:val="16"/>
+              </w:rPr>
+            </w:r>
+          </w:p>
+        </w:tc>
+        <w:tc>
+          <w:tcPr>
+            <w:tcW w:type="dxa" w:w="1514"/>
+          </w:tcPr>
+          <w:p>
+            <w:pPr>
+              <w:spacing w:before="20" w:after="20"/>
+            </w:pPr>
+            <w:r/>
+            <w:r>
+              <w:rPr>
+                <w:rFonts w:ascii="Verdana" w:hAnsi="Verdana"/>
+                <w:b w:val="0"/>
+                <w:sz w:val="16"/>
+              </w:rPr>
+            </w:r>
+          </w:p>
+        </w:tc>
+        <w:tc>
+          <w:tcPr>
+            <w:tcW w:type="dxa" w:w="1514"/>
+          </w:tcPr>
+          <w:p>
+            <w:pPr>
+              <w:spacing w:before="20" w:after="20"/>
+            </w:pPr>
             <w:r/>
             <w:r>
               <w:rPr>

--- a/docx/es/BUFRCREX_TableB_es_40.docx
+++ b/docx/es/BUFRCREX_TableB_es_40.docx
@@ -14460,377 +14460,6 @@
         </w:tc>
       </w:tr>
     </w:tbl>
-    <w:p/>
-    <w:p>
-      <w:r>
-        <w:rPr>
-          <w:rFonts w:ascii="Verdana" w:hAnsi="Verdana"/>
-          <w:i/>
-          <w:sz w:val="14"/>
-        </w:rPr>
-        <w:t>Note 23: El valor –0,1 kg m–2 antes de la aplicación del factor de escala (–1 después de su aplicación o en la clave CREX) indicará “trazas” (no mensurable, menos de 0,05 kg m–2).</w:t>
-      </w:r>
-    </w:p>
-    <w:p>
-      <w:r>
-        <w:rPr>
-          <w:rFonts w:ascii="Verdana" w:hAnsi="Verdana"/>
-          <w:i/>
-          <w:sz w:val="14"/>
-        </w:rPr>
-        <w:t>Note 25: Una significación definida anteriormente puede anularse transmitiendo un “valor faltante” a partir de la tabla de cifrado o de banderines apropiada.</w:t>
-      </w:r>
-    </w:p>
-    <w:p>
-      <w:r>
-        <w:rPr>
-          <w:rFonts w:ascii="Verdana" w:hAnsi="Verdana"/>
-          <w:i/>
-          <w:sz w:val="14"/>
-        </w:rPr>
-        <w:t>Note 27: Todas las horas están expresadas en Tiempo Universal Coordinado (UTC), a menos que se indique lo contrario. I.2 – BUFR/CREX Tabla B/04 – 3</w:t>
-      </w:r>
-    </w:p>
-    <w:p>
-      <w:r>
-        <w:rPr>
-          <w:rFonts w:ascii="Verdana" w:hAnsi="Verdana"/>
-          <w:i/>
-          <w:sz w:val="14"/>
-        </w:rPr>
-        <w:t>Note 32: Solo se indicará el rumbo o azimut en relación con la localización comunicada que no volverá a especificarse.</w:t>
-      </w:r>
-    </w:p>
-    <w:p>
-      <w:r>
-        <w:rPr>
-          <w:rFonts w:ascii="Verdana" w:hAnsi="Verdana"/>
-          <w:i/>
-          <w:sz w:val="14"/>
-        </w:rPr>
-        <w:t>Note 62: Tan solo se indicará la distancia en relación con la localización comunicada y el rumbo, azimut o elevación y no se volverá a especificar esta localización.</w:t>
-      </w:r>
-    </w:p>
-    <w:p>
-      <w:r>
-        <w:rPr>
-          <w:rFonts w:ascii="Verdana" w:hAnsi="Verdana"/>
-          <w:i/>
-          <w:sz w:val="14"/>
-        </w:rPr>
-        <w:t>Note 63: Se asignarán valores positivos a la radiación descendente.</w:t>
-      </w:r>
-    </w:p>
-    <w:p>
-      <w:r>
-        <w:rPr>
-          <w:rFonts w:ascii="Verdana" w:hAnsi="Verdana"/>
-          <w:i/>
-          <w:sz w:val="14"/>
-        </w:rPr>
-        <w:t>Note 64: Se asignarán valores positivos a los componentes descendentes w cuando las unidades sean Pa s –1.</w:t>
-      </w:r>
-    </w:p>
-    <w:p>
-      <w:r>
-        <w:rPr>
-          <w:rFonts w:ascii="Verdana" w:hAnsi="Verdana"/>
-          <w:i/>
-          <w:sz w:val="14"/>
-        </w:rPr>
-        <w:t>Note 66: Se asignarán valores negativos a los incrementos este-oeste.</w:t>
-      </w:r>
-    </w:p>
-    <w:p>
-      <w:r>
-        <w:rPr>
-          <w:rFonts w:ascii="Verdana" w:hAnsi="Verdana"/>
-          <w:i/>
-          <w:sz w:val="14"/>
-        </w:rPr>
-        <w:t>Note 75: Para los descriptores CREX F = B, no 0.</w:t>
-      </w:r>
-    </w:p>
-    <w:p>
-      <w:r>
-        <w:rPr>
-          <w:rFonts w:ascii="Verdana" w:hAnsi="Verdana"/>
-          <w:i/>
-          <w:sz w:val="14"/>
-        </w:rPr>
-        <w:t>Note 92: Para distinguir claramente los casos de datos faltantes y de píxeles saturados, los datos de imagen de n bits deberían cifrarse utilizando una anchura de datos de n + 1. Si tal descriptor no está disponible ya en la Clase 30, debería utilizarse un descriptor de operación 2 01 YYY para modificar la anchura de datos de la entrada existente, si fuese necesario. I.2 – BUFR/CREX Tabla B/30 – 1</w:t>
-      </w:r>
-    </w:p>
-    <w:p>
-      <w:r>
-        <w:rPr>
-          <w:rFonts w:ascii="Verdana" w:hAnsi="Verdana"/>
-          <w:i/>
-          <w:sz w:val="14"/>
-        </w:rPr>
-        <w:t>Note 105: Para indicar períodos de tiempo o desplazamientos que preceden al tiempo definido actualmente se emplearán períodos de tiempo negativos o desplazamientos.</w:t>
-      </w:r>
-    </w:p>
-    <w:p>
-      <w:r>
-        <w:rPr>
-          <w:rFonts w:ascii="Verdana" w:hAnsi="Verdana"/>
-          <w:i/>
-          <w:sz w:val="14"/>
-        </w:rPr>
-        <w:t>Note 110: Se asignarán valores negativos a los incrementos norte-sur.</w:t>
-      </w:r>
-    </w:p>
-    <w:p>
-      <w:r>
-        <w:rPr>
-          <w:rFonts w:ascii="Verdana" w:hAnsi="Verdana"/>
-          <w:i/>
-          <w:sz w:val="14"/>
-        </w:rPr>
-        <w:t>Note 115: La anchura de datos de los píxeles puede cambiarse mediante el descriptor 2 01 YYY.</w:t>
-      </w:r>
-    </w:p>
-    <w:p>
-      <w:r>
-        <w:rPr>
-          <w:rFonts w:ascii="Verdana" w:hAnsi="Verdana"/>
-          <w:i/>
-          <w:sz w:val="14"/>
-        </w:rPr>
-        <w:t>Note 121: En relación con determinados elementos de esta clase, pueden consignarse algunas indicaciones sobre la precisión prevista.</w:t>
-      </w:r>
-    </w:p>
-    <w:p>
-      <w:r>
-        <w:rPr>
-          <w:rFonts w:ascii="Verdana" w:hAnsi="Verdana"/>
-          <w:i/>
-          <w:sz w:val="14"/>
-        </w:rPr>
-        <w:t>Note 122: Se asignarán valores negativos a la latitud sur.</w:t>
-      </w:r>
-    </w:p>
-    <w:p>
-      <w:r>
-        <w:rPr>
-          <w:rFonts w:ascii="Verdana" w:hAnsi="Verdana"/>
-          <w:i/>
-          <w:sz w:val="14"/>
-        </w:rPr>
-        <w:t>Note 123: Se asignarán valores positivos a los componentes v en sentido sur–norte.</w:t>
-      </w:r>
-    </w:p>
-    <w:p>
-      <w:r>
-        <w:rPr>
-          <w:rFonts w:ascii="Verdana" w:hAnsi="Verdana"/>
-          <w:i/>
-          <w:sz w:val="14"/>
-        </w:rPr>
-        <w:t>Note 126: Los informes sobre la dirección del viento de superficie resultantes de mediciones dentro del 1° del Polo Norte o del Polo Sur se notificarán de manera que el cero de su acimut esté alineado, coincidiendo con los 0° del meridiano de Greenwich. I.2 – BUFR/CREX Tabla B/11 – 6</w:t>
-      </w:r>
-    </w:p>
-    <w:p>
-      <w:r>
-        <w:rPr>
-          <w:rFonts w:ascii="Verdana" w:hAnsi="Verdana"/>
-          <w:i/>
-          <w:sz w:val="14"/>
-        </w:rPr>
-        <w:t>Note 140: El tamaño del píxel en la horizontal – 1 está dado por la posición donde el factor de escala del mapa es igual a la unidad.</w:t>
-      </w:r>
-    </w:p>
-    <w:p>
-      <w:r>
-        <w:rPr>
-          <w:rFonts w:ascii="Verdana" w:hAnsi="Verdana"/>
-          <w:i/>
-          <w:sz w:val="14"/>
-        </w:rPr>
-        <w:t>Note 141: El tamaño del píxel en la horizontal – 2 está dado por la posición donde el factor de escala del mapa es igual a la unidad.</w:t>
-      </w:r>
-    </w:p>
-    <w:p>
-      <w:r>
-        <w:rPr>
-          <w:rFonts w:ascii="Verdana" w:hAnsi="Verdana"/>
-          <w:i/>
-          <w:sz w:val="14"/>
-        </w:rPr>
-        <w:t>Note 145: La significación de los períodos o desplazamientos de tiempo se puede indicar utilizando la clave de significación del tiempo correspondiente a la referencia de tabla 0 08 021.</w:t>
-      </w:r>
-    </w:p>
-    <w:p>
-      <w:r>
-        <w:rPr>
-          <w:rFonts w:ascii="Verdana" w:hAnsi="Verdana"/>
-          <w:i/>
-          <w:sz w:val="14"/>
-        </w:rPr>
-        <w:t>Note 149: La localización del tiempo, cuando se utiliza con valores de predicción, indicará la hora del estado inicial de la predicción o el comienzo del período de predicción; cuando se utilice con promedios de conjunto de valores de predicción, la localización del tiempo indicará el estado inicial o el comienzo de la primera predicción de las que se obtienen los valores medios de conjunto</w:t>
-      </w:r>
-    </w:p>
-    <w:p>
-      <w:r>
-        <w:rPr>
-          <w:rFonts w:ascii="Verdana" w:hAnsi="Verdana"/>
-          <w:i/>
-          <w:sz w:val="14"/>
-        </w:rPr>
-        <w:t>Note 155: Esta clase también puede contener elementos relativos a los procedimientos de observación.</w:t>
-      </w:r>
-    </w:p>
-    <w:p>
-      <w:r>
-        <w:rPr>
-          <w:rFonts w:ascii="Verdana" w:hAnsi="Verdana"/>
-          <w:i/>
-          <w:sz w:val="14"/>
-        </w:rPr>
-        <w:t>Note 156: Esta clase incluirá elementos que describen los instrumentos que se utilizan para obtener los elementos meteorológicos transmitidos.</w:t>
-      </w:r>
-    </w:p>
-    <w:p>
-      <w:r>
-        <w:rPr>
-          <w:rFonts w:ascii="Verdana" w:hAnsi="Verdana"/>
-          <w:i/>
-          <w:sz w:val="14"/>
-        </w:rPr>
-        <w:t>Note 158: Respecto a los períodos o desplazamientos de tiempo, e incrementos de tiempo, será necesario determinar la localización inicial del tiempo antes de utilizarlos, y a continuación, según corresponda, se indicará la definición y significación del tiempo.</w:t>
-      </w:r>
-    </w:p>
-    <w:p>
-      <w:r>
-        <w:rPr>
-          <w:rFonts w:ascii="Verdana" w:hAnsi="Verdana"/>
-          <w:i/>
-          <w:sz w:val="14"/>
-        </w:rPr>
-        <w:t>Note 160: Se asignarán valores negativos a la radiación ascendente.</w:t>
-      </w:r>
-    </w:p>
-    <w:p>
-      <w:r>
-        <w:rPr>
-          <w:rFonts w:ascii="Verdana" w:hAnsi="Verdana"/>
-          <w:i/>
-          <w:sz w:val="14"/>
-        </w:rPr>
-        <w:t>Note 161: Se asignarán valores positivos a los componentes ascendentes w cuando las unidades sean m s–1.</w:t>
-      </w:r>
-    </w:p>
-    <w:p>
-      <w:r>
-        <w:rPr>
-          <w:rFonts w:ascii="Verdana" w:hAnsi="Verdana"/>
-          <w:i/>
-          <w:sz w:val="14"/>
-        </w:rPr>
-        <w:t>Note 162: Intervalos útiles utilizados: de 1011 Bq a 1019 Bq para emisiones; de 10–2 Bq a 107 Bq y de 10–2 mSv a 107 mSv para concentraciones y dosis.</w:t>
-      </w:r>
-    </w:p>
-    <w:p>
-      <w:r>
-        <w:rPr>
-          <w:rFonts w:ascii="Verdana" w:hAnsi="Verdana"/>
-          <w:i/>
-          <w:sz w:val="14"/>
-        </w:rPr>
-        <w:t>Note 163: Los valores de la latitud y de los incrementos de latitud quedan comprendidos entre –90 grados y +90 grados.</w:t>
-      </w:r>
-    </w:p>
-    <w:p>
-      <w:r>
-        <w:rPr>
-          <w:rFonts w:ascii="Verdana" w:hAnsi="Verdana"/>
-          <w:i/>
-          <w:sz w:val="14"/>
-        </w:rPr>
-        <w:t>Note 164: Los valores de longitud quedarán comprendidos entre –180 grados y +180 grados.</w:t>
-      </w:r>
-    </w:p>
-    <w:p>
-      <w:r>
-        <w:rPr>
-          <w:rFonts w:ascii="Verdana" w:hAnsi="Verdana"/>
-          <w:i/>
-          <w:sz w:val="14"/>
-        </w:rPr>
-        <w:t>Note 165: Se indicarán los elementos verticales y la presión para determinar los valores de estos elementos con independencia del elemento o variable que indique la coordenada vertical.</w:t>
-      </w:r>
-    </w:p>
-    <w:p>
-      <w:r>
-        <w:rPr>
-          <w:rFonts w:ascii="Verdana" w:hAnsi="Verdana"/>
-          <w:i/>
-          <w:sz w:val="14"/>
-        </w:rPr>
-        <w:t>Note 166: Se asignarán valores negativos a la longitud oeste.</w:t>
-      </w:r>
-    </w:p>
-    <w:p>
-      <w:r>
-        <w:rPr>
-          <w:rFonts w:ascii="Verdana" w:hAnsi="Verdana"/>
-          <w:i/>
-          <w:sz w:val="14"/>
-        </w:rPr>
-        <w:t>Note 167: Se asignarán valores positivos a los componentes u en sentido oeste–este.</w:t>
-      </w:r>
-    </w:p>
-    <w:p>
-      <w:r>
-        <w:rPr>
-          <w:rFonts w:ascii="Verdana" w:hAnsi="Verdana"/>
-          <w:i/>
-          <w:sz w:val="14"/>
-        </w:rPr>
-        <w:t>Note 176: Cuando sea necesario indicar más de un período o desplazamiento de tiempo para hacer indicaciones de tiempo complejas se definirán en sucesión inmediata en el siguiente orden: período conjunto (según corresponda), seguido por el período de predicción (según corresponda), seguido por el período de promedio o acumulación (según corresponda).</w:t>
-      </w:r>
-    </w:p>
-    <w:p>
-      <w:r>
-        <w:rPr>
-          <w:rFonts w:ascii="Verdana" w:hAnsi="Verdana"/>
-          <w:i/>
-          <w:sz w:val="14"/>
-        </w:rPr>
-        <w:t>Note 178: Cuando se indique la expresión “período determinado” en la columna “nombre del elemento”, deberá indicarse el período correspondiente, utilizando referencias de la Clase 04.</w:t>
-      </w:r>
-    </w:p>
-    <w:p>
-      <w:r>
-        <w:rPr>
-          <w:rFonts w:ascii="Verdana" w:hAnsi="Verdana"/>
-          <w:i/>
-          <w:sz w:val="14"/>
-        </w:rPr>
-        <w:t>Note 179: Cuando se acumulen o promedien los valores (por ejemplo en relación con un determinado período de tiempo), el número total de valores de los que se obtienen los valores acumulados o promediados podrán representarse utilizando la referencia 0 08 022.</w:t>
-      </w:r>
-    </w:p>
-    <w:p>
-      <w:r>
-        <w:rPr>
-          <w:rFonts w:ascii="Verdana" w:hAnsi="Verdana"/>
-          <w:i/>
-          <w:sz w:val="14"/>
-        </w:rPr>
-        <w:t>Note 180: Normas para la información sobre vientos: Velocidad Dirección Valor faltante Valor faltante Calma 0 0 Observación normal &gt;0 1°–360° Velocidad solamente &gt;0 Valor faltante Dirección solamente Valor faltante 1°–360° “Ligero y variable” &gt;0 0 No hay observaciones</w:t>
-      </w:r>
-    </w:p>
-    <w:p>
-      <w:r>
-        <w:rPr>
-          <w:rFonts w:ascii="Verdana" w:hAnsi="Verdana"/>
-          <w:i/>
-          <w:sz w:val="14"/>
-        </w:rPr>
-        <w:t>Note 181: Normas de notificación sobre mar de viento y olas: Observación Velocidad Dirección Ninguna observación faltante faltante Calma 0 0 Observación normal &gt;0 1–360 Velocidad únicamente &gt;0 faltante Dirección únicamente faltante 1–360 &gt;0 0 “Ligero y variable”</w:t>
-      </w:r>
-    </w:p>
     <w:sectPr>
       <w:pgSz w:w="16838" w:h="11906" w:orient="landscape"/>
       <w:pgMar w:top="850" w:right="850" w:bottom="850" w:left="850" w:header="720" w:footer="720" w:gutter="0"/>
